--- a/7-技术管理/流程制度规范类文件/TXHS-07-01-运维服务技术研发管理制度.docx
+++ b/7-技术管理/流程制度规范类文件/TXHS-07-01-运维服务技术研发管理制度.docx
@@ -549,18 +549,7 @@
                 <w:vertAlign w:val="baseline"/>
                 <w:lang w:val="en-US" w:eastAsia="zh-CN"/>
               </w:rPr>
-              <w:t>V2.</w:t>
-            </w:r>
-            <w:r>
-              <w:rPr>
-                <w:rFonts w:hint="eastAsia"/>
-                <w:spacing w:val="0"/>
-                <w:kern w:val="0"/>
-                <w:u w:val="single"/>
-                <w:vertAlign w:val="baseline"/>
-                <w:lang w:val="en-US" w:eastAsia="zh-CN"/>
-              </w:rPr>
-              <w:t>0</w:t>
+              <w:t>V1.0</w:t>
             </w:r>
           </w:p>
         </w:tc>
@@ -1350,7 +1339,7 @@
                 <w:vertAlign w:val="baseline"/>
                 <w:lang w:val="en-US" w:eastAsia="zh-CN"/>
               </w:rPr>
-              <w:t>吴桀</w:t>
+              <w:t>金天宇</w:t>
             </w:r>
           </w:p>
         </w:tc>
@@ -1397,7 +1386,7 @@
                 <w:vertAlign w:val="baseline"/>
                 <w:lang w:val="en-US" w:eastAsia="zh-CN"/>
               </w:rPr>
-              <w:t>茅建根</w:t>
+              <w:t>陈凯</w:t>
             </w:r>
           </w:p>
         </w:tc>
@@ -1561,28 +1550,7 @@
                 <w:sz w:val="20"/>
                 <w:szCs w:val="20"/>
               </w:rPr>
-              <w:t>V</w:t>
-            </w:r>
-            <w:r>
-              <w:rPr>
-                <w:rFonts w:ascii="宋体" w:hAnsi="宋体" w:cs="宋体" w:hint="eastAsia"/>
-                <w:spacing w:val="4"/>
-                <w:position w:val="1"/>
-                <w:sz w:val="20"/>
-                <w:szCs w:val="20"/>
-                <w:lang w:val="en-US" w:eastAsia="zh-CN"/>
-              </w:rPr>
-              <w:t>2</w:t>
-            </w:r>
-            <w:r>
-              <w:rPr>
-                <w:rFonts w:ascii="宋体" w:eastAsia="宋体" w:hAnsi="宋体" w:cs="宋体"/>
-                <w:spacing w:val="4"/>
-                <w:position w:val="1"/>
-                <w:sz w:val="20"/>
-                <w:szCs w:val="20"/>
-              </w:rPr>
-              <w:t>.0</w:t>
+              <w:t>V1.0</w:t>
             </w:r>
           </w:p>
         </w:tc>
@@ -1675,7 +1643,7 @@
                 <w:vertAlign w:val="baseline"/>
                 <w:lang w:val="en-US" w:eastAsia="zh-CN"/>
               </w:rPr>
-              <w:t>吴桀</w:t>
+              <w:t>金天宇</w:t>
             </w:r>
           </w:p>
         </w:tc>
@@ -1722,7 +1690,7 @@
                 <w:vertAlign w:val="baseline"/>
                 <w:lang w:val="en-US" w:eastAsia="zh-CN"/>
               </w:rPr>
-              <w:t>茅建根</w:t>
+              <w:t>陈凯</w:t>
             </w:r>
           </w:p>
         </w:tc>

--- a/7-技术管理/流程制度规范类文件/TXHS-07-01-运维服务技术研发管理制度.docx
+++ b/7-技术管理/流程制度规范类文件/TXHS-07-01-运维服务技术研发管理制度.docx
@@ -1339,7 +1339,7 @@
                 <w:vertAlign w:val="baseline"/>
                 <w:lang w:val="en-US" w:eastAsia="zh-CN"/>
               </w:rPr>
-              <w:t>金天宇</w:t>
+              <w:t>吴桀</w:t>
             </w:r>
           </w:p>
         </w:tc>
@@ -1386,7 +1386,7 @@
                 <w:vertAlign w:val="baseline"/>
                 <w:lang w:val="en-US" w:eastAsia="zh-CN"/>
               </w:rPr>
-              <w:t>陈凯</w:t>
+              <w:t>茅建根</w:t>
             </w:r>
           </w:p>
         </w:tc>
@@ -1643,7 +1643,7 @@
                 <w:vertAlign w:val="baseline"/>
                 <w:lang w:val="en-US" w:eastAsia="zh-CN"/>
               </w:rPr>
-              <w:t>金天宇</w:t>
+              <w:t>吴桀</w:t>
             </w:r>
           </w:p>
         </w:tc>
@@ -1690,7 +1690,7 @@
                 <w:vertAlign w:val="baseline"/>
                 <w:lang w:val="en-US" w:eastAsia="zh-CN"/>
               </w:rPr>
-              <w:t>陈凯</w:t>
+              <w:t>茅建根</w:t>
             </w:r>
           </w:p>
         </w:tc>

--- a/7-技术管理/流程制度规范类文件/TXHS-07-01-运维服务技术研发管理制度.docx
+++ b/7-技术管理/流程制度规范类文件/TXHS-07-01-运维服务技术研发管理制度.docx
@@ -1,11 +1,10 @@
 
 <file path=word/document.xml><?xml version="1.0" encoding="utf-8"?>
-<w:document xmlns:wpc="http://schemas.microsoft.com/office/word/2010/wordprocessingCanvas" xmlns:mc="http://schemas.openxmlformats.org/markup-compatibility/2006" xmlns:o="urn:schemas-microsoft-com:office:office" xmlns:r="http://schemas.openxmlformats.org/officeDocument/2006/relationships" xmlns:m="http://schemas.openxmlformats.org/officeDocument/2006/math" xmlns:v="urn:schemas-microsoft-com:vml" xmlns:wp14="http://schemas.microsoft.com/office/word/2010/wordprocessingDrawing" xmlns:wp="http://schemas.openxmlformats.org/drawingml/2006/wordprocessingDrawing" xmlns:w10="urn:schemas-microsoft-com:office:word" xmlns:w="http://schemas.openxmlformats.org/wordprocessingml/2006/main" xmlns:w14="http://schemas.microsoft.com/office/word/2010/wordml" xmlns:w15="http://schemas.microsoft.com/office/word/2012/wordml" xmlns:wne="http://schemas.microsoft.com/office/word/2006/wordml" xmlns:wpg="http://schemas.microsoft.com/office/word/2010/wordprocessingGroup" xmlns:wpi="http://schemas.microsoft.com/office/word/2010/wordprocessingInk" xmlns:wps="http://schemas.microsoft.com/office/word/2010/wordprocessingShape" mc:Ignorable="w14 w15 wp14">
-  <!-- Generated by Aspose.Words for .NET 13.3.0.1 -->
+<w:document xmlns:wpc="http://schemas.microsoft.com/office/word/2010/wordprocessingCanvas" xmlns:mc="http://schemas.openxmlformats.org/markup-compatibility/2006" xmlns:o="urn:schemas-microsoft-com:office:office" xmlns:r="http://schemas.openxmlformats.org/officeDocument/2006/relationships" xmlns:m="http://schemas.openxmlformats.org/officeDocument/2006/math" xmlns:v="urn:schemas-microsoft-com:vml" xmlns:wp14="http://schemas.microsoft.com/office/word/2010/wordprocessingDrawing" xmlns:wp="http://schemas.openxmlformats.org/drawingml/2006/wordprocessingDrawing" xmlns:w="http://schemas.openxmlformats.org/wordprocessingml/2006/main" xmlns:w14="http://schemas.microsoft.com/office/word/2010/wordml" xmlns:w10="urn:schemas-microsoft-com:office:word" xmlns:w15="http://schemas.microsoft.com/office/word/2012/wordml" xmlns:wpg="http://schemas.microsoft.com/office/word/2010/wordprocessingGroup" xmlns:wpi="http://schemas.microsoft.com/office/word/2010/wordprocessingInk" xmlns:wne="http://schemas.microsoft.com/office/word/2006/wordml" xmlns:wps="http://schemas.microsoft.com/office/word/2010/wordprocessingShape" xmlns:wpsCustomData="http://www.wps.cn/officeDocument/2013/wpsCustomData" mc:Ignorable="w14 w15 wp14">
   <w:body>
     <w:p>
       <w:pPr>
-        <w:pStyle w:val="a"/>
+        <w:pStyle w:val="24"/>
         <w:keepNext w:val="0"/>
         <w:keepLines w:val="0"/>
         <w:pageBreakBefore w:val="0"/>
@@ -25,7 +24,7 @@
       <w:bookmarkStart w:id="0" w:name="_Toc6620"/>
       <w:r>
         <w:drawing>
-          <wp:anchor distT="0" distB="0" distL="114300" distR="114300" simplePos="0" relativeHeight="251660288" behindDoc="1" locked="0" layoutInCell="1" allowOverlap="1">
+          <wp:anchor distT="0" distB="0" distL="114300" distR="114300" simplePos="0" relativeHeight="251661312" behindDoc="1" locked="0" layoutInCell="1" allowOverlap="1">
             <wp:simplePos x="0" y="0"/>
             <wp:positionH relativeFrom="column">
               <wp:posOffset>-19050</wp:posOffset>
@@ -50,7 +49,7 @@
                     </pic:cNvPicPr>
                   </pic:nvPicPr>
                   <pic:blipFill>
-                    <a:blip xmlns:r="http://schemas.openxmlformats.org/officeDocument/2006/relationships" r:embed="rId4"/>
+                    <a:blip r:embed="rId7"/>
                     <a:stretch>
                       <a:fillRect/>
                     </a:stretch>
@@ -76,7 +75,7 @@
       </w:r>
       <w:r>
         <w:drawing>
-          <wp:anchor distT="0" distB="0" distL="114300" distR="114300" simplePos="0" relativeHeight="251659264" behindDoc="1" locked="0" layoutInCell="1" allowOverlap="1">
+          <wp:anchor distT="0" distB="0" distL="114300" distR="114300" simplePos="0" relativeHeight="251660288" behindDoc="1" locked="0" layoutInCell="1" allowOverlap="1">
             <wp:simplePos x="0" y="0"/>
             <wp:positionH relativeFrom="column">
               <wp:posOffset>0</wp:posOffset>
@@ -101,7 +100,7 @@
                     </pic:cNvPicPr>
                   </pic:nvPicPr>
                   <pic:blipFill>
-                    <a:blip xmlns:r="http://schemas.openxmlformats.org/officeDocument/2006/relationships" r:embed="rId5"/>
+                    <a:blip r:embed="rId8"/>
                     <a:stretch>
                       <a:fillRect/>
                     </a:stretch>
@@ -131,7 +130,7 @@
           <w:lang w:val="en-US" w:eastAsia="zh-CN"/>
         </w:rPr>
         <w:drawing>
-          <wp:anchor distT="0" distB="0" distL="114300" distR="114300" simplePos="0" relativeHeight="251658240" behindDoc="1" locked="0" layoutInCell="1" allowOverlap="1">
+          <wp:anchor distT="0" distB="0" distL="114300" distR="114300" simplePos="0" relativeHeight="251659264" behindDoc="1" locked="0" layoutInCell="1" allowOverlap="1">
             <wp:simplePos x="0" y="0"/>
             <wp:positionH relativeFrom="column">
               <wp:posOffset>635</wp:posOffset>
@@ -156,7 +155,7 @@
                     </pic:cNvPicPr>
                   </pic:nvPicPr>
                   <pic:blipFill>
-                    <a:blip xmlns:r="http://schemas.openxmlformats.org/officeDocument/2006/relationships" r:embed="rId6">
+                    <a:blip r:embed="rId9">
                       <a:alphaModFix amt="58000"/>
                       <a:lum contrast="-52000"/>
                     </a:blip>
@@ -190,7 +189,7 @@
     </w:p>
     <w:p>
       <w:pPr>
-        <w:pStyle w:val="a0"/>
+        <w:pStyle w:val="25"/>
         <w:keepNext w:val="0"/>
         <w:keepLines w:val="0"/>
         <w:pageBreakBefore w:val="0"/>
@@ -237,11 +236,11 @@
         <w:adjustRightInd w:val="0"/>
         <w:snapToGrid w:val="0"/>
         <w:spacing w:after="624" w:afterLines="200" w:line="219" w:lineRule="auto"/>
-        <w:ind w:left="0" w:right="0" w:firstLine="0" w:leftChars="0" w:rightChars="0" w:firstLineChars="0"/>
+        <w:ind w:left="0" w:leftChars="0" w:right="0" w:rightChars="0" w:firstLine="0" w:firstLineChars="0"/>
         <w:jc w:val="center"/>
         <w:textAlignment w:val="baseline"/>
         <w:rPr>
-          <w:rFonts w:ascii="宋体" w:eastAsia="宋体" w:hAnsi="宋体" w:cs="宋体" w:hint="default"/>
+          <w:rFonts w:hint="default" w:ascii="宋体" w:hAnsi="宋体" w:eastAsia="宋体" w:cs="宋体"/>
           <w:sz w:val="24"/>
           <w:szCs w:val="24"/>
           <w:lang w:val="en-US" w:eastAsia="zh-CN"/>
@@ -249,7 +248,7 @@
       </w:pPr>
       <w:r>
         <w:rPr>
-          <w:rFonts w:ascii="宋体" w:eastAsia="宋体" w:hAnsi="宋体" w:cs="宋体"/>
+          <w:rFonts w:ascii="宋体" w:hAnsi="宋体" w:eastAsia="宋体" w:cs="宋体"/>
           <w:b/>
           <w:bCs/>
           <w:spacing w:val="-3"/>
@@ -260,7 +259,7 @@
       </w:r>
       <w:r>
         <w:rPr>
-          <w:rFonts w:ascii="宋体" w:eastAsia="宋体" w:hAnsi="宋体" w:cs="宋体" w:hint="eastAsia"/>
+          <w:rFonts w:hint="eastAsia" w:ascii="宋体" w:hAnsi="宋体" w:eastAsia="宋体" w:cs="宋体"/>
           <w:b/>
           <w:bCs/>
           <w:spacing w:val="-3"/>
@@ -272,7 +271,7 @@
       </w:r>
       <w:r>
         <w:rPr>
-          <w:rFonts w:ascii="宋体" w:eastAsia="宋体" w:hAnsi="宋体" w:cs="宋体"/>
+          <w:rFonts w:ascii="宋体" w:hAnsi="宋体" w:eastAsia="宋体" w:cs="宋体"/>
           <w:b/>
           <w:bCs/>
           <w:spacing w:val="-3"/>
@@ -283,7 +282,7 @@
       </w:r>
       <w:r>
         <w:rPr>
-          <w:rFonts w:ascii="宋体" w:hAnsi="宋体" w:cs="宋体" w:hint="eastAsia"/>
+          <w:rFonts w:hint="eastAsia" w:ascii="宋体" w:hAnsi="宋体" w:cs="宋体"/>
           <w:b/>
           <w:bCs/>
           <w:spacing w:val="-3"/>
@@ -295,7 +294,7 @@
       </w:r>
       <w:r>
         <w:rPr>
-          <w:rFonts w:ascii="宋体" w:eastAsia="宋体" w:hAnsi="宋体" w:cs="宋体"/>
+          <w:rFonts w:ascii="宋体" w:hAnsi="宋体" w:eastAsia="宋体" w:cs="宋体"/>
           <w:b/>
           <w:bCs/>
           <w:spacing w:val="-3"/>
@@ -307,17 +306,18 @@
     </w:p>
     <w:tbl>
       <w:tblPr>
-        <w:tblStyle w:val="TableGrid"/>
+        <w:tblStyle w:val="21"/>
         <w:tblW w:w="0" w:type="auto"/>
         <w:jc w:val="center"/>
         <w:tblBorders>
-          <w:top w:val="nil"/>
-          <w:left w:val="nil"/>
-          <w:bottom w:val="nil"/>
-          <w:right w:val="nil"/>
-          <w:insideH w:val="nil"/>
-          <w:insideV w:val="nil"/>
+          <w:top w:val="none" w:color="auto" w:sz="0" w:space="0"/>
+          <w:left w:val="none" w:color="auto" w:sz="0" w:space="0"/>
+          <w:bottom w:val="none" w:color="auto" w:sz="0" w:space="0"/>
+          <w:right w:val="none" w:color="auto" w:sz="0" w:space="0"/>
+          <w:insideH w:val="none" w:color="auto" w:sz="0" w:space="0"/>
+          <w:insideV w:val="none" w:color="auto" w:sz="0" w:space="0"/>
         </w:tblBorders>
+        <w:tblLayout w:type="autofit"/>
         <w:tblCellMar>
           <w:top w:w="0" w:type="dxa"/>
           <w:left w:w="108" w:type="dxa"/>
@@ -331,15 +331,13 @@
       </w:tblGrid>
       <w:tr>
         <w:tblPrEx>
-          <w:tblW w:w="0" w:type="auto"/>
-          <w:jc w:val="center"/>
           <w:tblBorders>
-            <w:top w:val="nil"/>
-            <w:left w:val="nil"/>
-            <w:bottom w:val="nil"/>
-            <w:right w:val="nil"/>
-            <w:insideH w:val="nil"/>
-            <w:insideV w:val="nil"/>
+            <w:top w:val="none" w:color="auto" w:sz="0" w:space="0"/>
+            <w:left w:val="none" w:color="auto" w:sz="0" w:space="0"/>
+            <w:bottom w:val="none" w:color="auto" w:sz="0" w:space="0"/>
+            <w:right w:val="none" w:color="auto" w:sz="0" w:space="0"/>
+            <w:insideH w:val="none" w:color="auto" w:sz="0" w:space="0"/>
+            <w:insideV w:val="none" w:color="auto" w:sz="0" w:space="0"/>
           </w:tblBorders>
           <w:tblCellMar>
             <w:top w:w="0" w:type="dxa"/>
@@ -349,7 +347,7 @@
           </w:tblCellMar>
         </w:tblPrEx>
         <w:trPr>
-          <w:trHeight w:val="810"/>
+          <w:trHeight w:val="810" w:hRule="atLeast"/>
           <w:jc w:val="center"/>
         </w:trPr>
         <w:tc>
@@ -388,7 +386,7 @@
             </w:r>
             <w:r>
               <w:rPr>
-                <w:rFonts w:asciiTheme="minorAscii" w:eastAsiaTheme="minorEastAsia" w:hAnsiTheme="minorAscii" w:hint="default"/>
+                <w:rFonts w:hint="default" w:asciiTheme="minorAscii" w:hAnsiTheme="minorAscii" w:eastAsiaTheme="minorEastAsia"/>
                 <w:spacing w:val="227"/>
                 <w:sz w:val="21"/>
                 <w:vertAlign w:val="baseline"/>
@@ -443,7 +441,7 @@
             </w:r>
             <w:r>
               <w:rPr>
-                <w:rFonts w:asciiTheme="minorAscii" w:eastAsiaTheme="minorEastAsia" w:hAnsiTheme="minorAscii" w:hint="eastAsia"/>
+                <w:rFonts w:hint="eastAsia" w:asciiTheme="minorAscii" w:hAnsiTheme="minorAscii" w:eastAsiaTheme="minorEastAsia"/>
                 <w:spacing w:val="227"/>
                 <w:sz w:val="21"/>
                 <w:vertAlign w:val="baseline"/>
@@ -465,8 +463,14 @@
       </w:tr>
       <w:tr>
         <w:tblPrEx>
-          <w:tblW w:w="0" w:type="auto"/>
-          <w:jc w:val="center"/>
+          <w:tblBorders>
+            <w:top w:val="none" w:color="auto" w:sz="0" w:space="0"/>
+            <w:left w:val="none" w:color="auto" w:sz="0" w:space="0"/>
+            <w:bottom w:val="none" w:color="auto" w:sz="0" w:space="0"/>
+            <w:right w:val="none" w:color="auto" w:sz="0" w:space="0"/>
+            <w:insideH w:val="none" w:color="auto" w:sz="0" w:space="0"/>
+            <w:insideV w:val="none" w:color="auto" w:sz="0" w:space="0"/>
+          </w:tblBorders>
           <w:tblCellMar>
             <w:top w:w="0" w:type="dxa"/>
             <w:left w:w="108" w:type="dxa"/>
@@ -475,7 +479,7 @@
           </w:tblCellMar>
         </w:tblPrEx>
         <w:trPr>
-          <w:trHeight w:val="810"/>
+          <w:trHeight w:val="810" w:hRule="atLeast"/>
           <w:jc w:val="center"/>
         </w:trPr>
         <w:tc>
@@ -500,7 +504,7 @@
               <w:snapToGrid w:val="0"/>
               <w:textAlignment w:val="baseline"/>
               <w:rPr>
-                <w:rFonts w:ascii="Arial" w:eastAsia="Arial" w:hAnsi="Arial" w:cs="Arial" w:hint="default"/>
+                <w:rFonts w:hint="default" w:ascii="Arial" w:hAnsi="Arial" w:eastAsia="Arial" w:cs="Arial"/>
                 <w:snapToGrid w:val="0"/>
                 <w:color w:val="000000"/>
                 <w:kern w:val="0"/>
@@ -532,7 +536,7 @@
             </w:r>
             <w:r>
               <w:rPr>
-                <w:rFonts w:asciiTheme="minorAscii" w:eastAsiaTheme="minorEastAsia" w:hAnsiTheme="minorAscii" w:hint="default"/>
+                <w:rFonts w:hint="default" w:asciiTheme="minorAscii" w:hAnsiTheme="minorAscii" w:eastAsiaTheme="minorEastAsia"/>
                 <w:spacing w:val="227"/>
                 <w:sz w:val="21"/>
                 <w:vertAlign w:val="baseline"/>
@@ -575,7 +579,7 @@
               <w:snapToGrid w:val="0"/>
               <w:textAlignment w:val="baseline"/>
               <w:rPr>
-                <w:rFonts w:ascii="Arial" w:eastAsia="Arial" w:hAnsi="Arial" w:cs="Arial" w:hint="default"/>
+                <w:rFonts w:hint="default" w:ascii="Arial" w:hAnsi="Arial" w:eastAsia="Arial" w:cs="Arial"/>
                 <w:snapToGrid w:val="0"/>
                 <w:color w:val="000000"/>
                 <w:kern w:val="0"/>
@@ -595,7 +599,7 @@
             </w:r>
             <w:r>
               <w:rPr>
-                <w:rFonts w:asciiTheme="minorAscii" w:eastAsiaTheme="minorEastAsia" w:hAnsiTheme="minorAscii" w:hint="eastAsia"/>
+                <w:rFonts w:hint="eastAsia" w:asciiTheme="minorAscii" w:hAnsiTheme="minorAscii" w:eastAsiaTheme="minorEastAsia"/>
                 <w:spacing w:val="227"/>
                 <w:sz w:val="21"/>
                 <w:vertAlign w:val="baseline"/>
@@ -617,8 +621,14 @@
       </w:tr>
       <w:tr>
         <w:tblPrEx>
-          <w:tblW w:w="0" w:type="auto"/>
-          <w:jc w:val="center"/>
+          <w:tblBorders>
+            <w:top w:val="none" w:color="auto" w:sz="0" w:space="0"/>
+            <w:left w:val="none" w:color="auto" w:sz="0" w:space="0"/>
+            <w:bottom w:val="none" w:color="auto" w:sz="0" w:space="0"/>
+            <w:right w:val="none" w:color="auto" w:sz="0" w:space="0"/>
+            <w:insideH w:val="none" w:color="auto" w:sz="0" w:space="0"/>
+            <w:insideV w:val="none" w:color="auto" w:sz="0" w:space="0"/>
+          </w:tblBorders>
           <w:tblCellMar>
             <w:top w:w="0" w:type="dxa"/>
             <w:left w:w="108" w:type="dxa"/>
@@ -627,7 +637,7 @@
           </w:tblCellMar>
         </w:tblPrEx>
         <w:trPr>
-          <w:trHeight w:val="635"/>
+          <w:trHeight w:val="635" w:hRule="atLeast"/>
           <w:jc w:val="center"/>
         </w:trPr>
         <w:tc>
@@ -678,7 +688,7 @@
             </w:r>
             <w:r>
               <w:rPr>
-                <w:rFonts w:asciiTheme="minorAscii" w:eastAsiaTheme="minorEastAsia" w:hAnsiTheme="minorAscii" w:hint="eastAsia"/>
+                <w:rFonts w:hint="eastAsia" w:asciiTheme="minorAscii" w:hAnsiTheme="minorAscii" w:eastAsiaTheme="minorEastAsia"/>
                 <w:spacing w:val="227"/>
                 <w:sz w:val="21"/>
                 <w:vertAlign w:val="baseline"/>
@@ -732,7 +742,7 @@
             </w:r>
             <w:r>
               <w:rPr>
-                <w:rFonts w:asciiTheme="minorAscii" w:eastAsiaTheme="minorEastAsia" w:hAnsiTheme="minorAscii" w:hint="eastAsia"/>
+                <w:rFonts w:hint="eastAsia" w:asciiTheme="minorAscii" w:hAnsiTheme="minorAscii" w:eastAsiaTheme="minorEastAsia"/>
                 <w:spacing w:val="227"/>
                 <w:sz w:val="21"/>
                 <w:vertAlign w:val="baseline"/>
@@ -793,14 +803,14 @@
         <w:ind w:left="3634"/>
         <w:textAlignment w:val="baseline"/>
         <w:rPr>
-          <w:rFonts w:ascii="宋体" w:eastAsia="宋体" w:hAnsi="宋体" w:cs="宋体"/>
+          <w:rFonts w:ascii="宋体" w:hAnsi="宋体" w:eastAsia="宋体" w:cs="宋体"/>
           <w:sz w:val="31"/>
           <w:szCs w:val="31"/>
         </w:rPr>
       </w:pPr>
       <w:r>
         <w:rPr>
-          <w:rFonts w:ascii="宋体" w:eastAsia="宋体" w:hAnsi="宋体" w:cs="宋体"/>
+          <w:rFonts w:ascii="宋体" w:hAnsi="宋体" w:eastAsia="宋体" w:cs="宋体"/>
           <w:b/>
           <w:bCs/>
           <w:spacing w:val="4"/>
@@ -812,16 +822,16 @@
     </w:p>
     <w:tbl>
       <w:tblPr>
-        <w:tblStyle w:val="TableNormal0"/>
+        <w:tblStyle w:val="26"/>
         <w:tblW w:w="8214" w:type="dxa"/>
         <w:jc w:val="center"/>
         <w:tblBorders>
-          <w:top w:val="single" w:sz="2" w:space="0" w:color="000000"/>
-          <w:left w:val="single" w:sz="2" w:space="0" w:color="000000"/>
-          <w:bottom w:val="single" w:sz="2" w:space="0" w:color="000000"/>
-          <w:right w:val="single" w:sz="2" w:space="0" w:color="000000"/>
-          <w:insideH w:val="single" w:sz="2" w:space="0" w:color="000000"/>
-          <w:insideV w:val="single" w:sz="2" w:space="0" w:color="000000"/>
+          <w:top w:val="single" w:color="000000" w:sz="2" w:space="0"/>
+          <w:left w:val="single" w:color="000000" w:sz="2" w:space="0"/>
+          <w:bottom w:val="single" w:color="000000" w:sz="2" w:space="0"/>
+          <w:right w:val="single" w:color="000000" w:sz="2" w:space="0"/>
+          <w:insideH w:val="single" w:color="000000" w:sz="2" w:space="0"/>
+          <w:insideV w:val="single" w:color="000000" w:sz="2" w:space="0"/>
         </w:tblBorders>
         <w:tblLayout w:type="fixed"/>
         <w:tblCellMar>
@@ -841,17 +851,14 @@
       </w:tblGrid>
       <w:tr>
         <w:tblPrEx>
-          <w:tblW w:w="8214" w:type="dxa"/>
-          <w:jc w:val="center"/>
           <w:tblBorders>
-            <w:top w:val="single" w:sz="2" w:space="0" w:color="000000"/>
-            <w:left w:val="single" w:sz="2" w:space="0" w:color="000000"/>
-            <w:bottom w:val="single" w:sz="2" w:space="0" w:color="000000"/>
-            <w:right w:val="single" w:sz="2" w:space="0" w:color="000000"/>
-            <w:insideH w:val="single" w:sz="2" w:space="0" w:color="000000"/>
-            <w:insideV w:val="single" w:sz="2" w:space="0" w:color="000000"/>
+            <w:top w:val="single" w:color="000000" w:sz="2" w:space="0"/>
+            <w:left w:val="single" w:color="000000" w:sz="2" w:space="0"/>
+            <w:bottom w:val="single" w:color="000000" w:sz="2" w:space="0"/>
+            <w:right w:val="single" w:color="000000" w:sz="2" w:space="0"/>
+            <w:insideH w:val="single" w:color="000000" w:sz="2" w:space="0"/>
+            <w:insideV w:val="single" w:color="000000" w:sz="2" w:space="0"/>
           </w:tblBorders>
-          <w:tblLayout w:type="fixed"/>
           <w:tblCellMar>
             <w:top w:w="0" w:type="dxa"/>
             <w:left w:w="0" w:type="dxa"/>
@@ -860,7 +867,7 @@
           </w:tblCellMar>
         </w:tblPrEx>
         <w:trPr>
-          <w:trHeight w:val="593"/>
+          <w:trHeight w:val="593" w:hRule="atLeast"/>
           <w:jc w:val="center"/>
         </w:trPr>
         <w:tc>
@@ -882,18 +889,18 @@
               <w:adjustRightInd w:val="0"/>
               <w:snapToGrid w:val="0"/>
               <w:spacing w:before="176" w:line="228" w:lineRule="auto"/>
-              <w:ind w:left="0" w:right="0" w:firstLine="0" w:leftChars="0" w:rightChars="0" w:firstLineChars="0"/>
+              <w:ind w:left="0" w:leftChars="0" w:right="0" w:rightChars="0" w:firstLine="0" w:firstLineChars="0"/>
               <w:jc w:val="center"/>
               <w:textAlignment w:val="baseline"/>
               <w:rPr>
-                <w:rFonts w:ascii="宋体" w:eastAsia="宋体" w:hAnsi="宋体" w:cs="宋体"/>
+                <w:rFonts w:ascii="宋体" w:hAnsi="宋体" w:eastAsia="宋体" w:cs="宋体"/>
                 <w:sz w:val="20"/>
                 <w:szCs w:val="20"/>
               </w:rPr>
             </w:pPr>
             <w:r>
               <w:rPr>
-                <w:rFonts w:ascii="宋体" w:hAnsi="宋体" w:cs="宋体" w:hint="eastAsia"/>
+                <w:rFonts w:hint="eastAsia" w:ascii="宋体" w:hAnsi="宋体" w:cs="宋体"/>
                 <w:spacing w:val="-14"/>
                 <w:sz w:val="20"/>
                 <w:szCs w:val="20"/>
@@ -903,7 +910,7 @@
             </w:r>
             <w:r>
               <w:rPr>
-                <w:rFonts w:ascii="宋体" w:eastAsia="宋体" w:hAnsi="宋体" w:cs="宋体"/>
+                <w:rFonts w:ascii="宋体" w:hAnsi="宋体" w:eastAsia="宋体" w:cs="宋体"/>
                 <w:spacing w:val="-14"/>
                 <w:sz w:val="20"/>
                 <w:szCs w:val="20"/>
@@ -931,18 +938,18 @@
               <w:adjustRightInd w:val="0"/>
               <w:snapToGrid w:val="0"/>
               <w:spacing w:before="175" w:line="227" w:lineRule="auto"/>
-              <w:ind w:left="0" w:right="0" w:firstLine="0" w:leftChars="0" w:rightChars="0" w:firstLineChars="0"/>
+              <w:ind w:left="0" w:leftChars="0" w:right="0" w:rightChars="0" w:firstLine="0" w:firstLineChars="0"/>
               <w:jc w:val="center"/>
               <w:textAlignment w:val="baseline"/>
               <w:rPr>
-                <w:rFonts w:ascii="宋体" w:eastAsia="宋体" w:hAnsi="宋体" w:cs="宋体"/>
+                <w:rFonts w:ascii="宋体" w:hAnsi="宋体" w:eastAsia="宋体" w:cs="宋体"/>
                 <w:sz w:val="20"/>
                 <w:szCs w:val="20"/>
               </w:rPr>
             </w:pPr>
             <w:r>
               <w:rPr>
-                <w:rFonts w:ascii="宋体" w:eastAsia="宋体" w:hAnsi="宋体" w:cs="宋体"/>
+                <w:rFonts w:ascii="宋体" w:hAnsi="宋体" w:eastAsia="宋体" w:cs="宋体"/>
                 <w:spacing w:val="4"/>
                 <w:sz w:val="20"/>
                 <w:szCs w:val="20"/>
@@ -970,18 +977,18 @@
               <w:adjustRightInd w:val="0"/>
               <w:snapToGrid w:val="0"/>
               <w:spacing w:before="175" w:line="228" w:lineRule="auto"/>
-              <w:ind w:left="0" w:right="0" w:firstLine="0" w:leftChars="0" w:rightChars="0" w:firstLineChars="0"/>
+              <w:ind w:left="0" w:leftChars="0" w:right="0" w:rightChars="0" w:firstLine="0" w:firstLineChars="0"/>
               <w:jc w:val="center"/>
               <w:textAlignment w:val="baseline"/>
               <w:rPr>
-                <w:rFonts w:ascii="宋体" w:eastAsia="宋体" w:hAnsi="宋体" w:cs="宋体"/>
+                <w:rFonts w:ascii="宋体" w:hAnsi="宋体" w:eastAsia="宋体" w:cs="宋体"/>
                 <w:sz w:val="20"/>
                 <w:szCs w:val="20"/>
               </w:rPr>
             </w:pPr>
             <w:r>
               <w:rPr>
-                <w:rFonts w:ascii="宋体" w:eastAsia="宋体" w:hAnsi="宋体" w:cs="宋体"/>
+                <w:rFonts w:ascii="宋体" w:hAnsi="宋体" w:eastAsia="宋体" w:cs="宋体"/>
                 <w:spacing w:val="7"/>
                 <w:sz w:val="20"/>
                 <w:szCs w:val="20"/>
@@ -1009,11 +1016,11 @@
               <w:adjustRightInd w:val="0"/>
               <w:snapToGrid w:val="0"/>
               <w:spacing w:before="175" w:line="228" w:lineRule="auto"/>
-              <w:ind w:left="0" w:right="0" w:firstLine="0" w:leftChars="0" w:rightChars="0" w:firstLineChars="0"/>
+              <w:ind w:left="0" w:leftChars="0" w:right="0" w:rightChars="0" w:firstLine="0" w:firstLineChars="0"/>
               <w:jc w:val="center"/>
               <w:textAlignment w:val="baseline"/>
               <w:rPr>
-                <w:rFonts w:ascii="宋体" w:eastAsia="宋体" w:hAnsi="宋体" w:cs="宋体" w:hint="eastAsia"/>
+                <w:rFonts w:hint="eastAsia" w:ascii="宋体" w:hAnsi="宋体" w:eastAsia="宋体" w:cs="宋体"/>
                 <w:spacing w:val="7"/>
                 <w:sz w:val="20"/>
                 <w:szCs w:val="20"/>
@@ -1022,7 +1029,7 @@
             </w:pPr>
             <w:r>
               <w:rPr>
-                <w:rFonts w:ascii="宋体" w:hAnsi="宋体" w:cs="宋体" w:hint="eastAsia"/>
+                <w:rFonts w:hint="eastAsia" w:ascii="宋体" w:hAnsi="宋体" w:cs="宋体"/>
                 <w:spacing w:val="7"/>
                 <w:sz w:val="20"/>
                 <w:szCs w:val="20"/>
@@ -1051,11 +1058,11 @@
               <w:adjustRightInd w:val="0"/>
               <w:snapToGrid w:val="0"/>
               <w:spacing w:before="175" w:line="228" w:lineRule="auto"/>
-              <w:ind w:left="0" w:right="0" w:firstLine="0" w:leftChars="0" w:rightChars="0" w:firstLineChars="0"/>
+              <w:ind w:left="0" w:leftChars="0" w:right="0" w:rightChars="0" w:firstLine="0" w:firstLineChars="0"/>
               <w:jc w:val="center"/>
               <w:textAlignment w:val="baseline"/>
               <w:rPr>
-                <w:rFonts w:ascii="宋体" w:hAnsi="宋体" w:cs="宋体" w:hint="default"/>
+                <w:rFonts w:hint="default" w:ascii="宋体" w:hAnsi="宋体" w:cs="宋体"/>
                 <w:spacing w:val="7"/>
                 <w:sz w:val="20"/>
                 <w:szCs w:val="20"/>
@@ -1064,7 +1071,7 @@
             </w:pPr>
             <w:r>
               <w:rPr>
-                <w:rFonts w:ascii="宋体" w:hAnsi="宋体" w:cs="宋体" w:hint="eastAsia"/>
+                <w:rFonts w:hint="eastAsia" w:ascii="宋体" w:hAnsi="宋体" w:cs="宋体"/>
                 <w:spacing w:val="7"/>
                 <w:sz w:val="20"/>
                 <w:szCs w:val="20"/>
@@ -1093,18 +1100,18 @@
               <w:adjustRightInd w:val="0"/>
               <w:snapToGrid w:val="0"/>
               <w:spacing w:before="176" w:line="229" w:lineRule="auto"/>
-              <w:ind w:left="0" w:right="0" w:firstLine="0" w:leftChars="0" w:rightChars="0" w:firstLineChars="0"/>
+              <w:ind w:left="0" w:leftChars="0" w:right="0" w:rightChars="0" w:firstLine="0" w:firstLineChars="0"/>
               <w:jc w:val="center"/>
               <w:textAlignment w:val="baseline"/>
               <w:rPr>
-                <w:rFonts w:ascii="宋体" w:eastAsia="宋体" w:hAnsi="宋体" w:cs="宋体"/>
+                <w:rFonts w:ascii="宋体" w:hAnsi="宋体" w:eastAsia="宋体" w:cs="宋体"/>
                 <w:sz w:val="20"/>
                 <w:szCs w:val="20"/>
               </w:rPr>
             </w:pPr>
             <w:r>
               <w:rPr>
-                <w:rFonts w:ascii="宋体" w:eastAsia="宋体" w:hAnsi="宋体" w:cs="宋体"/>
+                <w:rFonts w:ascii="宋体" w:hAnsi="宋体" w:eastAsia="宋体" w:cs="宋体"/>
                 <w:spacing w:val="7"/>
                 <w:sz w:val="20"/>
                 <w:szCs w:val="20"/>
@@ -1116,9 +1123,14 @@
       </w:tr>
       <w:tr>
         <w:tblPrEx>
-          <w:tblW w:w="8214" w:type="dxa"/>
-          <w:jc w:val="center"/>
-          <w:tblLayout w:type="fixed"/>
+          <w:tblBorders>
+            <w:top w:val="single" w:color="000000" w:sz="2" w:space="0"/>
+            <w:left w:val="single" w:color="000000" w:sz="2" w:space="0"/>
+            <w:bottom w:val="single" w:color="000000" w:sz="2" w:space="0"/>
+            <w:right w:val="single" w:color="000000" w:sz="2" w:space="0"/>
+            <w:insideH w:val="single" w:color="000000" w:sz="2" w:space="0"/>
+            <w:insideV w:val="single" w:color="000000" w:sz="2" w:space="0"/>
+          </w:tblBorders>
           <w:tblCellMar>
             <w:top w:w="0" w:type="dxa"/>
             <w:left w:w="0" w:type="dxa"/>
@@ -1127,7 +1139,7 @@
           </w:tblCellMar>
         </w:tblPrEx>
         <w:trPr>
-          <w:trHeight w:val="516"/>
+          <w:trHeight w:val="516" w:hRule="atLeast"/>
           <w:jc w:val="center"/>
         </w:trPr>
         <w:tc>
@@ -1150,11 +1162,11 @@
               <w:adjustRightInd w:val="0"/>
               <w:snapToGrid w:val="0"/>
               <w:spacing w:before="173" w:line="267" w:lineRule="exact"/>
-              <w:ind w:left="0" w:right="0" w:firstLine="0" w:leftChars="0" w:rightChars="0" w:firstLineChars="0"/>
+              <w:ind w:left="0" w:leftChars="0" w:right="0" w:rightChars="0" w:firstLine="0" w:firstLineChars="0"/>
               <w:jc w:val="center"/>
               <w:textAlignment w:val="baseline"/>
               <w:rPr>
-                <w:rFonts w:ascii="宋体" w:eastAsia="宋体" w:hAnsi="宋体" w:cs="宋体" w:hint="default"/>
+                <w:rFonts w:hint="default" w:ascii="宋体" w:hAnsi="宋体" w:eastAsia="宋体" w:cs="宋体"/>
                 <w:snapToGrid w:val="0"/>
                 <w:color w:val="000000"/>
                 <w:kern w:val="0"/>
@@ -1165,13 +1177,24 @@
             </w:pPr>
             <w:r>
               <w:rPr>
-                <w:rFonts w:ascii="宋体" w:eastAsia="宋体" w:hAnsi="宋体" w:cs="宋体"/>
+                <w:rFonts w:ascii="宋体" w:hAnsi="宋体" w:eastAsia="宋体" w:cs="宋体"/>
                 <w:spacing w:val="3"/>
                 <w:position w:val="1"/>
                 <w:sz w:val="20"/>
                 <w:szCs w:val="20"/>
               </w:rPr>
-              <w:t>2022.6.20</w:t>
+              <w:t>2025.1.</w:t>
+            </w:r>
+            <w:r>
+              <w:rPr>
+                <w:rFonts w:hint="eastAsia" w:ascii="宋体" w:hAnsi="宋体" w:cs="宋体"/>
+                <w:spacing w:val="3"/>
+                <w:position w:val="1"/>
+                <w:sz w:val="20"/>
+                <w:szCs w:val="20"/>
+                <w:lang w:val="en-US" w:eastAsia="zh-CN"/>
+              </w:rPr>
+              <w:t>10</w:t>
             </w:r>
           </w:p>
         </w:tc>
@@ -1195,11 +1218,11 @@
               <w:adjustRightInd w:val="0"/>
               <w:snapToGrid w:val="0"/>
               <w:spacing w:before="173" w:line="267" w:lineRule="exact"/>
-              <w:ind w:left="0" w:right="0" w:firstLine="0" w:leftChars="0" w:rightChars="0" w:firstLineChars="0"/>
+              <w:ind w:left="0" w:leftChars="0" w:right="0" w:rightChars="0" w:firstLine="0" w:firstLineChars="0"/>
               <w:jc w:val="center"/>
               <w:textAlignment w:val="baseline"/>
               <w:rPr>
-                <w:rFonts w:ascii="宋体" w:eastAsia="宋体" w:hAnsi="宋体" w:cs="宋体"/>
+                <w:rFonts w:ascii="宋体" w:hAnsi="宋体" w:eastAsia="宋体" w:cs="宋体"/>
                 <w:snapToGrid w:val="0"/>
                 <w:color w:val="000000"/>
                 <w:kern w:val="0"/>
@@ -1210,7 +1233,7 @@
             </w:pPr>
             <w:r>
               <w:rPr>
-                <w:rFonts w:ascii="宋体" w:eastAsia="宋体" w:hAnsi="宋体" w:cs="宋体"/>
+                <w:rFonts w:ascii="宋体" w:hAnsi="宋体" w:eastAsia="宋体" w:cs="宋体"/>
                 <w:spacing w:val="4"/>
                 <w:position w:val="1"/>
                 <w:sz w:val="20"/>
@@ -1220,7 +1243,7 @@
             </w:r>
             <w:r>
               <w:rPr>
-                <w:rFonts w:ascii="宋体" w:hAnsi="宋体" w:cs="宋体" w:hint="eastAsia"/>
+                <w:rFonts w:hint="eastAsia" w:ascii="宋体" w:hAnsi="宋体" w:cs="宋体"/>
                 <w:spacing w:val="4"/>
                 <w:position w:val="1"/>
                 <w:sz w:val="20"/>
@@ -1231,7 +1254,7 @@
             </w:r>
             <w:r>
               <w:rPr>
-                <w:rFonts w:ascii="宋体" w:eastAsia="宋体" w:hAnsi="宋体" w:cs="宋体"/>
+                <w:rFonts w:ascii="宋体" w:hAnsi="宋体" w:eastAsia="宋体" w:cs="宋体"/>
                 <w:spacing w:val="4"/>
                 <w:position w:val="1"/>
                 <w:sz w:val="20"/>
@@ -1261,11 +1284,11 @@
               <w:adjustRightInd w:val="0"/>
               <w:snapToGrid w:val="0"/>
               <w:spacing w:before="172" w:line="228" w:lineRule="auto"/>
-              <w:ind w:left="0" w:right="0" w:firstLine="0" w:leftChars="0" w:rightChars="0" w:firstLineChars="0"/>
+              <w:ind w:left="0" w:leftChars="0" w:right="0" w:rightChars="0" w:firstLine="0" w:firstLineChars="0"/>
               <w:jc w:val="center"/>
               <w:textAlignment w:val="baseline"/>
               <w:rPr>
-                <w:rFonts w:ascii="宋体" w:eastAsia="宋体" w:hAnsi="宋体" w:cs="宋体"/>
+                <w:rFonts w:ascii="宋体" w:hAnsi="宋体" w:eastAsia="宋体" w:cs="宋体"/>
                 <w:snapToGrid w:val="0"/>
                 <w:color w:val="000000"/>
                 <w:kern w:val="0"/>
@@ -1276,7 +1299,7 @@
             </w:pPr>
             <w:r>
               <w:rPr>
-                <w:rFonts w:ascii="宋体" w:eastAsia="宋体" w:hAnsi="宋体" w:cs="宋体"/>
+                <w:rFonts w:ascii="宋体" w:hAnsi="宋体" w:eastAsia="宋体" w:cs="宋体"/>
                 <w:spacing w:val="200"/>
                 <w:kern w:val="0"/>
                 <w:sz w:val="20"/>
@@ -1286,7 +1309,7 @@
             </w:r>
             <w:r>
               <w:rPr>
-                <w:rFonts w:ascii="宋体" w:eastAsia="宋体" w:hAnsi="宋体" w:cs="宋体"/>
+                <w:rFonts w:ascii="宋体" w:hAnsi="宋体" w:eastAsia="宋体" w:cs="宋体"/>
                 <w:spacing w:val="0"/>
                 <w:kern w:val="0"/>
                 <w:sz w:val="20"/>
@@ -1316,11 +1339,11 @@
               <w:adjustRightInd w:val="0"/>
               <w:snapToGrid w:val="0"/>
               <w:spacing w:before="173" w:line="229" w:lineRule="auto"/>
-              <w:ind w:left="0" w:right="0" w:firstLine="0" w:leftChars="0" w:rightChars="0" w:firstLineChars="0"/>
+              <w:ind w:left="0" w:leftChars="0" w:right="0" w:rightChars="0" w:firstLine="0" w:firstLineChars="0"/>
               <w:jc w:val="center"/>
               <w:textAlignment w:val="baseline"/>
               <w:rPr>
-                <w:rFonts w:ascii="宋体" w:eastAsia="宋体" w:hAnsi="宋体" w:cs="宋体"/>
+                <w:rFonts w:ascii="宋体" w:hAnsi="宋体" w:eastAsia="宋体" w:cs="宋体"/>
                 <w:snapToGrid w:val="0"/>
                 <w:color w:val="000000"/>
                 <w:spacing w:val="200"/>
@@ -1332,7 +1355,7 @@
             </w:pPr>
             <w:r>
               <w:rPr>
-                <w:rFonts w:asciiTheme="minorAscii" w:eastAsiaTheme="minorEastAsia" w:hAnsiTheme="minorAscii" w:hint="eastAsia"/>
+                <w:rFonts w:hint="eastAsia" w:asciiTheme="minorAscii" w:hAnsiTheme="minorAscii" w:eastAsiaTheme="minorEastAsia"/>
                 <w:spacing w:val="0"/>
                 <w:kern w:val="0"/>
                 <w:sz w:val="21"/>
@@ -1363,11 +1386,11 @@
               <w:adjustRightInd w:val="0"/>
               <w:snapToGrid w:val="0"/>
               <w:spacing w:before="173" w:line="229" w:lineRule="auto"/>
-              <w:ind w:left="0" w:right="0" w:firstLine="0" w:leftChars="0" w:rightChars="0" w:firstLineChars="0"/>
+              <w:ind w:left="0" w:leftChars="0" w:right="0" w:rightChars="0" w:firstLine="0" w:firstLineChars="0"/>
               <w:jc w:val="center"/>
               <w:textAlignment w:val="baseline"/>
               <w:rPr>
-                <w:rFonts w:ascii="宋体" w:eastAsia="宋体" w:hAnsi="宋体" w:cs="宋体"/>
+                <w:rFonts w:ascii="宋体" w:hAnsi="宋体" w:eastAsia="宋体" w:cs="宋体"/>
                 <w:snapToGrid w:val="0"/>
                 <w:color w:val="000000"/>
                 <w:spacing w:val="200"/>
@@ -1379,7 +1402,7 @@
             </w:pPr>
             <w:r>
               <w:rPr>
-                <w:rFonts w:asciiTheme="minorAscii" w:eastAsiaTheme="minorEastAsia" w:hAnsiTheme="minorAscii" w:hint="eastAsia"/>
+                <w:rFonts w:hint="eastAsia" w:asciiTheme="minorAscii" w:hAnsiTheme="minorAscii" w:eastAsiaTheme="minorEastAsia"/>
                 <w:spacing w:val="0"/>
                 <w:kern w:val="0"/>
                 <w:sz w:val="21"/>
@@ -1410,11 +1433,11 @@
               <w:adjustRightInd w:val="0"/>
               <w:snapToGrid w:val="0"/>
               <w:spacing w:before="173" w:line="229" w:lineRule="auto"/>
-              <w:ind w:left="0" w:right="0" w:firstLine="0" w:leftChars="0" w:rightChars="0" w:firstLineChars="0"/>
+              <w:ind w:left="0" w:leftChars="0" w:right="0" w:rightChars="0" w:firstLine="0" w:firstLineChars="0"/>
               <w:jc w:val="center"/>
               <w:textAlignment w:val="baseline"/>
               <w:rPr>
-                <w:rFonts w:ascii="宋体" w:eastAsia="宋体" w:hAnsi="宋体" w:cs="宋体"/>
+                <w:rFonts w:ascii="宋体" w:hAnsi="宋体" w:eastAsia="宋体" w:cs="宋体"/>
                 <w:snapToGrid w:val="0"/>
                 <w:color w:val="000000"/>
                 <w:kern w:val="0"/>
@@ -1425,7 +1448,7 @@
             </w:pPr>
             <w:r>
               <w:rPr>
-                <w:rFonts w:asciiTheme="minorAscii" w:eastAsiaTheme="minorEastAsia" w:hAnsiTheme="minorAscii" w:hint="eastAsia"/>
+                <w:rFonts w:hint="eastAsia" w:asciiTheme="minorAscii" w:hAnsiTheme="minorAscii" w:eastAsiaTheme="minorEastAsia"/>
                 <w:spacing w:val="0"/>
                 <w:kern w:val="0"/>
                 <w:sz w:val="21"/>
@@ -1439,9 +1462,14 @@
       </w:tr>
       <w:tr>
         <w:tblPrEx>
-          <w:tblW w:w="8214" w:type="dxa"/>
-          <w:jc w:val="center"/>
-          <w:tblLayout w:type="fixed"/>
+          <w:tblBorders>
+            <w:top w:val="single" w:color="000000" w:sz="2" w:space="0"/>
+            <w:left w:val="single" w:color="000000" w:sz="2" w:space="0"/>
+            <w:bottom w:val="single" w:color="000000" w:sz="2" w:space="0"/>
+            <w:right w:val="single" w:color="000000" w:sz="2" w:space="0"/>
+            <w:insideH w:val="single" w:color="000000" w:sz="2" w:space="0"/>
+            <w:insideV w:val="single" w:color="000000" w:sz="2" w:space="0"/>
+          </w:tblBorders>
           <w:tblCellMar>
             <w:top w:w="0" w:type="dxa"/>
             <w:left w:w="0" w:type="dxa"/>
@@ -1450,16 +1478,16 @@
           </w:tblCellMar>
         </w:tblPrEx>
         <w:trPr>
-          <w:trHeight w:val="556"/>
+          <w:trHeight w:val="556" w:hRule="atLeast"/>
           <w:jc w:val="center"/>
         </w:trPr>
         <w:tc>
           <w:tcPr>
             <w:tcW w:w="1317" w:type="dxa"/>
-            <w:shd w:val="clear" w:color="auto" w:fill="auto"/>
           </w:tcPr>
           <w:p>
             <w:pPr>
+              <w:pStyle w:val="27"/>
               <w:keepNext w:val="0"/>
               <w:keepLines w:val="0"/>
               <w:pageBreakBefore w:val="0"/>
@@ -1472,50 +1500,21 @@
               <w:bidi w:val="0"/>
               <w:adjustRightInd w:val="0"/>
               <w:snapToGrid w:val="0"/>
-              <w:spacing w:before="173" w:line="267" w:lineRule="exact"/>
-              <w:ind w:left="0" w:right="0" w:firstLine="0" w:leftChars="0" w:rightChars="0" w:firstLineChars="0"/>
+              <w:ind w:left="0" w:leftChars="0" w:right="0" w:rightChars="0" w:firstLine="0" w:firstLineChars="0"/>
               <w:jc w:val="center"/>
               <w:textAlignment w:val="baseline"/>
-              <w:rPr>
-                <w:rFonts w:ascii="宋体" w:eastAsia="宋体" w:hAnsi="宋体" w:cs="宋体" w:hint="default"/>
-                <w:snapToGrid w:val="0"/>
-                <w:color w:val="000000"/>
-                <w:kern w:val="0"/>
-                <w:sz w:val="20"/>
-                <w:szCs w:val="20"/>
-                <w:lang w:val="en-US" w:eastAsia="en-US" w:bidi="ar-SA"/>
-              </w:rPr>
             </w:pPr>
-            <w:r>
-              <w:rPr>
-                <w:rFonts w:ascii="宋体" w:eastAsia="宋体" w:hAnsi="宋体" w:cs="宋体"/>
-                <w:spacing w:val="3"/>
-                <w:position w:val="1"/>
-                <w:sz w:val="20"/>
-                <w:szCs w:val="20"/>
-              </w:rPr>
-              <w:t>2025.1.</w:t>
-            </w:r>
-            <w:r>
-              <w:rPr>
-                <w:rFonts w:ascii="宋体" w:hAnsi="宋体" w:cs="宋体" w:hint="eastAsia"/>
-                <w:spacing w:val="3"/>
-                <w:position w:val="1"/>
-                <w:sz w:val="20"/>
-                <w:szCs w:val="20"/>
-                <w:lang w:val="en-US" w:eastAsia="zh-CN"/>
-              </w:rPr>
-              <w:t>10</w:t>
-            </w:r>
+            <w:bookmarkStart w:id="23" w:name="_GoBack"/>
+            <w:bookmarkEnd w:id="23"/>
           </w:p>
         </w:tc>
         <w:tc>
           <w:tcPr>
             <w:tcW w:w="972" w:type="dxa"/>
-            <w:shd w:val="clear" w:color="auto" w:fill="auto"/>
           </w:tcPr>
           <w:p>
             <w:pPr>
+              <w:pStyle w:val="27"/>
               <w:keepNext w:val="0"/>
               <w:keepLines w:val="0"/>
               <w:pageBreakBefore w:val="0"/>
@@ -1528,39 +1527,19 @@
               <w:bidi w:val="0"/>
               <w:adjustRightInd w:val="0"/>
               <w:snapToGrid w:val="0"/>
-              <w:spacing w:before="173" w:line="267" w:lineRule="exact"/>
-              <w:ind w:left="0" w:right="0" w:firstLine="0" w:leftChars="0" w:rightChars="0" w:firstLineChars="0"/>
+              <w:ind w:left="0" w:leftChars="0" w:right="0" w:rightChars="0" w:firstLine="0" w:firstLineChars="0"/>
               <w:jc w:val="center"/>
               <w:textAlignment w:val="baseline"/>
-              <w:rPr>
-                <w:rFonts w:ascii="宋体" w:eastAsia="宋体" w:hAnsi="宋体" w:cs="宋体"/>
-                <w:snapToGrid w:val="0"/>
-                <w:color w:val="000000"/>
-                <w:kern w:val="0"/>
-                <w:sz w:val="20"/>
-                <w:szCs w:val="20"/>
-                <w:lang w:val="en-US" w:eastAsia="en-US" w:bidi="ar-SA"/>
-              </w:rPr>
             </w:pPr>
-            <w:r>
-              <w:rPr>
-                <w:rFonts w:ascii="宋体" w:eastAsia="宋体" w:hAnsi="宋体" w:cs="宋体"/>
-                <w:spacing w:val="4"/>
-                <w:position w:val="1"/>
-                <w:sz w:val="20"/>
-                <w:szCs w:val="20"/>
-              </w:rPr>
-              <w:t>V1.0</w:t>
-            </w:r>
           </w:p>
         </w:tc>
         <w:tc>
           <w:tcPr>
             <w:tcW w:w="1830" w:type="dxa"/>
-            <w:shd w:val="clear" w:color="auto" w:fill="auto"/>
           </w:tcPr>
           <w:p>
             <w:pPr>
+              <w:pStyle w:val="27"/>
               <w:keepNext w:val="0"/>
               <w:keepLines w:val="0"/>
               <w:pageBreakBefore w:val="0"/>
@@ -1573,40 +1552,19 @@
               <w:bidi w:val="0"/>
               <w:adjustRightInd w:val="0"/>
               <w:snapToGrid w:val="0"/>
-              <w:spacing w:before="173" w:line="229" w:lineRule="auto"/>
-              <w:ind w:left="0" w:right="0" w:firstLine="0" w:leftChars="0" w:rightChars="0" w:firstLineChars="0"/>
+              <w:ind w:left="0" w:leftChars="0" w:right="0" w:rightChars="0" w:firstLine="0" w:firstLineChars="0"/>
               <w:jc w:val="center"/>
               <w:textAlignment w:val="baseline"/>
-              <w:rPr>
-                <w:rFonts w:ascii="宋体" w:eastAsia="宋体" w:hAnsi="宋体" w:cs="宋体" w:hint="default"/>
-                <w:snapToGrid w:val="0"/>
-                <w:color w:val="000000"/>
-                <w:kern w:val="0"/>
-                <w:sz w:val="20"/>
-                <w:szCs w:val="20"/>
-                <w:lang w:val="en-US" w:eastAsia="zh-CN" w:bidi="ar-SA"/>
-              </w:rPr>
             </w:pPr>
-            <w:r>
-              <w:rPr>
-                <w:rFonts w:asciiTheme="minorAscii" w:eastAsiaTheme="minorEastAsia" w:hAnsiTheme="minorAscii" w:hint="eastAsia"/>
-                <w:spacing w:val="0"/>
-                <w:kern w:val="0"/>
-                <w:sz w:val="21"/>
-                <w:vertAlign w:val="baseline"/>
-                <w:lang w:val="en-US" w:eastAsia="zh-CN"/>
-              </w:rPr>
-              <w:t>完善验收流程</w:t>
-            </w:r>
           </w:p>
         </w:tc>
         <w:tc>
           <w:tcPr>
             <w:tcW w:w="1574" w:type="dxa"/>
-            <w:shd w:val="clear" w:color="auto" w:fill="auto"/>
           </w:tcPr>
           <w:p>
             <w:pPr>
+              <w:pStyle w:val="27"/>
               <w:keepNext w:val="0"/>
               <w:keepLines w:val="0"/>
               <w:pageBreakBefore w:val="0"/>
@@ -1619,41 +1577,19 @@
               <w:bidi w:val="0"/>
               <w:adjustRightInd w:val="0"/>
               <w:snapToGrid w:val="0"/>
-              <w:spacing w:before="173" w:line="229" w:lineRule="auto"/>
-              <w:ind w:left="0" w:right="0" w:firstLine="0" w:leftChars="0" w:rightChars="0" w:firstLineChars="0"/>
+              <w:ind w:left="0" w:leftChars="0" w:right="0" w:rightChars="0" w:firstLine="0" w:firstLineChars="0"/>
               <w:jc w:val="center"/>
               <w:textAlignment w:val="baseline"/>
-              <w:rPr>
-                <w:rFonts w:ascii="宋体" w:eastAsia="宋体" w:hAnsi="宋体" w:cs="宋体"/>
-                <w:snapToGrid w:val="0"/>
-                <w:color w:val="000000"/>
-                <w:spacing w:val="200"/>
-                <w:kern w:val="0"/>
-                <w:sz w:val="20"/>
-                <w:szCs w:val="20"/>
-                <w:lang w:val="en-US" w:eastAsia="en-US" w:bidi="ar-SA"/>
-              </w:rPr>
             </w:pPr>
-            <w:r>
-              <w:rPr>
-                <w:rFonts w:asciiTheme="minorAscii" w:eastAsiaTheme="minorEastAsia" w:hAnsiTheme="minorAscii" w:hint="eastAsia"/>
-                <w:spacing w:val="0"/>
-                <w:kern w:val="0"/>
-                <w:sz w:val="21"/>
-                <w:vertAlign w:val="baseline"/>
-                <w:lang w:val="en-US" w:eastAsia="zh-CN"/>
-              </w:rPr>
-              <w:t>吴桀</w:t>
-            </w:r>
           </w:p>
         </w:tc>
         <w:tc>
           <w:tcPr>
             <w:tcW w:w="1606" w:type="dxa"/>
-            <w:shd w:val="clear" w:color="auto" w:fill="auto"/>
           </w:tcPr>
           <w:p>
             <w:pPr>
+              <w:pStyle w:val="27"/>
               <w:keepNext w:val="0"/>
               <w:keepLines w:val="0"/>
               <w:pageBreakBefore w:val="0"/>
@@ -1666,41 +1602,19 @@
               <w:bidi w:val="0"/>
               <w:adjustRightInd w:val="0"/>
               <w:snapToGrid w:val="0"/>
-              <w:spacing w:before="173" w:line="229" w:lineRule="auto"/>
-              <w:ind w:left="0" w:right="0" w:firstLine="0" w:leftChars="0" w:rightChars="0" w:firstLineChars="0"/>
+              <w:ind w:left="0" w:leftChars="0" w:right="0" w:rightChars="0" w:firstLine="0" w:firstLineChars="0"/>
               <w:jc w:val="center"/>
               <w:textAlignment w:val="baseline"/>
-              <w:rPr>
-                <w:rFonts w:ascii="宋体" w:eastAsia="宋体" w:hAnsi="宋体" w:cs="宋体"/>
-                <w:snapToGrid w:val="0"/>
-                <w:color w:val="000000"/>
-                <w:spacing w:val="200"/>
-                <w:kern w:val="0"/>
-                <w:sz w:val="20"/>
-                <w:szCs w:val="20"/>
-                <w:lang w:val="en-US" w:eastAsia="en-US" w:bidi="ar-SA"/>
-              </w:rPr>
             </w:pPr>
-            <w:r>
-              <w:rPr>
-                <w:rFonts w:asciiTheme="minorAscii" w:eastAsiaTheme="minorEastAsia" w:hAnsiTheme="minorAscii" w:hint="eastAsia"/>
-                <w:spacing w:val="0"/>
-                <w:kern w:val="0"/>
-                <w:sz w:val="21"/>
-                <w:vertAlign w:val="baseline"/>
-                <w:lang w:val="en-US" w:eastAsia="zh-CN"/>
-              </w:rPr>
-              <w:t>茅建根</w:t>
-            </w:r>
           </w:p>
         </w:tc>
         <w:tc>
           <w:tcPr>
             <w:tcW w:w="915" w:type="dxa"/>
-            <w:shd w:val="clear" w:color="auto" w:fill="auto"/>
           </w:tcPr>
           <w:p>
             <w:pPr>
+              <w:pStyle w:val="27"/>
               <w:keepNext w:val="0"/>
               <w:keepLines w:val="0"/>
               <w:pageBreakBefore w:val="0"/>
@@ -1713,48 +1627,26 @@
               <w:bidi w:val="0"/>
               <w:adjustRightInd w:val="0"/>
               <w:snapToGrid w:val="0"/>
-              <w:spacing w:before="173" w:line="229" w:lineRule="auto"/>
-              <w:ind w:left="0" w:right="0" w:firstLine="0" w:leftChars="0" w:rightChars="0" w:firstLineChars="0"/>
+              <w:ind w:left="0" w:leftChars="0" w:right="0" w:rightChars="0" w:firstLine="0" w:firstLineChars="0"/>
               <w:jc w:val="center"/>
               <w:textAlignment w:val="baseline"/>
-              <w:rPr>
-                <w:rFonts w:ascii="宋体" w:eastAsia="宋体" w:hAnsi="宋体" w:cs="宋体"/>
-                <w:snapToGrid w:val="0"/>
-                <w:color w:val="000000"/>
-                <w:kern w:val="0"/>
-                <w:sz w:val="20"/>
-                <w:szCs w:val="20"/>
-                <w:lang w:val="en-US" w:eastAsia="en-US" w:bidi="ar-SA"/>
-              </w:rPr>
             </w:pPr>
-            <w:r>
-              <w:rPr>
-                <w:rFonts w:asciiTheme="minorAscii" w:eastAsiaTheme="minorEastAsia" w:hAnsiTheme="minorAscii" w:hint="eastAsia"/>
-                <w:spacing w:val="0"/>
-                <w:kern w:val="0"/>
-                <w:sz w:val="21"/>
-                <w:vertAlign w:val="baseline"/>
-                <w:lang w:val="en-US" w:eastAsia="zh-CN"/>
-              </w:rPr>
-              <w:t>吴亚红</w:t>
-            </w:r>
           </w:p>
         </w:tc>
       </w:tr>
       <w:tr>
         <w:tblPrEx>
-          <w:tblW w:w="8214" w:type="dxa"/>
-          <w:jc w:val="center"/>
-          <w:tblLayout w:type="fixed"/>
-          <w:tblCellMar>
-            <w:top w:w="0" w:type="dxa"/>
-            <w:left w:w="0" w:type="dxa"/>
-            <w:bottom w:w="0" w:type="dxa"/>
-            <w:right w:w="0" w:type="dxa"/>
-          </w:tblCellMar>
+          <w:tblBorders>
+            <w:top w:val="single" w:color="000000" w:sz="2" w:space="0"/>
+            <w:left w:val="single" w:color="000000" w:sz="2" w:space="0"/>
+            <w:bottom w:val="single" w:color="000000" w:sz="2" w:space="0"/>
+            <w:right w:val="single" w:color="000000" w:sz="2" w:space="0"/>
+            <w:insideH w:val="single" w:color="000000" w:sz="2" w:space="0"/>
+            <w:insideV w:val="single" w:color="000000" w:sz="2" w:space="0"/>
+          </w:tblBorders>
         </w:tblPrEx>
         <w:trPr>
-          <w:trHeight w:val="556"/>
+          <w:trHeight w:val="557" w:hRule="atLeast"/>
           <w:jc w:val="center"/>
         </w:trPr>
         <w:tc>
@@ -1763,7 +1655,7 @@
           </w:tcPr>
           <w:p>
             <w:pPr>
-              <w:pStyle w:val="TableText"/>
+              <w:pStyle w:val="27"/>
               <w:keepNext w:val="0"/>
               <w:keepLines w:val="0"/>
               <w:pageBreakBefore w:val="0"/>
@@ -1776,7 +1668,7 @@
               <w:bidi w:val="0"/>
               <w:adjustRightInd w:val="0"/>
               <w:snapToGrid w:val="0"/>
-              <w:ind w:left="0" w:right="0" w:firstLine="0" w:leftChars="0" w:rightChars="0" w:firstLineChars="0"/>
+              <w:ind w:left="0" w:leftChars="0" w:right="0" w:rightChars="0" w:firstLine="0" w:firstLineChars="0"/>
               <w:jc w:val="center"/>
               <w:textAlignment w:val="baseline"/>
             </w:pPr>
@@ -1788,7 +1680,7 @@
           </w:tcPr>
           <w:p>
             <w:pPr>
-              <w:pStyle w:val="TableText"/>
+              <w:pStyle w:val="27"/>
               <w:keepNext w:val="0"/>
               <w:keepLines w:val="0"/>
               <w:pageBreakBefore w:val="0"/>
@@ -1801,7 +1693,7 @@
               <w:bidi w:val="0"/>
               <w:adjustRightInd w:val="0"/>
               <w:snapToGrid w:val="0"/>
-              <w:ind w:left="0" w:right="0" w:firstLine="0" w:leftChars="0" w:rightChars="0" w:firstLineChars="0"/>
+              <w:ind w:left="0" w:leftChars="0" w:right="0" w:rightChars="0" w:firstLine="0" w:firstLineChars="0"/>
               <w:jc w:val="center"/>
               <w:textAlignment w:val="baseline"/>
             </w:pPr>
@@ -1813,7 +1705,7 @@
           </w:tcPr>
           <w:p>
             <w:pPr>
-              <w:pStyle w:val="TableText"/>
+              <w:pStyle w:val="27"/>
               <w:keepNext w:val="0"/>
               <w:keepLines w:val="0"/>
               <w:pageBreakBefore w:val="0"/>
@@ -1826,7 +1718,7 @@
               <w:bidi w:val="0"/>
               <w:adjustRightInd w:val="0"/>
               <w:snapToGrid w:val="0"/>
-              <w:ind w:left="0" w:right="0" w:firstLine="0" w:leftChars="0" w:rightChars="0" w:firstLineChars="0"/>
+              <w:ind w:left="0" w:leftChars="0" w:right="0" w:rightChars="0" w:firstLine="0" w:firstLineChars="0"/>
               <w:jc w:val="center"/>
               <w:textAlignment w:val="baseline"/>
             </w:pPr>
@@ -1838,7 +1730,7 @@
           </w:tcPr>
           <w:p>
             <w:pPr>
-              <w:pStyle w:val="TableText"/>
+              <w:pStyle w:val="27"/>
               <w:keepNext w:val="0"/>
               <w:keepLines w:val="0"/>
               <w:pageBreakBefore w:val="0"/>
@@ -1851,7 +1743,7 @@
               <w:bidi w:val="0"/>
               <w:adjustRightInd w:val="0"/>
               <w:snapToGrid w:val="0"/>
-              <w:ind w:left="0" w:right="0" w:firstLine="0" w:leftChars="0" w:rightChars="0" w:firstLineChars="0"/>
+              <w:ind w:left="0" w:leftChars="0" w:right="0" w:rightChars="0" w:firstLine="0" w:firstLineChars="0"/>
               <w:jc w:val="center"/>
               <w:textAlignment w:val="baseline"/>
             </w:pPr>
@@ -1863,7 +1755,7 @@
           </w:tcPr>
           <w:p>
             <w:pPr>
-              <w:pStyle w:val="TableText"/>
+              <w:pStyle w:val="27"/>
               <w:keepNext w:val="0"/>
               <w:keepLines w:val="0"/>
               <w:pageBreakBefore w:val="0"/>
@@ -1876,7 +1768,7 @@
               <w:bidi w:val="0"/>
               <w:adjustRightInd w:val="0"/>
               <w:snapToGrid w:val="0"/>
-              <w:ind w:left="0" w:right="0" w:firstLine="0" w:leftChars="0" w:rightChars="0" w:firstLineChars="0"/>
+              <w:ind w:left="0" w:leftChars="0" w:right="0" w:rightChars="0" w:firstLine="0" w:firstLineChars="0"/>
               <w:jc w:val="center"/>
               <w:textAlignment w:val="baseline"/>
             </w:pPr>
@@ -1888,7 +1780,7 @@
           </w:tcPr>
           <w:p>
             <w:pPr>
-              <w:pStyle w:val="TableText"/>
+              <w:pStyle w:val="27"/>
               <w:keepNext w:val="0"/>
               <w:keepLines w:val="0"/>
               <w:pageBreakBefore w:val="0"/>
@@ -1901,174 +1793,7 @@
               <w:bidi w:val="0"/>
               <w:adjustRightInd w:val="0"/>
               <w:snapToGrid w:val="0"/>
-              <w:ind w:left="0" w:right="0" w:firstLine="0" w:leftChars="0" w:rightChars="0" w:firstLineChars="0"/>
-              <w:jc w:val="center"/>
-              <w:textAlignment w:val="baseline"/>
-            </w:pPr>
-          </w:p>
-        </w:tc>
-      </w:tr>
-      <w:tr>
-        <w:tblPrEx>
-          <w:tblW w:w="8214" w:type="dxa"/>
-          <w:jc w:val="center"/>
-          <w:tblLayout w:type="fixed"/>
-          <w:tblCellMar>
-            <w:top w:w="0" w:type="dxa"/>
-            <w:left w:w="0" w:type="dxa"/>
-            <w:bottom w:w="0" w:type="dxa"/>
-            <w:right w:w="0" w:type="dxa"/>
-          </w:tblCellMar>
-        </w:tblPrEx>
-        <w:trPr>
-          <w:trHeight w:val="557"/>
-          <w:jc w:val="center"/>
-        </w:trPr>
-        <w:tc>
-          <w:tcPr>
-            <w:tcW w:w="1317" w:type="dxa"/>
-          </w:tcPr>
-          <w:p>
-            <w:pPr>
-              <w:pStyle w:val="TableText"/>
-              <w:keepNext w:val="0"/>
-              <w:keepLines w:val="0"/>
-              <w:pageBreakBefore w:val="0"/>
-              <w:widowControl w:val="0"/>
-              <w:kinsoku w:val="0"/>
-              <w:wordWrap/>
-              <w:overflowPunct/>
-              <w:autoSpaceDE w:val="0"/>
-              <w:autoSpaceDN w:val="0"/>
-              <w:bidi w:val="0"/>
-              <w:adjustRightInd w:val="0"/>
-              <w:snapToGrid w:val="0"/>
-              <w:ind w:left="0" w:right="0" w:firstLine="0" w:leftChars="0" w:rightChars="0" w:firstLineChars="0"/>
-              <w:jc w:val="center"/>
-              <w:textAlignment w:val="baseline"/>
-            </w:pPr>
-          </w:p>
-        </w:tc>
-        <w:tc>
-          <w:tcPr>
-            <w:tcW w:w="972" w:type="dxa"/>
-          </w:tcPr>
-          <w:p>
-            <w:pPr>
-              <w:pStyle w:val="TableText"/>
-              <w:keepNext w:val="0"/>
-              <w:keepLines w:val="0"/>
-              <w:pageBreakBefore w:val="0"/>
-              <w:widowControl w:val="0"/>
-              <w:kinsoku w:val="0"/>
-              <w:wordWrap/>
-              <w:overflowPunct/>
-              <w:autoSpaceDE w:val="0"/>
-              <w:autoSpaceDN w:val="0"/>
-              <w:bidi w:val="0"/>
-              <w:adjustRightInd w:val="0"/>
-              <w:snapToGrid w:val="0"/>
-              <w:ind w:left="0" w:right="0" w:firstLine="0" w:leftChars="0" w:rightChars="0" w:firstLineChars="0"/>
-              <w:jc w:val="center"/>
-              <w:textAlignment w:val="baseline"/>
-            </w:pPr>
-          </w:p>
-        </w:tc>
-        <w:tc>
-          <w:tcPr>
-            <w:tcW w:w="1830" w:type="dxa"/>
-          </w:tcPr>
-          <w:p>
-            <w:pPr>
-              <w:pStyle w:val="TableText"/>
-              <w:keepNext w:val="0"/>
-              <w:keepLines w:val="0"/>
-              <w:pageBreakBefore w:val="0"/>
-              <w:widowControl w:val="0"/>
-              <w:kinsoku w:val="0"/>
-              <w:wordWrap/>
-              <w:overflowPunct/>
-              <w:autoSpaceDE w:val="0"/>
-              <w:autoSpaceDN w:val="0"/>
-              <w:bidi w:val="0"/>
-              <w:adjustRightInd w:val="0"/>
-              <w:snapToGrid w:val="0"/>
-              <w:ind w:left="0" w:right="0" w:firstLine="0" w:leftChars="0" w:rightChars="0" w:firstLineChars="0"/>
-              <w:jc w:val="center"/>
-              <w:textAlignment w:val="baseline"/>
-            </w:pPr>
-          </w:p>
-        </w:tc>
-        <w:tc>
-          <w:tcPr>
-            <w:tcW w:w="1574" w:type="dxa"/>
-          </w:tcPr>
-          <w:p>
-            <w:pPr>
-              <w:pStyle w:val="TableText"/>
-              <w:keepNext w:val="0"/>
-              <w:keepLines w:val="0"/>
-              <w:pageBreakBefore w:val="0"/>
-              <w:widowControl w:val="0"/>
-              <w:kinsoku w:val="0"/>
-              <w:wordWrap/>
-              <w:overflowPunct/>
-              <w:autoSpaceDE w:val="0"/>
-              <w:autoSpaceDN w:val="0"/>
-              <w:bidi w:val="0"/>
-              <w:adjustRightInd w:val="0"/>
-              <w:snapToGrid w:val="0"/>
-              <w:ind w:left="0" w:right="0" w:firstLine="0" w:leftChars="0" w:rightChars="0" w:firstLineChars="0"/>
-              <w:jc w:val="center"/>
-              <w:textAlignment w:val="baseline"/>
-            </w:pPr>
-          </w:p>
-        </w:tc>
-        <w:tc>
-          <w:tcPr>
-            <w:tcW w:w="1606" w:type="dxa"/>
-          </w:tcPr>
-          <w:p>
-            <w:pPr>
-              <w:pStyle w:val="TableText"/>
-              <w:keepNext w:val="0"/>
-              <w:keepLines w:val="0"/>
-              <w:pageBreakBefore w:val="0"/>
-              <w:widowControl w:val="0"/>
-              <w:kinsoku w:val="0"/>
-              <w:wordWrap/>
-              <w:overflowPunct/>
-              <w:autoSpaceDE w:val="0"/>
-              <w:autoSpaceDN w:val="0"/>
-              <w:bidi w:val="0"/>
-              <w:adjustRightInd w:val="0"/>
-              <w:snapToGrid w:val="0"/>
-              <w:ind w:left="0" w:right="0" w:firstLine="0" w:leftChars="0" w:rightChars="0" w:firstLineChars="0"/>
-              <w:jc w:val="center"/>
-              <w:textAlignment w:val="baseline"/>
-            </w:pPr>
-          </w:p>
-        </w:tc>
-        <w:tc>
-          <w:tcPr>
-            <w:tcW w:w="915" w:type="dxa"/>
-          </w:tcPr>
-          <w:p>
-            <w:pPr>
-              <w:pStyle w:val="TableText"/>
-              <w:keepNext w:val="0"/>
-              <w:keepLines w:val="0"/>
-              <w:pageBreakBefore w:val="0"/>
-              <w:widowControl w:val="0"/>
-              <w:kinsoku w:val="0"/>
-              <w:wordWrap/>
-              <w:overflowPunct/>
-              <w:autoSpaceDE w:val="0"/>
-              <w:autoSpaceDN w:val="0"/>
-              <w:bidi w:val="0"/>
-              <w:adjustRightInd w:val="0"/>
-              <w:snapToGrid w:val="0"/>
-              <w:ind w:left="0" w:right="0" w:firstLine="0" w:leftChars="0" w:rightChars="0" w:firstLineChars="0"/>
+              <w:ind w:left="0" w:leftChars="0" w:right="0" w:rightChars="0" w:firstLine="0" w:firstLineChars="0"/>
               <w:jc w:val="center"/>
               <w:textAlignment w:val="baseline"/>
             </w:pPr>
@@ -2100,7 +1825,7 @@
     <w:sdt>
       <w:sdtPr>
         <w:rPr>
-          <w:rFonts w:ascii="宋体" w:eastAsia="宋体" w:hAnsi="宋体" w:cs="Arial"/>
+          <w:rFonts w:ascii="宋体" w:hAnsi="宋体" w:eastAsia="宋体" w:cs="Arial"/>
           <w:snapToGrid w:val="0"/>
           <w:color w:val="000000"/>
           <w:kern w:val="0"/>
@@ -2116,7 +1841,7 @@
       </w:sdtPr>
       <w:sdtEndPr>
         <w:rPr>
-          <w:rFonts w:ascii="宋体" w:eastAsia="宋体" w:hAnsi="宋体" w:cs="宋体" w:hint="eastAsia"/>
+          <w:rFonts w:hint="eastAsia" w:ascii="宋体" w:hAnsi="宋体" w:eastAsia="宋体" w:cs="宋体"/>
           <w:snapToGrid w:val="0"/>
           <w:color w:val="000000"/>
           <w:kern w:val="0"/>
@@ -2142,18 +1867,18 @@
             <w:adjustRightInd w:val="0"/>
             <w:snapToGrid w:val="0"/>
             <w:spacing w:before="0" w:beforeLines="0" w:after="0" w:afterLines="0" w:line="240" w:lineRule="auto"/>
-            <w:ind w:left="0" w:right="0" w:firstLine="0" w:leftChars="0" w:rightChars="0" w:firstLineChars="0"/>
+            <w:ind w:left="0" w:leftChars="0" w:right="0" w:rightChars="0" w:firstLine="0" w:firstLineChars="0"/>
             <w:jc w:val="center"/>
             <w:textAlignment w:val="baseline"/>
             <w:rPr>
-              <w:rFonts w:ascii="宋体" w:eastAsia="宋体" w:hAnsi="宋体" w:cs="宋体" w:hint="eastAsia"/>
+              <w:rFonts w:hint="eastAsia" w:ascii="宋体" w:hAnsi="宋体" w:eastAsia="宋体" w:cs="宋体"/>
               <w:sz w:val="24"/>
               <w:szCs w:val="24"/>
             </w:rPr>
           </w:pPr>
           <w:r>
             <w:rPr>
-              <w:rFonts w:ascii="宋体" w:eastAsia="宋体" w:hAnsi="宋体" w:cs="宋体" w:hint="eastAsia"/>
+              <w:rFonts w:hint="eastAsia" w:ascii="宋体" w:hAnsi="宋体" w:eastAsia="宋体" w:cs="宋体"/>
               <w:sz w:val="24"/>
               <w:szCs w:val="24"/>
             </w:rPr>
@@ -2162,16 +1887,14 @@
         </w:p>
         <w:p>
           <w:pPr>
-            <w:pStyle w:val="TOC1"/>
+            <w:pStyle w:val="16"/>
             <w:tabs>
               <w:tab w:val="right" w:leader="dot" w:pos="8306"/>
             </w:tabs>
           </w:pPr>
-          <w:bookmarkStart w:id="2" w:name="_GoBack"/>
-          <w:bookmarkEnd w:id="2"/>
-          <w:r>
-            <w:rPr>
-              <w:rFonts w:ascii="宋体" w:eastAsia="宋体" w:hAnsi="宋体" w:cs="宋体" w:hint="eastAsia"/>
+          <w:r>
+            <w:rPr>
+              <w:rFonts w:hint="eastAsia" w:ascii="宋体" w:hAnsi="宋体" w:eastAsia="宋体" w:cs="宋体"/>
               <w:sz w:val="24"/>
               <w:szCs w:val="24"/>
             </w:rPr>
@@ -2179,7 +1902,7 @@
           </w:r>
           <w:r>
             <w:rPr>
-              <w:rFonts w:ascii="宋体" w:eastAsia="宋体" w:hAnsi="宋体" w:cs="宋体" w:hint="eastAsia"/>
+              <w:rFonts w:hint="eastAsia" w:ascii="宋体" w:hAnsi="宋体" w:eastAsia="宋体" w:cs="宋体"/>
               <w:sz w:val="24"/>
               <w:szCs w:val="24"/>
             </w:rPr>
@@ -2187,7 +1910,7 @@
           </w:r>
           <w:r>
             <w:rPr>
-              <w:rFonts w:ascii="宋体" w:eastAsia="宋体" w:hAnsi="宋体" w:cs="宋体" w:hint="eastAsia"/>
+              <w:rFonts w:hint="eastAsia" w:ascii="宋体" w:hAnsi="宋体" w:eastAsia="宋体" w:cs="宋体"/>
               <w:sz w:val="24"/>
               <w:szCs w:val="24"/>
             </w:rPr>
@@ -2195,21 +1918,21 @@
           </w:r>
           <w:r>
             <w:rPr>
-              <w:rFonts w:ascii="宋体" w:eastAsia="宋体" w:hAnsi="宋体" w:cs="宋体" w:hint="eastAsia"/>
+              <w:rFonts w:hint="eastAsia" w:ascii="宋体" w:hAnsi="宋体" w:eastAsia="宋体" w:cs="宋体"/>
               <w:szCs w:val="24"/>
             </w:rPr>
             <w:fldChar w:fldCharType="begin"/>
           </w:r>
           <w:r>
             <w:rPr>
-              <w:rFonts w:ascii="宋体" w:eastAsia="宋体" w:hAnsi="宋体" w:cs="宋体" w:hint="eastAsia"/>
+              <w:rFonts w:hint="eastAsia" w:ascii="宋体" w:hAnsi="宋体" w:eastAsia="宋体" w:cs="宋体"/>
               <w:szCs w:val="24"/>
             </w:rPr>
             <w:instrText xml:space="preserve"> HYPERLINK \l _Toc6620 </w:instrText>
           </w:r>
           <w:r>
             <w:rPr>
-              <w:rFonts w:ascii="宋体" w:eastAsia="宋体" w:hAnsi="宋体" w:cs="宋体" w:hint="eastAsia"/>
+              <w:rFonts w:hint="eastAsia" w:ascii="宋体" w:hAnsi="宋体" w:eastAsia="宋体" w:cs="宋体"/>
               <w:szCs w:val="24"/>
             </w:rPr>
             <w:fldChar w:fldCharType="separate"/>
@@ -2241,7 +1964,7 @@
           </w:r>
           <w:r>
             <w:rPr>
-              <w:rFonts w:ascii="宋体" w:eastAsia="宋体" w:hAnsi="宋体" w:cs="宋体" w:hint="eastAsia"/>
+              <w:rFonts w:hint="eastAsia" w:ascii="宋体" w:hAnsi="宋体" w:eastAsia="宋体" w:cs="宋体"/>
               <w:szCs w:val="24"/>
             </w:rPr>
             <w:fldChar w:fldCharType="end"/>
@@ -2249,28 +1972,28 @@
         </w:p>
         <w:p>
           <w:pPr>
-            <w:pStyle w:val="TOC1"/>
+            <w:pStyle w:val="16"/>
             <w:tabs>
               <w:tab w:val="right" w:leader="dot" w:pos="8306"/>
             </w:tabs>
           </w:pPr>
           <w:r>
             <w:rPr>
-              <w:rFonts w:ascii="宋体" w:eastAsia="宋体" w:hAnsi="宋体" w:cs="宋体" w:hint="eastAsia"/>
+              <w:rFonts w:hint="eastAsia" w:ascii="宋体" w:hAnsi="宋体" w:eastAsia="宋体" w:cs="宋体"/>
               <w:szCs w:val="24"/>
             </w:rPr>
             <w:fldChar w:fldCharType="begin"/>
           </w:r>
           <w:r>
             <w:rPr>
-              <w:rFonts w:ascii="宋体" w:eastAsia="宋体" w:hAnsi="宋体" w:cs="宋体" w:hint="eastAsia"/>
+              <w:rFonts w:hint="eastAsia" w:ascii="宋体" w:hAnsi="宋体" w:eastAsia="宋体" w:cs="宋体"/>
               <w:szCs w:val="24"/>
             </w:rPr>
             <w:instrText xml:space="preserve"> HYPERLINK \l _Toc2811 </w:instrText>
           </w:r>
           <w:r>
             <w:rPr>
-              <w:rFonts w:ascii="宋体" w:eastAsia="宋体" w:hAnsi="宋体" w:cs="宋体" w:hint="eastAsia"/>
+              <w:rFonts w:hint="eastAsia" w:ascii="宋体" w:hAnsi="宋体" w:eastAsia="宋体" w:cs="宋体"/>
               <w:szCs w:val="24"/>
             </w:rPr>
             <w:fldChar w:fldCharType="separate"/>
@@ -2302,7 +2025,7 @@
           </w:r>
           <w:r>
             <w:rPr>
-              <w:rFonts w:ascii="宋体" w:eastAsia="宋体" w:hAnsi="宋体" w:cs="宋体" w:hint="eastAsia"/>
+              <w:rFonts w:hint="eastAsia" w:ascii="宋体" w:hAnsi="宋体" w:eastAsia="宋体" w:cs="宋体"/>
               <w:szCs w:val="24"/>
             </w:rPr>
             <w:fldChar w:fldCharType="end"/>
@@ -2310,28 +2033,28 @@
         </w:p>
         <w:p>
           <w:pPr>
-            <w:pStyle w:val="TOC1"/>
+            <w:pStyle w:val="16"/>
             <w:tabs>
               <w:tab w:val="right" w:leader="dot" w:pos="8306"/>
             </w:tabs>
           </w:pPr>
           <w:r>
             <w:rPr>
-              <w:rFonts w:ascii="宋体" w:eastAsia="宋体" w:hAnsi="宋体" w:cs="宋体" w:hint="eastAsia"/>
+              <w:rFonts w:hint="eastAsia" w:ascii="宋体" w:hAnsi="宋体" w:eastAsia="宋体" w:cs="宋体"/>
               <w:szCs w:val="24"/>
             </w:rPr>
             <w:fldChar w:fldCharType="begin"/>
           </w:r>
           <w:r>
             <w:rPr>
-              <w:rFonts w:ascii="宋体" w:eastAsia="宋体" w:hAnsi="宋体" w:cs="宋体" w:hint="eastAsia"/>
+              <w:rFonts w:hint="eastAsia" w:ascii="宋体" w:hAnsi="宋体" w:eastAsia="宋体" w:cs="宋体"/>
               <w:szCs w:val="24"/>
             </w:rPr>
             <w:instrText xml:space="preserve"> HYPERLINK \l _Toc28011 </w:instrText>
           </w:r>
           <w:r>
             <w:rPr>
-              <w:rFonts w:ascii="宋体" w:eastAsia="宋体" w:hAnsi="宋体" w:cs="宋体" w:hint="eastAsia"/>
+              <w:rFonts w:hint="eastAsia" w:ascii="宋体" w:hAnsi="宋体" w:eastAsia="宋体" w:cs="宋体"/>
               <w:szCs w:val="24"/>
             </w:rPr>
             <w:fldChar w:fldCharType="separate"/>
@@ -2370,7 +2093,7 @@
           </w:r>
           <w:r>
             <w:rPr>
-              <w:rFonts w:ascii="宋体" w:eastAsia="宋体" w:hAnsi="宋体" w:cs="宋体" w:hint="eastAsia"/>
+              <w:rFonts w:hint="eastAsia" w:ascii="宋体" w:hAnsi="宋体" w:eastAsia="宋体" w:cs="宋体"/>
               <w:szCs w:val="24"/>
             </w:rPr>
             <w:fldChar w:fldCharType="end"/>
@@ -2378,28 +2101,28 @@
         </w:p>
         <w:p>
           <w:pPr>
-            <w:pStyle w:val="TOC2"/>
+            <w:pStyle w:val="17"/>
             <w:tabs>
               <w:tab w:val="right" w:leader="dot" w:pos="8306"/>
             </w:tabs>
           </w:pPr>
           <w:r>
             <w:rPr>
-              <w:rFonts w:ascii="宋体" w:eastAsia="宋体" w:hAnsi="宋体" w:cs="宋体" w:hint="eastAsia"/>
+              <w:rFonts w:hint="eastAsia" w:ascii="宋体" w:hAnsi="宋体" w:eastAsia="宋体" w:cs="宋体"/>
               <w:szCs w:val="24"/>
             </w:rPr>
             <w:fldChar w:fldCharType="begin"/>
           </w:r>
           <w:r>
             <w:rPr>
-              <w:rFonts w:ascii="宋体" w:eastAsia="宋体" w:hAnsi="宋体" w:cs="宋体" w:hint="eastAsia"/>
+              <w:rFonts w:hint="eastAsia" w:ascii="宋体" w:hAnsi="宋体" w:eastAsia="宋体" w:cs="宋体"/>
               <w:szCs w:val="24"/>
             </w:rPr>
             <w:instrText xml:space="preserve"> HYPERLINK \l _Toc10983 </w:instrText>
           </w:r>
           <w:r>
             <w:rPr>
-              <w:rFonts w:ascii="宋体" w:eastAsia="宋体" w:hAnsi="宋体" w:cs="宋体" w:hint="eastAsia"/>
+              <w:rFonts w:hint="eastAsia" w:ascii="宋体" w:hAnsi="宋体" w:eastAsia="宋体" w:cs="宋体"/>
               <w:szCs w:val="24"/>
             </w:rPr>
             <w:fldChar w:fldCharType="separate"/>
@@ -2438,7 +2161,7 @@
           </w:r>
           <w:r>
             <w:rPr>
-              <w:rFonts w:ascii="宋体" w:eastAsia="宋体" w:hAnsi="宋体" w:cs="宋体" w:hint="eastAsia"/>
+              <w:rFonts w:hint="eastAsia" w:ascii="宋体" w:hAnsi="宋体" w:eastAsia="宋体" w:cs="宋体"/>
               <w:szCs w:val="24"/>
             </w:rPr>
             <w:fldChar w:fldCharType="end"/>
@@ -2446,28 +2169,28 @@
         </w:p>
         <w:p>
           <w:pPr>
-            <w:pStyle w:val="TOC2"/>
+            <w:pStyle w:val="17"/>
             <w:tabs>
               <w:tab w:val="right" w:leader="dot" w:pos="8306"/>
             </w:tabs>
           </w:pPr>
           <w:r>
             <w:rPr>
-              <w:rFonts w:ascii="宋体" w:eastAsia="宋体" w:hAnsi="宋体" w:cs="宋体" w:hint="eastAsia"/>
+              <w:rFonts w:hint="eastAsia" w:ascii="宋体" w:hAnsi="宋体" w:eastAsia="宋体" w:cs="宋体"/>
               <w:szCs w:val="24"/>
             </w:rPr>
             <w:fldChar w:fldCharType="begin"/>
           </w:r>
           <w:r>
             <w:rPr>
-              <w:rFonts w:ascii="宋体" w:eastAsia="宋体" w:hAnsi="宋体" w:cs="宋体" w:hint="eastAsia"/>
+              <w:rFonts w:hint="eastAsia" w:ascii="宋体" w:hAnsi="宋体" w:eastAsia="宋体" w:cs="宋体"/>
               <w:szCs w:val="24"/>
             </w:rPr>
             <w:instrText xml:space="preserve"> HYPERLINK \l _Toc29053 </w:instrText>
           </w:r>
           <w:r>
             <w:rPr>
-              <w:rFonts w:ascii="宋体" w:eastAsia="宋体" w:hAnsi="宋体" w:cs="宋体" w:hint="eastAsia"/>
+              <w:rFonts w:hint="eastAsia" w:ascii="宋体" w:hAnsi="宋体" w:eastAsia="宋体" w:cs="宋体"/>
               <w:szCs w:val="24"/>
             </w:rPr>
             <w:fldChar w:fldCharType="separate"/>
@@ -2506,7 +2229,7 @@
           </w:r>
           <w:r>
             <w:rPr>
-              <w:rFonts w:ascii="宋体" w:eastAsia="宋体" w:hAnsi="宋体" w:cs="宋体" w:hint="eastAsia"/>
+              <w:rFonts w:hint="eastAsia" w:ascii="宋体" w:hAnsi="宋体" w:eastAsia="宋体" w:cs="宋体"/>
               <w:szCs w:val="24"/>
             </w:rPr>
             <w:fldChar w:fldCharType="end"/>
@@ -2514,28 +2237,28 @@
         </w:p>
         <w:p>
           <w:pPr>
-            <w:pStyle w:val="TOC2"/>
+            <w:pStyle w:val="17"/>
             <w:tabs>
               <w:tab w:val="right" w:leader="dot" w:pos="8306"/>
             </w:tabs>
           </w:pPr>
           <w:r>
             <w:rPr>
-              <w:rFonts w:ascii="宋体" w:eastAsia="宋体" w:hAnsi="宋体" w:cs="宋体" w:hint="eastAsia"/>
+              <w:rFonts w:hint="eastAsia" w:ascii="宋体" w:hAnsi="宋体" w:eastAsia="宋体" w:cs="宋体"/>
               <w:szCs w:val="24"/>
             </w:rPr>
             <w:fldChar w:fldCharType="begin"/>
           </w:r>
           <w:r>
             <w:rPr>
-              <w:rFonts w:ascii="宋体" w:eastAsia="宋体" w:hAnsi="宋体" w:cs="宋体" w:hint="eastAsia"/>
+              <w:rFonts w:hint="eastAsia" w:ascii="宋体" w:hAnsi="宋体" w:eastAsia="宋体" w:cs="宋体"/>
               <w:szCs w:val="24"/>
             </w:rPr>
             <w:instrText xml:space="preserve"> HYPERLINK \l _Toc22604 </w:instrText>
           </w:r>
           <w:r>
             <w:rPr>
-              <w:rFonts w:ascii="宋体" w:eastAsia="宋体" w:hAnsi="宋体" w:cs="宋体" w:hint="eastAsia"/>
+              <w:rFonts w:hint="eastAsia" w:ascii="宋体" w:hAnsi="宋体" w:eastAsia="宋体" w:cs="宋体"/>
               <w:szCs w:val="24"/>
             </w:rPr>
             <w:fldChar w:fldCharType="separate"/>
@@ -2574,7 +2297,7 @@
           </w:r>
           <w:r>
             <w:rPr>
-              <w:rFonts w:ascii="宋体" w:eastAsia="宋体" w:hAnsi="宋体" w:cs="宋体" w:hint="eastAsia"/>
+              <w:rFonts w:hint="eastAsia" w:ascii="宋体" w:hAnsi="宋体" w:eastAsia="宋体" w:cs="宋体"/>
               <w:szCs w:val="24"/>
             </w:rPr>
             <w:fldChar w:fldCharType="end"/>
@@ -2582,28 +2305,28 @@
         </w:p>
         <w:p>
           <w:pPr>
-            <w:pStyle w:val="TOC1"/>
+            <w:pStyle w:val="16"/>
             <w:tabs>
               <w:tab w:val="right" w:leader="dot" w:pos="8306"/>
             </w:tabs>
           </w:pPr>
           <w:r>
             <w:rPr>
-              <w:rFonts w:ascii="宋体" w:eastAsia="宋体" w:hAnsi="宋体" w:cs="宋体" w:hint="eastAsia"/>
+              <w:rFonts w:hint="eastAsia" w:ascii="宋体" w:hAnsi="宋体" w:eastAsia="宋体" w:cs="宋体"/>
               <w:szCs w:val="24"/>
             </w:rPr>
             <w:fldChar w:fldCharType="begin"/>
           </w:r>
           <w:r>
             <w:rPr>
-              <w:rFonts w:ascii="宋体" w:eastAsia="宋体" w:hAnsi="宋体" w:cs="宋体" w:hint="eastAsia"/>
+              <w:rFonts w:hint="eastAsia" w:ascii="宋体" w:hAnsi="宋体" w:eastAsia="宋体" w:cs="宋体"/>
               <w:szCs w:val="24"/>
             </w:rPr>
             <w:instrText xml:space="preserve"> HYPERLINK \l _Toc3354 </w:instrText>
           </w:r>
           <w:r>
             <w:rPr>
-              <w:rFonts w:ascii="宋体" w:eastAsia="宋体" w:hAnsi="宋体" w:cs="宋体" w:hint="eastAsia"/>
+              <w:rFonts w:hint="eastAsia" w:ascii="宋体" w:hAnsi="宋体" w:eastAsia="宋体" w:cs="宋体"/>
               <w:szCs w:val="24"/>
             </w:rPr>
             <w:fldChar w:fldCharType="separate"/>
@@ -2642,7 +2365,7 @@
           </w:r>
           <w:r>
             <w:rPr>
-              <w:rFonts w:ascii="宋体" w:eastAsia="宋体" w:hAnsi="宋体" w:cs="宋体" w:hint="eastAsia"/>
+              <w:rFonts w:hint="eastAsia" w:ascii="宋体" w:hAnsi="宋体" w:eastAsia="宋体" w:cs="宋体"/>
               <w:szCs w:val="24"/>
             </w:rPr>
             <w:fldChar w:fldCharType="end"/>
@@ -2650,28 +2373,28 @@
         </w:p>
         <w:p>
           <w:pPr>
-            <w:pStyle w:val="TOC1"/>
+            <w:pStyle w:val="16"/>
             <w:tabs>
               <w:tab w:val="right" w:leader="dot" w:pos="8306"/>
             </w:tabs>
           </w:pPr>
           <w:r>
             <w:rPr>
-              <w:rFonts w:ascii="宋体" w:eastAsia="宋体" w:hAnsi="宋体" w:cs="宋体" w:hint="eastAsia"/>
+              <w:rFonts w:hint="eastAsia" w:ascii="宋体" w:hAnsi="宋体" w:eastAsia="宋体" w:cs="宋体"/>
               <w:szCs w:val="24"/>
             </w:rPr>
             <w:fldChar w:fldCharType="begin"/>
           </w:r>
           <w:r>
             <w:rPr>
-              <w:rFonts w:ascii="宋体" w:eastAsia="宋体" w:hAnsi="宋体" w:cs="宋体" w:hint="eastAsia"/>
+              <w:rFonts w:hint="eastAsia" w:ascii="宋体" w:hAnsi="宋体" w:eastAsia="宋体" w:cs="宋体"/>
               <w:szCs w:val="24"/>
             </w:rPr>
             <w:instrText xml:space="preserve"> HYPERLINK \l _Toc10285 </w:instrText>
           </w:r>
           <w:r>
             <w:rPr>
-              <w:rFonts w:ascii="宋体" w:eastAsia="宋体" w:hAnsi="宋体" w:cs="宋体" w:hint="eastAsia"/>
+              <w:rFonts w:hint="eastAsia" w:ascii="宋体" w:hAnsi="宋体" w:eastAsia="宋体" w:cs="宋体"/>
               <w:szCs w:val="24"/>
             </w:rPr>
             <w:fldChar w:fldCharType="separate"/>
@@ -2710,7 +2433,7 @@
           </w:r>
           <w:r>
             <w:rPr>
-              <w:rFonts w:ascii="宋体" w:eastAsia="宋体" w:hAnsi="宋体" w:cs="宋体" w:hint="eastAsia"/>
+              <w:rFonts w:hint="eastAsia" w:ascii="宋体" w:hAnsi="宋体" w:eastAsia="宋体" w:cs="宋体"/>
               <w:szCs w:val="24"/>
             </w:rPr>
             <w:fldChar w:fldCharType="end"/>
@@ -2718,28 +2441,28 @@
         </w:p>
         <w:p>
           <w:pPr>
-            <w:pStyle w:val="TOC1"/>
+            <w:pStyle w:val="16"/>
             <w:tabs>
               <w:tab w:val="right" w:leader="dot" w:pos="8306"/>
             </w:tabs>
           </w:pPr>
           <w:r>
             <w:rPr>
-              <w:rFonts w:ascii="宋体" w:eastAsia="宋体" w:hAnsi="宋体" w:cs="宋体" w:hint="eastAsia"/>
+              <w:rFonts w:hint="eastAsia" w:ascii="宋体" w:hAnsi="宋体" w:eastAsia="宋体" w:cs="宋体"/>
               <w:szCs w:val="24"/>
             </w:rPr>
             <w:fldChar w:fldCharType="begin"/>
           </w:r>
           <w:r>
             <w:rPr>
-              <w:rFonts w:ascii="宋体" w:eastAsia="宋体" w:hAnsi="宋体" w:cs="宋体" w:hint="eastAsia"/>
+              <w:rFonts w:hint="eastAsia" w:ascii="宋体" w:hAnsi="宋体" w:eastAsia="宋体" w:cs="宋体"/>
               <w:szCs w:val="24"/>
             </w:rPr>
             <w:instrText xml:space="preserve"> HYPERLINK \l _Toc2796 </w:instrText>
           </w:r>
           <w:r>
             <w:rPr>
-              <w:rFonts w:ascii="宋体" w:eastAsia="宋体" w:hAnsi="宋体" w:cs="宋体" w:hint="eastAsia"/>
+              <w:rFonts w:hint="eastAsia" w:ascii="宋体" w:hAnsi="宋体" w:eastAsia="宋体" w:cs="宋体"/>
               <w:szCs w:val="24"/>
             </w:rPr>
             <w:fldChar w:fldCharType="separate"/>
@@ -2778,7 +2501,7 @@
           </w:r>
           <w:r>
             <w:rPr>
-              <w:rFonts w:ascii="宋体" w:eastAsia="宋体" w:hAnsi="宋体" w:cs="宋体" w:hint="eastAsia"/>
+              <w:rFonts w:hint="eastAsia" w:ascii="宋体" w:hAnsi="宋体" w:eastAsia="宋体" w:cs="宋体"/>
               <w:szCs w:val="24"/>
             </w:rPr>
             <w:fldChar w:fldCharType="end"/>
@@ -2786,28 +2509,28 @@
         </w:p>
         <w:p>
           <w:pPr>
-            <w:pStyle w:val="TOC2"/>
+            <w:pStyle w:val="17"/>
             <w:tabs>
               <w:tab w:val="right" w:leader="dot" w:pos="8306"/>
             </w:tabs>
           </w:pPr>
           <w:r>
             <w:rPr>
-              <w:rFonts w:ascii="宋体" w:eastAsia="宋体" w:hAnsi="宋体" w:cs="宋体" w:hint="eastAsia"/>
+              <w:rFonts w:hint="eastAsia" w:ascii="宋体" w:hAnsi="宋体" w:eastAsia="宋体" w:cs="宋体"/>
               <w:szCs w:val="24"/>
             </w:rPr>
             <w:fldChar w:fldCharType="begin"/>
           </w:r>
           <w:r>
             <w:rPr>
-              <w:rFonts w:ascii="宋体" w:eastAsia="宋体" w:hAnsi="宋体" w:cs="宋体" w:hint="eastAsia"/>
+              <w:rFonts w:hint="eastAsia" w:ascii="宋体" w:hAnsi="宋体" w:eastAsia="宋体" w:cs="宋体"/>
               <w:szCs w:val="24"/>
             </w:rPr>
             <w:instrText xml:space="preserve"> HYPERLINK \l _Toc25975 </w:instrText>
           </w:r>
           <w:r>
             <w:rPr>
-              <w:rFonts w:ascii="宋体" w:eastAsia="宋体" w:hAnsi="宋体" w:cs="宋体" w:hint="eastAsia"/>
+              <w:rFonts w:hint="eastAsia" w:ascii="宋体" w:hAnsi="宋体" w:eastAsia="宋体" w:cs="宋体"/>
               <w:szCs w:val="24"/>
             </w:rPr>
             <w:fldChar w:fldCharType="separate"/>
@@ -2846,7 +2569,7 @@
           </w:r>
           <w:r>
             <w:rPr>
-              <w:rFonts w:ascii="宋体" w:eastAsia="宋体" w:hAnsi="宋体" w:cs="宋体" w:hint="eastAsia"/>
+              <w:rFonts w:hint="eastAsia" w:ascii="宋体" w:hAnsi="宋体" w:eastAsia="宋体" w:cs="宋体"/>
               <w:szCs w:val="24"/>
             </w:rPr>
             <w:fldChar w:fldCharType="end"/>
@@ -2854,28 +2577,28 @@
         </w:p>
         <w:p>
           <w:pPr>
-            <w:pStyle w:val="TOC2"/>
+            <w:pStyle w:val="17"/>
             <w:tabs>
               <w:tab w:val="right" w:leader="dot" w:pos="8306"/>
             </w:tabs>
           </w:pPr>
           <w:r>
             <w:rPr>
-              <w:rFonts w:ascii="宋体" w:eastAsia="宋体" w:hAnsi="宋体" w:cs="宋体" w:hint="eastAsia"/>
+              <w:rFonts w:hint="eastAsia" w:ascii="宋体" w:hAnsi="宋体" w:eastAsia="宋体" w:cs="宋体"/>
               <w:szCs w:val="24"/>
             </w:rPr>
             <w:fldChar w:fldCharType="begin"/>
           </w:r>
           <w:r>
             <w:rPr>
-              <w:rFonts w:ascii="宋体" w:eastAsia="宋体" w:hAnsi="宋体" w:cs="宋体" w:hint="eastAsia"/>
+              <w:rFonts w:hint="eastAsia" w:ascii="宋体" w:hAnsi="宋体" w:eastAsia="宋体" w:cs="宋体"/>
               <w:szCs w:val="24"/>
             </w:rPr>
             <w:instrText xml:space="preserve"> HYPERLINK \l _Toc12655 </w:instrText>
           </w:r>
           <w:r>
             <w:rPr>
-              <w:rFonts w:ascii="宋体" w:eastAsia="宋体" w:hAnsi="宋体" w:cs="宋体" w:hint="eastAsia"/>
+              <w:rFonts w:hint="eastAsia" w:ascii="宋体" w:hAnsi="宋体" w:eastAsia="宋体" w:cs="宋体"/>
               <w:szCs w:val="24"/>
             </w:rPr>
             <w:fldChar w:fldCharType="separate"/>
@@ -2914,7 +2637,7 @@
           </w:r>
           <w:r>
             <w:rPr>
-              <w:rFonts w:ascii="宋体" w:eastAsia="宋体" w:hAnsi="宋体" w:cs="宋体" w:hint="eastAsia"/>
+              <w:rFonts w:hint="eastAsia" w:ascii="宋体" w:hAnsi="宋体" w:eastAsia="宋体" w:cs="宋体"/>
               <w:szCs w:val="24"/>
             </w:rPr>
             <w:fldChar w:fldCharType="end"/>
@@ -2922,28 +2645,28 @@
         </w:p>
         <w:p>
           <w:pPr>
-            <w:pStyle w:val="TOC2"/>
+            <w:pStyle w:val="17"/>
             <w:tabs>
               <w:tab w:val="right" w:leader="dot" w:pos="8306"/>
             </w:tabs>
           </w:pPr>
           <w:r>
             <w:rPr>
-              <w:rFonts w:ascii="宋体" w:eastAsia="宋体" w:hAnsi="宋体" w:cs="宋体" w:hint="eastAsia"/>
+              <w:rFonts w:hint="eastAsia" w:ascii="宋体" w:hAnsi="宋体" w:eastAsia="宋体" w:cs="宋体"/>
               <w:szCs w:val="24"/>
             </w:rPr>
             <w:fldChar w:fldCharType="begin"/>
           </w:r>
           <w:r>
             <w:rPr>
-              <w:rFonts w:ascii="宋体" w:eastAsia="宋体" w:hAnsi="宋体" w:cs="宋体" w:hint="eastAsia"/>
+              <w:rFonts w:hint="eastAsia" w:ascii="宋体" w:hAnsi="宋体" w:eastAsia="宋体" w:cs="宋体"/>
               <w:szCs w:val="24"/>
             </w:rPr>
             <w:instrText xml:space="preserve"> HYPERLINK \l _Toc20210 </w:instrText>
           </w:r>
           <w:r>
             <w:rPr>
-              <w:rFonts w:ascii="宋体" w:eastAsia="宋体" w:hAnsi="宋体" w:cs="宋体" w:hint="eastAsia"/>
+              <w:rFonts w:hint="eastAsia" w:ascii="宋体" w:hAnsi="宋体" w:eastAsia="宋体" w:cs="宋体"/>
               <w:szCs w:val="24"/>
             </w:rPr>
             <w:fldChar w:fldCharType="separate"/>
@@ -2982,7 +2705,7 @@
           </w:r>
           <w:r>
             <w:rPr>
-              <w:rFonts w:ascii="宋体" w:eastAsia="宋体" w:hAnsi="宋体" w:cs="宋体" w:hint="eastAsia"/>
+              <w:rFonts w:hint="eastAsia" w:ascii="宋体" w:hAnsi="宋体" w:eastAsia="宋体" w:cs="宋体"/>
               <w:szCs w:val="24"/>
             </w:rPr>
             <w:fldChar w:fldCharType="end"/>
@@ -2990,28 +2713,28 @@
         </w:p>
         <w:p>
           <w:pPr>
-            <w:pStyle w:val="TOC2"/>
+            <w:pStyle w:val="17"/>
             <w:tabs>
               <w:tab w:val="right" w:leader="dot" w:pos="8306"/>
             </w:tabs>
           </w:pPr>
           <w:r>
             <w:rPr>
-              <w:rFonts w:ascii="宋体" w:eastAsia="宋体" w:hAnsi="宋体" w:cs="宋体" w:hint="eastAsia"/>
+              <w:rFonts w:hint="eastAsia" w:ascii="宋体" w:hAnsi="宋体" w:eastAsia="宋体" w:cs="宋体"/>
               <w:szCs w:val="24"/>
             </w:rPr>
             <w:fldChar w:fldCharType="begin"/>
           </w:r>
           <w:r>
             <w:rPr>
-              <w:rFonts w:ascii="宋体" w:eastAsia="宋体" w:hAnsi="宋体" w:cs="宋体" w:hint="eastAsia"/>
+              <w:rFonts w:hint="eastAsia" w:ascii="宋体" w:hAnsi="宋体" w:eastAsia="宋体" w:cs="宋体"/>
               <w:szCs w:val="24"/>
             </w:rPr>
             <w:instrText xml:space="preserve"> HYPERLINK \l _Toc30106 </w:instrText>
           </w:r>
           <w:r>
             <w:rPr>
-              <w:rFonts w:ascii="宋体" w:eastAsia="宋体" w:hAnsi="宋体" w:cs="宋体" w:hint="eastAsia"/>
+              <w:rFonts w:hint="eastAsia" w:ascii="宋体" w:hAnsi="宋体" w:eastAsia="宋体" w:cs="宋体"/>
               <w:szCs w:val="24"/>
             </w:rPr>
             <w:fldChar w:fldCharType="separate"/>
@@ -3050,7 +2773,7 @@
           </w:r>
           <w:r>
             <w:rPr>
-              <w:rFonts w:ascii="宋体" w:eastAsia="宋体" w:hAnsi="宋体" w:cs="宋体" w:hint="eastAsia"/>
+              <w:rFonts w:hint="eastAsia" w:ascii="宋体" w:hAnsi="宋体" w:eastAsia="宋体" w:cs="宋体"/>
               <w:szCs w:val="24"/>
             </w:rPr>
             <w:fldChar w:fldCharType="end"/>
@@ -3058,28 +2781,28 @@
         </w:p>
         <w:p>
           <w:pPr>
-            <w:pStyle w:val="TOC2"/>
+            <w:pStyle w:val="17"/>
             <w:tabs>
               <w:tab w:val="right" w:leader="dot" w:pos="8306"/>
             </w:tabs>
           </w:pPr>
           <w:r>
             <w:rPr>
-              <w:rFonts w:ascii="宋体" w:eastAsia="宋体" w:hAnsi="宋体" w:cs="宋体" w:hint="eastAsia"/>
+              <w:rFonts w:hint="eastAsia" w:ascii="宋体" w:hAnsi="宋体" w:eastAsia="宋体" w:cs="宋体"/>
               <w:szCs w:val="24"/>
             </w:rPr>
             <w:fldChar w:fldCharType="begin"/>
           </w:r>
           <w:r>
             <w:rPr>
-              <w:rFonts w:ascii="宋体" w:eastAsia="宋体" w:hAnsi="宋体" w:cs="宋体" w:hint="eastAsia"/>
+              <w:rFonts w:hint="eastAsia" w:ascii="宋体" w:hAnsi="宋体" w:eastAsia="宋体" w:cs="宋体"/>
               <w:szCs w:val="24"/>
             </w:rPr>
             <w:instrText xml:space="preserve"> HYPERLINK \l _Toc14779 </w:instrText>
           </w:r>
           <w:r>
             <w:rPr>
-              <w:rFonts w:ascii="宋体" w:eastAsia="宋体" w:hAnsi="宋体" w:cs="宋体" w:hint="eastAsia"/>
+              <w:rFonts w:hint="eastAsia" w:ascii="宋体" w:hAnsi="宋体" w:eastAsia="宋体" w:cs="宋体"/>
               <w:szCs w:val="24"/>
             </w:rPr>
             <w:fldChar w:fldCharType="separate"/>
@@ -3118,7 +2841,7 @@
           </w:r>
           <w:r>
             <w:rPr>
-              <w:rFonts w:ascii="宋体" w:eastAsia="宋体" w:hAnsi="宋体" w:cs="宋体" w:hint="eastAsia"/>
+              <w:rFonts w:hint="eastAsia" w:ascii="宋体" w:hAnsi="宋体" w:eastAsia="宋体" w:cs="宋体"/>
               <w:szCs w:val="24"/>
             </w:rPr>
             <w:fldChar w:fldCharType="end"/>
@@ -3126,28 +2849,28 @@
         </w:p>
         <w:p>
           <w:pPr>
-            <w:pStyle w:val="TOC2"/>
+            <w:pStyle w:val="17"/>
             <w:tabs>
               <w:tab w:val="right" w:leader="dot" w:pos="8306"/>
             </w:tabs>
           </w:pPr>
           <w:r>
             <w:rPr>
-              <w:rFonts w:ascii="宋体" w:eastAsia="宋体" w:hAnsi="宋体" w:cs="宋体" w:hint="eastAsia"/>
+              <w:rFonts w:hint="eastAsia" w:ascii="宋体" w:hAnsi="宋体" w:eastAsia="宋体" w:cs="宋体"/>
               <w:szCs w:val="24"/>
             </w:rPr>
             <w:fldChar w:fldCharType="begin"/>
           </w:r>
           <w:r>
             <w:rPr>
-              <w:rFonts w:ascii="宋体" w:eastAsia="宋体" w:hAnsi="宋体" w:cs="宋体" w:hint="eastAsia"/>
+              <w:rFonts w:hint="eastAsia" w:ascii="宋体" w:hAnsi="宋体" w:eastAsia="宋体" w:cs="宋体"/>
               <w:szCs w:val="24"/>
             </w:rPr>
             <w:instrText xml:space="preserve"> HYPERLINK \l _Toc25593 </w:instrText>
           </w:r>
           <w:r>
             <w:rPr>
-              <w:rFonts w:ascii="宋体" w:eastAsia="宋体" w:hAnsi="宋体" w:cs="宋体" w:hint="eastAsia"/>
+              <w:rFonts w:hint="eastAsia" w:ascii="宋体" w:hAnsi="宋体" w:eastAsia="宋体" w:cs="宋体"/>
               <w:szCs w:val="24"/>
             </w:rPr>
             <w:fldChar w:fldCharType="separate"/>
@@ -3186,7 +2909,7 @@
           </w:r>
           <w:r>
             <w:rPr>
-              <w:rFonts w:ascii="宋体" w:eastAsia="宋体" w:hAnsi="宋体" w:cs="宋体" w:hint="eastAsia"/>
+              <w:rFonts w:hint="eastAsia" w:ascii="宋体" w:hAnsi="宋体" w:eastAsia="宋体" w:cs="宋体"/>
               <w:szCs w:val="24"/>
             </w:rPr>
             <w:fldChar w:fldCharType="end"/>
@@ -3194,28 +2917,28 @@
         </w:p>
         <w:p>
           <w:pPr>
-            <w:pStyle w:val="TOC2"/>
+            <w:pStyle w:val="17"/>
             <w:tabs>
               <w:tab w:val="right" w:leader="dot" w:pos="8306"/>
             </w:tabs>
           </w:pPr>
           <w:r>
             <w:rPr>
-              <w:rFonts w:ascii="宋体" w:eastAsia="宋体" w:hAnsi="宋体" w:cs="宋体" w:hint="eastAsia"/>
+              <w:rFonts w:hint="eastAsia" w:ascii="宋体" w:hAnsi="宋体" w:eastAsia="宋体" w:cs="宋体"/>
               <w:szCs w:val="24"/>
             </w:rPr>
             <w:fldChar w:fldCharType="begin"/>
           </w:r>
           <w:r>
             <w:rPr>
-              <w:rFonts w:ascii="宋体" w:eastAsia="宋体" w:hAnsi="宋体" w:cs="宋体" w:hint="eastAsia"/>
+              <w:rFonts w:hint="eastAsia" w:ascii="宋体" w:hAnsi="宋体" w:eastAsia="宋体" w:cs="宋体"/>
               <w:szCs w:val="24"/>
             </w:rPr>
             <w:instrText xml:space="preserve"> HYPERLINK \l _Toc25744 </w:instrText>
           </w:r>
           <w:r>
             <w:rPr>
-              <w:rFonts w:ascii="宋体" w:eastAsia="宋体" w:hAnsi="宋体" w:cs="宋体" w:hint="eastAsia"/>
+              <w:rFonts w:hint="eastAsia" w:ascii="宋体" w:hAnsi="宋体" w:eastAsia="宋体" w:cs="宋体"/>
               <w:szCs w:val="24"/>
             </w:rPr>
             <w:fldChar w:fldCharType="separate"/>
@@ -3254,7 +2977,7 @@
           </w:r>
           <w:r>
             <w:rPr>
-              <w:rFonts w:ascii="宋体" w:eastAsia="宋体" w:hAnsi="宋体" w:cs="宋体" w:hint="eastAsia"/>
+              <w:rFonts w:hint="eastAsia" w:ascii="宋体" w:hAnsi="宋体" w:eastAsia="宋体" w:cs="宋体"/>
               <w:szCs w:val="24"/>
             </w:rPr>
             <w:fldChar w:fldCharType="end"/>
@@ -3262,28 +2985,28 @@
         </w:p>
         <w:p>
           <w:pPr>
-            <w:pStyle w:val="TOC1"/>
+            <w:pStyle w:val="16"/>
             <w:tabs>
               <w:tab w:val="right" w:leader="dot" w:pos="8306"/>
             </w:tabs>
           </w:pPr>
           <w:r>
             <w:rPr>
-              <w:rFonts w:ascii="宋体" w:eastAsia="宋体" w:hAnsi="宋体" w:cs="宋体" w:hint="eastAsia"/>
+              <w:rFonts w:hint="eastAsia" w:ascii="宋体" w:hAnsi="宋体" w:eastAsia="宋体" w:cs="宋体"/>
               <w:szCs w:val="24"/>
             </w:rPr>
             <w:fldChar w:fldCharType="begin"/>
           </w:r>
           <w:r>
             <w:rPr>
-              <w:rFonts w:ascii="宋体" w:eastAsia="宋体" w:hAnsi="宋体" w:cs="宋体" w:hint="eastAsia"/>
+              <w:rFonts w:hint="eastAsia" w:ascii="宋体" w:hAnsi="宋体" w:eastAsia="宋体" w:cs="宋体"/>
               <w:szCs w:val="24"/>
             </w:rPr>
             <w:instrText xml:space="preserve"> HYPERLINK \l _Toc31555 </w:instrText>
           </w:r>
           <w:r>
             <w:rPr>
-              <w:rFonts w:ascii="宋体" w:eastAsia="宋体" w:hAnsi="宋体" w:cs="宋体" w:hint="eastAsia"/>
+              <w:rFonts w:hint="eastAsia" w:ascii="宋体" w:hAnsi="宋体" w:eastAsia="宋体" w:cs="宋体"/>
               <w:szCs w:val="24"/>
             </w:rPr>
             <w:fldChar w:fldCharType="separate"/>
@@ -3322,7 +3045,7 @@
           </w:r>
           <w:r>
             <w:rPr>
-              <w:rFonts w:ascii="宋体" w:eastAsia="宋体" w:hAnsi="宋体" w:cs="宋体" w:hint="eastAsia"/>
+              <w:rFonts w:hint="eastAsia" w:ascii="宋体" w:hAnsi="宋体" w:eastAsia="宋体" w:cs="宋体"/>
               <w:szCs w:val="24"/>
             </w:rPr>
             <w:fldChar w:fldCharType="end"/>
@@ -3330,28 +3053,28 @@
         </w:p>
         <w:p>
           <w:pPr>
-            <w:pStyle w:val="TOC2"/>
+            <w:pStyle w:val="17"/>
             <w:tabs>
               <w:tab w:val="right" w:leader="dot" w:pos="8306"/>
             </w:tabs>
           </w:pPr>
           <w:r>
             <w:rPr>
-              <w:rFonts w:ascii="宋体" w:eastAsia="宋体" w:hAnsi="宋体" w:cs="宋体" w:hint="eastAsia"/>
+              <w:rFonts w:hint="eastAsia" w:ascii="宋体" w:hAnsi="宋体" w:eastAsia="宋体" w:cs="宋体"/>
               <w:szCs w:val="24"/>
             </w:rPr>
             <w:fldChar w:fldCharType="begin"/>
           </w:r>
           <w:r>
             <w:rPr>
-              <w:rFonts w:ascii="宋体" w:eastAsia="宋体" w:hAnsi="宋体" w:cs="宋体" w:hint="eastAsia"/>
+              <w:rFonts w:hint="eastAsia" w:ascii="宋体" w:hAnsi="宋体" w:eastAsia="宋体" w:cs="宋体"/>
               <w:szCs w:val="24"/>
             </w:rPr>
             <w:instrText xml:space="preserve"> HYPERLINK \l _Toc27253 </w:instrText>
           </w:r>
           <w:r>
             <w:rPr>
-              <w:rFonts w:ascii="宋体" w:eastAsia="宋体" w:hAnsi="宋体" w:cs="宋体" w:hint="eastAsia"/>
+              <w:rFonts w:hint="eastAsia" w:ascii="宋体" w:hAnsi="宋体" w:eastAsia="宋体" w:cs="宋体"/>
               <w:szCs w:val="24"/>
             </w:rPr>
             <w:fldChar w:fldCharType="separate"/>
@@ -3390,7 +3113,7 @@
           </w:r>
           <w:r>
             <w:rPr>
-              <w:rFonts w:ascii="宋体" w:eastAsia="宋体" w:hAnsi="宋体" w:cs="宋体" w:hint="eastAsia"/>
+              <w:rFonts w:hint="eastAsia" w:ascii="宋体" w:hAnsi="宋体" w:eastAsia="宋体" w:cs="宋体"/>
               <w:szCs w:val="24"/>
             </w:rPr>
             <w:fldChar w:fldCharType="end"/>
@@ -3398,28 +3121,28 @@
         </w:p>
         <w:p>
           <w:pPr>
-            <w:pStyle w:val="TOC2"/>
+            <w:pStyle w:val="17"/>
             <w:tabs>
               <w:tab w:val="right" w:leader="dot" w:pos="8306"/>
             </w:tabs>
           </w:pPr>
           <w:r>
             <w:rPr>
-              <w:rFonts w:ascii="宋体" w:eastAsia="宋体" w:hAnsi="宋体" w:cs="宋体" w:hint="eastAsia"/>
+              <w:rFonts w:hint="eastAsia" w:ascii="宋体" w:hAnsi="宋体" w:eastAsia="宋体" w:cs="宋体"/>
               <w:szCs w:val="24"/>
             </w:rPr>
             <w:fldChar w:fldCharType="begin"/>
           </w:r>
           <w:r>
             <w:rPr>
-              <w:rFonts w:ascii="宋体" w:eastAsia="宋体" w:hAnsi="宋体" w:cs="宋体" w:hint="eastAsia"/>
+              <w:rFonts w:hint="eastAsia" w:ascii="宋体" w:hAnsi="宋体" w:eastAsia="宋体" w:cs="宋体"/>
               <w:szCs w:val="24"/>
             </w:rPr>
             <w:instrText xml:space="preserve"> HYPERLINK \l _Toc19697 </w:instrText>
           </w:r>
           <w:r>
             <w:rPr>
-              <w:rFonts w:ascii="宋体" w:eastAsia="宋体" w:hAnsi="宋体" w:cs="宋体" w:hint="eastAsia"/>
+              <w:rFonts w:hint="eastAsia" w:ascii="宋体" w:hAnsi="宋体" w:eastAsia="宋体" w:cs="宋体"/>
               <w:szCs w:val="24"/>
             </w:rPr>
             <w:fldChar w:fldCharType="separate"/>
@@ -3458,7 +3181,7 @@
           </w:r>
           <w:r>
             <w:rPr>
-              <w:rFonts w:ascii="宋体" w:eastAsia="宋体" w:hAnsi="宋体" w:cs="宋体" w:hint="eastAsia"/>
+              <w:rFonts w:hint="eastAsia" w:ascii="宋体" w:hAnsi="宋体" w:eastAsia="宋体" w:cs="宋体"/>
               <w:szCs w:val="24"/>
             </w:rPr>
             <w:fldChar w:fldCharType="end"/>
@@ -3466,28 +3189,28 @@
         </w:p>
         <w:p>
           <w:pPr>
-            <w:pStyle w:val="TOC2"/>
+            <w:pStyle w:val="17"/>
             <w:tabs>
               <w:tab w:val="right" w:leader="dot" w:pos="8306"/>
             </w:tabs>
           </w:pPr>
           <w:r>
             <w:rPr>
-              <w:rFonts w:ascii="宋体" w:eastAsia="宋体" w:hAnsi="宋体" w:cs="宋体" w:hint="eastAsia"/>
+              <w:rFonts w:hint="eastAsia" w:ascii="宋体" w:hAnsi="宋体" w:eastAsia="宋体" w:cs="宋体"/>
               <w:szCs w:val="24"/>
             </w:rPr>
             <w:fldChar w:fldCharType="begin"/>
           </w:r>
           <w:r>
             <w:rPr>
-              <w:rFonts w:ascii="宋体" w:eastAsia="宋体" w:hAnsi="宋体" w:cs="宋体" w:hint="eastAsia"/>
+              <w:rFonts w:hint="eastAsia" w:ascii="宋体" w:hAnsi="宋体" w:eastAsia="宋体" w:cs="宋体"/>
               <w:szCs w:val="24"/>
             </w:rPr>
             <w:instrText xml:space="preserve"> HYPERLINK \l _Toc30582 </w:instrText>
           </w:r>
           <w:r>
             <w:rPr>
-              <w:rFonts w:ascii="宋体" w:eastAsia="宋体" w:hAnsi="宋体" w:cs="宋体" w:hint="eastAsia"/>
+              <w:rFonts w:hint="eastAsia" w:ascii="宋体" w:hAnsi="宋体" w:eastAsia="宋体" w:cs="宋体"/>
               <w:szCs w:val="24"/>
             </w:rPr>
             <w:fldChar w:fldCharType="separate"/>
@@ -3526,7 +3249,7 @@
           </w:r>
           <w:r>
             <w:rPr>
-              <w:rFonts w:ascii="宋体" w:eastAsia="宋体" w:hAnsi="宋体" w:cs="宋体" w:hint="eastAsia"/>
+              <w:rFonts w:hint="eastAsia" w:ascii="宋体" w:hAnsi="宋体" w:eastAsia="宋体" w:cs="宋体"/>
               <w:szCs w:val="24"/>
             </w:rPr>
             <w:fldChar w:fldCharType="end"/>
@@ -3534,28 +3257,28 @@
         </w:p>
         <w:p>
           <w:pPr>
-            <w:pStyle w:val="TOC2"/>
+            <w:pStyle w:val="17"/>
             <w:tabs>
               <w:tab w:val="right" w:leader="dot" w:pos="8306"/>
             </w:tabs>
           </w:pPr>
           <w:r>
             <w:rPr>
-              <w:rFonts w:ascii="宋体" w:eastAsia="宋体" w:hAnsi="宋体" w:cs="宋体" w:hint="eastAsia"/>
+              <w:rFonts w:hint="eastAsia" w:ascii="宋体" w:hAnsi="宋体" w:eastAsia="宋体" w:cs="宋体"/>
               <w:szCs w:val="24"/>
             </w:rPr>
             <w:fldChar w:fldCharType="begin"/>
           </w:r>
           <w:r>
             <w:rPr>
-              <w:rFonts w:ascii="宋体" w:eastAsia="宋体" w:hAnsi="宋体" w:cs="宋体" w:hint="eastAsia"/>
+              <w:rFonts w:hint="eastAsia" w:ascii="宋体" w:hAnsi="宋体" w:eastAsia="宋体" w:cs="宋体"/>
               <w:szCs w:val="24"/>
             </w:rPr>
             <w:instrText xml:space="preserve"> HYPERLINK \l _Toc7024 </w:instrText>
           </w:r>
           <w:r>
             <w:rPr>
-              <w:rFonts w:ascii="宋体" w:eastAsia="宋体" w:hAnsi="宋体" w:cs="宋体" w:hint="eastAsia"/>
+              <w:rFonts w:hint="eastAsia" w:ascii="宋体" w:hAnsi="宋体" w:eastAsia="宋体" w:cs="宋体"/>
               <w:szCs w:val="24"/>
             </w:rPr>
             <w:fldChar w:fldCharType="separate"/>
@@ -3594,7 +3317,7 @@
           </w:r>
           <w:r>
             <w:rPr>
-              <w:rFonts w:ascii="宋体" w:eastAsia="宋体" w:hAnsi="宋体" w:cs="宋体" w:hint="eastAsia"/>
+              <w:rFonts w:hint="eastAsia" w:ascii="宋体" w:hAnsi="宋体" w:eastAsia="宋体" w:cs="宋体"/>
               <w:szCs w:val="24"/>
             </w:rPr>
             <w:fldChar w:fldCharType="end"/>
@@ -3602,28 +3325,28 @@
         </w:p>
         <w:p>
           <w:pPr>
-            <w:pStyle w:val="TOC1"/>
+            <w:pStyle w:val="16"/>
             <w:tabs>
               <w:tab w:val="right" w:leader="dot" w:pos="8306"/>
             </w:tabs>
           </w:pPr>
           <w:r>
             <w:rPr>
-              <w:rFonts w:ascii="宋体" w:eastAsia="宋体" w:hAnsi="宋体" w:cs="宋体" w:hint="eastAsia"/>
+              <w:rFonts w:hint="eastAsia" w:ascii="宋体" w:hAnsi="宋体" w:eastAsia="宋体" w:cs="宋体"/>
               <w:szCs w:val="24"/>
             </w:rPr>
             <w:fldChar w:fldCharType="begin"/>
           </w:r>
           <w:r>
             <w:rPr>
-              <w:rFonts w:ascii="宋体" w:eastAsia="宋体" w:hAnsi="宋体" w:cs="宋体" w:hint="eastAsia"/>
+              <w:rFonts w:hint="eastAsia" w:ascii="宋体" w:hAnsi="宋体" w:eastAsia="宋体" w:cs="宋体"/>
               <w:szCs w:val="24"/>
             </w:rPr>
             <w:instrText xml:space="preserve"> HYPERLINK \l _Toc14486 </w:instrText>
           </w:r>
           <w:r>
             <w:rPr>
-              <w:rFonts w:ascii="宋体" w:eastAsia="宋体" w:hAnsi="宋体" w:cs="宋体" w:hint="eastAsia"/>
+              <w:rFonts w:hint="eastAsia" w:ascii="宋体" w:hAnsi="宋体" w:eastAsia="宋体" w:cs="宋体"/>
               <w:szCs w:val="24"/>
             </w:rPr>
             <w:fldChar w:fldCharType="separate"/>
@@ -3662,7 +3385,7 @@
           </w:r>
           <w:r>
             <w:rPr>
-              <w:rFonts w:ascii="宋体" w:eastAsia="宋体" w:hAnsi="宋体" w:cs="宋体" w:hint="eastAsia"/>
+              <w:rFonts w:hint="eastAsia" w:ascii="宋体" w:hAnsi="宋体" w:eastAsia="宋体" w:cs="宋体"/>
               <w:szCs w:val="24"/>
             </w:rPr>
             <w:fldChar w:fldCharType="end"/>
@@ -3670,28 +3393,28 @@
         </w:p>
         <w:p>
           <w:pPr>
-            <w:pStyle w:val="TOC1"/>
+            <w:pStyle w:val="16"/>
             <w:tabs>
               <w:tab w:val="right" w:leader="dot" w:pos="8306"/>
             </w:tabs>
           </w:pPr>
           <w:r>
             <w:rPr>
-              <w:rFonts w:ascii="宋体" w:eastAsia="宋体" w:hAnsi="宋体" w:cs="宋体" w:hint="eastAsia"/>
+              <w:rFonts w:hint="eastAsia" w:ascii="宋体" w:hAnsi="宋体" w:eastAsia="宋体" w:cs="宋体"/>
               <w:szCs w:val="24"/>
             </w:rPr>
             <w:fldChar w:fldCharType="begin"/>
           </w:r>
           <w:r>
             <w:rPr>
-              <w:rFonts w:ascii="宋体" w:eastAsia="宋体" w:hAnsi="宋体" w:cs="宋体" w:hint="eastAsia"/>
+              <w:rFonts w:hint="eastAsia" w:ascii="宋体" w:hAnsi="宋体" w:eastAsia="宋体" w:cs="宋体"/>
               <w:szCs w:val="24"/>
             </w:rPr>
             <w:instrText xml:space="preserve"> HYPERLINK \l _Toc10964 </w:instrText>
           </w:r>
           <w:r>
             <w:rPr>
-              <w:rFonts w:ascii="宋体" w:eastAsia="宋体" w:hAnsi="宋体" w:cs="宋体" w:hint="eastAsia"/>
+              <w:rFonts w:hint="eastAsia" w:ascii="宋体" w:hAnsi="宋体" w:eastAsia="宋体" w:cs="宋体"/>
               <w:szCs w:val="24"/>
             </w:rPr>
             <w:fldChar w:fldCharType="separate"/>
@@ -3730,7 +3453,7 @@
           </w:r>
           <w:r>
             <w:rPr>
-              <w:rFonts w:ascii="宋体" w:eastAsia="宋体" w:hAnsi="宋体" w:cs="宋体" w:hint="eastAsia"/>
+              <w:rFonts w:hint="eastAsia" w:ascii="宋体" w:hAnsi="宋体" w:eastAsia="宋体" w:cs="宋体"/>
               <w:szCs w:val="24"/>
             </w:rPr>
             <w:fldChar w:fldCharType="end"/>
@@ -3753,7 +3476,7 @@
             <w:snapToGrid w:val="0"/>
             <w:textAlignment w:val="baseline"/>
             <w:rPr>
-              <w:rFonts w:ascii="宋体" w:eastAsia="宋体" w:hAnsi="宋体" w:cs="宋体" w:hint="eastAsia"/>
+              <w:rFonts w:hint="eastAsia" w:ascii="宋体" w:hAnsi="宋体" w:eastAsia="宋体" w:cs="宋体"/>
               <w:snapToGrid w:val="0"/>
               <w:color w:val="000000"/>
               <w:kern w:val="0"/>
@@ -3764,7 +3487,7 @@
           </w:pPr>
           <w:r>
             <w:rPr>
-              <w:rFonts w:ascii="宋体" w:eastAsia="宋体" w:hAnsi="宋体" w:cs="宋体" w:hint="eastAsia"/>
+              <w:rFonts w:hint="eastAsia" w:ascii="宋体" w:hAnsi="宋体" w:eastAsia="宋体" w:cs="宋体"/>
               <w:szCs w:val="24"/>
             </w:rPr>
             <w:fldChar w:fldCharType="end"/>
@@ -3789,7 +3512,7 @@
         <w:snapToGrid w:val="0"/>
         <w:textAlignment w:val="baseline"/>
         <w:rPr>
-          <w:rFonts w:ascii="Arial" w:eastAsia="Arial" w:hAnsi="Arial" w:cs="Arial"/>
+          <w:rFonts w:ascii="Arial" w:hAnsi="Arial" w:eastAsia="Arial" w:cs="Arial"/>
           <w:snapToGrid w:val="0"/>
           <w:color w:val="000000"/>
           <w:kern w:val="0"/>
@@ -3800,7 +3523,7 @@
       </w:pPr>
       <w:r>
         <w:rPr>
-          <w:rFonts w:ascii="Arial" w:eastAsia="Arial" w:hAnsi="Arial" w:cs="Arial"/>
+          <w:rFonts w:ascii="Arial" w:hAnsi="Arial" w:eastAsia="Arial" w:cs="Arial"/>
           <w:snapToGrid w:val="0"/>
           <w:color w:val="000000"/>
           <w:kern w:val="0"/>
@@ -3813,7 +3536,7 @@
     </w:p>
     <w:p>
       <w:pPr>
-        <w:pStyle w:val="1"/>
+        <w:pStyle w:val="28"/>
         <w:keepNext w:val="0"/>
         <w:keepLines w:val="0"/>
         <w:pageBreakBefore w:val="0"/>
@@ -3833,7 +3556,7 @@
           <w:lang w:val="en-US" w:eastAsia="zh-CN"/>
         </w:rPr>
       </w:pPr>
-      <w:bookmarkStart w:id="3" w:name="_Toc28011"/>
+      <w:bookmarkStart w:id="2" w:name="_Toc28011"/>
       <w:r>
         <w:rPr>
           <w:rFonts w:hint="eastAsia"/>
@@ -3841,11 +3564,11 @@
         </w:rPr>
         <w:t>总则</w:t>
       </w:r>
-      <w:bookmarkEnd w:id="3"/>
+      <w:bookmarkEnd w:id="2"/>
     </w:p>
     <w:p>
       <w:pPr>
-        <w:pStyle w:val="2"/>
+        <w:pStyle w:val="30"/>
         <w:keepNext w:val="0"/>
         <w:keepLines w:val="0"/>
         <w:pageBreakBefore w:val="0"/>
@@ -3865,7 +3588,7 @@
           <w:lang w:val="en-US" w:eastAsia="zh-CN"/>
         </w:rPr>
       </w:pPr>
-      <w:bookmarkStart w:id="4" w:name="_Toc10983"/>
+      <w:bookmarkStart w:id="3" w:name="_Toc10983"/>
       <w:r>
         <w:rPr>
           <w:rFonts w:hint="eastAsia"/>
@@ -3873,11 +3596,11 @@
         </w:rPr>
         <w:t>目的</w:t>
       </w:r>
-      <w:bookmarkEnd w:id="4"/>
+      <w:bookmarkEnd w:id="3"/>
     </w:p>
     <w:p>
       <w:pPr>
-        <w:pStyle w:val="a1"/>
+        <w:pStyle w:val="29"/>
         <w:keepNext w:val="0"/>
         <w:keepLines w:val="0"/>
         <w:pageBreakBefore w:val="0"/>
@@ -3907,7 +3630,7 @@
     </w:p>
     <w:p>
       <w:pPr>
-        <w:pStyle w:val="2"/>
+        <w:pStyle w:val="30"/>
         <w:keepNext w:val="0"/>
         <w:keepLines w:val="0"/>
         <w:pageBreakBefore w:val="0"/>
@@ -3927,7 +3650,7 @@
           <w:lang w:val="en-US" w:eastAsia="zh-CN"/>
         </w:rPr>
       </w:pPr>
-      <w:bookmarkStart w:id="5" w:name="_Toc29053"/>
+      <w:bookmarkStart w:id="4" w:name="_Toc29053"/>
       <w:r>
         <w:rPr>
           <w:rFonts w:hint="eastAsia"/>
@@ -3935,11 +3658,11 @@
         </w:rPr>
         <w:t>适用范围</w:t>
       </w:r>
-      <w:bookmarkEnd w:id="5"/>
+      <w:bookmarkEnd w:id="4"/>
     </w:p>
     <w:p>
       <w:pPr>
-        <w:pStyle w:val="a1"/>
+        <w:pStyle w:val="29"/>
         <w:keepNext w:val="0"/>
         <w:keepLines w:val="0"/>
         <w:pageBreakBefore w:val="0"/>
@@ -3974,7 +3697,7 @@
     </w:p>
     <w:p>
       <w:pPr>
-        <w:pStyle w:val="a1"/>
+        <w:pStyle w:val="29"/>
         <w:keepNext w:val="0"/>
         <w:keepLines w:val="0"/>
         <w:pageBreakBefore w:val="0"/>
@@ -4009,7 +3732,7 @@
     </w:p>
     <w:p>
       <w:pPr>
-        <w:pStyle w:val="a1"/>
+        <w:pStyle w:val="29"/>
         <w:keepNext w:val="0"/>
         <w:keepLines w:val="0"/>
         <w:pageBreakBefore w:val="0"/>
@@ -4044,7 +3767,7 @@
     </w:p>
     <w:p>
       <w:pPr>
-        <w:pStyle w:val="a1"/>
+        <w:pStyle w:val="29"/>
         <w:keepNext w:val="0"/>
         <w:keepLines w:val="0"/>
         <w:pageBreakBefore w:val="0"/>
@@ -4079,7 +3802,7 @@
     </w:p>
     <w:p>
       <w:pPr>
-        <w:pStyle w:val="a1"/>
+        <w:pStyle w:val="29"/>
         <w:keepNext w:val="0"/>
         <w:keepLines w:val="0"/>
         <w:pageBreakBefore w:val="0"/>
@@ -4114,7 +3837,7 @@
     </w:p>
     <w:p>
       <w:pPr>
-        <w:pStyle w:val="2"/>
+        <w:pStyle w:val="30"/>
         <w:keepNext w:val="0"/>
         <w:keepLines w:val="0"/>
         <w:pageBreakBefore w:val="0"/>
@@ -4134,7 +3857,7 @@
           <w:lang w:val="en-US" w:eastAsia="zh-CN"/>
         </w:rPr>
       </w:pPr>
-      <w:bookmarkStart w:id="6" w:name="_Toc22604"/>
+      <w:bookmarkStart w:id="5" w:name="_Toc22604"/>
       <w:r>
         <w:rPr>
           <w:rFonts w:hint="eastAsia"/>
@@ -4142,11 +3865,11 @@
         </w:rPr>
         <w:t>原则</w:t>
       </w:r>
-      <w:bookmarkEnd w:id="6"/>
+      <w:bookmarkEnd w:id="5"/>
     </w:p>
     <w:p>
       <w:pPr>
-        <w:pStyle w:val="a1"/>
+        <w:pStyle w:val="29"/>
         <w:keepNext w:val="0"/>
         <w:keepLines w:val="0"/>
         <w:pageBreakBefore w:val="0"/>
@@ -4181,7 +3904,7 @@
     </w:p>
     <w:p>
       <w:pPr>
-        <w:pStyle w:val="a1"/>
+        <w:pStyle w:val="29"/>
         <w:keepNext w:val="0"/>
         <w:keepLines w:val="0"/>
         <w:pageBreakBefore w:val="0"/>
@@ -4216,7 +3939,7 @@
     </w:p>
     <w:p>
       <w:pPr>
-        <w:pStyle w:val="a1"/>
+        <w:pStyle w:val="29"/>
         <w:keepNext w:val="0"/>
         <w:keepLines w:val="0"/>
         <w:pageBreakBefore w:val="0"/>
@@ -4251,7 +3974,7 @@
     </w:p>
     <w:p>
       <w:pPr>
-        <w:pStyle w:val="a1"/>
+        <w:pStyle w:val="29"/>
         <w:keepNext w:val="0"/>
         <w:keepLines w:val="0"/>
         <w:pageBreakBefore w:val="0"/>
@@ -4286,7 +4009,7 @@
     </w:p>
     <w:p>
       <w:pPr>
-        <w:pStyle w:val="1"/>
+        <w:pStyle w:val="28"/>
         <w:keepNext w:val="0"/>
         <w:keepLines w:val="0"/>
         <w:pageBreakBefore w:val="0"/>
@@ -4306,7 +4029,7 @@
           <w:lang w:val="en-US" w:eastAsia="zh-CN"/>
         </w:rPr>
       </w:pPr>
-      <w:bookmarkStart w:id="7" w:name="_Toc3354"/>
+      <w:bookmarkStart w:id="6" w:name="_Toc3354"/>
       <w:r>
         <w:rPr>
           <w:rFonts w:hint="eastAsia"/>
@@ -4314,22 +4037,23 @@
         </w:rPr>
         <w:t>角色与职责</w:t>
       </w:r>
-      <w:bookmarkEnd w:id="7"/>
+      <w:bookmarkEnd w:id="6"/>
     </w:p>
     <w:tbl>
       <w:tblPr>
-        <w:tblStyle w:val="TableNormal"/>
+        <w:tblStyle w:val="20"/>
         <w:tblW w:w="8522" w:type="dxa"/>
         <w:jc w:val="center"/>
         <w:tblBorders>
-          <w:top w:val="single" w:sz="4" w:space="0" w:color="auto"/>
-          <w:left w:val="single" w:sz="4" w:space="0" w:color="auto"/>
-          <w:bottom w:val="single" w:sz="4" w:space="0" w:color="auto"/>
-          <w:right w:val="single" w:sz="4" w:space="0" w:color="auto"/>
-          <w:insideH w:val="single" w:sz="4" w:space="0" w:color="auto"/>
-          <w:insideV w:val="single" w:sz="4" w:space="0" w:color="auto"/>
+          <w:top w:val="single" w:color="auto" w:sz="4" w:space="0"/>
+          <w:left w:val="single" w:color="auto" w:sz="4" w:space="0"/>
+          <w:bottom w:val="single" w:color="auto" w:sz="4" w:space="0"/>
+          <w:right w:val="single" w:color="auto" w:sz="4" w:space="0"/>
+          <w:insideH w:val="single" w:color="auto" w:sz="4" w:space="0"/>
+          <w:insideV w:val="single" w:color="auto" w:sz="4" w:space="0"/>
         </w:tblBorders>
         <w:shd w:val="clear" w:color="auto" w:fill="auto"/>
+        <w:tblLayout w:type="autofit"/>
         <w:tblCellMar>
           <w:top w:w="15" w:type="dxa"/>
           <w:left w:w="15" w:type="dxa"/>
@@ -4344,15 +4068,13 @@
       </w:tblGrid>
       <w:tr>
         <w:tblPrEx>
-          <w:tblW w:w="8522" w:type="dxa"/>
-          <w:jc w:val="center"/>
           <w:tblBorders>
-            <w:top w:val="single" w:sz="4" w:space="0" w:color="auto"/>
-            <w:left w:val="single" w:sz="4" w:space="0" w:color="auto"/>
-            <w:bottom w:val="single" w:sz="4" w:space="0" w:color="auto"/>
-            <w:right w:val="single" w:sz="4" w:space="0" w:color="auto"/>
-            <w:insideH w:val="single" w:sz="4" w:space="0" w:color="auto"/>
-            <w:insideV w:val="single" w:sz="4" w:space="0" w:color="auto"/>
+            <w:top w:val="single" w:color="auto" w:sz="4" w:space="0"/>
+            <w:left w:val="single" w:color="auto" w:sz="4" w:space="0"/>
+            <w:bottom w:val="single" w:color="auto" w:sz="4" w:space="0"/>
+            <w:right w:val="single" w:color="auto" w:sz="4" w:space="0"/>
+            <w:insideH w:val="single" w:color="auto" w:sz="4" w:space="0"/>
+            <w:insideV w:val="single" w:color="auto" w:sz="4" w:space="0"/>
           </w:tblBorders>
           <w:shd w:val="clear" w:color="auto" w:fill="auto"/>
           <w:tblCellMar>
@@ -4363,7 +4085,7 @@
           </w:tblCellMar>
         </w:tblPrEx>
         <w:trPr>
-          <w:trHeight w:val="0"/>
+          <w:trHeight w:val="0" w:hRule="atLeast"/>
           <w:tblHeader/>
           <w:jc w:val="center"/>
         </w:trPr>
@@ -4371,10 +4093,10 @@
           <w:tcPr>
             <w:tcW w:w="1338" w:type="dxa"/>
             <w:tcBorders>
-              <w:top w:val="single" w:sz="12" w:space="0" w:color="auto"/>
-              <w:left w:val="single" w:sz="12" w:space="0" w:color="auto"/>
-              <w:bottom w:val="single" w:sz="4" w:space="0" w:color="auto"/>
-              <w:right w:val="single" w:sz="4" w:space="0" w:color="auto"/>
+              <w:top w:val="single" w:color="auto" w:sz="12" w:space="0"/>
+              <w:left w:val="single" w:color="auto" w:sz="12" w:space="0"/>
+              <w:bottom w:val="single" w:color="auto" w:sz="4" w:space="0"/>
+              <w:right w:val="single" w:color="auto" w:sz="4" w:space="0"/>
             </w:tcBorders>
             <w:shd w:val="clear" w:color="auto" w:fill="auto"/>
             <w:tcMar>
@@ -4402,11 +4124,11 @@
               <w:adjustRightInd w:val="0"/>
               <w:snapToGrid w:val="0"/>
               <w:spacing w:line="240" w:lineRule="auto"/>
-              <w:ind w:left="0" w:right="0" w:firstLine="0" w:leftChars="0" w:rightChars="0" w:firstLineChars="0"/>
+              <w:ind w:left="0" w:leftChars="0" w:right="0" w:rightChars="0" w:firstLine="0" w:firstLineChars="0"/>
               <w:jc w:val="center"/>
               <w:textAlignment w:val="baseline"/>
               <w:rPr>
-                <w:rFonts w:ascii="Segoe UI" w:eastAsia="Segoe UI" w:hAnsi="Segoe UI" w:cs="Segoe UI"/>
+                <w:rFonts w:ascii="Segoe UI" w:hAnsi="Segoe UI" w:eastAsia="Segoe UI" w:cs="Segoe UI"/>
                 <w:b/>
                 <w:bCs/>
                 <w:i w:val="0"/>
@@ -4420,7 +4142,7 @@
             </w:pPr>
             <w:r>
               <w:rPr>
-                <w:rFonts w:ascii="Segoe UI" w:eastAsia="Segoe UI" w:hAnsi="Segoe UI" w:cs="Segoe UI" w:hint="default"/>
+                <w:rFonts w:hint="default" w:ascii="Segoe UI" w:hAnsi="Segoe UI" w:eastAsia="Segoe UI" w:cs="Segoe UI"/>
                 <w:b/>
                 <w:bCs/>
                 <w:i w:val="0"/>
@@ -4442,10 +4164,10 @@
           <w:tcPr>
             <w:tcW w:w="3906" w:type="dxa"/>
             <w:tcBorders>
-              <w:top w:val="single" w:sz="12" w:space="0" w:color="auto"/>
-              <w:left w:val="single" w:sz="4" w:space="0" w:color="auto"/>
-              <w:bottom w:val="single" w:sz="4" w:space="0" w:color="auto"/>
-              <w:right w:val="single" w:sz="4" w:space="0" w:color="auto"/>
+              <w:top w:val="single" w:color="auto" w:sz="12" w:space="0"/>
+              <w:left w:val="single" w:color="auto" w:sz="4" w:space="0"/>
+              <w:bottom w:val="single" w:color="auto" w:sz="4" w:space="0"/>
+              <w:right w:val="single" w:color="auto" w:sz="4" w:space="0"/>
             </w:tcBorders>
             <w:shd w:val="clear" w:color="auto" w:fill="auto"/>
             <w:tcMar>
@@ -4473,11 +4195,11 @@
               <w:adjustRightInd w:val="0"/>
               <w:snapToGrid w:val="0"/>
               <w:spacing w:line="240" w:lineRule="auto"/>
-              <w:ind w:left="0" w:right="0" w:firstLine="0" w:leftChars="0" w:rightChars="0" w:firstLineChars="0"/>
+              <w:ind w:left="0" w:leftChars="0" w:right="0" w:rightChars="0" w:firstLine="0" w:firstLineChars="0"/>
               <w:jc w:val="center"/>
               <w:textAlignment w:val="baseline"/>
               <w:rPr>
-                <w:rFonts w:ascii="Segoe UI" w:eastAsia="Segoe UI" w:hAnsi="Segoe UI" w:cs="Segoe UI" w:hint="default"/>
+                <w:rFonts w:hint="default" w:ascii="Segoe UI" w:hAnsi="Segoe UI" w:eastAsia="Segoe UI" w:cs="Segoe UI"/>
                 <w:b/>
                 <w:bCs/>
                 <w:i w:val="0"/>
@@ -4491,7 +4213,7 @@
             </w:pPr>
             <w:r>
               <w:rPr>
-                <w:rFonts w:ascii="Segoe UI" w:eastAsia="Segoe UI" w:hAnsi="Segoe UI" w:cs="Segoe UI" w:hint="default"/>
+                <w:rFonts w:hint="default" w:ascii="Segoe UI" w:hAnsi="Segoe UI" w:eastAsia="Segoe UI" w:cs="Segoe UI"/>
                 <w:b/>
                 <w:bCs/>
                 <w:i w:val="0"/>
@@ -4513,10 +4235,10 @@
           <w:tcPr>
             <w:tcW w:w="3278" w:type="dxa"/>
             <w:tcBorders>
-              <w:top w:val="single" w:sz="12" w:space="0" w:color="auto"/>
-              <w:left w:val="single" w:sz="4" w:space="0" w:color="auto"/>
-              <w:bottom w:val="single" w:sz="4" w:space="0" w:color="auto"/>
-              <w:right w:val="single" w:sz="12" w:space="0" w:color="auto"/>
+              <w:top w:val="single" w:color="auto" w:sz="12" w:space="0"/>
+              <w:left w:val="single" w:color="auto" w:sz="4" w:space="0"/>
+              <w:bottom w:val="single" w:color="auto" w:sz="4" w:space="0"/>
+              <w:right w:val="single" w:color="auto" w:sz="12" w:space="0"/>
             </w:tcBorders>
             <w:shd w:val="clear" w:color="auto" w:fill="auto"/>
             <w:tcMar>
@@ -4544,11 +4266,11 @@
               <w:adjustRightInd w:val="0"/>
               <w:snapToGrid w:val="0"/>
               <w:spacing w:line="240" w:lineRule="auto"/>
-              <w:ind w:left="0" w:right="0" w:firstLine="0" w:leftChars="0" w:rightChars="0" w:firstLineChars="0"/>
+              <w:ind w:left="0" w:leftChars="0" w:right="0" w:rightChars="0" w:firstLine="0" w:firstLineChars="0"/>
               <w:jc w:val="center"/>
               <w:textAlignment w:val="baseline"/>
               <w:rPr>
-                <w:rFonts w:ascii="Segoe UI" w:eastAsia="Segoe UI" w:hAnsi="Segoe UI" w:cs="Segoe UI" w:hint="default"/>
+                <w:rFonts w:hint="default" w:ascii="Segoe UI" w:hAnsi="Segoe UI" w:eastAsia="Segoe UI" w:cs="Segoe UI"/>
                 <w:b/>
                 <w:bCs/>
                 <w:i w:val="0"/>
@@ -4562,7 +4284,7 @@
             </w:pPr>
             <w:r>
               <w:rPr>
-                <w:rFonts w:ascii="Segoe UI" w:eastAsia="Segoe UI" w:hAnsi="Segoe UI" w:cs="Segoe UI" w:hint="default"/>
+                <w:rFonts w:hint="default" w:ascii="Segoe UI" w:hAnsi="Segoe UI" w:eastAsia="Segoe UI" w:cs="Segoe UI"/>
                 <w:b/>
                 <w:bCs/>
                 <w:i w:val="0"/>
@@ -4583,8 +4305,14 @@
       </w:tr>
       <w:tr>
         <w:tblPrEx>
-          <w:tblW w:w="8522" w:type="dxa"/>
-          <w:jc w:val="center"/>
+          <w:tblBorders>
+            <w:top w:val="single" w:color="auto" w:sz="4" w:space="0"/>
+            <w:left w:val="single" w:color="auto" w:sz="4" w:space="0"/>
+            <w:bottom w:val="single" w:color="auto" w:sz="4" w:space="0"/>
+            <w:right w:val="single" w:color="auto" w:sz="4" w:space="0"/>
+            <w:insideH w:val="single" w:color="auto" w:sz="4" w:space="0"/>
+            <w:insideV w:val="single" w:color="auto" w:sz="4" w:space="0"/>
+          </w:tblBorders>
           <w:shd w:val="clear" w:color="auto" w:fill="auto"/>
           <w:tblCellMar>
             <w:top w:w="15" w:type="dxa"/>
@@ -4594,17 +4322,17 @@
           </w:tblCellMar>
         </w:tblPrEx>
         <w:trPr>
-          <w:trHeight w:val="0"/>
+          <w:trHeight w:val="0" w:hRule="atLeast"/>
           <w:jc w:val="center"/>
         </w:trPr>
         <w:tc>
           <w:tcPr>
             <w:tcW w:w="1338" w:type="dxa"/>
             <w:tcBorders>
-              <w:top w:val="single" w:sz="4" w:space="0" w:color="auto"/>
-              <w:left w:val="single" w:sz="12" w:space="0" w:color="auto"/>
-              <w:bottom w:val="single" w:sz="4" w:space="0" w:color="auto"/>
-              <w:right w:val="single" w:sz="4" w:space="0" w:color="auto"/>
+              <w:top w:val="single" w:color="auto" w:sz="4" w:space="0"/>
+              <w:left w:val="single" w:color="auto" w:sz="12" w:space="0"/>
+              <w:bottom w:val="single" w:color="auto" w:sz="4" w:space="0"/>
+              <w:right w:val="single" w:color="auto" w:sz="4" w:space="0"/>
             </w:tcBorders>
             <w:shd w:val="clear" w:color="auto" w:fill="auto"/>
             <w:tcMar>
@@ -4632,11 +4360,11 @@
               <w:adjustRightInd w:val="0"/>
               <w:snapToGrid w:val="0"/>
               <w:spacing w:line="240" w:lineRule="auto"/>
-              <w:ind w:left="0" w:right="0" w:firstLine="0" w:leftChars="0" w:rightChars="0" w:firstLineChars="0"/>
+              <w:ind w:left="0" w:leftChars="0" w:right="0" w:rightChars="0" w:firstLine="0" w:firstLineChars="0"/>
               <w:jc w:val="center"/>
               <w:textAlignment w:val="baseline"/>
               <w:rPr>
-                <w:rFonts w:ascii="Segoe UI" w:eastAsia="Segoe UI" w:hAnsi="Segoe UI" w:cs="Segoe UI" w:hint="default"/>
+                <w:rFonts w:hint="default" w:ascii="Segoe UI" w:hAnsi="Segoe UI" w:eastAsia="Segoe UI" w:cs="Segoe UI"/>
                 <w:i w:val="0"/>
                 <w:iCs w:val="0"/>
                 <w:caps w:val="0"/>
@@ -4648,8 +4376,8 @@
             </w:pPr>
             <w:r>
               <w:rPr>
-                <w:rStyle w:val="Strong"/>
-                <w:rFonts w:ascii="Segoe UI" w:eastAsia="Segoe UI" w:hAnsi="Segoe UI" w:cs="Segoe UI" w:hint="default"/>
+                <w:rStyle w:val="23"/>
+                <w:rFonts w:hint="default" w:ascii="Segoe UI" w:hAnsi="Segoe UI" w:eastAsia="Segoe UI" w:cs="Segoe UI"/>
                 <w:b/>
                 <w:bCs/>
                 <w:i w:val="0"/>
@@ -4671,10 +4399,10 @@
           <w:tcPr>
             <w:tcW w:w="3906" w:type="dxa"/>
             <w:tcBorders>
-              <w:top w:val="single" w:sz="4" w:space="0" w:color="auto"/>
-              <w:left w:val="single" w:sz="4" w:space="0" w:color="auto"/>
-              <w:bottom w:val="single" w:sz="4" w:space="0" w:color="auto"/>
-              <w:right w:val="single" w:sz="4" w:space="0" w:color="auto"/>
+              <w:top w:val="single" w:color="auto" w:sz="4" w:space="0"/>
+              <w:left w:val="single" w:color="auto" w:sz="4" w:space="0"/>
+              <w:bottom w:val="single" w:color="auto" w:sz="4" w:space="0"/>
+              <w:right w:val="single" w:color="auto" w:sz="4" w:space="0"/>
             </w:tcBorders>
             <w:shd w:val="clear" w:color="auto" w:fill="auto"/>
             <w:tcMar>
@@ -4702,11 +4430,11 @@
               <w:adjustRightInd w:val="0"/>
               <w:snapToGrid w:val="0"/>
               <w:spacing w:line="240" w:lineRule="auto"/>
-              <w:ind w:left="0" w:right="0" w:firstLine="0" w:leftChars="0" w:rightChars="0" w:firstLineChars="0"/>
+              <w:ind w:left="0" w:leftChars="0" w:right="0" w:rightChars="0" w:firstLine="0" w:firstLineChars="0"/>
               <w:jc w:val="left"/>
               <w:textAlignment w:val="baseline"/>
               <w:rPr>
-                <w:rFonts w:ascii="Segoe UI" w:eastAsia="Segoe UI" w:hAnsi="Segoe UI" w:cs="Segoe UI" w:hint="default"/>
+                <w:rFonts w:hint="default" w:ascii="Segoe UI" w:hAnsi="Segoe UI" w:eastAsia="Segoe UI" w:cs="Segoe UI"/>
                 <w:i w:val="0"/>
                 <w:iCs w:val="0"/>
                 <w:caps w:val="0"/>
@@ -4718,7 +4446,7 @@
             </w:pPr>
             <w:r>
               <w:rPr>
-                <w:rFonts w:ascii="Segoe UI" w:eastAsia="Segoe UI" w:hAnsi="Segoe UI" w:cs="Segoe UI" w:hint="default"/>
+                <w:rFonts w:hint="default" w:ascii="Segoe UI" w:hAnsi="Segoe UI" w:eastAsia="Segoe UI" w:cs="Segoe UI"/>
                 <w:i w:val="0"/>
                 <w:iCs w:val="0"/>
                 <w:caps w:val="0"/>
@@ -4734,7 +4462,7 @@
             </w:r>
             <w:r>
               <w:rPr>
-                <w:rFonts w:ascii="Segoe UI" w:eastAsia="Segoe UI" w:hAnsi="Segoe UI" w:cs="Segoe UI" w:hint="default"/>
+                <w:rFonts w:hint="default" w:ascii="Segoe UI" w:hAnsi="Segoe UI" w:eastAsia="Segoe UI" w:cs="Segoe UI"/>
                 <w:i w:val="0"/>
                 <w:iCs w:val="0"/>
                 <w:caps w:val="0"/>
@@ -4746,11 +4474,11 @@
                 <w:szCs w:val="18"/>
                 <w:lang w:val="en-US" w:eastAsia="zh-CN"/>
               </w:rPr>
-              <w:br/>
+              <w:br w:type="textWrapping"/>
             </w:r>
             <w:r>
               <w:rPr>
-                <w:rFonts w:ascii="Segoe UI" w:eastAsia="Segoe UI" w:hAnsi="Segoe UI" w:cs="Segoe UI" w:hint="default"/>
+                <w:rFonts w:hint="default" w:ascii="Segoe UI" w:hAnsi="Segoe UI" w:eastAsia="Segoe UI" w:cs="Segoe UI"/>
                 <w:i w:val="0"/>
                 <w:iCs w:val="0"/>
                 <w:caps w:val="0"/>
@@ -4766,7 +4494,7 @@
             </w:r>
             <w:r>
               <w:rPr>
-                <w:rFonts w:ascii="Segoe UI" w:eastAsia="Segoe UI" w:hAnsi="Segoe UI" w:cs="Segoe UI" w:hint="default"/>
+                <w:rFonts w:hint="default" w:ascii="Segoe UI" w:hAnsi="Segoe UI" w:eastAsia="Segoe UI" w:cs="Segoe UI"/>
                 <w:i w:val="0"/>
                 <w:iCs w:val="0"/>
                 <w:caps w:val="0"/>
@@ -4778,11 +4506,11 @@
                 <w:szCs w:val="18"/>
                 <w:lang w:val="en-US" w:eastAsia="zh-CN"/>
               </w:rPr>
-              <w:br/>
+              <w:br w:type="textWrapping"/>
             </w:r>
             <w:r>
               <w:rPr>
-                <w:rFonts w:ascii="Segoe UI" w:eastAsia="Segoe UI" w:hAnsi="Segoe UI" w:cs="Segoe UI" w:hint="default"/>
+                <w:rFonts w:hint="default" w:ascii="Segoe UI" w:hAnsi="Segoe UI" w:eastAsia="Segoe UI" w:cs="Segoe UI"/>
                 <w:i w:val="0"/>
                 <w:iCs w:val="0"/>
                 <w:caps w:val="0"/>
@@ -4802,10 +4530,10 @@
           <w:tcPr>
             <w:tcW w:w="3278" w:type="dxa"/>
             <w:tcBorders>
-              <w:top w:val="single" w:sz="4" w:space="0" w:color="auto"/>
-              <w:left w:val="single" w:sz="4" w:space="0" w:color="auto"/>
-              <w:bottom w:val="single" w:sz="4" w:space="0" w:color="auto"/>
-              <w:right w:val="single" w:sz="12" w:space="0" w:color="auto"/>
+              <w:top w:val="single" w:color="auto" w:sz="4" w:space="0"/>
+              <w:left w:val="single" w:color="auto" w:sz="4" w:space="0"/>
+              <w:bottom w:val="single" w:color="auto" w:sz="4" w:space="0"/>
+              <w:right w:val="single" w:color="auto" w:sz="12" w:space="0"/>
             </w:tcBorders>
             <w:shd w:val="clear" w:color="auto" w:fill="auto"/>
             <w:tcMar>
@@ -4833,11 +4561,11 @@
               <w:adjustRightInd w:val="0"/>
               <w:snapToGrid w:val="0"/>
               <w:spacing w:line="240" w:lineRule="auto"/>
-              <w:ind w:left="0" w:right="0" w:firstLine="0" w:leftChars="0" w:rightChars="0" w:firstLineChars="0"/>
+              <w:ind w:left="0" w:leftChars="0" w:right="0" w:rightChars="0" w:firstLine="0" w:firstLineChars="0"/>
               <w:jc w:val="left"/>
               <w:textAlignment w:val="baseline"/>
               <w:rPr>
-                <w:rFonts w:ascii="Segoe UI" w:eastAsia="Segoe UI" w:hAnsi="Segoe UI" w:cs="Segoe UI" w:hint="default"/>
+                <w:rFonts w:hint="default" w:ascii="Segoe UI" w:hAnsi="Segoe UI" w:eastAsia="Segoe UI" w:cs="Segoe UI"/>
                 <w:i w:val="0"/>
                 <w:iCs w:val="0"/>
                 <w:caps w:val="0"/>
@@ -4849,8 +4577,8 @@
             </w:pPr>
             <w:r>
               <w:rPr>
-                <w:rStyle w:val="Strong"/>
-                <w:rFonts w:ascii="Segoe UI" w:eastAsia="Segoe UI" w:hAnsi="Segoe UI" w:cs="Segoe UI" w:hint="default"/>
+                <w:rStyle w:val="23"/>
+                <w:rFonts w:hint="default" w:ascii="Segoe UI" w:hAnsi="Segoe UI" w:eastAsia="Segoe UI" w:cs="Segoe UI"/>
                 <w:b/>
                 <w:bCs/>
                 <w:i w:val="0"/>
@@ -4868,7 +4596,7 @@
             </w:r>
             <w:r>
               <w:rPr>
-                <w:rFonts w:ascii="Segoe UI" w:eastAsia="Segoe UI" w:hAnsi="Segoe UI" w:cs="Segoe UI" w:hint="default"/>
+                <w:rFonts w:hint="default" w:ascii="Segoe UI" w:hAnsi="Segoe UI" w:eastAsia="Segoe UI" w:cs="Segoe UI"/>
                 <w:i w:val="0"/>
                 <w:iCs w:val="0"/>
                 <w:caps w:val="0"/>
@@ -4884,8 +4612,8 @@
             </w:r>
             <w:r>
               <w:rPr>
-                <w:rStyle w:val="Strong"/>
-                <w:rFonts w:ascii="Segoe UI" w:eastAsia="Segoe UI" w:hAnsi="Segoe UI" w:cs="Segoe UI" w:hint="default"/>
+                <w:rStyle w:val="23"/>
+                <w:rFonts w:hint="default" w:ascii="Segoe UI" w:hAnsi="Segoe UI" w:eastAsia="Segoe UI" w:cs="Segoe UI"/>
                 <w:b/>
                 <w:bCs/>
                 <w:i w:val="0"/>
@@ -4903,7 +4631,7 @@
             </w:r>
             <w:r>
               <w:rPr>
-                <w:rFonts w:ascii="Segoe UI" w:eastAsia="Segoe UI" w:hAnsi="Segoe UI" w:cs="Segoe UI" w:hint="default"/>
+                <w:rFonts w:hint="default" w:ascii="Segoe UI" w:hAnsi="Segoe UI" w:eastAsia="Segoe UI" w:cs="Segoe UI"/>
                 <w:i w:val="0"/>
                 <w:iCs w:val="0"/>
                 <w:caps w:val="0"/>
@@ -4919,8 +4647,8 @@
             </w:r>
             <w:r>
               <w:rPr>
-                <w:rStyle w:val="Strong"/>
-                <w:rFonts w:ascii="Segoe UI" w:eastAsia="Segoe UI" w:hAnsi="Segoe UI" w:cs="Segoe UI" w:hint="default"/>
+                <w:rStyle w:val="23"/>
+                <w:rFonts w:hint="default" w:ascii="Segoe UI" w:hAnsi="Segoe UI" w:eastAsia="Segoe UI" w:cs="Segoe UI"/>
                 <w:b/>
                 <w:bCs/>
                 <w:i w:val="0"/>
@@ -4938,7 +4666,7 @@
             </w:r>
             <w:r>
               <w:rPr>
-                <w:rFonts w:ascii="Segoe UI" w:eastAsia="Segoe UI" w:hAnsi="Segoe UI" w:cs="Segoe UI" w:hint="default"/>
+                <w:rFonts w:hint="default" w:ascii="Segoe UI" w:hAnsi="Segoe UI" w:eastAsia="Segoe UI" w:cs="Segoe UI"/>
                 <w:i w:val="0"/>
                 <w:iCs w:val="0"/>
                 <w:caps w:val="0"/>
@@ -4954,8 +4682,8 @@
             </w:r>
             <w:r>
               <w:rPr>
-                <w:rStyle w:val="Strong"/>
-                <w:rFonts w:ascii="Segoe UI" w:eastAsia="Segoe UI" w:hAnsi="Segoe UI" w:cs="Segoe UI" w:hint="default"/>
+                <w:rStyle w:val="23"/>
+                <w:rFonts w:hint="default" w:ascii="Segoe UI" w:hAnsi="Segoe UI" w:eastAsia="Segoe UI" w:cs="Segoe UI"/>
                 <w:b/>
                 <w:bCs/>
                 <w:i w:val="0"/>
@@ -4976,8 +4704,14 @@
       </w:tr>
       <w:tr>
         <w:tblPrEx>
-          <w:tblW w:w="8522" w:type="dxa"/>
-          <w:jc w:val="center"/>
+          <w:tblBorders>
+            <w:top w:val="single" w:color="auto" w:sz="4" w:space="0"/>
+            <w:left w:val="single" w:color="auto" w:sz="4" w:space="0"/>
+            <w:bottom w:val="single" w:color="auto" w:sz="4" w:space="0"/>
+            <w:right w:val="single" w:color="auto" w:sz="4" w:space="0"/>
+            <w:insideH w:val="single" w:color="auto" w:sz="4" w:space="0"/>
+            <w:insideV w:val="single" w:color="auto" w:sz="4" w:space="0"/>
+          </w:tblBorders>
           <w:shd w:val="clear" w:color="auto" w:fill="auto"/>
           <w:tblCellMar>
             <w:top w:w="15" w:type="dxa"/>
@@ -4987,17 +4721,17 @@
           </w:tblCellMar>
         </w:tblPrEx>
         <w:trPr>
-          <w:trHeight w:val="0"/>
+          <w:trHeight w:val="0" w:hRule="atLeast"/>
           <w:jc w:val="center"/>
         </w:trPr>
         <w:tc>
           <w:tcPr>
             <w:tcW w:w="1338" w:type="dxa"/>
             <w:tcBorders>
-              <w:top w:val="single" w:sz="4" w:space="0" w:color="auto"/>
-              <w:left w:val="single" w:sz="12" w:space="0" w:color="auto"/>
-              <w:bottom w:val="single" w:sz="4" w:space="0" w:color="auto"/>
-              <w:right w:val="single" w:sz="4" w:space="0" w:color="auto"/>
+              <w:top w:val="single" w:color="auto" w:sz="4" w:space="0"/>
+              <w:left w:val="single" w:color="auto" w:sz="12" w:space="0"/>
+              <w:bottom w:val="single" w:color="auto" w:sz="4" w:space="0"/>
+              <w:right w:val="single" w:color="auto" w:sz="4" w:space="0"/>
             </w:tcBorders>
             <w:shd w:val="clear" w:color="auto" w:fill="auto"/>
             <w:tcMar>
@@ -5025,11 +4759,11 @@
               <w:adjustRightInd w:val="0"/>
               <w:snapToGrid w:val="0"/>
               <w:spacing w:line="240" w:lineRule="auto"/>
-              <w:ind w:left="0" w:right="0" w:firstLine="0" w:leftChars="0" w:rightChars="0" w:firstLineChars="0"/>
+              <w:ind w:left="0" w:leftChars="0" w:right="0" w:rightChars="0" w:firstLine="0" w:firstLineChars="0"/>
               <w:jc w:val="center"/>
               <w:textAlignment w:val="baseline"/>
               <w:rPr>
-                <w:rFonts w:ascii="Segoe UI" w:eastAsia="Segoe UI" w:hAnsi="Segoe UI" w:cs="Segoe UI" w:hint="default"/>
+                <w:rFonts w:hint="default" w:ascii="Segoe UI" w:hAnsi="Segoe UI" w:eastAsia="Segoe UI" w:cs="Segoe UI"/>
                 <w:i w:val="0"/>
                 <w:iCs w:val="0"/>
                 <w:caps w:val="0"/>
@@ -5041,8 +4775,8 @@
             </w:pPr>
             <w:r>
               <w:rPr>
-                <w:rStyle w:val="Strong"/>
-                <w:rFonts w:ascii="Segoe UI" w:eastAsia="Segoe UI" w:hAnsi="Segoe UI" w:cs="Segoe UI" w:hint="default"/>
+                <w:rStyle w:val="23"/>
+                <w:rFonts w:hint="default" w:ascii="Segoe UI" w:hAnsi="Segoe UI" w:eastAsia="Segoe UI" w:cs="Segoe UI"/>
                 <w:b/>
                 <w:bCs/>
                 <w:i w:val="0"/>
@@ -5064,10 +4798,10 @@
           <w:tcPr>
             <w:tcW w:w="3906" w:type="dxa"/>
             <w:tcBorders>
-              <w:top w:val="single" w:sz="4" w:space="0" w:color="auto"/>
-              <w:left w:val="single" w:sz="4" w:space="0" w:color="auto"/>
-              <w:bottom w:val="single" w:sz="4" w:space="0" w:color="auto"/>
-              <w:right w:val="single" w:sz="4" w:space="0" w:color="auto"/>
+              <w:top w:val="single" w:color="auto" w:sz="4" w:space="0"/>
+              <w:left w:val="single" w:color="auto" w:sz="4" w:space="0"/>
+              <w:bottom w:val="single" w:color="auto" w:sz="4" w:space="0"/>
+              <w:right w:val="single" w:color="auto" w:sz="4" w:space="0"/>
             </w:tcBorders>
             <w:shd w:val="clear" w:color="auto" w:fill="auto"/>
             <w:tcMar>
@@ -5095,11 +4829,11 @@
               <w:adjustRightInd w:val="0"/>
               <w:snapToGrid w:val="0"/>
               <w:spacing w:line="240" w:lineRule="auto"/>
-              <w:ind w:left="0" w:right="0" w:firstLine="0" w:leftChars="0" w:rightChars="0" w:firstLineChars="0"/>
+              <w:ind w:left="0" w:leftChars="0" w:right="0" w:rightChars="0" w:firstLine="0" w:firstLineChars="0"/>
               <w:jc w:val="left"/>
               <w:textAlignment w:val="baseline"/>
               <w:rPr>
-                <w:rFonts w:ascii="Segoe UI" w:eastAsia="Segoe UI" w:hAnsi="Segoe UI" w:cs="Segoe UI" w:hint="default"/>
+                <w:rFonts w:hint="default" w:ascii="Segoe UI" w:hAnsi="Segoe UI" w:eastAsia="Segoe UI" w:cs="Segoe UI"/>
                 <w:i w:val="0"/>
                 <w:iCs w:val="0"/>
                 <w:caps w:val="0"/>
@@ -5111,7 +4845,7 @@
             </w:pPr>
             <w:r>
               <w:rPr>
-                <w:rFonts w:ascii="Segoe UI" w:eastAsia="Segoe UI" w:hAnsi="Segoe UI" w:cs="Segoe UI" w:hint="default"/>
+                <w:rFonts w:hint="default" w:ascii="Segoe UI" w:hAnsi="Segoe UI" w:eastAsia="Segoe UI" w:cs="Segoe UI"/>
                 <w:i w:val="0"/>
                 <w:iCs w:val="0"/>
                 <w:caps w:val="0"/>
@@ -5127,7 +4861,7 @@
             </w:r>
             <w:r>
               <w:rPr>
-                <w:rFonts w:ascii="Segoe UI" w:eastAsia="Segoe UI" w:hAnsi="Segoe UI" w:cs="Segoe UI" w:hint="default"/>
+                <w:rFonts w:hint="default" w:ascii="Segoe UI" w:hAnsi="Segoe UI" w:eastAsia="Segoe UI" w:cs="Segoe UI"/>
                 <w:i w:val="0"/>
                 <w:iCs w:val="0"/>
                 <w:caps w:val="0"/>
@@ -5139,11 +4873,11 @@
                 <w:szCs w:val="18"/>
                 <w:lang w:val="en-US" w:eastAsia="zh-CN"/>
               </w:rPr>
-              <w:br/>
+              <w:br w:type="textWrapping"/>
             </w:r>
             <w:r>
               <w:rPr>
-                <w:rFonts w:ascii="Segoe UI" w:eastAsia="Segoe UI" w:hAnsi="Segoe UI" w:cs="Segoe UI" w:hint="default"/>
+                <w:rFonts w:hint="default" w:ascii="Segoe UI" w:hAnsi="Segoe UI" w:eastAsia="Segoe UI" w:cs="Segoe UI"/>
                 <w:i w:val="0"/>
                 <w:iCs w:val="0"/>
                 <w:caps w:val="0"/>
@@ -5159,7 +4893,7 @@
             </w:r>
             <w:r>
               <w:rPr>
-                <w:rFonts w:ascii="Segoe UI" w:eastAsia="Segoe UI" w:hAnsi="Segoe UI" w:cs="Segoe UI" w:hint="default"/>
+                <w:rFonts w:hint="default" w:ascii="Segoe UI" w:hAnsi="Segoe UI" w:eastAsia="Segoe UI" w:cs="Segoe UI"/>
                 <w:i w:val="0"/>
                 <w:iCs w:val="0"/>
                 <w:caps w:val="0"/>
@@ -5171,11 +4905,11 @@
                 <w:szCs w:val="18"/>
                 <w:lang w:val="en-US" w:eastAsia="zh-CN"/>
               </w:rPr>
-              <w:br/>
+              <w:br w:type="textWrapping"/>
             </w:r>
             <w:r>
               <w:rPr>
-                <w:rFonts w:ascii="Segoe UI" w:eastAsia="Segoe UI" w:hAnsi="Segoe UI" w:cs="Segoe UI" w:hint="default"/>
+                <w:rFonts w:hint="default" w:ascii="Segoe UI" w:hAnsi="Segoe UI" w:eastAsia="Segoe UI" w:cs="Segoe UI"/>
                 <w:i w:val="0"/>
                 <w:iCs w:val="0"/>
                 <w:caps w:val="0"/>
@@ -5191,7 +4925,7 @@
             </w:r>
             <w:r>
               <w:rPr>
-                <w:rFonts w:ascii="Segoe UI" w:eastAsia="Segoe UI" w:hAnsi="Segoe UI" w:cs="Segoe UI" w:hint="eastAsia"/>
+                <w:rFonts w:hint="eastAsia" w:ascii="Segoe UI" w:hAnsi="Segoe UI" w:eastAsia="Segoe UI" w:cs="Segoe UI"/>
                 <w:i w:val="0"/>
                 <w:iCs w:val="0"/>
                 <w:caps w:val="0"/>
@@ -5207,7 +4941,7 @@
             </w:r>
             <w:r>
               <w:rPr>
-                <w:rFonts w:ascii="Segoe UI" w:eastAsia="Segoe UI" w:hAnsi="Segoe UI" w:cs="Segoe UI" w:hint="default"/>
+                <w:rFonts w:hint="default" w:ascii="Segoe UI" w:hAnsi="Segoe UI" w:eastAsia="Segoe UI" w:cs="Segoe UI"/>
                 <w:i w:val="0"/>
                 <w:iCs w:val="0"/>
                 <w:caps w:val="0"/>
@@ -5223,7 +4957,7 @@
             </w:r>
             <w:r>
               <w:rPr>
-                <w:rFonts w:ascii="Segoe UI" w:eastAsia="Segoe UI" w:hAnsi="Segoe UI" w:cs="Segoe UI" w:hint="eastAsia"/>
+                <w:rFonts w:hint="eastAsia" w:ascii="Segoe UI" w:hAnsi="Segoe UI" w:eastAsia="Segoe UI" w:cs="Segoe UI"/>
                 <w:i w:val="0"/>
                 <w:iCs w:val="0"/>
                 <w:caps w:val="0"/>
@@ -5239,7 +4973,7 @@
             </w:r>
             <w:r>
               <w:rPr>
-                <w:rFonts w:ascii="Segoe UI" w:eastAsia="Segoe UI" w:hAnsi="Segoe UI" w:cs="Segoe UI" w:hint="default"/>
+                <w:rFonts w:hint="default" w:ascii="Segoe UI" w:hAnsi="Segoe UI" w:eastAsia="Segoe UI" w:cs="Segoe UI"/>
                 <w:i w:val="0"/>
                 <w:iCs w:val="0"/>
                 <w:caps w:val="0"/>
@@ -5259,10 +4993,10 @@
           <w:tcPr>
             <w:tcW w:w="3278" w:type="dxa"/>
             <w:tcBorders>
-              <w:top w:val="single" w:sz="4" w:space="0" w:color="auto"/>
-              <w:left w:val="single" w:sz="4" w:space="0" w:color="auto"/>
-              <w:bottom w:val="single" w:sz="4" w:space="0" w:color="auto"/>
-              <w:right w:val="single" w:sz="12" w:space="0" w:color="auto"/>
+              <w:top w:val="single" w:color="auto" w:sz="4" w:space="0"/>
+              <w:left w:val="single" w:color="auto" w:sz="4" w:space="0"/>
+              <w:bottom w:val="single" w:color="auto" w:sz="4" w:space="0"/>
+              <w:right w:val="single" w:color="auto" w:sz="12" w:space="0"/>
             </w:tcBorders>
             <w:shd w:val="clear" w:color="auto" w:fill="auto"/>
             <w:tcMar>
@@ -5290,11 +5024,11 @@
               <w:adjustRightInd w:val="0"/>
               <w:snapToGrid w:val="0"/>
               <w:spacing w:line="240" w:lineRule="auto"/>
-              <w:ind w:left="0" w:right="0" w:firstLine="0" w:leftChars="0" w:rightChars="0" w:firstLineChars="0"/>
+              <w:ind w:left="0" w:leftChars="0" w:right="0" w:rightChars="0" w:firstLine="0" w:firstLineChars="0"/>
               <w:jc w:val="left"/>
               <w:textAlignment w:val="baseline"/>
               <w:rPr>
-                <w:rFonts w:ascii="Segoe UI" w:eastAsia="Segoe UI" w:hAnsi="Segoe UI" w:cs="Segoe UI" w:hint="default"/>
+                <w:rFonts w:hint="default" w:ascii="Segoe UI" w:hAnsi="Segoe UI" w:eastAsia="Segoe UI" w:cs="Segoe UI"/>
                 <w:i w:val="0"/>
                 <w:iCs w:val="0"/>
                 <w:caps w:val="0"/>
@@ -5306,8 +5040,8 @@
             </w:pPr>
             <w:r>
               <w:rPr>
-                <w:rStyle w:val="Strong"/>
-                <w:rFonts w:ascii="Segoe UI" w:eastAsia="Segoe UI" w:hAnsi="Segoe UI" w:cs="Segoe UI" w:hint="default"/>
+                <w:rStyle w:val="23"/>
+                <w:rFonts w:hint="default" w:ascii="Segoe UI" w:hAnsi="Segoe UI" w:eastAsia="Segoe UI" w:cs="Segoe UI"/>
                 <w:b/>
                 <w:bCs/>
                 <w:i w:val="0"/>
@@ -5325,7 +5059,7 @@
             </w:r>
             <w:r>
               <w:rPr>
-                <w:rFonts w:ascii="Segoe UI" w:eastAsia="Segoe UI" w:hAnsi="Segoe UI" w:cs="Segoe UI" w:hint="default"/>
+                <w:rFonts w:hint="default" w:ascii="Segoe UI" w:hAnsi="Segoe UI" w:eastAsia="Segoe UI" w:cs="Segoe UI"/>
                 <w:i w:val="0"/>
                 <w:iCs w:val="0"/>
                 <w:caps w:val="0"/>
@@ -5344,8 +5078,14 @@
       </w:tr>
       <w:tr>
         <w:tblPrEx>
-          <w:tblW w:w="8522" w:type="dxa"/>
-          <w:jc w:val="center"/>
+          <w:tblBorders>
+            <w:top w:val="single" w:color="auto" w:sz="4" w:space="0"/>
+            <w:left w:val="single" w:color="auto" w:sz="4" w:space="0"/>
+            <w:bottom w:val="single" w:color="auto" w:sz="4" w:space="0"/>
+            <w:right w:val="single" w:color="auto" w:sz="4" w:space="0"/>
+            <w:insideH w:val="single" w:color="auto" w:sz="4" w:space="0"/>
+            <w:insideV w:val="single" w:color="auto" w:sz="4" w:space="0"/>
+          </w:tblBorders>
           <w:shd w:val="clear" w:color="auto" w:fill="auto"/>
           <w:tblCellMar>
             <w:top w:w="15" w:type="dxa"/>
@@ -5355,17 +5095,17 @@
           </w:tblCellMar>
         </w:tblPrEx>
         <w:trPr>
-          <w:trHeight w:val="0"/>
+          <w:trHeight w:val="0" w:hRule="atLeast"/>
           <w:jc w:val="center"/>
         </w:trPr>
         <w:tc>
           <w:tcPr>
             <w:tcW w:w="1338" w:type="dxa"/>
             <w:tcBorders>
-              <w:top w:val="single" w:sz="4" w:space="0" w:color="auto"/>
-              <w:left w:val="single" w:sz="12" w:space="0" w:color="auto"/>
-              <w:bottom w:val="single" w:sz="4" w:space="0" w:color="auto"/>
-              <w:right w:val="single" w:sz="4" w:space="0" w:color="auto"/>
+              <w:top w:val="single" w:color="auto" w:sz="4" w:space="0"/>
+              <w:left w:val="single" w:color="auto" w:sz="12" w:space="0"/>
+              <w:bottom w:val="single" w:color="auto" w:sz="4" w:space="0"/>
+              <w:right w:val="single" w:color="auto" w:sz="4" w:space="0"/>
             </w:tcBorders>
             <w:shd w:val="clear" w:color="auto" w:fill="auto"/>
             <w:tcMar>
@@ -5393,11 +5133,11 @@
               <w:adjustRightInd w:val="0"/>
               <w:snapToGrid w:val="0"/>
               <w:spacing w:line="240" w:lineRule="auto"/>
-              <w:ind w:left="0" w:right="0" w:firstLine="0" w:leftChars="0" w:rightChars="0" w:firstLineChars="0"/>
+              <w:ind w:left="0" w:leftChars="0" w:right="0" w:rightChars="0" w:firstLine="0" w:firstLineChars="0"/>
               <w:jc w:val="center"/>
               <w:textAlignment w:val="baseline"/>
               <w:rPr>
-                <w:rFonts w:ascii="Segoe UI" w:eastAsia="Segoe UI" w:hAnsi="Segoe UI" w:cs="Segoe UI" w:hint="default"/>
+                <w:rFonts w:hint="default" w:ascii="Segoe UI" w:hAnsi="Segoe UI" w:eastAsia="Segoe UI" w:cs="Segoe UI"/>
                 <w:i w:val="0"/>
                 <w:iCs w:val="0"/>
                 <w:caps w:val="0"/>
@@ -5409,8 +5149,8 @@
             </w:pPr>
             <w:r>
               <w:rPr>
-                <w:rStyle w:val="Strong"/>
-                <w:rFonts w:ascii="Segoe UI" w:eastAsia="Segoe UI" w:hAnsi="Segoe UI" w:cs="Segoe UI" w:hint="default"/>
+                <w:rStyle w:val="23"/>
+                <w:rFonts w:hint="default" w:ascii="Segoe UI" w:hAnsi="Segoe UI" w:eastAsia="Segoe UI" w:cs="Segoe UI"/>
                 <w:b/>
                 <w:bCs/>
                 <w:i w:val="0"/>
@@ -5432,10 +5172,10 @@
           <w:tcPr>
             <w:tcW w:w="3906" w:type="dxa"/>
             <w:tcBorders>
-              <w:top w:val="single" w:sz="4" w:space="0" w:color="auto"/>
-              <w:left w:val="single" w:sz="4" w:space="0" w:color="auto"/>
-              <w:bottom w:val="single" w:sz="4" w:space="0" w:color="auto"/>
-              <w:right w:val="single" w:sz="4" w:space="0" w:color="auto"/>
+              <w:top w:val="single" w:color="auto" w:sz="4" w:space="0"/>
+              <w:left w:val="single" w:color="auto" w:sz="4" w:space="0"/>
+              <w:bottom w:val="single" w:color="auto" w:sz="4" w:space="0"/>
+              <w:right w:val="single" w:color="auto" w:sz="4" w:space="0"/>
             </w:tcBorders>
             <w:shd w:val="clear" w:color="auto" w:fill="auto"/>
             <w:tcMar>
@@ -5463,11 +5203,11 @@
               <w:adjustRightInd w:val="0"/>
               <w:snapToGrid w:val="0"/>
               <w:spacing w:line="240" w:lineRule="auto"/>
-              <w:ind w:left="0" w:right="0" w:firstLine="0" w:leftChars="0" w:rightChars="0" w:firstLineChars="0"/>
+              <w:ind w:left="0" w:leftChars="0" w:right="0" w:rightChars="0" w:firstLine="0" w:firstLineChars="0"/>
               <w:jc w:val="left"/>
               <w:textAlignment w:val="baseline"/>
               <w:rPr>
-                <w:rFonts w:ascii="Segoe UI" w:eastAsia="Segoe UI" w:hAnsi="Segoe UI" w:cs="Segoe UI" w:hint="default"/>
+                <w:rFonts w:hint="default" w:ascii="Segoe UI" w:hAnsi="Segoe UI" w:eastAsia="Segoe UI" w:cs="Segoe UI"/>
                 <w:i w:val="0"/>
                 <w:iCs w:val="0"/>
                 <w:caps w:val="0"/>
@@ -5479,7 +5219,7 @@
             </w:pPr>
             <w:r>
               <w:rPr>
-                <w:rFonts w:ascii="Segoe UI" w:eastAsia="Segoe UI" w:hAnsi="Segoe UI" w:cs="Segoe UI" w:hint="default"/>
+                <w:rFonts w:hint="default" w:ascii="Segoe UI" w:hAnsi="Segoe UI" w:eastAsia="Segoe UI" w:cs="Segoe UI"/>
                 <w:i w:val="0"/>
                 <w:iCs w:val="0"/>
                 <w:caps w:val="0"/>
@@ -5495,7 +5235,7 @@
             </w:r>
             <w:r>
               <w:rPr>
-                <w:rFonts w:ascii="Segoe UI" w:eastAsia="Segoe UI" w:hAnsi="Segoe UI" w:cs="Segoe UI" w:hint="default"/>
+                <w:rFonts w:hint="default" w:ascii="Segoe UI" w:hAnsi="Segoe UI" w:eastAsia="Segoe UI" w:cs="Segoe UI"/>
                 <w:i w:val="0"/>
                 <w:iCs w:val="0"/>
                 <w:caps w:val="0"/>
@@ -5507,11 +5247,11 @@
                 <w:szCs w:val="18"/>
                 <w:lang w:val="en-US" w:eastAsia="zh-CN"/>
               </w:rPr>
-              <w:br/>
+              <w:br w:type="textWrapping"/>
             </w:r>
             <w:r>
               <w:rPr>
-                <w:rFonts w:ascii="Segoe UI" w:eastAsia="Segoe UI" w:hAnsi="Segoe UI" w:cs="Segoe UI" w:hint="default"/>
+                <w:rFonts w:hint="default" w:ascii="Segoe UI" w:hAnsi="Segoe UI" w:eastAsia="Segoe UI" w:cs="Segoe UI"/>
                 <w:i w:val="0"/>
                 <w:iCs w:val="0"/>
                 <w:caps w:val="0"/>
@@ -5531,10 +5271,10 @@
           <w:tcPr>
             <w:tcW w:w="3278" w:type="dxa"/>
             <w:tcBorders>
-              <w:top w:val="single" w:sz="4" w:space="0" w:color="auto"/>
-              <w:left w:val="single" w:sz="4" w:space="0" w:color="auto"/>
-              <w:bottom w:val="single" w:sz="4" w:space="0" w:color="auto"/>
-              <w:right w:val="single" w:sz="12" w:space="0" w:color="auto"/>
+              <w:top w:val="single" w:color="auto" w:sz="4" w:space="0"/>
+              <w:left w:val="single" w:color="auto" w:sz="4" w:space="0"/>
+              <w:bottom w:val="single" w:color="auto" w:sz="4" w:space="0"/>
+              <w:right w:val="single" w:color="auto" w:sz="12" w:space="0"/>
             </w:tcBorders>
             <w:shd w:val="clear" w:color="auto" w:fill="auto"/>
             <w:tcMar>
@@ -5562,11 +5302,11 @@
               <w:adjustRightInd w:val="0"/>
               <w:snapToGrid w:val="0"/>
               <w:spacing w:line="240" w:lineRule="auto"/>
-              <w:ind w:left="0" w:right="0" w:firstLine="0" w:leftChars="0" w:rightChars="0" w:firstLineChars="0"/>
+              <w:ind w:left="0" w:leftChars="0" w:right="0" w:rightChars="0" w:firstLine="0" w:firstLineChars="0"/>
               <w:jc w:val="left"/>
               <w:textAlignment w:val="baseline"/>
               <w:rPr>
-                <w:rFonts w:ascii="Segoe UI" w:eastAsia="Segoe UI" w:hAnsi="Segoe UI" w:cs="Segoe UI" w:hint="default"/>
+                <w:rFonts w:hint="default" w:ascii="Segoe UI" w:hAnsi="Segoe UI" w:eastAsia="Segoe UI" w:cs="Segoe UI"/>
                 <w:i w:val="0"/>
                 <w:iCs w:val="0"/>
                 <w:caps w:val="0"/>
@@ -5578,8 +5318,8 @@
             </w:pPr>
             <w:r>
               <w:rPr>
-                <w:rStyle w:val="Strong"/>
-                <w:rFonts w:ascii="Segoe UI" w:eastAsia="Segoe UI" w:hAnsi="Segoe UI" w:cs="Segoe UI" w:hint="default"/>
+                <w:rStyle w:val="23"/>
+                <w:rFonts w:hint="default" w:ascii="Segoe UI" w:hAnsi="Segoe UI" w:eastAsia="Segoe UI" w:cs="Segoe UI"/>
                 <w:b/>
                 <w:bCs/>
                 <w:i w:val="0"/>
@@ -5600,9 +5340,14 @@
       </w:tr>
       <w:tr>
         <w:tblPrEx>
-          <w:tblW w:w="8522" w:type="dxa"/>
-          <w:jc w:val="center"/>
-          <w:shd w:val="clear" w:color="auto" w:fill="auto"/>
+          <w:tblBorders>
+            <w:top w:val="single" w:color="auto" w:sz="4" w:space="0"/>
+            <w:left w:val="single" w:color="auto" w:sz="4" w:space="0"/>
+            <w:bottom w:val="single" w:color="auto" w:sz="4" w:space="0"/>
+            <w:right w:val="single" w:color="auto" w:sz="4" w:space="0"/>
+            <w:insideH w:val="single" w:color="auto" w:sz="4" w:space="0"/>
+            <w:insideV w:val="single" w:color="auto" w:sz="4" w:space="0"/>
+          </w:tblBorders>
           <w:tblCellMar>
             <w:top w:w="15" w:type="dxa"/>
             <w:left w:w="15" w:type="dxa"/>
@@ -5611,17 +5356,17 @@
           </w:tblCellMar>
         </w:tblPrEx>
         <w:trPr>
-          <w:trHeight w:val="0"/>
+          <w:trHeight w:val="0" w:hRule="atLeast"/>
           <w:jc w:val="center"/>
         </w:trPr>
         <w:tc>
           <w:tcPr>
             <w:tcW w:w="1338" w:type="dxa"/>
             <w:tcBorders>
-              <w:top w:val="single" w:sz="4" w:space="0" w:color="auto"/>
-              <w:left w:val="single" w:sz="12" w:space="0" w:color="auto"/>
-              <w:bottom w:val="single" w:sz="4" w:space="0" w:color="auto"/>
-              <w:right w:val="single" w:sz="4" w:space="0" w:color="auto"/>
+              <w:top w:val="single" w:color="auto" w:sz="4" w:space="0"/>
+              <w:left w:val="single" w:color="auto" w:sz="12" w:space="0"/>
+              <w:bottom w:val="single" w:color="auto" w:sz="4" w:space="0"/>
+              <w:right w:val="single" w:color="auto" w:sz="4" w:space="0"/>
             </w:tcBorders>
             <w:shd w:val="clear" w:color="auto" w:fill="auto"/>
             <w:tcMar>
@@ -5649,11 +5394,11 @@
               <w:adjustRightInd w:val="0"/>
               <w:snapToGrid w:val="0"/>
               <w:spacing w:line="240" w:lineRule="auto"/>
-              <w:ind w:left="0" w:right="0" w:firstLine="0" w:leftChars="0" w:rightChars="0" w:firstLineChars="0"/>
+              <w:ind w:left="0" w:leftChars="0" w:right="0" w:rightChars="0" w:firstLine="0" w:firstLineChars="0"/>
               <w:jc w:val="center"/>
               <w:textAlignment w:val="baseline"/>
               <w:rPr>
-                <w:rFonts w:ascii="Segoe UI" w:eastAsia="Segoe UI" w:hAnsi="Segoe UI" w:cs="Segoe UI" w:hint="default"/>
+                <w:rFonts w:hint="default" w:ascii="Segoe UI" w:hAnsi="Segoe UI" w:eastAsia="Segoe UI" w:cs="Segoe UI"/>
                 <w:i w:val="0"/>
                 <w:iCs w:val="0"/>
                 <w:caps w:val="0"/>
@@ -5665,8 +5410,8 @@
             </w:pPr>
             <w:r>
               <w:rPr>
-                <w:rStyle w:val="Strong"/>
-                <w:rFonts w:ascii="Segoe UI" w:eastAsia="Segoe UI" w:hAnsi="Segoe UI" w:cs="Segoe UI" w:hint="default"/>
+                <w:rStyle w:val="23"/>
+                <w:rFonts w:hint="default" w:ascii="Segoe UI" w:hAnsi="Segoe UI" w:eastAsia="Segoe UI" w:cs="Segoe UI"/>
                 <w:b/>
                 <w:bCs/>
                 <w:i w:val="0"/>
@@ -5688,10 +5433,10 @@
           <w:tcPr>
             <w:tcW w:w="3906" w:type="dxa"/>
             <w:tcBorders>
-              <w:top w:val="single" w:sz="4" w:space="0" w:color="auto"/>
-              <w:left w:val="single" w:sz="4" w:space="0" w:color="auto"/>
-              <w:bottom w:val="single" w:sz="4" w:space="0" w:color="auto"/>
-              <w:right w:val="single" w:sz="4" w:space="0" w:color="auto"/>
+              <w:top w:val="single" w:color="auto" w:sz="4" w:space="0"/>
+              <w:left w:val="single" w:color="auto" w:sz="4" w:space="0"/>
+              <w:bottom w:val="single" w:color="auto" w:sz="4" w:space="0"/>
+              <w:right w:val="single" w:color="auto" w:sz="4" w:space="0"/>
             </w:tcBorders>
             <w:shd w:val="clear" w:color="auto" w:fill="auto"/>
             <w:tcMar>
@@ -5719,11 +5464,11 @@
               <w:adjustRightInd w:val="0"/>
               <w:snapToGrid w:val="0"/>
               <w:spacing w:line="240" w:lineRule="auto"/>
-              <w:ind w:left="0" w:right="0" w:firstLine="0" w:leftChars="0" w:rightChars="0" w:firstLineChars="0"/>
+              <w:ind w:left="0" w:leftChars="0" w:right="0" w:rightChars="0" w:firstLine="0" w:firstLineChars="0"/>
               <w:jc w:val="left"/>
               <w:textAlignment w:val="baseline"/>
               <w:rPr>
-                <w:rFonts w:ascii="Segoe UI" w:eastAsia="Segoe UI" w:hAnsi="Segoe UI" w:cs="Segoe UI" w:hint="default"/>
+                <w:rFonts w:hint="default" w:ascii="Segoe UI" w:hAnsi="Segoe UI" w:eastAsia="Segoe UI" w:cs="Segoe UI"/>
                 <w:i w:val="0"/>
                 <w:iCs w:val="0"/>
                 <w:caps w:val="0"/>
@@ -5735,7 +5480,7 @@
             </w:pPr>
             <w:r>
               <w:rPr>
-                <w:rFonts w:ascii="Segoe UI" w:eastAsia="Segoe UI" w:hAnsi="Segoe UI" w:cs="Segoe UI" w:hint="default"/>
+                <w:rFonts w:hint="default" w:ascii="Segoe UI" w:hAnsi="Segoe UI" w:eastAsia="Segoe UI" w:cs="Segoe UI"/>
                 <w:i w:val="0"/>
                 <w:iCs w:val="0"/>
                 <w:caps w:val="0"/>
@@ -5751,7 +5496,7 @@
             </w:r>
             <w:r>
               <w:rPr>
-                <w:rFonts w:ascii="Segoe UI" w:eastAsia="Segoe UI" w:hAnsi="Segoe UI" w:cs="Segoe UI" w:hint="default"/>
+                <w:rFonts w:hint="default" w:ascii="Segoe UI" w:hAnsi="Segoe UI" w:eastAsia="Segoe UI" w:cs="Segoe UI"/>
                 <w:i w:val="0"/>
                 <w:iCs w:val="0"/>
                 <w:caps w:val="0"/>
@@ -5763,11 +5508,11 @@
                 <w:szCs w:val="18"/>
                 <w:lang w:val="en-US" w:eastAsia="zh-CN"/>
               </w:rPr>
-              <w:br/>
+              <w:br w:type="textWrapping"/>
             </w:r>
             <w:r>
               <w:rPr>
-                <w:rFonts w:ascii="Segoe UI" w:eastAsia="Segoe UI" w:hAnsi="Segoe UI" w:cs="Segoe UI" w:hint="default"/>
+                <w:rFonts w:hint="default" w:ascii="Segoe UI" w:hAnsi="Segoe UI" w:eastAsia="Segoe UI" w:cs="Segoe UI"/>
                 <w:i w:val="0"/>
                 <w:iCs w:val="0"/>
                 <w:caps w:val="0"/>
@@ -5787,10 +5532,10 @@
           <w:tcPr>
             <w:tcW w:w="3278" w:type="dxa"/>
             <w:tcBorders>
-              <w:top w:val="single" w:sz="4" w:space="0" w:color="auto"/>
-              <w:left w:val="single" w:sz="4" w:space="0" w:color="auto"/>
-              <w:bottom w:val="single" w:sz="4" w:space="0" w:color="auto"/>
-              <w:right w:val="single" w:sz="12" w:space="0" w:color="auto"/>
+              <w:top w:val="single" w:color="auto" w:sz="4" w:space="0"/>
+              <w:left w:val="single" w:color="auto" w:sz="4" w:space="0"/>
+              <w:bottom w:val="single" w:color="auto" w:sz="4" w:space="0"/>
+              <w:right w:val="single" w:color="auto" w:sz="12" w:space="0"/>
             </w:tcBorders>
             <w:shd w:val="clear" w:color="auto" w:fill="auto"/>
             <w:tcMar>
@@ -5818,11 +5563,11 @@
               <w:adjustRightInd w:val="0"/>
               <w:snapToGrid w:val="0"/>
               <w:spacing w:line="240" w:lineRule="auto"/>
-              <w:ind w:left="0" w:right="0" w:firstLine="0" w:leftChars="0" w:rightChars="0" w:firstLineChars="0"/>
+              <w:ind w:left="0" w:leftChars="0" w:right="0" w:rightChars="0" w:firstLine="0" w:firstLineChars="0"/>
               <w:jc w:val="left"/>
               <w:textAlignment w:val="baseline"/>
               <w:rPr>
-                <w:rFonts w:ascii="Segoe UI" w:eastAsia="Segoe UI" w:hAnsi="Segoe UI" w:cs="Segoe UI" w:hint="default"/>
+                <w:rFonts w:hint="default" w:ascii="Segoe UI" w:hAnsi="Segoe UI" w:eastAsia="Segoe UI" w:cs="Segoe UI"/>
                 <w:i w:val="0"/>
                 <w:iCs w:val="0"/>
                 <w:caps w:val="0"/>
@@ -5834,8 +5579,8 @@
             </w:pPr>
             <w:r>
               <w:rPr>
-                <w:rStyle w:val="Strong"/>
-                <w:rFonts w:ascii="Segoe UI" w:eastAsia="Segoe UI" w:hAnsi="Segoe UI" w:cs="Segoe UI" w:hint="default"/>
+                <w:rStyle w:val="23"/>
+                <w:rFonts w:hint="default" w:ascii="Segoe UI" w:hAnsi="Segoe UI" w:eastAsia="Segoe UI" w:cs="Segoe UI"/>
                 <w:b/>
                 <w:bCs/>
                 <w:i w:val="0"/>
@@ -5856,9 +5601,14 @@
       </w:tr>
       <w:tr>
         <w:tblPrEx>
-          <w:tblW w:w="8522" w:type="dxa"/>
-          <w:jc w:val="center"/>
-          <w:shd w:val="clear" w:color="auto" w:fill="auto"/>
+          <w:tblBorders>
+            <w:top w:val="single" w:color="auto" w:sz="4" w:space="0"/>
+            <w:left w:val="single" w:color="auto" w:sz="4" w:space="0"/>
+            <w:bottom w:val="single" w:color="auto" w:sz="4" w:space="0"/>
+            <w:right w:val="single" w:color="auto" w:sz="4" w:space="0"/>
+            <w:insideH w:val="single" w:color="auto" w:sz="4" w:space="0"/>
+            <w:insideV w:val="single" w:color="auto" w:sz="4" w:space="0"/>
+          </w:tblBorders>
           <w:tblCellMar>
             <w:top w:w="15" w:type="dxa"/>
             <w:left w:w="15" w:type="dxa"/>
@@ -5867,17 +5617,17 @@
           </w:tblCellMar>
         </w:tblPrEx>
         <w:trPr>
-          <w:trHeight w:val="0"/>
+          <w:trHeight w:val="0" w:hRule="atLeast"/>
           <w:jc w:val="center"/>
         </w:trPr>
         <w:tc>
           <w:tcPr>
             <w:tcW w:w="1338" w:type="dxa"/>
             <w:tcBorders>
-              <w:top w:val="single" w:sz="4" w:space="0" w:color="auto"/>
-              <w:left w:val="single" w:sz="12" w:space="0" w:color="auto"/>
-              <w:bottom w:val="single" w:sz="4" w:space="0" w:color="auto"/>
-              <w:right w:val="single" w:sz="4" w:space="0" w:color="auto"/>
+              <w:top w:val="single" w:color="auto" w:sz="4" w:space="0"/>
+              <w:left w:val="single" w:color="auto" w:sz="12" w:space="0"/>
+              <w:bottom w:val="single" w:color="auto" w:sz="4" w:space="0"/>
+              <w:right w:val="single" w:color="auto" w:sz="4" w:space="0"/>
             </w:tcBorders>
             <w:shd w:val="clear" w:color="auto" w:fill="auto"/>
             <w:tcMar>
@@ -5905,11 +5655,11 @@
               <w:adjustRightInd w:val="0"/>
               <w:snapToGrid w:val="0"/>
               <w:spacing w:line="240" w:lineRule="auto"/>
-              <w:ind w:left="0" w:right="0" w:firstLine="0" w:leftChars="0" w:rightChars="0" w:firstLineChars="0"/>
+              <w:ind w:left="0" w:leftChars="0" w:right="0" w:rightChars="0" w:firstLine="0" w:firstLineChars="0"/>
               <w:jc w:val="center"/>
               <w:textAlignment w:val="baseline"/>
               <w:rPr>
-                <w:rFonts w:ascii="Segoe UI" w:eastAsia="Segoe UI" w:hAnsi="Segoe UI" w:cs="Segoe UI" w:hint="default"/>
+                <w:rFonts w:hint="default" w:ascii="Segoe UI" w:hAnsi="Segoe UI" w:eastAsia="Segoe UI" w:cs="Segoe UI"/>
                 <w:i w:val="0"/>
                 <w:iCs w:val="0"/>
                 <w:caps w:val="0"/>
@@ -5921,8 +5671,8 @@
             </w:pPr>
             <w:r>
               <w:rPr>
-                <w:rStyle w:val="Strong"/>
-                <w:rFonts w:ascii="Segoe UI" w:eastAsia="Segoe UI" w:hAnsi="Segoe UI" w:cs="Segoe UI" w:hint="default"/>
+                <w:rStyle w:val="23"/>
+                <w:rFonts w:hint="default" w:ascii="Segoe UI" w:hAnsi="Segoe UI" w:eastAsia="Segoe UI" w:cs="Segoe UI"/>
                 <w:b/>
                 <w:bCs/>
                 <w:i w:val="0"/>
@@ -5944,10 +5694,10 @@
           <w:tcPr>
             <w:tcW w:w="3906" w:type="dxa"/>
             <w:tcBorders>
-              <w:top w:val="single" w:sz="4" w:space="0" w:color="auto"/>
-              <w:left w:val="single" w:sz="4" w:space="0" w:color="auto"/>
-              <w:bottom w:val="single" w:sz="4" w:space="0" w:color="auto"/>
-              <w:right w:val="single" w:sz="4" w:space="0" w:color="auto"/>
+              <w:top w:val="single" w:color="auto" w:sz="4" w:space="0"/>
+              <w:left w:val="single" w:color="auto" w:sz="4" w:space="0"/>
+              <w:bottom w:val="single" w:color="auto" w:sz="4" w:space="0"/>
+              <w:right w:val="single" w:color="auto" w:sz="4" w:space="0"/>
             </w:tcBorders>
             <w:shd w:val="clear" w:color="auto" w:fill="auto"/>
             <w:tcMar>
@@ -5975,11 +5725,11 @@
               <w:adjustRightInd w:val="0"/>
               <w:snapToGrid w:val="0"/>
               <w:spacing w:line="240" w:lineRule="auto"/>
-              <w:ind w:left="0" w:right="0" w:firstLine="0" w:leftChars="0" w:rightChars="0" w:firstLineChars="0"/>
+              <w:ind w:left="0" w:leftChars="0" w:right="0" w:rightChars="0" w:firstLine="0" w:firstLineChars="0"/>
               <w:jc w:val="left"/>
               <w:textAlignment w:val="baseline"/>
               <w:rPr>
-                <w:rFonts w:ascii="Segoe UI" w:eastAsia="Segoe UI" w:hAnsi="Segoe UI" w:cs="Segoe UI" w:hint="default"/>
+                <w:rFonts w:hint="default" w:ascii="Segoe UI" w:hAnsi="Segoe UI" w:eastAsia="Segoe UI" w:cs="Segoe UI"/>
                 <w:i w:val="0"/>
                 <w:iCs w:val="0"/>
                 <w:caps w:val="0"/>
@@ -5991,7 +5741,7 @@
             </w:pPr>
             <w:r>
               <w:rPr>
-                <w:rFonts w:ascii="Segoe UI" w:eastAsia="Segoe UI" w:hAnsi="Segoe UI" w:cs="Segoe UI" w:hint="default"/>
+                <w:rFonts w:hint="default" w:ascii="Segoe UI" w:hAnsi="Segoe UI" w:eastAsia="Segoe UI" w:cs="Segoe UI"/>
                 <w:i w:val="0"/>
                 <w:iCs w:val="0"/>
                 <w:caps w:val="0"/>
@@ -6007,7 +5757,7 @@
             </w:r>
             <w:r>
               <w:rPr>
-                <w:rFonts w:ascii="Segoe UI" w:eastAsia="Segoe UI" w:hAnsi="Segoe UI" w:cs="Segoe UI" w:hint="default"/>
+                <w:rFonts w:hint="default" w:ascii="Segoe UI" w:hAnsi="Segoe UI" w:eastAsia="Segoe UI" w:cs="Segoe UI"/>
                 <w:i w:val="0"/>
                 <w:iCs w:val="0"/>
                 <w:caps w:val="0"/>
@@ -6019,11 +5769,11 @@
                 <w:szCs w:val="18"/>
                 <w:lang w:val="en-US" w:eastAsia="zh-CN"/>
               </w:rPr>
-              <w:br/>
+              <w:br w:type="textWrapping"/>
             </w:r>
             <w:r>
               <w:rPr>
-                <w:rFonts w:ascii="Segoe UI" w:eastAsia="Segoe UI" w:hAnsi="Segoe UI" w:cs="Segoe UI" w:hint="default"/>
+                <w:rFonts w:hint="default" w:ascii="Segoe UI" w:hAnsi="Segoe UI" w:eastAsia="Segoe UI" w:cs="Segoe UI"/>
                 <w:i w:val="0"/>
                 <w:iCs w:val="0"/>
                 <w:caps w:val="0"/>
@@ -6043,10 +5793,10 @@
           <w:tcPr>
             <w:tcW w:w="3278" w:type="dxa"/>
             <w:tcBorders>
-              <w:top w:val="single" w:sz="4" w:space="0" w:color="auto"/>
-              <w:left w:val="single" w:sz="4" w:space="0" w:color="auto"/>
-              <w:bottom w:val="single" w:sz="4" w:space="0" w:color="auto"/>
-              <w:right w:val="single" w:sz="12" w:space="0" w:color="auto"/>
+              <w:top w:val="single" w:color="auto" w:sz="4" w:space="0"/>
+              <w:left w:val="single" w:color="auto" w:sz="4" w:space="0"/>
+              <w:bottom w:val="single" w:color="auto" w:sz="4" w:space="0"/>
+              <w:right w:val="single" w:color="auto" w:sz="12" w:space="0"/>
             </w:tcBorders>
             <w:shd w:val="clear" w:color="auto" w:fill="auto"/>
             <w:tcMar>
@@ -6074,11 +5824,11 @@
               <w:adjustRightInd w:val="0"/>
               <w:snapToGrid w:val="0"/>
               <w:spacing w:line="240" w:lineRule="auto"/>
-              <w:ind w:left="0" w:right="0" w:firstLine="0" w:leftChars="0" w:rightChars="0" w:firstLineChars="0"/>
+              <w:ind w:left="0" w:leftChars="0" w:right="0" w:rightChars="0" w:firstLine="0" w:firstLineChars="0"/>
               <w:jc w:val="left"/>
               <w:textAlignment w:val="baseline"/>
               <w:rPr>
-                <w:rFonts w:ascii="Segoe UI" w:eastAsia="Segoe UI" w:hAnsi="Segoe UI" w:cs="Segoe UI" w:hint="default"/>
+                <w:rFonts w:hint="default" w:ascii="Segoe UI" w:hAnsi="Segoe UI" w:eastAsia="Segoe UI" w:cs="Segoe UI"/>
                 <w:i w:val="0"/>
                 <w:iCs w:val="0"/>
                 <w:caps w:val="0"/>
@@ -6090,8 +5840,8 @@
             </w:pPr>
             <w:r>
               <w:rPr>
-                <w:rStyle w:val="Strong"/>
-                <w:rFonts w:ascii="Segoe UI" w:eastAsia="Segoe UI" w:hAnsi="Segoe UI" w:cs="Segoe UI" w:hint="default"/>
+                <w:rStyle w:val="23"/>
+                <w:rFonts w:hint="default" w:ascii="Segoe UI" w:hAnsi="Segoe UI" w:eastAsia="Segoe UI" w:cs="Segoe UI"/>
                 <w:b/>
                 <w:bCs/>
                 <w:i w:val="0"/>
@@ -6112,8 +5862,14 @@
       </w:tr>
       <w:tr>
         <w:tblPrEx>
-          <w:tblW w:w="8522" w:type="dxa"/>
-          <w:jc w:val="center"/>
+          <w:tblBorders>
+            <w:top w:val="single" w:color="auto" w:sz="4" w:space="0"/>
+            <w:left w:val="single" w:color="auto" w:sz="4" w:space="0"/>
+            <w:bottom w:val="single" w:color="auto" w:sz="4" w:space="0"/>
+            <w:right w:val="single" w:color="auto" w:sz="4" w:space="0"/>
+            <w:insideH w:val="single" w:color="auto" w:sz="4" w:space="0"/>
+            <w:insideV w:val="single" w:color="auto" w:sz="4" w:space="0"/>
+          </w:tblBorders>
           <w:shd w:val="clear" w:color="auto" w:fill="auto"/>
           <w:tblCellMar>
             <w:top w:w="15" w:type="dxa"/>
@@ -6123,17 +5879,17 @@
           </w:tblCellMar>
         </w:tblPrEx>
         <w:trPr>
-          <w:trHeight w:val="0"/>
+          <w:trHeight w:val="0" w:hRule="atLeast"/>
           <w:jc w:val="center"/>
         </w:trPr>
         <w:tc>
           <w:tcPr>
             <w:tcW w:w="1338" w:type="dxa"/>
             <w:tcBorders>
-              <w:top w:val="single" w:sz="4" w:space="0" w:color="auto"/>
-              <w:left w:val="single" w:sz="12" w:space="0" w:color="auto"/>
-              <w:bottom w:val="single" w:sz="12" w:space="0" w:color="auto"/>
-              <w:right w:val="single" w:sz="4" w:space="0" w:color="auto"/>
+              <w:top w:val="single" w:color="auto" w:sz="4" w:space="0"/>
+              <w:left w:val="single" w:color="auto" w:sz="12" w:space="0"/>
+              <w:bottom w:val="single" w:color="auto" w:sz="12" w:space="0"/>
+              <w:right w:val="single" w:color="auto" w:sz="4" w:space="0"/>
             </w:tcBorders>
             <w:shd w:val="clear" w:color="auto" w:fill="auto"/>
             <w:tcMar>
@@ -6161,11 +5917,11 @@
               <w:adjustRightInd w:val="0"/>
               <w:snapToGrid w:val="0"/>
               <w:spacing w:line="240" w:lineRule="auto"/>
-              <w:ind w:left="0" w:right="0" w:firstLine="0" w:leftChars="0" w:rightChars="0" w:firstLineChars="0"/>
+              <w:ind w:left="0" w:leftChars="0" w:right="0" w:rightChars="0" w:firstLine="0" w:firstLineChars="0"/>
               <w:jc w:val="center"/>
               <w:textAlignment w:val="baseline"/>
               <w:rPr>
-                <w:rFonts w:ascii="Segoe UI" w:eastAsia="Segoe UI" w:hAnsi="Segoe UI" w:cs="Segoe UI" w:hint="default"/>
+                <w:rFonts w:hint="default" w:ascii="Segoe UI" w:hAnsi="Segoe UI" w:eastAsia="Segoe UI" w:cs="Segoe UI"/>
                 <w:i w:val="0"/>
                 <w:iCs w:val="0"/>
                 <w:caps w:val="0"/>
@@ -6177,8 +5933,8 @@
             </w:pPr>
             <w:r>
               <w:rPr>
-                <w:rStyle w:val="Strong"/>
-                <w:rFonts w:ascii="Segoe UI" w:eastAsia="Segoe UI" w:hAnsi="Segoe UI" w:cs="Segoe UI" w:hint="default"/>
+                <w:rStyle w:val="23"/>
+                <w:rFonts w:hint="default" w:ascii="Segoe UI" w:hAnsi="Segoe UI" w:eastAsia="Segoe UI" w:cs="Segoe UI"/>
                 <w:b/>
                 <w:bCs/>
                 <w:i w:val="0"/>
@@ -6200,10 +5956,10 @@
           <w:tcPr>
             <w:tcW w:w="3906" w:type="dxa"/>
             <w:tcBorders>
-              <w:top w:val="single" w:sz="4" w:space="0" w:color="auto"/>
-              <w:left w:val="single" w:sz="4" w:space="0" w:color="auto"/>
-              <w:bottom w:val="single" w:sz="12" w:space="0" w:color="auto"/>
-              <w:right w:val="single" w:sz="4" w:space="0" w:color="auto"/>
+              <w:top w:val="single" w:color="auto" w:sz="4" w:space="0"/>
+              <w:left w:val="single" w:color="auto" w:sz="4" w:space="0"/>
+              <w:bottom w:val="single" w:color="auto" w:sz="12" w:space="0"/>
+              <w:right w:val="single" w:color="auto" w:sz="4" w:space="0"/>
             </w:tcBorders>
             <w:shd w:val="clear" w:color="auto" w:fill="auto"/>
             <w:tcMar>
@@ -6231,11 +5987,11 @@
               <w:adjustRightInd w:val="0"/>
               <w:snapToGrid w:val="0"/>
               <w:spacing w:line="240" w:lineRule="auto"/>
-              <w:ind w:left="0" w:right="0" w:firstLine="0" w:leftChars="0" w:rightChars="0" w:firstLineChars="0"/>
+              <w:ind w:left="0" w:leftChars="0" w:right="0" w:rightChars="0" w:firstLine="0" w:firstLineChars="0"/>
               <w:jc w:val="left"/>
               <w:textAlignment w:val="baseline"/>
               <w:rPr>
-                <w:rFonts w:ascii="Segoe UI" w:eastAsia="Segoe UI" w:hAnsi="Segoe UI" w:cs="Segoe UI" w:hint="default"/>
+                <w:rFonts w:hint="default" w:ascii="Segoe UI" w:hAnsi="Segoe UI" w:eastAsia="Segoe UI" w:cs="Segoe UI"/>
                 <w:i w:val="0"/>
                 <w:iCs w:val="0"/>
                 <w:caps w:val="0"/>
@@ -6247,7 +6003,7 @@
             </w:pPr>
             <w:r>
               <w:rPr>
-                <w:rFonts w:ascii="Segoe UI" w:eastAsia="Segoe UI" w:hAnsi="Segoe UI" w:cs="Segoe UI" w:hint="default"/>
+                <w:rFonts w:hint="default" w:ascii="Segoe UI" w:hAnsi="Segoe UI" w:eastAsia="Segoe UI" w:cs="Segoe UI"/>
                 <w:i w:val="0"/>
                 <w:iCs w:val="0"/>
                 <w:caps w:val="0"/>
@@ -6263,7 +6019,7 @@
             </w:r>
             <w:r>
               <w:rPr>
-                <w:rFonts w:ascii="Segoe UI" w:eastAsia="Segoe UI" w:hAnsi="Segoe UI" w:cs="Segoe UI" w:hint="default"/>
+                <w:rFonts w:hint="default" w:ascii="Segoe UI" w:hAnsi="Segoe UI" w:eastAsia="Segoe UI" w:cs="Segoe UI"/>
                 <w:i w:val="0"/>
                 <w:iCs w:val="0"/>
                 <w:caps w:val="0"/>
@@ -6275,11 +6031,11 @@
                 <w:szCs w:val="18"/>
                 <w:lang w:val="en-US" w:eastAsia="zh-CN"/>
               </w:rPr>
-              <w:br/>
+              <w:br w:type="textWrapping"/>
             </w:r>
             <w:r>
               <w:rPr>
-                <w:rFonts w:ascii="Segoe UI" w:eastAsia="Segoe UI" w:hAnsi="Segoe UI" w:cs="Segoe UI" w:hint="default"/>
+                <w:rFonts w:hint="default" w:ascii="Segoe UI" w:hAnsi="Segoe UI" w:eastAsia="Segoe UI" w:cs="Segoe UI"/>
                 <w:i w:val="0"/>
                 <w:iCs w:val="0"/>
                 <w:caps w:val="0"/>
@@ -6299,10 +6055,10 @@
           <w:tcPr>
             <w:tcW w:w="3278" w:type="dxa"/>
             <w:tcBorders>
-              <w:top w:val="single" w:sz="4" w:space="0" w:color="auto"/>
-              <w:left w:val="single" w:sz="4" w:space="0" w:color="auto"/>
-              <w:bottom w:val="single" w:sz="12" w:space="0" w:color="auto"/>
-              <w:right w:val="single" w:sz="12" w:space="0" w:color="auto"/>
+              <w:top w:val="single" w:color="auto" w:sz="4" w:space="0"/>
+              <w:left w:val="single" w:color="auto" w:sz="4" w:space="0"/>
+              <w:bottom w:val="single" w:color="auto" w:sz="12" w:space="0"/>
+              <w:right w:val="single" w:color="auto" w:sz="12" w:space="0"/>
             </w:tcBorders>
             <w:shd w:val="clear" w:color="auto" w:fill="auto"/>
             <w:tcMar>
@@ -6330,11 +6086,11 @@
               <w:adjustRightInd w:val="0"/>
               <w:snapToGrid w:val="0"/>
               <w:spacing w:line="240" w:lineRule="auto"/>
-              <w:ind w:left="0" w:right="0" w:firstLine="0" w:leftChars="0" w:rightChars="0" w:firstLineChars="0"/>
+              <w:ind w:left="0" w:leftChars="0" w:right="0" w:rightChars="0" w:firstLine="0" w:firstLineChars="0"/>
               <w:jc w:val="left"/>
               <w:textAlignment w:val="baseline"/>
               <w:rPr>
-                <w:rFonts w:ascii="Segoe UI" w:eastAsia="Segoe UI" w:hAnsi="Segoe UI" w:cs="Segoe UI" w:hint="default"/>
+                <w:rFonts w:hint="default" w:ascii="Segoe UI" w:hAnsi="Segoe UI" w:eastAsia="Segoe UI" w:cs="Segoe UI"/>
                 <w:i w:val="0"/>
                 <w:iCs w:val="0"/>
                 <w:caps w:val="0"/>
@@ -6346,8 +6102,8 @@
             </w:pPr>
             <w:r>
               <w:rPr>
-                <w:rStyle w:val="Strong"/>
-                <w:rFonts w:ascii="Segoe UI" w:eastAsia="Segoe UI" w:hAnsi="Segoe UI" w:cs="Segoe UI" w:hint="default"/>
+                <w:rStyle w:val="23"/>
+                <w:rFonts w:hint="default" w:ascii="Segoe UI" w:hAnsi="Segoe UI" w:eastAsia="Segoe UI" w:cs="Segoe UI"/>
                 <w:b/>
                 <w:bCs/>
                 <w:i w:val="0"/>
@@ -6369,7 +6125,7 @@
     </w:tbl>
     <w:p>
       <w:pPr>
-        <w:pStyle w:val="1"/>
+        <w:pStyle w:val="28"/>
         <w:keepNext w:val="0"/>
         <w:keepLines w:val="0"/>
         <w:pageBreakBefore w:val="0"/>
@@ -6389,7 +6145,7 @@
           <w:lang w:val="en-US" w:eastAsia="zh-CN"/>
         </w:rPr>
       </w:pPr>
-      <w:bookmarkStart w:id="8" w:name="_Toc10285"/>
+      <w:bookmarkStart w:id="7" w:name="_Toc10285"/>
       <w:r>
         <w:rPr>
           <w:rFonts w:hint="eastAsia"/>
@@ -6397,11 +6153,11 @@
         </w:rPr>
         <w:t>研发规划与决策</w:t>
       </w:r>
-      <w:bookmarkEnd w:id="8"/>
+      <w:bookmarkEnd w:id="7"/>
     </w:p>
     <w:p>
       <w:pPr>
-        <w:pStyle w:val="a1"/>
+        <w:pStyle w:val="29"/>
         <w:keepNext w:val="0"/>
         <w:keepLines w:val="0"/>
         <w:pageBreakBefore w:val="0"/>
@@ -6431,7 +6187,7 @@
     </w:p>
     <w:p>
       <w:pPr>
-        <w:pStyle w:val="1"/>
+        <w:pStyle w:val="28"/>
         <w:keepNext w:val="0"/>
         <w:keepLines w:val="0"/>
         <w:pageBreakBefore w:val="0"/>
@@ -6451,7 +6207,7 @@
           <w:lang w:val="en-US" w:eastAsia="zh-CN"/>
         </w:rPr>
       </w:pPr>
-      <w:bookmarkStart w:id="9" w:name="_Toc2796"/>
+      <w:bookmarkStart w:id="8" w:name="_Toc2796"/>
       <w:r>
         <w:rPr>
           <w:rFonts w:hint="eastAsia"/>
@@ -6459,11 +6215,11 @@
         </w:rPr>
         <w:t>研发流程</w:t>
       </w:r>
-      <w:bookmarkEnd w:id="9"/>
+      <w:bookmarkEnd w:id="8"/>
     </w:p>
     <w:p>
       <w:pPr>
-        <w:pStyle w:val="2"/>
+        <w:pStyle w:val="30"/>
         <w:keepNext w:val="0"/>
         <w:keepLines w:val="0"/>
         <w:pageBreakBefore w:val="0"/>
@@ -6483,7 +6239,7 @@
           <w:lang w:val="en-US" w:eastAsia="zh-CN"/>
         </w:rPr>
       </w:pPr>
-      <w:bookmarkStart w:id="10" w:name="_Toc25975"/>
+      <w:bookmarkStart w:id="9" w:name="_Toc25975"/>
       <w:r>
         <w:rPr>
           <w:rFonts w:hint="eastAsia"/>
@@ -6491,11 +6247,11 @@
         </w:rPr>
         <w:t>流程总览</w:t>
       </w:r>
-      <w:bookmarkEnd w:id="10"/>
+      <w:bookmarkEnd w:id="9"/>
     </w:p>
     <w:p>
       <w:pPr>
-        <w:pStyle w:val="a1"/>
+        <w:pStyle w:val="29"/>
         <w:keepNext w:val="0"/>
         <w:keepLines w:val="0"/>
         <w:pageBreakBefore w:val="0"/>
@@ -6530,7 +6286,7 @@
     </w:p>
     <w:p>
       <w:pPr>
-        <w:pStyle w:val="2"/>
+        <w:pStyle w:val="30"/>
         <w:keepNext w:val="0"/>
         <w:keepLines w:val="0"/>
         <w:pageBreakBefore w:val="0"/>
@@ -6550,7 +6306,7 @@
           <w:lang w:val="en-US" w:eastAsia="zh-CN"/>
         </w:rPr>
       </w:pPr>
-      <w:bookmarkStart w:id="11" w:name="_Toc12655"/>
+      <w:bookmarkStart w:id="10" w:name="_Toc12655"/>
       <w:r>
         <w:rPr>
           <w:rFonts w:hint="eastAsia"/>
@@ -6558,11 +6314,11 @@
         </w:rPr>
         <w:t>立项阶段</w:t>
       </w:r>
-      <w:bookmarkEnd w:id="11"/>
+      <w:bookmarkEnd w:id="10"/>
     </w:p>
     <w:p>
       <w:pPr>
-        <w:pStyle w:val="a1"/>
+        <w:pStyle w:val="29"/>
         <w:keepNext w:val="0"/>
         <w:keepLines w:val="0"/>
         <w:pageBreakBefore w:val="0"/>
@@ -6597,7 +6353,7 @@
     </w:p>
     <w:p>
       <w:pPr>
-        <w:pStyle w:val="a1"/>
+        <w:pStyle w:val="29"/>
         <w:keepNext w:val="0"/>
         <w:keepLines w:val="0"/>
         <w:pageBreakBefore w:val="0"/>
@@ -6632,7 +6388,7 @@
     </w:p>
     <w:p>
       <w:pPr>
-        <w:pStyle w:val="a1"/>
+        <w:pStyle w:val="29"/>
         <w:keepNext w:val="0"/>
         <w:keepLines w:val="0"/>
         <w:pageBreakBefore w:val="0"/>
@@ -6667,7 +6423,7 @@
     </w:p>
     <w:p>
       <w:pPr>
-        <w:pStyle w:val="2"/>
+        <w:pStyle w:val="30"/>
         <w:keepNext w:val="0"/>
         <w:keepLines w:val="0"/>
         <w:pageBreakBefore w:val="0"/>
@@ -6687,7 +6443,7 @@
           <w:lang w:val="en-US" w:eastAsia="zh-CN"/>
         </w:rPr>
       </w:pPr>
-      <w:bookmarkStart w:id="12" w:name="_Toc20210"/>
+      <w:bookmarkStart w:id="11" w:name="_Toc20210"/>
       <w:r>
         <w:rPr>
           <w:rFonts w:hint="eastAsia"/>
@@ -6695,11 +6451,11 @@
         </w:rPr>
         <w:t>需求阶段</w:t>
       </w:r>
-      <w:bookmarkEnd w:id="12"/>
+      <w:bookmarkEnd w:id="11"/>
     </w:p>
     <w:p>
       <w:pPr>
-        <w:pStyle w:val="a1"/>
+        <w:pStyle w:val="29"/>
         <w:keepNext w:val="0"/>
         <w:keepLines w:val="0"/>
         <w:pageBreakBefore w:val="0"/>
@@ -6734,7 +6490,7 @@
     </w:p>
     <w:p>
       <w:pPr>
-        <w:pStyle w:val="a1"/>
+        <w:pStyle w:val="29"/>
         <w:keepNext w:val="0"/>
         <w:keepLines w:val="0"/>
         <w:pageBreakBefore w:val="0"/>
@@ -6769,7 +6525,7 @@
     </w:p>
     <w:p>
       <w:pPr>
-        <w:pStyle w:val="a1"/>
+        <w:pStyle w:val="29"/>
         <w:keepNext w:val="0"/>
         <w:keepLines w:val="0"/>
         <w:pageBreakBefore w:val="0"/>
@@ -6804,7 +6560,7 @@
     </w:p>
     <w:p>
       <w:pPr>
-        <w:pStyle w:val="2"/>
+        <w:pStyle w:val="30"/>
         <w:keepNext w:val="0"/>
         <w:keepLines w:val="0"/>
         <w:pageBreakBefore w:val="0"/>
@@ -6824,7 +6580,7 @@
           <w:lang w:val="en-US" w:eastAsia="zh-CN"/>
         </w:rPr>
       </w:pPr>
-      <w:bookmarkStart w:id="13" w:name="_Toc30106"/>
+      <w:bookmarkStart w:id="12" w:name="_Toc30106"/>
       <w:r>
         <w:rPr>
           <w:rFonts w:hint="eastAsia"/>
@@ -6832,11 +6588,11 @@
         </w:rPr>
         <w:t>设计阶段</w:t>
       </w:r>
-      <w:bookmarkEnd w:id="13"/>
+      <w:bookmarkEnd w:id="12"/>
     </w:p>
     <w:p>
       <w:pPr>
-        <w:pStyle w:val="a1"/>
+        <w:pStyle w:val="29"/>
         <w:keepNext w:val="0"/>
         <w:keepLines w:val="0"/>
         <w:pageBreakBefore w:val="0"/>
@@ -6871,7 +6627,7 @@
     </w:p>
     <w:p>
       <w:pPr>
-        <w:pStyle w:val="a1"/>
+        <w:pStyle w:val="29"/>
         <w:keepNext w:val="0"/>
         <w:keepLines w:val="0"/>
         <w:pageBreakBefore w:val="0"/>
@@ -6906,7 +6662,7 @@
     </w:p>
     <w:p>
       <w:pPr>
-        <w:pStyle w:val="a1"/>
+        <w:pStyle w:val="29"/>
         <w:keepNext w:val="0"/>
         <w:keepLines w:val="0"/>
         <w:pageBreakBefore w:val="0"/>
@@ -6941,7 +6697,7 @@
     </w:p>
     <w:p>
       <w:pPr>
-        <w:pStyle w:val="2"/>
+        <w:pStyle w:val="30"/>
         <w:keepNext w:val="0"/>
         <w:keepLines w:val="0"/>
         <w:pageBreakBefore w:val="0"/>
@@ -6961,7 +6717,7 @@
           <w:lang w:val="en-US" w:eastAsia="zh-CN"/>
         </w:rPr>
       </w:pPr>
-      <w:bookmarkStart w:id="14" w:name="_Toc14779"/>
+      <w:bookmarkStart w:id="13" w:name="_Toc14779"/>
       <w:r>
         <w:rPr>
           <w:rFonts w:hint="eastAsia"/>
@@ -6969,11 +6725,11 @@
         </w:rPr>
         <w:t>实现阶段</w:t>
       </w:r>
-      <w:bookmarkEnd w:id="14"/>
+      <w:bookmarkEnd w:id="13"/>
     </w:p>
     <w:p>
       <w:pPr>
-        <w:pStyle w:val="a1"/>
+        <w:pStyle w:val="29"/>
         <w:keepNext w:val="0"/>
         <w:keepLines w:val="0"/>
         <w:pageBreakBefore w:val="0"/>
@@ -7008,7 +6764,7 @@
     </w:p>
     <w:p>
       <w:pPr>
-        <w:pStyle w:val="a1"/>
+        <w:pStyle w:val="29"/>
         <w:keepNext w:val="0"/>
         <w:keepLines w:val="0"/>
         <w:pageBreakBefore w:val="0"/>
@@ -7043,7 +6799,7 @@
     </w:p>
     <w:p>
       <w:pPr>
-        <w:pStyle w:val="a1"/>
+        <w:pStyle w:val="29"/>
         <w:keepNext w:val="0"/>
         <w:keepLines w:val="0"/>
         <w:pageBreakBefore w:val="0"/>
@@ -7078,7 +6834,7 @@
     </w:p>
     <w:p>
       <w:pPr>
-        <w:pStyle w:val="2"/>
+        <w:pStyle w:val="30"/>
         <w:keepNext w:val="0"/>
         <w:keepLines w:val="0"/>
         <w:pageBreakBefore w:val="0"/>
@@ -7098,7 +6854,7 @@
           <w:lang w:val="en-US" w:eastAsia="zh-CN"/>
         </w:rPr>
       </w:pPr>
-      <w:bookmarkStart w:id="15" w:name="_Toc25593"/>
+      <w:bookmarkStart w:id="14" w:name="_Toc25593"/>
       <w:r>
         <w:rPr>
           <w:rFonts w:hint="eastAsia"/>
@@ -7106,11 +6862,11 @@
         </w:rPr>
         <w:t>测试阶段</w:t>
       </w:r>
-      <w:bookmarkEnd w:id="15"/>
+      <w:bookmarkEnd w:id="14"/>
     </w:p>
     <w:p>
       <w:pPr>
-        <w:pStyle w:val="a1"/>
+        <w:pStyle w:val="29"/>
         <w:keepNext w:val="0"/>
         <w:keepLines w:val="0"/>
         <w:pageBreakBefore w:val="0"/>
@@ -7145,7 +6901,7 @@
     </w:p>
     <w:p>
       <w:pPr>
-        <w:pStyle w:val="a1"/>
+        <w:pStyle w:val="29"/>
         <w:keepNext w:val="0"/>
         <w:keepLines w:val="0"/>
         <w:pageBreakBefore w:val="0"/>
@@ -7180,7 +6936,7 @@
     </w:p>
     <w:p>
       <w:pPr>
-        <w:pStyle w:val="a1"/>
+        <w:pStyle w:val="29"/>
         <w:keepNext w:val="0"/>
         <w:keepLines w:val="0"/>
         <w:pageBreakBefore w:val="0"/>
@@ -7215,7 +6971,7 @@
     </w:p>
     <w:p>
       <w:pPr>
-        <w:pStyle w:val="2"/>
+        <w:pStyle w:val="30"/>
         <w:keepNext w:val="0"/>
         <w:keepLines w:val="0"/>
         <w:pageBreakBefore w:val="0"/>
@@ -7235,7 +6991,7 @@
           <w:lang w:val="en-US" w:eastAsia="zh-CN"/>
         </w:rPr>
       </w:pPr>
-      <w:bookmarkStart w:id="16" w:name="_Toc25744"/>
+      <w:bookmarkStart w:id="15" w:name="_Toc25744"/>
       <w:r>
         <w:rPr>
           <w:rFonts w:hint="eastAsia"/>
@@ -7243,11 +6999,11 @@
         </w:rPr>
         <w:t>发布与验收阶段</w:t>
       </w:r>
-      <w:bookmarkEnd w:id="16"/>
+      <w:bookmarkEnd w:id="15"/>
     </w:p>
     <w:p>
       <w:pPr>
-        <w:pStyle w:val="a1"/>
+        <w:pStyle w:val="29"/>
         <w:keepNext w:val="0"/>
         <w:keepLines w:val="0"/>
         <w:pageBreakBefore w:val="0"/>
@@ -7282,7 +7038,7 @@
     </w:p>
     <w:p>
       <w:pPr>
-        <w:pStyle w:val="a1"/>
+        <w:pStyle w:val="29"/>
         <w:keepNext w:val="0"/>
         <w:keepLines w:val="0"/>
         <w:pageBreakBefore w:val="0"/>
@@ -7317,7 +7073,7 @@
     </w:p>
     <w:p>
       <w:pPr>
-        <w:pStyle w:val="a1"/>
+        <w:pStyle w:val="29"/>
         <w:keepNext w:val="0"/>
         <w:keepLines w:val="0"/>
         <w:pageBreakBefore w:val="0"/>
@@ -7352,7 +7108,7 @@
     </w:p>
     <w:p>
       <w:pPr>
-        <w:pStyle w:val="a1"/>
+        <w:pStyle w:val="29"/>
         <w:keepNext w:val="0"/>
         <w:keepLines w:val="0"/>
         <w:pageBreakBefore w:val="0"/>
@@ -7387,7 +7143,7 @@
     </w:p>
     <w:p>
       <w:pPr>
-        <w:pStyle w:val="a1"/>
+        <w:pStyle w:val="29"/>
         <w:keepNext w:val="0"/>
         <w:keepLines w:val="0"/>
         <w:pageBreakBefore w:val="0"/>
@@ -7422,7 +7178,7 @@
     </w:p>
     <w:p>
       <w:pPr>
-        <w:pStyle w:val="a1"/>
+        <w:pStyle w:val="29"/>
         <w:keepNext w:val="0"/>
         <w:keepLines w:val="0"/>
         <w:pageBreakBefore w:val="0"/>
@@ -7457,7 +7213,7 @@
     </w:p>
     <w:p>
       <w:pPr>
-        <w:pStyle w:val="1"/>
+        <w:pStyle w:val="28"/>
         <w:keepNext w:val="0"/>
         <w:keepLines w:val="0"/>
         <w:pageBreakBefore w:val="0"/>
@@ -7477,74 +7233,74 @@
           <w:lang w:val="en-US" w:eastAsia="zh-CN"/>
         </w:rPr>
       </w:pPr>
-      <w:bookmarkStart w:id="17" w:name="_Toc31555"/>
+      <w:bookmarkStart w:id="16" w:name="_Toc31555"/>
       <w:r>
         <w:rPr>
           <w:rFonts w:hint="eastAsia"/>
           <w:lang w:val="en-US" w:eastAsia="zh-CN"/>
         </w:rPr>
         <w:t>全流程管理要求</w:t>
+      </w:r>
+      <w:bookmarkEnd w:id="16"/>
+    </w:p>
+    <w:p>
+      <w:pPr>
+        <w:pStyle w:val="30"/>
+        <w:bidi w:val="0"/>
+        <w:rPr>
+          <w:rFonts w:hint="eastAsia"/>
+          <w:lang w:val="en-US" w:eastAsia="zh-CN"/>
+        </w:rPr>
+      </w:pPr>
+      <w:bookmarkStart w:id="17" w:name="_Toc27253"/>
+      <w:r>
+        <w:rPr>
+          <w:rFonts w:hint="eastAsia"/>
+          <w:lang w:val="en-US" w:eastAsia="zh-CN"/>
+        </w:rPr>
+        <w:t>项目变更与重估</w:t>
       </w:r>
       <w:bookmarkEnd w:id="17"/>
     </w:p>
     <w:p>
       <w:pPr>
-        <w:pStyle w:val="2"/>
+        <w:pStyle w:val="29"/>
         <w:bidi w:val="0"/>
         <w:rPr>
           <w:rFonts w:hint="eastAsia"/>
           <w:lang w:val="en-US" w:eastAsia="zh-CN"/>
         </w:rPr>
       </w:pPr>
-      <w:bookmarkStart w:id="18" w:name="_Toc27253"/>
       <w:r>
         <w:rPr>
           <w:rFonts w:hint="eastAsia"/>
           <w:lang w:val="en-US" w:eastAsia="zh-CN"/>
         </w:rPr>
-        <w:t>项目变更与重估</w:t>
+        <w:t>项目范围、需求、技术方案或计划发生重大变更时，必须由项目经理提交正式的变更申请，评估影响后报研发决策委员会或授权人审批。在需求、设计等关键阶段结束后，应对项目剩余工作量、资源与计划进行重新估算与调整。</w:t>
+      </w:r>
+    </w:p>
+    <w:p>
+      <w:pPr>
+        <w:pStyle w:val="30"/>
+        <w:bidi w:val="0"/>
+        <w:rPr>
+          <w:rFonts w:hint="eastAsia"/>
+          <w:lang w:val="en-US" w:eastAsia="zh-CN"/>
+        </w:rPr>
+      </w:pPr>
+      <w:bookmarkStart w:id="18" w:name="_Toc19697"/>
+      <w:r>
+        <w:rPr>
+          <w:rFonts w:hint="eastAsia"/>
+          <w:lang w:val="en-US" w:eastAsia="zh-CN"/>
+        </w:rPr>
+        <w:t>研发经费管理</w:t>
       </w:r>
       <w:bookmarkEnd w:id="18"/>
     </w:p>
     <w:p>
       <w:pPr>
-        <w:pStyle w:val="a1"/>
-        <w:bidi w:val="0"/>
-        <w:rPr>
-          <w:rFonts w:hint="eastAsia"/>
-          <w:lang w:val="en-US" w:eastAsia="zh-CN"/>
-        </w:rPr>
-      </w:pPr>
-      <w:r>
-        <w:rPr>
-          <w:rFonts w:hint="eastAsia"/>
-          <w:lang w:val="en-US" w:eastAsia="zh-CN"/>
-        </w:rPr>
-        <w:t>项目范围、需求、技术方案或计划发生重大变更时，必须由项目经理提交正式的变更申请，评估影响后报研发决策委员会或授权人审批。在需求、设计等关键阶段结束后，应对项目剩余工作量、资源与计划进行重新估算与调整。</w:t>
-      </w:r>
-    </w:p>
-    <w:p>
-      <w:pPr>
-        <w:pStyle w:val="2"/>
-        <w:bidi w:val="0"/>
-        <w:rPr>
-          <w:rFonts w:hint="eastAsia"/>
-          <w:lang w:val="en-US" w:eastAsia="zh-CN"/>
-        </w:rPr>
-      </w:pPr>
-      <w:bookmarkStart w:id="19" w:name="_Toc19697"/>
-      <w:r>
-        <w:rPr>
-          <w:rFonts w:hint="eastAsia"/>
-          <w:lang w:val="en-US" w:eastAsia="zh-CN"/>
-        </w:rPr>
-        <w:t>研发经费管理</w:t>
-      </w:r>
-      <w:bookmarkEnd w:id="19"/>
-    </w:p>
-    <w:p>
-      <w:pPr>
-        <w:pStyle w:val="a1"/>
+        <w:pStyle w:val="29"/>
         <w:keepNext w:val="0"/>
         <w:keepLines w:val="0"/>
         <w:pageBreakBefore w:val="0"/>
@@ -7579,7 +7335,7 @@
     </w:p>
     <w:p>
       <w:pPr>
-        <w:pStyle w:val="a1"/>
+        <w:pStyle w:val="29"/>
         <w:keepNext w:val="0"/>
         <w:keepLines w:val="0"/>
         <w:pageBreakBefore w:val="0"/>
@@ -7614,7 +7370,7 @@
     </w:p>
     <w:p>
       <w:pPr>
-        <w:pStyle w:val="a1"/>
+        <w:pStyle w:val="29"/>
         <w:keepNext w:val="0"/>
         <w:keepLines w:val="0"/>
         <w:pageBreakBefore w:val="0"/>
@@ -7649,14 +7405,14 @@
     </w:p>
     <w:p>
       <w:pPr>
-        <w:pStyle w:val="2"/>
+        <w:pStyle w:val="30"/>
         <w:bidi w:val="0"/>
         <w:rPr>
           <w:rFonts w:hint="eastAsia"/>
           <w:lang w:val="en-US" w:eastAsia="zh-CN"/>
         </w:rPr>
       </w:pPr>
-      <w:bookmarkStart w:id="20" w:name="_Toc30582"/>
+      <w:bookmarkStart w:id="19" w:name="_Toc30582"/>
       <w:r>
         <w:rPr>
           <w:rFonts w:hint="eastAsia"/>
@@ -7664,11 +7420,11 @@
         </w:rPr>
         <w:t>研发与测试环境管理</w:t>
       </w:r>
-      <w:bookmarkEnd w:id="20"/>
+      <w:bookmarkEnd w:id="19"/>
     </w:p>
     <w:p>
       <w:pPr>
-        <w:pStyle w:val="a1"/>
+        <w:pStyle w:val="29"/>
         <w:keepNext w:val="0"/>
         <w:keepLines w:val="0"/>
         <w:pageBreakBefore w:val="0"/>
@@ -7703,7 +7459,7 @@
     </w:p>
     <w:p>
       <w:pPr>
-        <w:pStyle w:val="a1"/>
+        <w:pStyle w:val="29"/>
         <w:keepNext w:val="0"/>
         <w:keepLines w:val="0"/>
         <w:pageBreakBefore w:val="0"/>
@@ -7738,7 +7494,7 @@
     </w:p>
     <w:p>
       <w:pPr>
-        <w:pStyle w:val="a1"/>
+        <w:pStyle w:val="29"/>
         <w:keepNext w:val="0"/>
         <w:keepLines w:val="0"/>
         <w:pageBreakBefore w:val="0"/>
@@ -7773,14 +7529,14 @@
     </w:p>
     <w:p>
       <w:pPr>
-        <w:pStyle w:val="2"/>
+        <w:pStyle w:val="30"/>
         <w:bidi w:val="0"/>
         <w:rPr>
           <w:rFonts w:hint="eastAsia"/>
           <w:lang w:val="en-US" w:eastAsia="zh-CN"/>
         </w:rPr>
       </w:pPr>
-      <w:bookmarkStart w:id="21" w:name="_Toc7024"/>
+      <w:bookmarkStart w:id="20" w:name="_Toc7024"/>
       <w:r>
         <w:rPr>
           <w:rFonts w:hint="eastAsia"/>
@@ -7788,11 +7544,11 @@
         </w:rPr>
         <w:t>配置管理与知识管理</w:t>
       </w:r>
-      <w:bookmarkEnd w:id="21"/>
+      <w:bookmarkEnd w:id="20"/>
     </w:p>
     <w:p>
       <w:pPr>
-        <w:pStyle w:val="a1"/>
+        <w:pStyle w:val="29"/>
         <w:keepNext w:val="0"/>
         <w:keepLines w:val="0"/>
         <w:pageBreakBefore w:val="0"/>
@@ -7827,7 +7583,7 @@
     </w:p>
     <w:p>
       <w:pPr>
-        <w:pStyle w:val="a1"/>
+        <w:pStyle w:val="29"/>
         <w:keepNext w:val="0"/>
         <w:keepLines w:val="0"/>
         <w:pageBreakBefore w:val="0"/>
@@ -7862,7 +7618,7 @@
     </w:p>
     <w:p>
       <w:pPr>
-        <w:pStyle w:val="1"/>
+        <w:pStyle w:val="28"/>
         <w:keepNext w:val="0"/>
         <w:keepLines w:val="0"/>
         <w:pageBreakBefore w:val="0"/>
@@ -7882,7 +7638,7 @@
           <w:lang w:val="en-US" w:eastAsia="zh-CN"/>
         </w:rPr>
       </w:pPr>
-      <w:bookmarkStart w:id="22" w:name="_Toc14486"/>
+      <w:bookmarkStart w:id="21" w:name="_Toc14486"/>
       <w:r>
         <w:rPr>
           <w:rFonts w:hint="eastAsia"/>
@@ -7890,22 +7646,23 @@
         </w:rPr>
         <w:t>考核指标</w:t>
       </w:r>
-      <w:bookmarkEnd w:id="22"/>
+      <w:bookmarkEnd w:id="21"/>
     </w:p>
     <w:tbl>
       <w:tblPr>
-        <w:tblStyle w:val="TableNormal"/>
+        <w:tblStyle w:val="20"/>
         <w:tblW w:w="8504" w:type="dxa"/>
         <w:tblInd w:w="96" w:type="dxa"/>
         <w:tblBorders>
-          <w:top w:val="nil"/>
-          <w:left w:val="nil"/>
-          <w:bottom w:val="nil"/>
-          <w:right w:val="nil"/>
-          <w:insideH w:val="nil"/>
-          <w:insideV w:val="nil"/>
+          <w:top w:val="none" w:color="auto" w:sz="0" w:space="0"/>
+          <w:left w:val="none" w:color="auto" w:sz="0" w:space="0"/>
+          <w:bottom w:val="none" w:color="auto" w:sz="0" w:space="0"/>
+          <w:right w:val="none" w:color="auto" w:sz="0" w:space="0"/>
+          <w:insideH w:val="none" w:color="auto" w:sz="0" w:space="0"/>
+          <w:insideV w:val="none" w:color="auto" w:sz="0" w:space="0"/>
         </w:tblBorders>
         <w:shd w:val="clear" w:color="auto" w:fill="auto"/>
+        <w:tblLayout w:type="autofit"/>
         <w:tblCellMar>
           <w:top w:w="0" w:type="dxa"/>
           <w:left w:w="108" w:type="dxa"/>
@@ -7921,15 +7678,13 @@
       </w:tblGrid>
       <w:tr>
         <w:tblPrEx>
-          <w:tblW w:w="8504" w:type="dxa"/>
-          <w:tblInd w:w="96" w:type="dxa"/>
           <w:tblBorders>
-            <w:top w:val="nil"/>
-            <w:left w:val="nil"/>
-            <w:bottom w:val="nil"/>
-            <w:right w:val="nil"/>
-            <w:insideH w:val="nil"/>
-            <w:insideV w:val="nil"/>
+            <w:top w:val="none" w:color="auto" w:sz="0" w:space="0"/>
+            <w:left w:val="none" w:color="auto" w:sz="0" w:space="0"/>
+            <w:bottom w:val="none" w:color="auto" w:sz="0" w:space="0"/>
+            <w:right w:val="none" w:color="auto" w:sz="0" w:space="0"/>
+            <w:insideH w:val="none" w:color="auto" w:sz="0" w:space="0"/>
+            <w:insideV w:val="none" w:color="auto" w:sz="0" w:space="0"/>
           </w:tblBorders>
           <w:shd w:val="clear" w:color="auto" w:fill="auto"/>
           <w:tblCellMar>
@@ -7940,16 +7695,16 @@
           </w:tblCellMar>
         </w:tblPrEx>
         <w:trPr>
-          <w:trHeight w:val="493"/>
+          <w:trHeight w:val="493" w:hRule="atLeast"/>
         </w:trPr>
         <w:tc>
           <w:tcPr>
             <w:tcW w:w="1723" w:type="dxa"/>
             <w:tcBorders>
-              <w:top w:val="single" w:sz="4" w:space="0" w:color="000000"/>
-              <w:left w:val="single" w:sz="4" w:space="0" w:color="000000"/>
-              <w:bottom w:val="single" w:sz="4" w:space="0" w:color="000000"/>
-              <w:right w:val="single" w:sz="4" w:space="0" w:color="000000"/>
+              <w:top w:val="single" w:color="000000" w:sz="4" w:space="0"/>
+              <w:left w:val="single" w:color="000000" w:sz="4" w:space="0"/>
+              <w:bottom w:val="single" w:color="000000" w:sz="4" w:space="0"/>
+              <w:right w:val="single" w:color="000000" w:sz="4" w:space="0"/>
             </w:tcBorders>
             <w:shd w:val="clear" w:color="auto" w:fill="C0C0C0"/>
             <w:vAlign w:val="center"/>
@@ -7963,7 +7718,7 @@
               <w:jc w:val="center"/>
               <w:textAlignment w:val="center"/>
               <w:rPr>
-                <w:rFonts w:ascii="楷体_GB2312" w:eastAsia="楷体_GB2312" w:hAnsi="宋体" w:cs="楷体_GB2312"/>
+                <w:rFonts w:ascii="楷体_GB2312" w:hAnsi="宋体" w:eastAsia="楷体_GB2312" w:cs="楷体_GB2312"/>
                 <w:b/>
                 <w:bCs/>
                 <w:i w:val="0"/>
@@ -7976,7 +7731,7 @@
             </w:pPr>
             <w:r>
               <w:rPr>
-                <w:rFonts w:ascii="楷体_GB2312" w:eastAsia="楷体_GB2312" w:hAnsi="宋体" w:cs="楷体_GB2312" w:hint="default"/>
+                <w:rFonts w:hint="default" w:ascii="楷体_GB2312" w:hAnsi="宋体" w:eastAsia="楷体_GB2312" w:cs="楷体_GB2312"/>
                 <w:b/>
                 <w:bCs/>
                 <w:i w:val="0"/>
@@ -7997,10 +7752,10 @@
           <w:tcPr>
             <w:tcW w:w="1032" w:type="dxa"/>
             <w:tcBorders>
-              <w:top w:val="single" w:sz="4" w:space="0" w:color="000000"/>
-              <w:left w:val="single" w:sz="4" w:space="0" w:color="000000"/>
-              <w:bottom w:val="single" w:sz="4" w:space="0" w:color="000000"/>
-              <w:right w:val="single" w:sz="4" w:space="0" w:color="000000"/>
+              <w:top w:val="single" w:color="000000" w:sz="4" w:space="0"/>
+              <w:left w:val="single" w:color="000000" w:sz="4" w:space="0"/>
+              <w:bottom w:val="single" w:color="000000" w:sz="4" w:space="0"/>
+              <w:right w:val="single" w:color="000000" w:sz="4" w:space="0"/>
             </w:tcBorders>
             <w:shd w:val="clear" w:color="auto" w:fill="C0C0C0"/>
             <w:vAlign w:val="center"/>
@@ -8014,7 +7769,7 @@
               <w:jc w:val="center"/>
               <w:textAlignment w:val="center"/>
               <w:rPr>
-                <w:rFonts w:ascii="楷体_GB2312" w:eastAsia="楷体_GB2312" w:hAnsi="宋体" w:cs="楷体_GB2312" w:hint="default"/>
+                <w:rFonts w:hint="default" w:ascii="楷体_GB2312" w:hAnsi="宋体" w:eastAsia="楷体_GB2312" w:cs="楷体_GB2312"/>
                 <w:b/>
                 <w:bCs/>
                 <w:i w:val="0"/>
@@ -8027,7 +7782,7 @@
             </w:pPr>
             <w:r>
               <w:rPr>
-                <w:rFonts w:ascii="楷体_GB2312" w:eastAsia="楷体_GB2312" w:hAnsi="宋体" w:cs="楷体_GB2312" w:hint="default"/>
+                <w:rFonts w:hint="default" w:ascii="楷体_GB2312" w:hAnsi="宋体" w:eastAsia="楷体_GB2312" w:cs="楷体_GB2312"/>
                 <w:b/>
                 <w:bCs/>
                 <w:i w:val="0"/>
@@ -8048,10 +7803,10 @@
           <w:tcPr>
             <w:tcW w:w="4823" w:type="dxa"/>
             <w:tcBorders>
-              <w:top w:val="single" w:sz="4" w:space="0" w:color="000000"/>
-              <w:left w:val="single" w:sz="4" w:space="0" w:color="000000"/>
-              <w:bottom w:val="single" w:sz="4" w:space="0" w:color="000000"/>
-              <w:right w:val="single" w:sz="4" w:space="0" w:color="000000"/>
+              <w:top w:val="single" w:color="000000" w:sz="4" w:space="0"/>
+              <w:left w:val="single" w:color="000000" w:sz="4" w:space="0"/>
+              <w:bottom w:val="single" w:color="000000" w:sz="4" w:space="0"/>
+              <w:right w:val="single" w:color="000000" w:sz="4" w:space="0"/>
             </w:tcBorders>
             <w:shd w:val="clear" w:color="auto" w:fill="C0C0C0"/>
             <w:vAlign w:val="center"/>
@@ -8065,7 +7820,7 @@
               <w:jc w:val="center"/>
               <w:textAlignment w:val="center"/>
               <w:rPr>
-                <w:rFonts w:ascii="楷体_GB2312" w:eastAsia="楷体_GB2312" w:hAnsi="宋体" w:cs="楷体_GB2312" w:hint="default"/>
+                <w:rFonts w:hint="default" w:ascii="楷体_GB2312" w:hAnsi="宋体" w:eastAsia="楷体_GB2312" w:cs="楷体_GB2312"/>
                 <w:b/>
                 <w:bCs/>
                 <w:i w:val="0"/>
@@ -8078,7 +7833,7 @@
             </w:pPr>
             <w:r>
               <w:rPr>
-                <w:rFonts w:ascii="楷体_GB2312" w:eastAsia="楷体_GB2312" w:hAnsi="宋体" w:cs="楷体_GB2312" w:hint="default"/>
+                <w:rFonts w:hint="default" w:ascii="楷体_GB2312" w:hAnsi="宋体" w:eastAsia="楷体_GB2312" w:cs="楷体_GB2312"/>
                 <w:b/>
                 <w:bCs/>
                 <w:i w:val="0"/>
@@ -8099,10 +7854,10 @@
           <w:tcPr>
             <w:tcW w:w="926" w:type="dxa"/>
             <w:tcBorders>
-              <w:top w:val="single" w:sz="4" w:space="0" w:color="000000"/>
-              <w:left w:val="single" w:sz="4" w:space="0" w:color="000000"/>
-              <w:bottom w:val="single" w:sz="4" w:space="0" w:color="000000"/>
-              <w:right w:val="single" w:sz="4" w:space="0" w:color="000000"/>
+              <w:top w:val="single" w:color="000000" w:sz="4" w:space="0"/>
+              <w:left w:val="single" w:color="000000" w:sz="4" w:space="0"/>
+              <w:bottom w:val="single" w:color="000000" w:sz="4" w:space="0"/>
+              <w:right w:val="single" w:color="000000" w:sz="4" w:space="0"/>
             </w:tcBorders>
             <w:shd w:val="clear" w:color="auto" w:fill="C0C0C0"/>
             <w:vAlign w:val="center"/>
@@ -8116,7 +7871,7 @@
               <w:jc w:val="center"/>
               <w:textAlignment w:val="center"/>
               <w:rPr>
-                <w:rFonts w:ascii="楷体_GB2312" w:eastAsia="楷体_GB2312" w:hAnsi="宋体" w:cs="楷体_GB2312" w:hint="default"/>
+                <w:rFonts w:hint="default" w:ascii="楷体_GB2312" w:hAnsi="宋体" w:eastAsia="楷体_GB2312" w:cs="楷体_GB2312"/>
                 <w:b/>
                 <w:bCs/>
                 <w:i w:val="0"/>
@@ -8129,7 +7884,7 @@
             </w:pPr>
             <w:r>
               <w:rPr>
-                <w:rFonts w:ascii="楷体_GB2312" w:eastAsia="楷体_GB2312" w:hAnsi="宋体" w:cs="楷体_GB2312" w:hint="default"/>
+                <w:rFonts w:hint="default" w:ascii="楷体_GB2312" w:hAnsi="宋体" w:eastAsia="楷体_GB2312" w:cs="楷体_GB2312"/>
                 <w:b/>
                 <w:bCs/>
                 <w:i w:val="0"/>
@@ -8149,8 +7904,14 @@
       </w:tr>
       <w:tr>
         <w:tblPrEx>
-          <w:tblW w:w="8504" w:type="dxa"/>
-          <w:tblInd w:w="96" w:type="dxa"/>
+          <w:tblBorders>
+            <w:top w:val="none" w:color="auto" w:sz="0" w:space="0"/>
+            <w:left w:val="none" w:color="auto" w:sz="0" w:space="0"/>
+            <w:bottom w:val="none" w:color="auto" w:sz="0" w:space="0"/>
+            <w:right w:val="none" w:color="auto" w:sz="0" w:space="0"/>
+            <w:insideH w:val="none" w:color="auto" w:sz="0" w:space="0"/>
+            <w:insideV w:val="none" w:color="auto" w:sz="0" w:space="0"/>
+          </w:tblBorders>
           <w:shd w:val="clear" w:color="auto" w:fill="auto"/>
           <w:tblCellMar>
             <w:top w:w="0" w:type="dxa"/>
@@ -8160,16 +7921,16 @@
           </w:tblCellMar>
         </w:tblPrEx>
         <w:trPr>
-          <w:trHeight w:val="493"/>
+          <w:trHeight w:val="493" w:hRule="atLeast"/>
         </w:trPr>
         <w:tc>
           <w:tcPr>
             <w:tcW w:w="1723" w:type="dxa"/>
             <w:tcBorders>
-              <w:top w:val="single" w:sz="4" w:space="0" w:color="000000"/>
-              <w:left w:val="single" w:sz="4" w:space="0" w:color="000000"/>
-              <w:bottom w:val="single" w:sz="4" w:space="0" w:color="000000"/>
-              <w:right w:val="single" w:sz="4" w:space="0" w:color="000000"/>
+              <w:top w:val="single" w:color="000000" w:sz="4" w:space="0"/>
+              <w:left w:val="single" w:color="000000" w:sz="4" w:space="0"/>
+              <w:bottom w:val="single" w:color="000000" w:sz="4" w:space="0"/>
+              <w:right w:val="single" w:color="000000" w:sz="4" w:space="0"/>
             </w:tcBorders>
             <w:shd w:val="clear" w:color="auto" w:fill="auto"/>
             <w:vAlign w:val="center"/>
@@ -8183,7 +7944,7 @@
               <w:jc w:val="left"/>
               <w:textAlignment w:val="center"/>
               <w:rPr>
-                <w:rFonts w:ascii="楷体_GB2312" w:eastAsia="楷体_GB2312" w:hAnsi="宋体" w:cs="楷体_GB2312" w:hint="default"/>
+                <w:rFonts w:hint="default" w:ascii="楷体_GB2312" w:hAnsi="宋体" w:eastAsia="楷体_GB2312" w:cs="楷体_GB2312"/>
                 <w:b/>
                 <w:bCs/>
                 <w:i w:val="0"/>
@@ -8199,7 +7960,7 @@
             </w:pPr>
             <w:r>
               <w:rPr>
-                <w:rFonts w:ascii="宋体" w:eastAsia="宋体" w:hAnsi="宋体" w:cs="宋体" w:hint="eastAsia"/>
+                <w:rFonts w:hint="eastAsia" w:ascii="宋体" w:hAnsi="宋体" w:eastAsia="宋体" w:cs="宋体"/>
                 <w:i w:val="0"/>
                 <w:iCs w:val="0"/>
                 <w:snapToGrid w:val="0"/>
@@ -8218,10 +7979,10 @@
           <w:tcPr>
             <w:tcW w:w="1032" w:type="dxa"/>
             <w:tcBorders>
-              <w:top w:val="single" w:sz="4" w:space="0" w:color="000000"/>
-              <w:left w:val="single" w:sz="4" w:space="0" w:color="000000"/>
-              <w:bottom w:val="single" w:sz="4" w:space="0" w:color="000000"/>
-              <w:right w:val="single" w:sz="4" w:space="0" w:color="000000"/>
+              <w:top w:val="single" w:color="000000" w:sz="4" w:space="0"/>
+              <w:left w:val="single" w:color="000000" w:sz="4" w:space="0"/>
+              <w:bottom w:val="single" w:color="000000" w:sz="4" w:space="0"/>
+              <w:right w:val="single" w:color="000000" w:sz="4" w:space="0"/>
             </w:tcBorders>
             <w:shd w:val="clear" w:color="auto" w:fill="auto"/>
             <w:vAlign w:val="center"/>
@@ -8235,7 +7996,7 @@
               <w:jc w:val="left"/>
               <w:textAlignment w:val="center"/>
               <w:rPr>
-                <w:rFonts w:ascii="楷体_GB2312" w:eastAsia="楷体_GB2312" w:hAnsi="宋体" w:cs="楷体_GB2312" w:hint="default"/>
+                <w:rFonts w:hint="default" w:ascii="楷体_GB2312" w:hAnsi="宋体" w:eastAsia="楷体_GB2312" w:cs="楷体_GB2312"/>
                 <w:b/>
                 <w:bCs/>
                 <w:i w:val="0"/>
@@ -8251,7 +8012,7 @@
             </w:pPr>
             <w:r>
               <w:rPr>
-                <w:rFonts w:ascii="宋体" w:eastAsia="宋体" w:hAnsi="宋体" w:cs="宋体" w:hint="eastAsia"/>
+                <w:rFonts w:hint="eastAsia" w:ascii="宋体" w:hAnsi="宋体" w:eastAsia="宋体" w:cs="宋体"/>
                 <w:i w:val="0"/>
                 <w:iCs w:val="0"/>
                 <w:snapToGrid w:val="0"/>
@@ -8270,10 +8031,10 @@
           <w:tcPr>
             <w:tcW w:w="4823" w:type="dxa"/>
             <w:tcBorders>
-              <w:top w:val="single" w:sz="4" w:space="0" w:color="000000"/>
-              <w:left w:val="single" w:sz="4" w:space="0" w:color="000000"/>
-              <w:bottom w:val="single" w:sz="4" w:space="0" w:color="000000"/>
-              <w:right w:val="single" w:sz="4" w:space="0" w:color="000000"/>
+              <w:top w:val="single" w:color="000000" w:sz="4" w:space="0"/>
+              <w:left w:val="single" w:color="000000" w:sz="4" w:space="0"/>
+              <w:bottom w:val="single" w:color="000000" w:sz="4" w:space="0"/>
+              <w:right w:val="single" w:color="000000" w:sz="4" w:space="0"/>
             </w:tcBorders>
             <w:shd w:val="clear" w:color="auto" w:fill="auto"/>
             <w:vAlign w:val="center"/>
@@ -8287,7 +8048,7 @@
               <w:jc w:val="left"/>
               <w:textAlignment w:val="center"/>
               <w:rPr>
-                <w:rFonts w:ascii="楷体_GB2312" w:eastAsia="楷体_GB2312" w:hAnsi="宋体" w:cs="楷体_GB2312" w:hint="default"/>
+                <w:rFonts w:hint="default" w:ascii="楷体_GB2312" w:hAnsi="宋体" w:eastAsia="楷体_GB2312" w:cs="楷体_GB2312"/>
                 <w:b/>
                 <w:bCs/>
                 <w:i w:val="0"/>
@@ -8303,7 +8064,7 @@
             </w:pPr>
             <w:r>
               <w:rPr>
-                <w:rFonts w:ascii="宋体" w:eastAsia="宋体" w:hAnsi="宋体" w:cs="宋体" w:hint="eastAsia"/>
+                <w:rFonts w:hint="eastAsia" w:ascii="宋体" w:hAnsi="宋体" w:eastAsia="宋体" w:cs="宋体"/>
                 <w:i w:val="0"/>
                 <w:iCs w:val="0"/>
                 <w:snapToGrid w:val="0"/>
@@ -8322,10 +8083,10 @@
           <w:tcPr>
             <w:tcW w:w="926" w:type="dxa"/>
             <w:tcBorders>
-              <w:top w:val="single" w:sz="4" w:space="0" w:color="000000"/>
-              <w:left w:val="single" w:sz="4" w:space="0" w:color="000000"/>
-              <w:bottom w:val="single" w:sz="4" w:space="0" w:color="000000"/>
-              <w:right w:val="single" w:sz="4" w:space="0" w:color="000000"/>
+              <w:top w:val="single" w:color="000000" w:sz="4" w:space="0"/>
+              <w:left w:val="single" w:color="000000" w:sz="4" w:space="0"/>
+              <w:bottom w:val="single" w:color="000000" w:sz="4" w:space="0"/>
+              <w:right w:val="single" w:color="000000" w:sz="4" w:space="0"/>
             </w:tcBorders>
             <w:shd w:val="clear" w:color="auto" w:fill="auto"/>
             <w:vAlign w:val="center"/>
@@ -8339,7 +8100,7 @@
               <w:jc w:val="left"/>
               <w:textAlignment w:val="center"/>
               <w:rPr>
-                <w:rFonts w:ascii="楷体_GB2312" w:eastAsia="楷体_GB2312" w:hAnsi="宋体" w:cs="楷体_GB2312" w:hint="default"/>
+                <w:rFonts w:hint="default" w:ascii="楷体_GB2312" w:hAnsi="宋体" w:eastAsia="楷体_GB2312" w:cs="楷体_GB2312"/>
                 <w:b/>
                 <w:bCs/>
                 <w:i w:val="0"/>
@@ -8355,7 +8116,7 @@
             </w:pPr>
             <w:r>
               <w:rPr>
-                <w:rFonts w:ascii="宋体" w:eastAsia="宋体" w:hAnsi="宋体" w:cs="宋体" w:hint="eastAsia"/>
+                <w:rFonts w:hint="eastAsia" w:ascii="宋体" w:hAnsi="宋体" w:eastAsia="宋体" w:cs="宋体"/>
                 <w:i w:val="0"/>
                 <w:iCs w:val="0"/>
                 <w:snapToGrid w:val="0"/>
@@ -8373,8 +8134,14 @@
       </w:tr>
       <w:tr>
         <w:tblPrEx>
-          <w:tblW w:w="8504" w:type="dxa"/>
-          <w:tblInd w:w="96" w:type="dxa"/>
+          <w:tblBorders>
+            <w:top w:val="none" w:color="auto" w:sz="0" w:space="0"/>
+            <w:left w:val="none" w:color="auto" w:sz="0" w:space="0"/>
+            <w:bottom w:val="none" w:color="auto" w:sz="0" w:space="0"/>
+            <w:right w:val="none" w:color="auto" w:sz="0" w:space="0"/>
+            <w:insideH w:val="none" w:color="auto" w:sz="0" w:space="0"/>
+            <w:insideV w:val="none" w:color="auto" w:sz="0" w:space="0"/>
+          </w:tblBorders>
           <w:shd w:val="clear" w:color="auto" w:fill="auto"/>
           <w:tblCellMar>
             <w:top w:w="0" w:type="dxa"/>
@@ -8384,16 +8151,16 @@
           </w:tblCellMar>
         </w:tblPrEx>
         <w:trPr>
-          <w:trHeight w:val="493"/>
+          <w:trHeight w:val="493" w:hRule="atLeast"/>
         </w:trPr>
         <w:tc>
           <w:tcPr>
             <w:tcW w:w="1723" w:type="dxa"/>
             <w:tcBorders>
-              <w:top w:val="single" w:sz="4" w:space="0" w:color="000000"/>
-              <w:left w:val="single" w:sz="4" w:space="0" w:color="000000"/>
-              <w:bottom w:val="single" w:sz="4" w:space="0" w:color="000000"/>
-              <w:right w:val="single" w:sz="4" w:space="0" w:color="000000"/>
+              <w:top w:val="single" w:color="000000" w:sz="4" w:space="0"/>
+              <w:left w:val="single" w:color="000000" w:sz="4" w:space="0"/>
+              <w:bottom w:val="single" w:color="000000" w:sz="4" w:space="0"/>
+              <w:right w:val="single" w:color="000000" w:sz="4" w:space="0"/>
             </w:tcBorders>
             <w:shd w:val="clear" w:color="auto" w:fill="auto"/>
             <w:vAlign w:val="center"/>
@@ -8407,7 +8174,7 @@
               <w:jc w:val="left"/>
               <w:textAlignment w:val="center"/>
               <w:rPr>
-                <w:rFonts w:ascii="楷体_GB2312" w:eastAsia="楷体_GB2312" w:hAnsi="宋体" w:cs="楷体_GB2312" w:hint="default"/>
+                <w:rFonts w:hint="default" w:ascii="楷体_GB2312" w:hAnsi="宋体" w:eastAsia="楷体_GB2312" w:cs="楷体_GB2312"/>
                 <w:b/>
                 <w:bCs/>
                 <w:i w:val="0"/>
@@ -8423,7 +8190,7 @@
             </w:pPr>
             <w:r>
               <w:rPr>
-                <w:rFonts w:ascii="宋体" w:eastAsia="宋体" w:hAnsi="宋体" w:cs="宋体" w:hint="eastAsia"/>
+                <w:rFonts w:hint="eastAsia" w:ascii="宋体" w:hAnsi="宋体" w:eastAsia="宋体" w:cs="宋体"/>
                 <w:i w:val="0"/>
                 <w:iCs w:val="0"/>
                 <w:snapToGrid w:val="0"/>
@@ -8442,10 +8209,10 @@
           <w:tcPr>
             <w:tcW w:w="1032" w:type="dxa"/>
             <w:tcBorders>
-              <w:top w:val="single" w:sz="4" w:space="0" w:color="000000"/>
-              <w:left w:val="single" w:sz="4" w:space="0" w:color="000000"/>
-              <w:bottom w:val="single" w:sz="4" w:space="0" w:color="000000"/>
-              <w:right w:val="single" w:sz="4" w:space="0" w:color="000000"/>
+              <w:top w:val="single" w:color="000000" w:sz="4" w:space="0"/>
+              <w:left w:val="single" w:color="000000" w:sz="4" w:space="0"/>
+              <w:bottom w:val="single" w:color="000000" w:sz="4" w:space="0"/>
+              <w:right w:val="single" w:color="000000" w:sz="4" w:space="0"/>
             </w:tcBorders>
             <w:shd w:val="clear" w:color="auto" w:fill="auto"/>
             <w:vAlign w:val="center"/>
@@ -8459,7 +8226,7 @@
               <w:jc w:val="left"/>
               <w:textAlignment w:val="center"/>
               <w:rPr>
-                <w:rFonts w:ascii="楷体_GB2312" w:eastAsia="楷体_GB2312" w:hAnsi="宋体" w:cs="楷体_GB2312" w:hint="default"/>
+                <w:rFonts w:hint="default" w:ascii="楷体_GB2312" w:hAnsi="宋体" w:eastAsia="楷体_GB2312" w:cs="楷体_GB2312"/>
                 <w:b/>
                 <w:bCs/>
                 <w:i w:val="0"/>
@@ -8475,7 +8242,7 @@
             </w:pPr>
             <w:r>
               <w:rPr>
-                <w:rFonts w:ascii="宋体" w:eastAsia="宋体" w:hAnsi="宋体" w:cs="宋体" w:hint="eastAsia"/>
+                <w:rFonts w:hint="eastAsia" w:ascii="宋体" w:hAnsi="宋体" w:eastAsia="宋体" w:cs="宋体"/>
                 <w:i w:val="0"/>
                 <w:iCs w:val="0"/>
                 <w:snapToGrid w:val="0"/>
@@ -8494,10 +8261,10 @@
           <w:tcPr>
             <w:tcW w:w="4823" w:type="dxa"/>
             <w:tcBorders>
-              <w:top w:val="single" w:sz="4" w:space="0" w:color="000000"/>
-              <w:left w:val="single" w:sz="4" w:space="0" w:color="000000"/>
-              <w:bottom w:val="single" w:sz="4" w:space="0" w:color="000000"/>
-              <w:right w:val="single" w:sz="4" w:space="0" w:color="000000"/>
+              <w:top w:val="single" w:color="000000" w:sz="4" w:space="0"/>
+              <w:left w:val="single" w:color="000000" w:sz="4" w:space="0"/>
+              <w:bottom w:val="single" w:color="000000" w:sz="4" w:space="0"/>
+              <w:right w:val="single" w:color="000000" w:sz="4" w:space="0"/>
             </w:tcBorders>
             <w:shd w:val="clear" w:color="auto" w:fill="auto"/>
             <w:vAlign w:val="center"/>
@@ -8511,7 +8278,7 @@
               <w:jc w:val="left"/>
               <w:textAlignment w:val="center"/>
               <w:rPr>
-                <w:rFonts w:ascii="楷体_GB2312" w:eastAsia="楷体_GB2312" w:hAnsi="宋体" w:cs="楷体_GB2312" w:hint="default"/>
+                <w:rFonts w:hint="default" w:ascii="楷体_GB2312" w:hAnsi="宋体" w:eastAsia="楷体_GB2312" w:cs="楷体_GB2312"/>
                 <w:b/>
                 <w:bCs/>
                 <w:i w:val="0"/>
@@ -8527,7 +8294,7 @@
             </w:pPr>
             <w:r>
               <w:rPr>
-                <w:rFonts w:ascii="宋体" w:eastAsia="宋体" w:hAnsi="宋体" w:cs="宋体" w:hint="eastAsia"/>
+                <w:rFonts w:hint="eastAsia" w:ascii="宋体" w:hAnsi="宋体" w:eastAsia="宋体" w:cs="宋体"/>
                 <w:i w:val="0"/>
                 <w:iCs w:val="0"/>
                 <w:snapToGrid w:val="0"/>
@@ -8546,10 +8313,10 @@
           <w:tcPr>
             <w:tcW w:w="926" w:type="dxa"/>
             <w:tcBorders>
-              <w:top w:val="single" w:sz="4" w:space="0" w:color="000000"/>
-              <w:left w:val="single" w:sz="4" w:space="0" w:color="000000"/>
-              <w:bottom w:val="single" w:sz="4" w:space="0" w:color="000000"/>
-              <w:right w:val="single" w:sz="4" w:space="0" w:color="000000"/>
+              <w:top w:val="single" w:color="000000" w:sz="4" w:space="0"/>
+              <w:left w:val="single" w:color="000000" w:sz="4" w:space="0"/>
+              <w:bottom w:val="single" w:color="000000" w:sz="4" w:space="0"/>
+              <w:right w:val="single" w:color="000000" w:sz="4" w:space="0"/>
             </w:tcBorders>
             <w:shd w:val="clear" w:color="auto" w:fill="auto"/>
             <w:vAlign w:val="center"/>
@@ -8563,7 +8330,7 @@
               <w:jc w:val="left"/>
               <w:textAlignment w:val="center"/>
               <w:rPr>
-                <w:rFonts w:ascii="楷体_GB2312" w:eastAsia="楷体_GB2312" w:hAnsi="宋体" w:cs="楷体_GB2312" w:hint="default"/>
+                <w:rFonts w:hint="default" w:ascii="楷体_GB2312" w:hAnsi="宋体" w:eastAsia="楷体_GB2312" w:cs="楷体_GB2312"/>
                 <w:b/>
                 <w:bCs/>
                 <w:i w:val="0"/>
@@ -8579,7 +8346,7 @@
             </w:pPr>
             <w:r>
               <w:rPr>
-                <w:rFonts w:ascii="宋体" w:eastAsia="宋体" w:hAnsi="宋体" w:cs="宋体" w:hint="eastAsia"/>
+                <w:rFonts w:hint="eastAsia" w:ascii="宋体" w:hAnsi="宋体" w:eastAsia="宋体" w:cs="宋体"/>
                 <w:i w:val="0"/>
                 <w:iCs w:val="0"/>
                 <w:snapToGrid w:val="0"/>
@@ -8598,7 +8365,7 @@
     </w:tbl>
     <w:p>
       <w:pPr>
-        <w:pStyle w:val="a1"/>
+        <w:pStyle w:val="29"/>
         <w:rPr>
           <w:rFonts w:hint="eastAsia"/>
           <w:lang w:val="en-US" w:eastAsia="zh-CN"/>
@@ -8607,7 +8374,7 @@
     </w:p>
     <w:p>
       <w:pPr>
-        <w:pStyle w:val="1"/>
+        <w:pStyle w:val="28"/>
         <w:keepNext w:val="0"/>
         <w:keepLines w:val="0"/>
         <w:pageBreakBefore w:val="0"/>
@@ -8627,7 +8394,7 @@
           <w:lang w:val="en-US" w:eastAsia="zh-CN"/>
         </w:rPr>
       </w:pPr>
-      <w:bookmarkStart w:id="23" w:name="_Toc10964"/>
+      <w:bookmarkStart w:id="22" w:name="_Toc10964"/>
       <w:r>
         <w:rPr>
           <w:rFonts w:hint="eastAsia"/>
@@ -8635,11 +8402,11 @@
         </w:rPr>
         <w:t>附则</w:t>
       </w:r>
-      <w:bookmarkEnd w:id="23"/>
+      <w:bookmarkEnd w:id="22"/>
     </w:p>
     <w:p>
       <w:pPr>
-        <w:pStyle w:val="a1"/>
+        <w:pStyle w:val="29"/>
         <w:keepNext w:val="0"/>
         <w:keepLines w:val="0"/>
         <w:pageBreakBefore w:val="0"/>
@@ -8674,7 +8441,7 @@
     </w:p>
     <w:p>
       <w:pPr>
-        <w:pStyle w:val="a1"/>
+        <w:pStyle w:val="29"/>
         <w:keepNext w:val="0"/>
         <w:keepLines w:val="0"/>
         <w:pageBreakBefore w:val="0"/>
@@ -8709,7 +8476,7 @@
     </w:p>
     <w:p>
       <w:pPr>
-        <w:pStyle w:val="a1"/>
+        <w:pStyle w:val="29"/>
         <w:keepNext w:val="0"/>
         <w:keepLines w:val="0"/>
         <w:pageBreakBefore w:val="0"/>
@@ -8743,23 +8510,73 @@
       </w:r>
     </w:p>
     <w:sectPr>
-      <w:headerReference w:type="default" r:id="rId7"/>
+      <w:headerReference r:id="rId5" w:type="default"/>
       <w:pgSz w:w="11906" w:h="16838"/>
       <w:pgMar w:top="1417" w:right="1800" w:bottom="1440" w:left="1800" w:header="1140" w:footer="992" w:gutter="0"/>
-      <w:cols w:num="1" w:space="425"/>
+      <w:cols w:space="425" w:num="1"/>
       <w:docGrid w:type="lines" w:linePitch="312" w:charSpace="0"/>
     </w:sectPr>
   </w:body>
 </w:document>
 </file>
 
+<file path=word/endnotes.xml><?xml version="1.0" encoding="utf-8"?>
+<w:endnotes xmlns:wpc="http://schemas.microsoft.com/office/word/2010/wordprocessingCanvas" xmlns:mc="http://schemas.openxmlformats.org/markup-compatibility/2006" xmlns:o="urn:schemas-microsoft-com:office:office" xmlns:r="http://schemas.openxmlformats.org/officeDocument/2006/relationships" xmlns:m="http://schemas.openxmlformats.org/officeDocument/2006/math" xmlns:v="urn:schemas-microsoft-com:vml" xmlns:wp14="http://schemas.microsoft.com/office/word/2010/wordprocessingDrawing" xmlns:wp="http://schemas.openxmlformats.org/drawingml/2006/wordprocessingDrawing" xmlns:w="http://schemas.openxmlformats.org/wordprocessingml/2006/main" xmlns:w14="http://schemas.microsoft.com/office/word/2010/wordml" xmlns:w15="http://schemas.microsoft.com/office/word/2012/wordml" xmlns:w10="urn:schemas-microsoft-com:office:word" xmlns:wpg="http://schemas.microsoft.com/office/word/2010/wordprocessingGroup" xmlns:wpi="http://schemas.microsoft.com/office/word/2010/wordprocessingInk" xmlns:wne="http://schemas.microsoft.com/office/word/2006/wordml" xmlns:wps="http://schemas.microsoft.com/office/word/2010/wordprocessingShape" xmlns:wpsCustomData="http://www.wps.cn/officeDocument/2013/wpsCustomData" mc:Ignorable="w14 w15 wp14">
+  <w:endnote w:type="separator" w:id="0">
+    <w:p>
+      <w:pPr>
+        <w:spacing w:line="240" w:lineRule="auto"/>
+      </w:pPr>
+      <w:r>
+        <w:separator/>
+      </w:r>
+    </w:p>
+  </w:endnote>
+  <w:endnote w:type="continuationSeparator" w:id="1">
+    <w:p>
+      <w:pPr>
+        <w:spacing w:line="240" w:lineRule="auto"/>
+      </w:pPr>
+      <w:r>
+        <w:continuationSeparator/>
+      </w:r>
+    </w:p>
+  </w:endnote>
+</w:endnotes>
+</file>
+
+<file path=word/footnotes.xml><?xml version="1.0" encoding="utf-8"?>
+<w:footnotes xmlns:wpc="http://schemas.microsoft.com/office/word/2010/wordprocessingCanvas" xmlns:mc="http://schemas.openxmlformats.org/markup-compatibility/2006" xmlns:o="urn:schemas-microsoft-com:office:office" xmlns:r="http://schemas.openxmlformats.org/officeDocument/2006/relationships" xmlns:m="http://schemas.openxmlformats.org/officeDocument/2006/math" xmlns:v="urn:schemas-microsoft-com:vml" xmlns:wp14="http://schemas.microsoft.com/office/word/2010/wordprocessingDrawing" xmlns:wp="http://schemas.openxmlformats.org/drawingml/2006/wordprocessingDrawing" xmlns:w="http://schemas.openxmlformats.org/wordprocessingml/2006/main" xmlns:w14="http://schemas.microsoft.com/office/word/2010/wordml" xmlns:w15="http://schemas.microsoft.com/office/word/2012/wordml" xmlns:w10="urn:schemas-microsoft-com:office:word" xmlns:wpg="http://schemas.microsoft.com/office/word/2010/wordprocessingGroup" xmlns:wpi="http://schemas.microsoft.com/office/word/2010/wordprocessingInk" xmlns:wne="http://schemas.microsoft.com/office/word/2006/wordml" xmlns:wps="http://schemas.microsoft.com/office/word/2010/wordprocessingShape" xmlns:wpsCustomData="http://www.wps.cn/officeDocument/2013/wpsCustomData" mc:Ignorable="w14 w15 wp14">
+  <w:footnote w:type="separator" w:id="0">
+    <w:p>
+      <w:pPr>
+        <w:spacing w:line="360" w:lineRule="auto"/>
+      </w:pPr>
+      <w:r>
+        <w:separator/>
+      </w:r>
+    </w:p>
+  </w:footnote>
+  <w:footnote w:type="continuationSeparator" w:id="1">
+    <w:p>
+      <w:pPr>
+        <w:spacing w:line="360" w:lineRule="auto"/>
+      </w:pPr>
+      <w:r>
+        <w:continuationSeparator/>
+      </w:r>
+    </w:p>
+  </w:footnote>
+</w:footnotes>
+</file>
+
 <file path=word/header1.xml><?xml version="1.0" encoding="utf-8"?>
-<w:hdr xmlns:wpc="http://schemas.microsoft.com/office/word/2010/wordprocessingCanvas" xmlns:mc="http://schemas.openxmlformats.org/markup-compatibility/2006" xmlns:o="urn:schemas-microsoft-com:office:office" xmlns:r="http://schemas.openxmlformats.org/officeDocument/2006/relationships" xmlns:m="http://schemas.openxmlformats.org/officeDocument/2006/math" xmlns:v="urn:schemas-microsoft-com:vml" xmlns:wp14="http://schemas.microsoft.com/office/word/2010/wordprocessingDrawing" xmlns:wp="http://schemas.openxmlformats.org/drawingml/2006/wordprocessingDrawing" xmlns:w10="urn:schemas-microsoft-com:office:word" xmlns:w="http://schemas.openxmlformats.org/wordprocessingml/2006/main" xmlns:w14="http://schemas.microsoft.com/office/word/2010/wordml" xmlns:w15="http://schemas.microsoft.com/office/word/2012/wordml" xmlns:wne="http://schemas.microsoft.com/office/word/2006/wordml" xmlns:wpg="http://schemas.microsoft.com/office/word/2010/wordprocessingGroup" xmlns:wpi="http://schemas.microsoft.com/office/word/2010/wordprocessingInk" xmlns:wps="http://schemas.microsoft.com/office/word/2010/wordprocessingShape" mc:Ignorable="w14 w15 wp14">
+<w:hdr xmlns:wpc="http://schemas.microsoft.com/office/word/2010/wordprocessingCanvas" xmlns:mc="http://schemas.openxmlformats.org/markup-compatibility/2006" xmlns:o="urn:schemas-microsoft-com:office:office" xmlns:r="http://schemas.openxmlformats.org/officeDocument/2006/relationships" xmlns:m="http://schemas.openxmlformats.org/officeDocument/2006/math" xmlns:v="urn:schemas-microsoft-com:vml" xmlns:wp14="http://schemas.microsoft.com/office/word/2010/wordprocessingDrawing" xmlns:wp="http://schemas.openxmlformats.org/drawingml/2006/wordprocessingDrawing" xmlns:w10="urn:schemas-microsoft-com:office:word" xmlns:w="http://schemas.openxmlformats.org/wordprocessingml/2006/main" xmlns:w14="http://schemas.microsoft.com/office/word/2010/wordml" xmlns:w15="http://schemas.microsoft.com/office/word/2012/wordml" xmlns:wpg="http://schemas.microsoft.com/office/word/2010/wordprocessingGroup" xmlns:wpi="http://schemas.microsoft.com/office/word/2010/wordprocessingInk" xmlns:wne="http://schemas.microsoft.com/office/word/2006/wordml" xmlns:wps="http://schemas.microsoft.com/office/word/2010/wordprocessingShape" xmlns:wpsCustomData="http://www.wps.cn/officeDocument/2013/wpsCustomData" mc:Ignorable="w14 w15 wp14">
   <w:p>
     <w:pPr>
-      <w:pStyle w:val="Header"/>
+      <w:pStyle w:val="15"/>
       <w:pBdr>
-        <w:bottom w:val="single" w:sz="4" w:space="1" w:color="auto"/>
+        <w:bottom w:val="single" w:color="auto" w:sz="4" w:space="1"/>
       </w:pBdr>
       <w:tabs>
         <w:tab w:val="left" w:pos="335"/>
@@ -8767,27 +8584,27 @@
       </w:tabs>
       <w:jc w:val="right"/>
       <w:rPr>
-        <w:rFonts w:eastAsiaTheme="minorEastAsia" w:hint="eastAsia"/>
+        <w:rFonts w:hint="eastAsia" w:eastAsiaTheme="minorEastAsia"/>
         <w:lang w:eastAsia="zh-CN"/>
       </w:rPr>
     </w:pPr>
     <w:r>
       <w:rPr>
-        <w:rFonts w:eastAsiaTheme="minorEastAsia" w:hint="eastAsia"/>
+        <w:rFonts w:hint="eastAsia" w:eastAsiaTheme="minorEastAsia"/>
         <w:lang w:val="en-US" w:eastAsia="zh-CN"/>
       </w:rPr>
       <w:tab/>
     </w:r>
     <w:r>
       <w:rPr>
-        <w:rFonts w:eastAsiaTheme="minorEastAsia" w:hint="eastAsia"/>
+        <w:rFonts w:hint="eastAsia" w:eastAsiaTheme="minorEastAsia"/>
         <w:lang w:val="en-US" w:eastAsia="zh-CN"/>
       </w:rPr>
       <w:tab/>
     </w:r>
     <w:r>
       <w:rPr>
-        <w:rFonts w:eastAsiaTheme="minorEastAsia" w:hint="eastAsia"/>
+        <w:rFonts w:hint="eastAsia" w:eastAsiaTheme="minorEastAsia"/>
         <w:lang w:val="en-US" w:eastAsia="zh-CN"/>
       </w:rPr>
       <w:t>桐乡华数广电网络有限公司</w:t>
@@ -8797,15 +8614,15 @@
 </file>
 
 <file path=word/numbering.xml><?xml version="1.0" encoding="utf-8"?>
-<w:numbering xmlns:wpc="http://schemas.microsoft.com/office/word/2010/wordprocessingCanvas" xmlns:mc="http://schemas.openxmlformats.org/markup-compatibility/2006" xmlns:o="urn:schemas-microsoft-com:office:office" xmlns:r="http://schemas.openxmlformats.org/officeDocument/2006/relationships" xmlns:m="http://schemas.openxmlformats.org/officeDocument/2006/math" xmlns:v="urn:schemas-microsoft-com:vml" xmlns:wp14="http://schemas.microsoft.com/office/word/2010/wordprocessingDrawing" xmlns:wp="http://schemas.openxmlformats.org/drawingml/2006/wordprocessingDrawing" xmlns:w10="urn:schemas-microsoft-com:office:word" xmlns:w="http://schemas.openxmlformats.org/wordprocessingml/2006/main" xmlns:w14="http://schemas.microsoft.com/office/word/2010/wordml" xmlns:w15="http://schemas.microsoft.com/office/word/2012/wordml" xmlns:wne="http://schemas.microsoft.com/office/word/2006/wordml" xmlns:wpg="http://schemas.microsoft.com/office/word/2010/wordprocessingGroup" xmlns:wpi="http://schemas.microsoft.com/office/word/2010/wordprocessingInk" xmlns:wps="http://schemas.microsoft.com/office/word/2010/wordprocessingShape" mc:Ignorable="w14 w15 wp14">
+<w:numbering xmlns:wpc="http://schemas.microsoft.com/office/word/2010/wordprocessingCanvas" xmlns:mc="http://schemas.openxmlformats.org/markup-compatibility/2006" xmlns:o="urn:schemas-microsoft-com:office:office" xmlns:r="http://schemas.openxmlformats.org/officeDocument/2006/relationships" xmlns:m="http://schemas.openxmlformats.org/officeDocument/2006/math" xmlns:v="urn:schemas-microsoft-com:vml" xmlns:wp14="http://schemas.microsoft.com/office/word/2010/wordprocessingDrawing" xmlns:wp="http://schemas.openxmlformats.org/drawingml/2006/wordprocessingDrawing" xmlns:w10="urn:schemas-microsoft-com:office:word" xmlns:w="http://schemas.openxmlformats.org/wordprocessingml/2006/main" xmlns:w14="http://schemas.microsoft.com/office/word/2010/wordml" xmlns:wpg="http://schemas.microsoft.com/office/word/2010/wordprocessingGroup" xmlns:wpi="http://schemas.microsoft.com/office/word/2010/wordprocessingInk" xmlns:wne="http://schemas.microsoft.com/office/word/2006/wordml" xmlns:wps="http://schemas.microsoft.com/office/word/2010/wordprocessingShape" xmlns:wpsCustomData="http://www.wps.cn/officeDocument/2013/wpsCustomData" mc:Ignorable="w14 wp14">
   <w:abstractNum w:abstractNumId="0">
     <w:nsid w:val="8E964DCE"/>
     <w:multiLevelType w:val="multilevel"/>
     <w:tmpl w:val="8E964DCE"/>
-    <w:lvl w:ilvl="0">
+    <w:lvl w:ilvl="0" w:tentative="0">
       <w:start w:val="1"/>
       <w:numFmt w:val="decimal"/>
-      <w:pStyle w:val="Heading1"/>
+      <w:pStyle w:val="2"/>
       <w:lvlText w:val="%1."/>
       <w:lvlJc w:val="left"/>
       <w:pPr>
@@ -8815,10 +8632,10 @@
         <w:rFonts w:hint="default"/>
       </w:rPr>
     </w:lvl>
-    <w:lvl w:ilvl="1">
+    <w:lvl w:ilvl="1" w:tentative="0">
       <w:start w:val="1"/>
       <w:numFmt w:val="decimal"/>
-      <w:pStyle w:val="Heading2"/>
+      <w:pStyle w:val="3"/>
       <w:lvlText w:val="%1.%2."/>
       <w:lvlJc w:val="left"/>
       <w:pPr>
@@ -8828,10 +8645,10 @@
         <w:rFonts w:hint="default"/>
       </w:rPr>
     </w:lvl>
-    <w:lvl w:ilvl="2">
+    <w:lvl w:ilvl="2" w:tentative="0">
       <w:start w:val="1"/>
       <w:numFmt w:val="decimal"/>
-      <w:pStyle w:val="Heading3"/>
+      <w:pStyle w:val="4"/>
       <w:lvlText w:val="%1.%2.%3."/>
       <w:lvlJc w:val="left"/>
       <w:pPr>
@@ -8841,10 +8658,10 @@
         <w:rFonts w:hint="default"/>
       </w:rPr>
     </w:lvl>
-    <w:lvl w:ilvl="3">
+    <w:lvl w:ilvl="3" w:tentative="0">
       <w:start w:val="1"/>
       <w:numFmt w:val="decimal"/>
-      <w:pStyle w:val="Heading4"/>
+      <w:pStyle w:val="5"/>
       <w:lvlText w:val="%1.%2.%3.%4."/>
       <w:lvlJc w:val="left"/>
       <w:pPr>
@@ -8854,10 +8671,10 @@
         <w:rFonts w:hint="default"/>
       </w:rPr>
     </w:lvl>
-    <w:lvl w:ilvl="4">
+    <w:lvl w:ilvl="4" w:tentative="0">
       <w:start w:val="1"/>
       <w:numFmt w:val="decimal"/>
-      <w:pStyle w:val="Heading5"/>
+      <w:pStyle w:val="6"/>
       <w:lvlText w:val="%1.%2.%3.%4.%5."/>
       <w:lvlJc w:val="left"/>
       <w:pPr>
@@ -8867,10 +8684,10 @@
         <w:rFonts w:hint="default"/>
       </w:rPr>
     </w:lvl>
-    <w:lvl w:ilvl="5">
+    <w:lvl w:ilvl="5" w:tentative="0">
       <w:start w:val="1"/>
       <w:numFmt w:val="decimal"/>
-      <w:pStyle w:val="Heading6"/>
+      <w:pStyle w:val="7"/>
       <w:lvlText w:val="%1.%2.%3.%4.%5.%6."/>
       <w:lvlJc w:val="left"/>
       <w:pPr>
@@ -8880,10 +8697,10 @@
         <w:rFonts w:hint="default"/>
       </w:rPr>
     </w:lvl>
-    <w:lvl w:ilvl="6">
+    <w:lvl w:ilvl="6" w:tentative="0">
       <w:start w:val="1"/>
       <w:numFmt w:val="decimal"/>
-      <w:pStyle w:val="Heading7"/>
+      <w:pStyle w:val="8"/>
       <w:lvlText w:val="%1.%2.%3.%4.%5.%6.%7."/>
       <w:lvlJc w:val="left"/>
       <w:pPr>
@@ -8893,10 +8710,10 @@
         <w:rFonts w:hint="default"/>
       </w:rPr>
     </w:lvl>
-    <w:lvl w:ilvl="7">
+    <w:lvl w:ilvl="7" w:tentative="0">
       <w:start w:val="1"/>
       <w:numFmt w:val="decimal"/>
-      <w:pStyle w:val="Heading8"/>
+      <w:pStyle w:val="9"/>
       <w:lvlText w:val="%1.%2.%3.%4.%5.%6.%7.%8."/>
       <w:lvlJc w:val="left"/>
       <w:pPr>
@@ -8906,10 +8723,10 @@
         <w:rFonts w:hint="default"/>
       </w:rPr>
     </w:lvl>
-    <w:lvl w:ilvl="8">
+    <w:lvl w:ilvl="8" w:tentative="0">
       <w:start w:val="1"/>
       <w:numFmt w:val="decimal"/>
-      <w:pStyle w:val="Heading9"/>
+      <w:pStyle w:val="10"/>
       <w:lvlText w:val="%1.%2.%3.%4.%5.%6.%7.%8.%9."/>
       <w:lvlJc w:val="left"/>
       <w:pPr>
@@ -8927,267 +8744,269 @@
 </file>
 
 <file path=word/styles.xml><?xml version="1.0" encoding="utf-8"?>
-<w:styles xmlns:mc="http://schemas.openxmlformats.org/markup-compatibility/2006" xmlns:r="http://schemas.openxmlformats.org/officeDocument/2006/relationships" xmlns:w="http://schemas.openxmlformats.org/wordprocessingml/2006/main" xmlns:w14="http://schemas.microsoft.com/office/word/2010/wordml" xmlns:w15="http://schemas.microsoft.com/office/word/2012/wordml" mc:Ignorable="w14 w15">
+<w:styles xmlns:mc="http://schemas.openxmlformats.org/markup-compatibility/2006" xmlns:o="urn:schemas-microsoft-com:office:office" xmlns:r="http://schemas.openxmlformats.org/officeDocument/2006/relationships" xmlns:m="http://schemas.openxmlformats.org/officeDocument/2006/math" xmlns:v="urn:schemas-microsoft-com:vml" xmlns:w="http://schemas.openxmlformats.org/wordprocessingml/2006/main" xmlns:w14="http://schemas.microsoft.com/office/word/2010/wordml" xmlns:w10="urn:schemas-microsoft-com:office:word" xmlns:sl="http://schemas.openxmlformats.org/schemaLibrary/2006/main" xmlns:wpsCustomData="http://www.wps.cn/officeDocument/2013/wpsCustomData" mc:Ignorable="w14">
   <w:docDefaults>
     <w:rPrDefault>
       <w:rPr>
-        <w:rFonts w:ascii="Times New Roman" w:eastAsia="宋体" w:hAnsi="Times New Roman" w:cs="Times New Roman"/>
+        <w:rFonts w:ascii="Times New Roman" w:hAnsi="Times New Roman" w:eastAsia="宋体" w:cs="Times New Roman"/>
       </w:rPr>
     </w:rPrDefault>
     <w:pPrDefault/>
   </w:docDefaults>
-  <w:latentStyles w:defLockedState="0" w:defUIPriority="99" w:defSemiHidden="1" w:defUnhideWhenUsed="1" w:defQFormat="0" w:count="260">
-    <w:lsdException w:name="Normal" w:semiHidden="0" w:uiPriority="0" w:unhideWhenUsed="0" w:qFormat="1"/>
-    <w:lsdException w:name="heading 1" w:semiHidden="0" w:uiPriority="0" w:unhideWhenUsed="0" w:qFormat="1"/>
-    <w:lsdException w:name="heading 2" w:semiHidden="0" w:uiPriority="0" w:qFormat="1"/>
-    <w:lsdException w:name="heading 3" w:uiPriority="0" w:qFormat="1"/>
-    <w:lsdException w:name="heading 4" w:semiHidden="0" w:uiPriority="0" w:qFormat="1"/>
-    <w:lsdException w:name="heading 5" w:uiPriority="0" w:qFormat="1"/>
-    <w:lsdException w:name="heading 6" w:uiPriority="0" w:qFormat="1"/>
-    <w:lsdException w:name="heading 7" w:uiPriority="0" w:qFormat="1"/>
-    <w:lsdException w:name="heading 8" w:uiPriority="0" w:qFormat="1"/>
-    <w:lsdException w:name="heading 9" w:uiPriority="0" w:qFormat="1"/>
-    <w:lsdException w:name="index 1" w:semiHidden="0" w:uiPriority="0" w:unhideWhenUsed="0"/>
-    <w:lsdException w:name="index 2" w:semiHidden="0" w:uiPriority="0" w:unhideWhenUsed="0"/>
-    <w:lsdException w:name="index 3" w:semiHidden="0" w:uiPriority="0" w:unhideWhenUsed="0"/>
-    <w:lsdException w:name="index 4" w:semiHidden="0" w:uiPriority="0" w:unhideWhenUsed="0"/>
-    <w:lsdException w:name="index 5" w:semiHidden="0" w:uiPriority="0" w:unhideWhenUsed="0"/>
-    <w:lsdException w:name="index 6" w:semiHidden="0" w:uiPriority="0" w:unhideWhenUsed="0"/>
-    <w:lsdException w:name="index 7" w:semiHidden="0" w:uiPriority="0" w:unhideWhenUsed="0"/>
-    <w:lsdException w:name="index 8" w:semiHidden="0" w:uiPriority="0" w:unhideWhenUsed="0"/>
-    <w:lsdException w:name="index 9" w:semiHidden="0" w:uiPriority="0" w:unhideWhenUsed="0"/>
-    <w:lsdException w:name="toc 1" w:semiHidden="0" w:uiPriority="0" w:unhideWhenUsed="0" w:qFormat="1"/>
-    <w:lsdException w:name="toc 2" w:semiHidden="0" w:uiPriority="0" w:unhideWhenUsed="0" w:qFormat="1"/>
-    <w:lsdException w:name="toc 3" w:semiHidden="0" w:uiPriority="0" w:unhideWhenUsed="0" w:qFormat="1"/>
-    <w:lsdException w:name="toc 4" w:semiHidden="0" w:uiPriority="0" w:unhideWhenUsed="0"/>
-    <w:lsdException w:name="toc 5" w:semiHidden="0" w:uiPriority="0" w:unhideWhenUsed="0"/>
-    <w:lsdException w:name="toc 6" w:semiHidden="0" w:uiPriority="0" w:unhideWhenUsed="0"/>
-    <w:lsdException w:name="toc 7" w:semiHidden="0" w:uiPriority="0" w:unhideWhenUsed="0"/>
-    <w:lsdException w:name="toc 8" w:semiHidden="0" w:uiPriority="0" w:unhideWhenUsed="0"/>
-    <w:lsdException w:name="toc 9" w:semiHidden="0" w:uiPriority="0" w:unhideWhenUsed="0"/>
-    <w:lsdException w:name="Normal Indent" w:semiHidden="0" w:uiPriority="0" w:unhideWhenUsed="0"/>
-    <w:lsdException w:name="footnote text" w:semiHidden="0" w:uiPriority="0" w:unhideWhenUsed="0"/>
-    <w:lsdException w:name="annotation text" w:semiHidden="0" w:uiPriority="0" w:unhideWhenUsed="0" w:qFormat="1"/>
-    <w:lsdException w:name="header" w:semiHidden="0" w:uiPriority="0" w:unhideWhenUsed="0" w:qFormat="1"/>
-    <w:lsdException w:name="footer" w:semiHidden="0" w:uiPriority="0" w:unhideWhenUsed="0" w:qFormat="1"/>
-    <w:lsdException w:name="index heading" w:semiHidden="0" w:uiPriority="0" w:unhideWhenUsed="0"/>
-    <w:lsdException w:name="caption" w:uiPriority="0" w:qFormat="1"/>
-    <w:lsdException w:name="table of figures" w:semiHidden="0" w:uiPriority="0" w:unhideWhenUsed="0"/>
-    <w:lsdException w:name="envelope address" w:semiHidden="0" w:uiPriority="0" w:unhideWhenUsed="0"/>
-    <w:lsdException w:name="envelope return" w:semiHidden="0" w:uiPriority="0" w:unhideWhenUsed="0"/>
-    <w:lsdException w:name="footnote reference" w:semiHidden="0" w:uiPriority="0" w:unhideWhenUsed="0"/>
-    <w:lsdException w:name="annotation reference" w:semiHidden="0" w:uiPriority="0" w:unhideWhenUsed="0"/>
-    <w:lsdException w:name="line number" w:semiHidden="0" w:uiPriority="0" w:unhideWhenUsed="0"/>
-    <w:lsdException w:name="page number" w:semiHidden="0" w:uiPriority="0" w:unhideWhenUsed="0"/>
-    <w:lsdException w:name="endnote reference" w:semiHidden="0" w:uiPriority="0" w:unhideWhenUsed="0"/>
-    <w:lsdException w:name="endnote text" w:semiHidden="0" w:uiPriority="0" w:unhideWhenUsed="0"/>
-    <w:lsdException w:name="table of authorities" w:semiHidden="0" w:uiPriority="0" w:unhideWhenUsed="0"/>
-    <w:lsdException w:name="macro" w:semiHidden="0" w:uiPriority="0" w:unhideWhenUsed="0"/>
-    <w:lsdException w:name="toa heading" w:semiHidden="0" w:uiPriority="0" w:unhideWhenUsed="0"/>
-    <w:lsdException w:name="List" w:semiHidden="0" w:uiPriority="0" w:unhideWhenUsed="0"/>
-    <w:lsdException w:name="List Bullet" w:semiHidden="0" w:uiPriority="0" w:unhideWhenUsed="0"/>
-    <w:lsdException w:name="List Number" w:semiHidden="0" w:uiPriority="0" w:unhideWhenUsed="0"/>
-    <w:lsdException w:name="List 2" w:semiHidden="0" w:uiPriority="0" w:unhideWhenUsed="0"/>
-    <w:lsdException w:name="List 3" w:semiHidden="0" w:uiPriority="0" w:unhideWhenUsed="0"/>
-    <w:lsdException w:name="List 4" w:semiHidden="0" w:uiPriority="0" w:unhideWhenUsed="0"/>
-    <w:lsdException w:name="List 5" w:semiHidden="0" w:uiPriority="0" w:unhideWhenUsed="0"/>
-    <w:lsdException w:name="List Bullet 2" w:semiHidden="0" w:uiPriority="0" w:unhideWhenUsed="0"/>
-    <w:lsdException w:name="List Bullet 3" w:semiHidden="0" w:uiPriority="0" w:unhideWhenUsed="0"/>
-    <w:lsdException w:name="List Bullet 4" w:semiHidden="0" w:uiPriority="0" w:unhideWhenUsed="0"/>
-    <w:lsdException w:name="List Bullet 5" w:semiHidden="0" w:uiPriority="0" w:unhideWhenUsed="0"/>
-    <w:lsdException w:name="List Number 2" w:semiHidden="0" w:uiPriority="0" w:unhideWhenUsed="0"/>
-    <w:lsdException w:name="List Number 3" w:semiHidden="0" w:uiPriority="0" w:unhideWhenUsed="0"/>
-    <w:lsdException w:name="List Number 4" w:semiHidden="0" w:uiPriority="0" w:unhideWhenUsed="0"/>
-    <w:lsdException w:name="List Number 5" w:semiHidden="0" w:uiPriority="0" w:unhideWhenUsed="0"/>
-    <w:lsdException w:name="Title" w:semiHidden="0" w:uiPriority="0" w:unhideWhenUsed="0" w:qFormat="1"/>
-    <w:lsdException w:name="Closing" w:semiHidden="0" w:uiPriority="0" w:unhideWhenUsed="0"/>
-    <w:lsdException w:name="Signature" w:semiHidden="0" w:uiPriority="0" w:unhideWhenUsed="0"/>
-    <w:lsdException w:name="Default Paragraph Font" w:uiPriority="0" w:unhideWhenUsed="0" w:qFormat="1"/>
-    <w:lsdException w:name="Body Text" w:uiPriority="0" w:unhideWhenUsed="0" w:qFormat="1"/>
-    <w:lsdException w:name="Body Text Indent" w:semiHidden="0" w:uiPriority="0" w:unhideWhenUsed="0"/>
-    <w:lsdException w:name="List Continue" w:semiHidden="0" w:uiPriority="0" w:unhideWhenUsed="0"/>
-    <w:lsdException w:name="List Continue 2" w:semiHidden="0" w:uiPriority="0" w:unhideWhenUsed="0"/>
-    <w:lsdException w:name="List Continue 3" w:semiHidden="0" w:uiPriority="0" w:unhideWhenUsed="0"/>
-    <w:lsdException w:name="List Continue 4" w:semiHidden="0" w:uiPriority="0" w:unhideWhenUsed="0"/>
-    <w:lsdException w:name="List Continue 5" w:semiHidden="0" w:uiPriority="0" w:unhideWhenUsed="0"/>
-    <w:lsdException w:name="Message Header" w:semiHidden="0" w:uiPriority="0" w:unhideWhenUsed="0"/>
-    <w:lsdException w:name="Subtitle" w:semiHidden="0" w:uiPriority="0" w:unhideWhenUsed="0" w:qFormat="1"/>
-    <w:lsdException w:name="Salutation" w:semiHidden="0" w:uiPriority="0" w:unhideWhenUsed="0"/>
-    <w:lsdException w:name="Date" w:semiHidden="0" w:uiPriority="0" w:unhideWhenUsed="0"/>
-    <w:lsdException w:name="Body Text First Indent" w:semiHidden="0" w:uiPriority="0" w:unhideWhenUsed="0"/>
-    <w:lsdException w:name="Body Text First Indent 2" w:semiHidden="0" w:uiPriority="0" w:unhideWhenUsed="0"/>
-    <w:lsdException w:name="Body Text 2" w:semiHidden="0" w:uiPriority="0" w:unhideWhenUsed="0"/>
-    <w:lsdException w:name="Body Text 3" w:semiHidden="0" w:uiPriority="0" w:unhideWhenUsed="0"/>
-    <w:lsdException w:name="Body Text Indent 2" w:semiHidden="0" w:uiPriority="0" w:unhideWhenUsed="0"/>
-    <w:lsdException w:name="Body Text Indent 3" w:semiHidden="0" w:uiPriority="0" w:unhideWhenUsed="0"/>
-    <w:lsdException w:name="Block Text" w:semiHidden="0" w:uiPriority="0" w:unhideWhenUsed="0"/>
-    <w:lsdException w:name="Hyperlink" w:semiHidden="0" w:uiPriority="0" w:unhideWhenUsed="0"/>
-    <w:lsdException w:name="FollowedHyperlink" w:semiHidden="0" w:uiPriority="0" w:unhideWhenUsed="0"/>
-    <w:lsdException w:name="Strong" w:semiHidden="0" w:uiPriority="0" w:unhideWhenUsed="0" w:qFormat="1"/>
-    <w:lsdException w:name="Emphasis" w:semiHidden="0" w:uiPriority="0" w:unhideWhenUsed="0" w:qFormat="1"/>
-    <w:lsdException w:name="Document Map" w:semiHidden="0" w:uiPriority="0" w:unhideWhenUsed="0"/>
-    <w:lsdException w:name="Plain Text" w:semiHidden="0" w:uiPriority="0" w:unhideWhenUsed="0"/>
-    <w:lsdException w:name="E-mail Signature" w:semiHidden="0" w:uiPriority="0" w:unhideWhenUsed="0"/>
-    <w:lsdException w:name="Normal (Web)" w:semiHidden="0" w:uiPriority="0" w:unhideWhenUsed="0" w:qFormat="1"/>
-    <w:lsdException w:name="HTML Acronym" w:semiHidden="0" w:uiPriority="0" w:unhideWhenUsed="0"/>
-    <w:lsdException w:name="HTML Address" w:semiHidden="0" w:uiPriority="0" w:unhideWhenUsed="0"/>
-    <w:lsdException w:name="HTML Cite" w:semiHidden="0" w:uiPriority="0" w:unhideWhenUsed="0"/>
-    <w:lsdException w:name="HTML Code" w:semiHidden="0" w:uiPriority="0" w:unhideWhenUsed="0"/>
-    <w:lsdException w:name="HTML Definition" w:semiHidden="0" w:uiPriority="0" w:unhideWhenUsed="0"/>
-    <w:lsdException w:name="HTML Keyboard" w:semiHidden="0" w:uiPriority="0" w:unhideWhenUsed="0"/>
-    <w:lsdException w:name="HTML Preformatted" w:semiHidden="0" w:uiPriority="0" w:unhideWhenUsed="0"/>
-    <w:lsdException w:name="HTML Sample" w:semiHidden="0" w:uiPriority="0" w:unhideWhenUsed="0"/>
-    <w:lsdException w:name="HTML Typewriter" w:semiHidden="0" w:uiPriority="0" w:unhideWhenUsed="0"/>
-    <w:lsdException w:name="HTML Variable" w:semiHidden="0" w:uiPriority="0" w:unhideWhenUsed="0"/>
-    <w:lsdException w:name="Normal Table" w:uiPriority="0" w:unhideWhenUsed="0" w:qFormat="1"/>
-    <w:lsdException w:name="annotation subject" w:semiHidden="0" w:uiPriority="0" w:unhideWhenUsed="0"/>
-    <w:lsdException w:name="Table Simple 1" w:semiHidden="0" w:uiPriority="0" w:unhideWhenUsed="0"/>
-    <w:lsdException w:name="Table Simple 2" w:semiHidden="0" w:uiPriority="0" w:unhideWhenUsed="0"/>
-    <w:lsdException w:name="Table Simple 3" w:semiHidden="0" w:uiPriority="0" w:unhideWhenUsed="0"/>
-    <w:lsdException w:name="Table Classic 1" w:semiHidden="0" w:uiPriority="0" w:unhideWhenUsed="0"/>
-    <w:lsdException w:name="Table Classic 2" w:semiHidden="0" w:uiPriority="0" w:unhideWhenUsed="0"/>
-    <w:lsdException w:name="Table Classic 3" w:semiHidden="0" w:uiPriority="0" w:unhideWhenUsed="0"/>
-    <w:lsdException w:name="Table Classic 4" w:semiHidden="0" w:uiPriority="0" w:unhideWhenUsed="0"/>
-    <w:lsdException w:name="Table Colorful 1" w:semiHidden="0" w:uiPriority="0" w:unhideWhenUsed="0"/>
-    <w:lsdException w:name="Table Colorful 2" w:semiHidden="0" w:uiPriority="0" w:unhideWhenUsed="0"/>
-    <w:lsdException w:name="Table Colorful 3" w:semiHidden="0" w:uiPriority="0" w:unhideWhenUsed="0"/>
-    <w:lsdException w:name="Table Columns 1" w:semiHidden="0" w:uiPriority="0" w:unhideWhenUsed="0"/>
-    <w:lsdException w:name="Table Columns 2" w:semiHidden="0" w:uiPriority="0" w:unhideWhenUsed="0"/>
-    <w:lsdException w:name="Table Columns 3" w:semiHidden="0" w:uiPriority="0" w:unhideWhenUsed="0"/>
-    <w:lsdException w:name="Table Columns 4" w:semiHidden="0" w:uiPriority="0" w:unhideWhenUsed="0"/>
-    <w:lsdException w:name="Table Columns 5" w:semiHidden="0" w:uiPriority="0" w:unhideWhenUsed="0"/>
-    <w:lsdException w:name="Table Grid 1" w:semiHidden="0" w:uiPriority="0" w:unhideWhenUsed="0"/>
-    <w:lsdException w:name="Table Grid 2" w:semiHidden="0" w:uiPriority="0" w:unhideWhenUsed="0"/>
-    <w:lsdException w:name="Table Grid 3" w:semiHidden="0" w:uiPriority="0" w:unhideWhenUsed="0"/>
-    <w:lsdException w:name="Table Grid 4" w:semiHidden="0" w:uiPriority="0" w:unhideWhenUsed="0"/>
-    <w:lsdException w:name="Table Grid 5" w:semiHidden="0" w:uiPriority="0" w:unhideWhenUsed="0"/>
-    <w:lsdException w:name="Table Grid 6" w:semiHidden="0" w:uiPriority="0" w:unhideWhenUsed="0"/>
-    <w:lsdException w:name="Table Grid 7" w:semiHidden="0" w:uiPriority="0" w:unhideWhenUsed="0"/>
-    <w:lsdException w:name="Table Grid 8" w:semiHidden="0" w:uiPriority="0" w:unhideWhenUsed="0"/>
-    <w:lsdException w:name="Table List 1" w:semiHidden="0" w:uiPriority="0" w:unhideWhenUsed="0"/>
-    <w:lsdException w:name="Table List 2" w:semiHidden="0" w:uiPriority="0" w:unhideWhenUsed="0"/>
-    <w:lsdException w:name="Table List 3" w:semiHidden="0" w:uiPriority="0" w:unhideWhenUsed="0"/>
-    <w:lsdException w:name="Table List 4" w:semiHidden="0" w:uiPriority="0" w:unhideWhenUsed="0"/>
-    <w:lsdException w:name="Table List 5" w:semiHidden="0" w:uiPriority="0" w:unhideWhenUsed="0"/>
-    <w:lsdException w:name="Table List 6" w:semiHidden="0" w:uiPriority="0" w:unhideWhenUsed="0"/>
-    <w:lsdException w:name="Table List 7" w:semiHidden="0" w:uiPriority="0" w:unhideWhenUsed="0"/>
-    <w:lsdException w:name="Table List 8" w:semiHidden="0" w:uiPriority="0" w:unhideWhenUsed="0"/>
-    <w:lsdException w:name="Table 3D effects 1" w:semiHidden="0" w:uiPriority="0" w:unhideWhenUsed="0"/>
-    <w:lsdException w:name="Table 3D effects 2" w:semiHidden="0" w:uiPriority="0" w:unhideWhenUsed="0"/>
-    <w:lsdException w:name="Table 3D effects 3" w:semiHidden="0" w:uiPriority="0" w:unhideWhenUsed="0"/>
-    <w:lsdException w:name="Table Contemporary" w:semiHidden="0" w:uiPriority="0" w:unhideWhenUsed="0"/>
-    <w:lsdException w:name="Table Elegant" w:semiHidden="0" w:uiPriority="0" w:unhideWhenUsed="0"/>
-    <w:lsdException w:name="Table Professional" w:semiHidden="0" w:uiPriority="0" w:unhideWhenUsed="0"/>
-    <w:lsdException w:name="Table Subtle 1" w:semiHidden="0" w:uiPriority="0" w:unhideWhenUsed="0"/>
-    <w:lsdException w:name="Table Subtle 2" w:semiHidden="0" w:uiPriority="0" w:unhideWhenUsed="0"/>
-    <w:lsdException w:name="Table Web 1" w:semiHidden="0" w:uiPriority="0" w:unhideWhenUsed="0"/>
-    <w:lsdException w:name="Table Web 2" w:semiHidden="0" w:uiPriority="0" w:unhideWhenUsed="0"/>
-    <w:lsdException w:name="Table Web 3" w:semiHidden="0" w:uiPriority="0" w:unhideWhenUsed="0"/>
-    <w:lsdException w:name="Balloon Text" w:semiHidden="0" w:uiPriority="0" w:unhideWhenUsed="0"/>
-    <w:lsdException w:name="Table Grid" w:semiHidden="0" w:uiPriority="0" w:unhideWhenUsed="0" w:qFormat="1"/>
-    <w:lsdException w:name="Table Theme" w:semiHidden="0" w:uiPriority="0" w:unhideWhenUsed="0"/>
-    <w:lsdException w:name="Light Shading" w:semiHidden="0" w:uiPriority="60" w:unhideWhenUsed="0"/>
-    <w:lsdException w:name="Light List" w:semiHidden="0" w:uiPriority="61" w:unhideWhenUsed="0"/>
-    <w:lsdException w:name="Light Grid" w:semiHidden="0" w:uiPriority="62" w:unhideWhenUsed="0"/>
-    <w:lsdException w:name="Medium Shading 1" w:semiHidden="0" w:uiPriority="63" w:unhideWhenUsed="0"/>
-    <w:lsdException w:name="Medium Shading 2" w:semiHidden="0" w:uiPriority="64" w:unhideWhenUsed="0"/>
-    <w:lsdException w:name="Medium List 1" w:semiHidden="0" w:uiPriority="65" w:unhideWhenUsed="0"/>
-    <w:lsdException w:name="Medium List 2" w:semiHidden="0" w:uiPriority="66" w:unhideWhenUsed="0"/>
-    <w:lsdException w:name="Medium Grid 1" w:semiHidden="0" w:uiPriority="67" w:unhideWhenUsed="0"/>
-    <w:lsdException w:name="Medium Grid 2" w:semiHidden="0" w:uiPriority="68" w:unhideWhenUsed="0"/>
-    <w:lsdException w:name="Medium Grid 3" w:semiHidden="0" w:uiPriority="69" w:unhideWhenUsed="0"/>
-    <w:lsdException w:name="Dark List" w:semiHidden="0" w:uiPriority="70" w:unhideWhenUsed="0"/>
-    <w:lsdException w:name="Colorful Shading" w:semiHidden="0" w:uiPriority="71" w:unhideWhenUsed="0"/>
-    <w:lsdException w:name="Colorful List" w:semiHidden="0" w:uiPriority="72" w:unhideWhenUsed="0"/>
-    <w:lsdException w:name="Colorful Grid" w:semiHidden="0" w:uiPriority="73" w:unhideWhenUsed="0"/>
-    <w:lsdException w:name="Light Shading Accent 1" w:semiHidden="0" w:uiPriority="60" w:unhideWhenUsed="0"/>
-    <w:lsdException w:name="Light List Accent 1" w:semiHidden="0" w:uiPriority="61" w:unhideWhenUsed="0"/>
-    <w:lsdException w:name="Light Grid Accent 1" w:semiHidden="0" w:uiPriority="62" w:unhideWhenUsed="0"/>
-    <w:lsdException w:name="Medium Shading 1 Accent 1" w:semiHidden="0" w:uiPriority="63" w:unhideWhenUsed="0"/>
-    <w:lsdException w:name="Medium Shading 2 Accent 1" w:semiHidden="0" w:uiPriority="64" w:unhideWhenUsed="0"/>
-    <w:lsdException w:name="Medium List 1 Accent 1" w:semiHidden="0" w:uiPriority="65" w:unhideWhenUsed="0"/>
-    <w:lsdException w:name="Medium List 2 Accent 1" w:semiHidden="0" w:uiPriority="66" w:unhideWhenUsed="0"/>
-    <w:lsdException w:name="Medium Grid 1 Accent 1" w:semiHidden="0" w:uiPriority="67" w:unhideWhenUsed="0"/>
-    <w:lsdException w:name="Medium Grid 2 Accent 1" w:semiHidden="0" w:uiPriority="68" w:unhideWhenUsed="0"/>
-    <w:lsdException w:name="Medium Grid 3 Accent 1" w:semiHidden="0" w:uiPriority="69" w:unhideWhenUsed="0"/>
-    <w:lsdException w:name="Dark List Accent 1" w:semiHidden="0" w:uiPriority="70" w:unhideWhenUsed="0"/>
-    <w:lsdException w:name="Colorful Shading Accent 1" w:semiHidden="0" w:uiPriority="71" w:unhideWhenUsed="0"/>
-    <w:lsdException w:name="Colorful List Accent 1" w:semiHidden="0" w:uiPriority="72" w:unhideWhenUsed="0"/>
-    <w:lsdException w:name="Colorful Grid Accent 1" w:semiHidden="0" w:uiPriority="73" w:unhideWhenUsed="0"/>
-    <w:lsdException w:name="Light Shading Accent 2" w:semiHidden="0" w:uiPriority="60" w:unhideWhenUsed="0"/>
-    <w:lsdException w:name="Light List Accent 2" w:semiHidden="0" w:uiPriority="61" w:unhideWhenUsed="0"/>
-    <w:lsdException w:name="Light Grid Accent 2" w:semiHidden="0" w:uiPriority="62" w:unhideWhenUsed="0"/>
-    <w:lsdException w:name="Medium Shading 1 Accent 2" w:semiHidden="0" w:uiPriority="63" w:unhideWhenUsed="0"/>
-    <w:lsdException w:name="Medium Shading 2 Accent 2" w:semiHidden="0" w:uiPriority="64" w:unhideWhenUsed="0"/>
-    <w:lsdException w:name="Medium List 1 Accent 2" w:semiHidden="0" w:uiPriority="65" w:unhideWhenUsed="0"/>
-    <w:lsdException w:name="Medium List 2 Accent 2" w:semiHidden="0" w:uiPriority="66" w:unhideWhenUsed="0"/>
-    <w:lsdException w:name="Medium Grid 1 Accent 2" w:semiHidden="0" w:uiPriority="67" w:unhideWhenUsed="0"/>
-    <w:lsdException w:name="Medium Grid 2 Accent 2" w:semiHidden="0" w:uiPriority="68" w:unhideWhenUsed="0"/>
-    <w:lsdException w:name="Medium Grid 3 Accent 2" w:semiHidden="0" w:uiPriority="69" w:unhideWhenUsed="0"/>
-    <w:lsdException w:name="Dark List Accent 2" w:semiHidden="0" w:uiPriority="70" w:unhideWhenUsed="0"/>
-    <w:lsdException w:name="Colorful Shading Accent 2" w:semiHidden="0" w:uiPriority="71" w:unhideWhenUsed="0"/>
-    <w:lsdException w:name="Colorful List Accent 2" w:semiHidden="0" w:uiPriority="72" w:unhideWhenUsed="0"/>
-    <w:lsdException w:name="Colorful Grid Accent 2" w:semiHidden="0" w:uiPriority="73" w:unhideWhenUsed="0"/>
-    <w:lsdException w:name="Light Shading Accent 3" w:semiHidden="0" w:uiPriority="60" w:unhideWhenUsed="0"/>
-    <w:lsdException w:name="Light List Accent 3" w:semiHidden="0" w:uiPriority="61" w:unhideWhenUsed="0"/>
-    <w:lsdException w:name="Light Grid Accent 3" w:semiHidden="0" w:uiPriority="62" w:unhideWhenUsed="0"/>
-    <w:lsdException w:name="Medium Shading 1 Accent 3" w:semiHidden="0" w:uiPriority="63" w:unhideWhenUsed="0"/>
-    <w:lsdException w:name="Medium Shading 2 Accent 3" w:semiHidden="0" w:uiPriority="64" w:unhideWhenUsed="0"/>
-    <w:lsdException w:name="Medium List 1 Accent 3" w:semiHidden="0" w:uiPriority="65" w:unhideWhenUsed="0"/>
-    <w:lsdException w:name="Medium List 2 Accent 3" w:semiHidden="0" w:uiPriority="66" w:unhideWhenUsed="0"/>
-    <w:lsdException w:name="Medium Grid 1 Accent 3" w:semiHidden="0" w:uiPriority="67" w:unhideWhenUsed="0"/>
-    <w:lsdException w:name="Medium Grid 2 Accent 3" w:semiHidden="0" w:uiPriority="68" w:unhideWhenUsed="0"/>
-    <w:lsdException w:name="Medium Grid 3 Accent 3" w:semiHidden="0" w:uiPriority="69" w:unhideWhenUsed="0"/>
-    <w:lsdException w:name="Dark List Accent 3" w:semiHidden="0" w:uiPriority="70" w:unhideWhenUsed="0"/>
-    <w:lsdException w:name="Colorful Shading Accent 3" w:semiHidden="0" w:uiPriority="71" w:unhideWhenUsed="0"/>
-    <w:lsdException w:name="Colorful List Accent 3" w:semiHidden="0" w:uiPriority="72" w:unhideWhenUsed="0"/>
-    <w:lsdException w:name="Colorful Grid Accent 3" w:semiHidden="0" w:uiPriority="73" w:unhideWhenUsed="0"/>
-    <w:lsdException w:name="Light Shading Accent 4" w:semiHidden="0" w:uiPriority="60" w:unhideWhenUsed="0"/>
-    <w:lsdException w:name="Light List Accent 4" w:semiHidden="0" w:uiPriority="61" w:unhideWhenUsed="0"/>
-    <w:lsdException w:name="Light Grid Accent 4" w:semiHidden="0" w:uiPriority="62" w:unhideWhenUsed="0"/>
-    <w:lsdException w:name="Medium Shading 1 Accent 4" w:semiHidden="0" w:uiPriority="63" w:unhideWhenUsed="0"/>
-    <w:lsdException w:name="Medium Shading 2 Accent 4" w:semiHidden="0" w:uiPriority="64" w:unhideWhenUsed="0"/>
-    <w:lsdException w:name="Medium List 1 Accent 4" w:semiHidden="0" w:uiPriority="65" w:unhideWhenUsed="0"/>
-    <w:lsdException w:name="Medium List 2 Accent 4" w:semiHidden="0" w:uiPriority="66" w:unhideWhenUsed="0"/>
-    <w:lsdException w:name="Medium Grid 1 Accent 4" w:semiHidden="0" w:uiPriority="67" w:unhideWhenUsed="0"/>
-    <w:lsdException w:name="Medium Grid 2 Accent 4" w:semiHidden="0" w:uiPriority="68" w:unhideWhenUsed="0"/>
-    <w:lsdException w:name="Medium Grid 3 Accent 4" w:semiHidden="0" w:uiPriority="69" w:unhideWhenUsed="0"/>
-    <w:lsdException w:name="Dark List Accent 4" w:semiHidden="0" w:uiPriority="70" w:unhideWhenUsed="0"/>
-    <w:lsdException w:name="Colorful Shading Accent 4" w:semiHidden="0" w:uiPriority="71" w:unhideWhenUsed="0"/>
-    <w:lsdException w:name="Colorful List Accent 4" w:semiHidden="0" w:uiPriority="72" w:unhideWhenUsed="0"/>
-    <w:lsdException w:name="Colorful Grid Accent 4" w:semiHidden="0" w:uiPriority="73" w:unhideWhenUsed="0"/>
-    <w:lsdException w:name="Light Shading Accent 5" w:semiHidden="0" w:uiPriority="60" w:unhideWhenUsed="0"/>
-    <w:lsdException w:name="Light List Accent 5" w:semiHidden="0" w:uiPriority="61" w:unhideWhenUsed="0"/>
-    <w:lsdException w:name="Light Grid Accent 5" w:semiHidden="0" w:uiPriority="62" w:unhideWhenUsed="0"/>
-    <w:lsdException w:name="Medium Shading 1 Accent 5" w:semiHidden="0" w:uiPriority="63" w:unhideWhenUsed="0"/>
-    <w:lsdException w:name="Medium Shading 2 Accent 5" w:semiHidden="0" w:uiPriority="64" w:unhideWhenUsed="0"/>
-    <w:lsdException w:name="Medium List 1 Accent 5" w:semiHidden="0" w:uiPriority="65" w:unhideWhenUsed="0"/>
-    <w:lsdException w:name="Medium List 2 Accent 5" w:semiHidden="0" w:uiPriority="66" w:unhideWhenUsed="0"/>
-    <w:lsdException w:name="Medium Grid 1 Accent 5" w:semiHidden="0" w:uiPriority="67" w:unhideWhenUsed="0"/>
-    <w:lsdException w:name="Medium Grid 2 Accent 5" w:semiHidden="0" w:uiPriority="68" w:unhideWhenUsed="0"/>
-    <w:lsdException w:name="Medium Grid 3 Accent 5" w:semiHidden="0" w:uiPriority="69" w:unhideWhenUsed="0"/>
-    <w:lsdException w:name="Dark List Accent 5" w:semiHidden="0" w:uiPriority="70" w:unhideWhenUsed="0"/>
-    <w:lsdException w:name="Colorful Shading Accent 5" w:semiHidden="0" w:uiPriority="71" w:unhideWhenUsed="0"/>
-    <w:lsdException w:name="Colorful List Accent 5" w:semiHidden="0" w:uiPriority="72" w:unhideWhenUsed="0"/>
-    <w:lsdException w:name="Colorful Grid Accent 5" w:semiHidden="0" w:uiPriority="73" w:unhideWhenUsed="0"/>
-    <w:lsdException w:name="Light Shading Accent 6" w:semiHidden="0" w:uiPriority="60" w:unhideWhenUsed="0"/>
-    <w:lsdException w:name="Light List Accent 6" w:semiHidden="0" w:uiPriority="61" w:unhideWhenUsed="0"/>
-    <w:lsdException w:name="Light Grid Accent 6" w:semiHidden="0" w:uiPriority="62" w:unhideWhenUsed="0"/>
-    <w:lsdException w:name="Medium Shading 1 Accent 6" w:semiHidden="0" w:uiPriority="63" w:unhideWhenUsed="0"/>
-    <w:lsdException w:name="Medium Shading 2 Accent 6" w:semiHidden="0" w:uiPriority="64" w:unhideWhenUsed="0"/>
-    <w:lsdException w:name="Medium List 1 Accent 6" w:semiHidden="0" w:uiPriority="65" w:unhideWhenUsed="0"/>
-    <w:lsdException w:name="Medium List 2 Accent 6" w:semiHidden="0" w:uiPriority="66" w:unhideWhenUsed="0"/>
-    <w:lsdException w:name="Medium Grid 1 Accent 6" w:semiHidden="0" w:uiPriority="67" w:unhideWhenUsed="0"/>
-    <w:lsdException w:name="Medium Grid 2 Accent 6" w:semiHidden="0" w:uiPriority="68" w:unhideWhenUsed="0"/>
-    <w:lsdException w:name="Medium Grid 3 Accent 6" w:semiHidden="0" w:uiPriority="69" w:unhideWhenUsed="0"/>
-    <w:lsdException w:name="Dark List Accent 6" w:semiHidden="0" w:uiPriority="70" w:unhideWhenUsed="0"/>
-    <w:lsdException w:name="Colorful Shading Accent 6" w:semiHidden="0" w:uiPriority="71" w:unhideWhenUsed="0"/>
-    <w:lsdException w:name="Colorful List Accent 6" w:semiHidden="0" w:uiPriority="72" w:unhideWhenUsed="0"/>
-    <w:lsdException w:name="Colorful Grid Accent 6" w:semiHidden="0" w:uiPriority="73" w:unhideWhenUsed="0"/>
+  <w:latentStyles w:count="260" w:defQFormat="0" w:defUnhideWhenUsed="1" w:defSemiHidden="1" w:defUIPriority="99" w:defLockedState="0">
+    <w:lsdException w:qFormat="1" w:unhideWhenUsed="0" w:uiPriority="0" w:semiHidden="0" w:name="Normal"/>
+    <w:lsdException w:qFormat="1" w:unhideWhenUsed="0" w:uiPriority="0" w:semiHidden="0" w:name="heading 1"/>
+    <w:lsdException w:qFormat="1" w:uiPriority="0" w:semiHidden="0" w:name="heading 2"/>
+    <w:lsdException w:qFormat="1" w:uiPriority="0" w:name="heading 3"/>
+    <w:lsdException w:qFormat="1" w:uiPriority="0" w:semiHidden="0" w:name="heading 4"/>
+    <w:lsdException w:qFormat="1" w:uiPriority="0" w:name="heading 5"/>
+    <w:lsdException w:qFormat="1" w:uiPriority="0" w:name="heading 6"/>
+    <w:lsdException w:qFormat="1" w:uiPriority="0" w:name="heading 7"/>
+    <w:lsdException w:qFormat="1" w:uiPriority="0" w:name="heading 8"/>
+    <w:lsdException w:qFormat="1" w:uiPriority="0" w:name="heading 9"/>
+    <w:lsdException w:unhideWhenUsed="0" w:uiPriority="0" w:semiHidden="0" w:name="index 1"/>
+    <w:lsdException w:unhideWhenUsed="0" w:uiPriority="0" w:semiHidden="0" w:name="index 2"/>
+    <w:lsdException w:unhideWhenUsed="0" w:uiPriority="0" w:semiHidden="0" w:name="index 3"/>
+    <w:lsdException w:unhideWhenUsed="0" w:uiPriority="0" w:semiHidden="0" w:name="index 4"/>
+    <w:lsdException w:unhideWhenUsed="0" w:uiPriority="0" w:semiHidden="0" w:name="index 5"/>
+    <w:lsdException w:unhideWhenUsed="0" w:uiPriority="0" w:semiHidden="0" w:name="index 6"/>
+    <w:lsdException w:unhideWhenUsed="0" w:uiPriority="0" w:semiHidden="0" w:name="index 7"/>
+    <w:lsdException w:unhideWhenUsed="0" w:uiPriority="0" w:semiHidden="0" w:name="index 8"/>
+    <w:lsdException w:unhideWhenUsed="0" w:uiPriority="0" w:semiHidden="0" w:name="index 9"/>
+    <w:lsdException w:qFormat="1" w:unhideWhenUsed="0" w:uiPriority="0" w:semiHidden="0" w:name="toc 1"/>
+    <w:lsdException w:qFormat="1" w:unhideWhenUsed="0" w:uiPriority="0" w:semiHidden="0" w:name="toc 2"/>
+    <w:lsdException w:qFormat="1" w:unhideWhenUsed="0" w:uiPriority="0" w:semiHidden="0" w:name="toc 3"/>
+    <w:lsdException w:unhideWhenUsed="0" w:uiPriority="0" w:semiHidden="0" w:name="toc 4"/>
+    <w:lsdException w:unhideWhenUsed="0" w:uiPriority="0" w:semiHidden="0" w:name="toc 5"/>
+    <w:lsdException w:unhideWhenUsed="0" w:uiPriority="0" w:semiHidden="0" w:name="toc 6"/>
+    <w:lsdException w:unhideWhenUsed="0" w:uiPriority="0" w:semiHidden="0" w:name="toc 7"/>
+    <w:lsdException w:unhideWhenUsed="0" w:uiPriority="0" w:semiHidden="0" w:name="toc 8"/>
+    <w:lsdException w:unhideWhenUsed="0" w:uiPriority="0" w:semiHidden="0" w:name="toc 9"/>
+    <w:lsdException w:unhideWhenUsed="0" w:uiPriority="0" w:semiHidden="0" w:name="Normal Indent"/>
+    <w:lsdException w:unhideWhenUsed="0" w:uiPriority="0" w:semiHidden="0" w:name="footnote text"/>
+    <w:lsdException w:qFormat="1" w:unhideWhenUsed="0" w:uiPriority="0" w:semiHidden="0" w:name="annotation text"/>
+    <w:lsdException w:qFormat="1" w:unhideWhenUsed="0" w:uiPriority="0" w:semiHidden="0" w:name="header"/>
+    <w:lsdException w:qFormat="1" w:unhideWhenUsed="0" w:uiPriority="0" w:semiHidden="0" w:name="footer"/>
+    <w:lsdException w:unhideWhenUsed="0" w:uiPriority="0" w:semiHidden="0" w:name="index heading"/>
+    <w:lsdException w:qFormat="1" w:uiPriority="0" w:name="caption"/>
+    <w:lsdException w:unhideWhenUsed="0" w:uiPriority="0" w:semiHidden="0" w:name="table of figures"/>
+    <w:lsdException w:unhideWhenUsed="0" w:uiPriority="0" w:semiHidden="0" w:name="envelope address"/>
+    <w:lsdException w:unhideWhenUsed="0" w:uiPriority="0" w:semiHidden="0" w:name="envelope return"/>
+    <w:lsdException w:unhideWhenUsed="0" w:uiPriority="0" w:semiHidden="0" w:name="footnote reference"/>
+    <w:lsdException w:unhideWhenUsed="0" w:uiPriority="0" w:semiHidden="0" w:name="annotation reference"/>
+    <w:lsdException w:unhideWhenUsed="0" w:uiPriority="0" w:semiHidden="0" w:name="line number"/>
+    <w:lsdException w:unhideWhenUsed="0" w:uiPriority="0" w:semiHidden="0" w:name="page number"/>
+    <w:lsdException w:unhideWhenUsed="0" w:uiPriority="0" w:semiHidden="0" w:name="endnote reference"/>
+    <w:lsdException w:unhideWhenUsed="0" w:uiPriority="0" w:semiHidden="0" w:name="endnote text"/>
+    <w:lsdException w:unhideWhenUsed="0" w:uiPriority="0" w:semiHidden="0" w:name="table of authorities"/>
+    <w:lsdException w:unhideWhenUsed="0" w:uiPriority="0" w:semiHidden="0" w:name="macro"/>
+    <w:lsdException w:unhideWhenUsed="0" w:uiPriority="0" w:semiHidden="0" w:name="toa heading"/>
+    <w:lsdException w:unhideWhenUsed="0" w:uiPriority="0" w:semiHidden="0" w:name="List"/>
+    <w:lsdException w:unhideWhenUsed="0" w:uiPriority="0" w:semiHidden="0" w:name="List Bullet"/>
+    <w:lsdException w:unhideWhenUsed="0" w:uiPriority="0" w:semiHidden="0" w:name="List Number"/>
+    <w:lsdException w:unhideWhenUsed="0" w:uiPriority="0" w:semiHidden="0" w:name="List 2"/>
+    <w:lsdException w:unhideWhenUsed="0" w:uiPriority="0" w:semiHidden="0" w:name="List 3"/>
+    <w:lsdException w:unhideWhenUsed="0" w:uiPriority="0" w:semiHidden="0" w:name="List 4"/>
+    <w:lsdException w:unhideWhenUsed="0" w:uiPriority="0" w:semiHidden="0" w:name="List 5"/>
+    <w:lsdException w:unhideWhenUsed="0" w:uiPriority="0" w:semiHidden="0" w:name="List Bullet 2"/>
+    <w:lsdException w:unhideWhenUsed="0" w:uiPriority="0" w:semiHidden="0" w:name="List Bullet 3"/>
+    <w:lsdException w:unhideWhenUsed="0" w:uiPriority="0" w:semiHidden="0" w:name="List Bullet 4"/>
+    <w:lsdException w:unhideWhenUsed="0" w:uiPriority="0" w:semiHidden="0" w:name="List Bullet 5"/>
+    <w:lsdException w:unhideWhenUsed="0" w:uiPriority="0" w:semiHidden="0" w:name="List Number 2"/>
+    <w:lsdException w:unhideWhenUsed="0" w:uiPriority="0" w:semiHidden="0" w:name="List Number 3"/>
+    <w:lsdException w:unhideWhenUsed="0" w:uiPriority="0" w:semiHidden="0" w:name="List Number 4"/>
+    <w:lsdException w:unhideWhenUsed="0" w:uiPriority="0" w:semiHidden="0" w:name="List Number 5"/>
+    <w:lsdException w:qFormat="1" w:unhideWhenUsed="0" w:uiPriority="0" w:semiHidden="0" w:name="Title"/>
+    <w:lsdException w:unhideWhenUsed="0" w:uiPriority="0" w:semiHidden="0" w:name="Closing"/>
+    <w:lsdException w:unhideWhenUsed="0" w:uiPriority="0" w:semiHidden="0" w:name="Signature"/>
+    <w:lsdException w:qFormat="1" w:unhideWhenUsed="0" w:uiPriority="0" w:name="Default Paragraph Font"/>
+    <w:lsdException w:qFormat="1" w:unhideWhenUsed="0" w:uiPriority="0" w:name="Body Text"/>
+    <w:lsdException w:unhideWhenUsed="0" w:uiPriority="0" w:semiHidden="0" w:name="Body Text Indent"/>
+    <w:lsdException w:unhideWhenUsed="0" w:uiPriority="0" w:semiHidden="0" w:name="List Continue"/>
+    <w:lsdException w:unhideWhenUsed="0" w:uiPriority="0" w:semiHidden="0" w:name="List Continue 2"/>
+    <w:lsdException w:unhideWhenUsed="0" w:uiPriority="0" w:semiHidden="0" w:name="List Continue 3"/>
+    <w:lsdException w:unhideWhenUsed="0" w:uiPriority="0" w:semiHidden="0" w:name="List Continue 4"/>
+    <w:lsdException w:unhideWhenUsed="0" w:uiPriority="0" w:semiHidden="0" w:name="List Continue 5"/>
+    <w:lsdException w:unhideWhenUsed="0" w:uiPriority="0" w:semiHidden="0" w:name="Message Header"/>
+    <w:lsdException w:qFormat="1" w:unhideWhenUsed="0" w:uiPriority="0" w:semiHidden="0" w:name="Subtitle"/>
+    <w:lsdException w:unhideWhenUsed="0" w:uiPriority="0" w:semiHidden="0" w:name="Salutation"/>
+    <w:lsdException w:unhideWhenUsed="0" w:uiPriority="0" w:semiHidden="0" w:name="Date"/>
+    <w:lsdException w:unhideWhenUsed="0" w:uiPriority="0" w:semiHidden="0" w:name="Body Text First Indent"/>
+    <w:lsdException w:unhideWhenUsed="0" w:uiPriority="0" w:semiHidden="0" w:name="Body Text First Indent 2"/>
+    <w:lsdException w:uiPriority="99" w:name="Note Heading"/>
+    <w:lsdException w:unhideWhenUsed="0" w:uiPriority="0" w:semiHidden="0" w:name="Body Text 2"/>
+    <w:lsdException w:unhideWhenUsed="0" w:uiPriority="0" w:semiHidden="0" w:name="Body Text 3"/>
+    <w:lsdException w:unhideWhenUsed="0" w:uiPriority="0" w:semiHidden="0" w:name="Body Text Indent 2"/>
+    <w:lsdException w:unhideWhenUsed="0" w:uiPriority="0" w:semiHidden="0" w:name="Body Text Indent 3"/>
+    <w:lsdException w:unhideWhenUsed="0" w:uiPriority="0" w:semiHidden="0" w:name="Block Text"/>
+    <w:lsdException w:unhideWhenUsed="0" w:uiPriority="0" w:semiHidden="0" w:name="Hyperlink"/>
+    <w:lsdException w:unhideWhenUsed="0" w:uiPriority="0" w:semiHidden="0" w:name="FollowedHyperlink"/>
+    <w:lsdException w:qFormat="1" w:unhideWhenUsed="0" w:uiPriority="0" w:semiHidden="0" w:name="Strong"/>
+    <w:lsdException w:qFormat="1" w:unhideWhenUsed="0" w:uiPriority="0" w:semiHidden="0" w:name="Emphasis"/>
+    <w:lsdException w:unhideWhenUsed="0" w:uiPriority="0" w:semiHidden="0" w:name="Document Map"/>
+    <w:lsdException w:unhideWhenUsed="0" w:uiPriority="0" w:semiHidden="0" w:name="Plain Text"/>
+    <w:lsdException w:unhideWhenUsed="0" w:uiPriority="0" w:semiHidden="0" w:name="E-mail Signature"/>
+    <w:lsdException w:qFormat="1" w:unhideWhenUsed="0" w:uiPriority="0" w:semiHidden="0" w:name="Normal (Web)"/>
+    <w:lsdException w:unhideWhenUsed="0" w:uiPriority="0" w:semiHidden="0" w:name="HTML Acronym"/>
+    <w:lsdException w:unhideWhenUsed="0" w:uiPriority="0" w:semiHidden="0" w:name="HTML Address"/>
+    <w:lsdException w:unhideWhenUsed="0" w:uiPriority="0" w:semiHidden="0" w:name="HTML Cite"/>
+    <w:lsdException w:unhideWhenUsed="0" w:uiPriority="0" w:semiHidden="0" w:name="HTML Code"/>
+    <w:lsdException w:unhideWhenUsed="0" w:uiPriority="0" w:semiHidden="0" w:name="HTML Definition"/>
+    <w:lsdException w:unhideWhenUsed="0" w:uiPriority="0" w:semiHidden="0" w:name="HTML Keyboard"/>
+    <w:lsdException w:unhideWhenUsed="0" w:uiPriority="0" w:semiHidden="0" w:name="HTML Preformatted"/>
+    <w:lsdException w:unhideWhenUsed="0" w:uiPriority="0" w:semiHidden="0" w:name="HTML Sample"/>
+    <w:lsdException w:unhideWhenUsed="0" w:uiPriority="0" w:semiHidden="0" w:name="HTML Typewriter"/>
+    <w:lsdException w:unhideWhenUsed="0" w:uiPriority="0" w:semiHidden="0" w:name="HTML Variable"/>
+    <w:lsdException w:qFormat="1" w:unhideWhenUsed="0" w:uiPriority="0" w:name="Normal Table"/>
+    <w:lsdException w:unhideWhenUsed="0" w:uiPriority="0" w:semiHidden="0" w:name="annotation subject"/>
+    <w:lsdException w:unhideWhenUsed="0" w:uiPriority="0" w:semiHidden="0" w:name="Table Simple 1"/>
+    <w:lsdException w:unhideWhenUsed="0" w:uiPriority="0" w:semiHidden="0" w:name="Table Simple 2"/>
+    <w:lsdException w:unhideWhenUsed="0" w:uiPriority="0" w:semiHidden="0" w:name="Table Simple 3"/>
+    <w:lsdException w:unhideWhenUsed="0" w:uiPriority="0" w:semiHidden="0" w:name="Table Classic 1"/>
+    <w:lsdException w:unhideWhenUsed="0" w:uiPriority="0" w:semiHidden="0" w:name="Table Classic 2"/>
+    <w:lsdException w:unhideWhenUsed="0" w:uiPriority="0" w:semiHidden="0" w:name="Table Classic 3"/>
+    <w:lsdException w:unhideWhenUsed="0" w:uiPriority="0" w:semiHidden="0" w:name="Table Classic 4"/>
+    <w:lsdException w:unhideWhenUsed="0" w:uiPriority="0" w:semiHidden="0" w:name="Table Colorful 1"/>
+    <w:lsdException w:unhideWhenUsed="0" w:uiPriority="0" w:semiHidden="0" w:name="Table Colorful 2"/>
+    <w:lsdException w:unhideWhenUsed="0" w:uiPriority="0" w:semiHidden="0" w:name="Table Colorful 3"/>
+    <w:lsdException w:unhideWhenUsed="0" w:uiPriority="0" w:semiHidden="0" w:name="Table Columns 1"/>
+    <w:lsdException w:unhideWhenUsed="0" w:uiPriority="0" w:semiHidden="0" w:name="Table Columns 2"/>
+    <w:lsdException w:unhideWhenUsed="0" w:uiPriority="0" w:semiHidden="0" w:name="Table Columns 3"/>
+    <w:lsdException w:unhideWhenUsed="0" w:uiPriority="0" w:semiHidden="0" w:name="Table Columns 4"/>
+    <w:lsdException w:unhideWhenUsed="0" w:uiPriority="0" w:semiHidden="0" w:name="Table Columns 5"/>
+    <w:lsdException w:unhideWhenUsed="0" w:uiPriority="0" w:semiHidden="0" w:name="Table Grid 1"/>
+    <w:lsdException w:unhideWhenUsed="0" w:uiPriority="0" w:semiHidden="0" w:name="Table Grid 2"/>
+    <w:lsdException w:unhideWhenUsed="0" w:uiPriority="0" w:semiHidden="0" w:name="Table Grid 3"/>
+    <w:lsdException w:unhideWhenUsed="0" w:uiPriority="0" w:semiHidden="0" w:name="Table Grid 4"/>
+    <w:lsdException w:unhideWhenUsed="0" w:uiPriority="0" w:semiHidden="0" w:name="Table Grid 5"/>
+    <w:lsdException w:unhideWhenUsed="0" w:uiPriority="0" w:semiHidden="0" w:name="Table Grid 6"/>
+    <w:lsdException w:unhideWhenUsed="0" w:uiPriority="0" w:semiHidden="0" w:name="Table Grid 7"/>
+    <w:lsdException w:unhideWhenUsed="0" w:uiPriority="0" w:semiHidden="0" w:name="Table Grid 8"/>
+    <w:lsdException w:unhideWhenUsed="0" w:uiPriority="0" w:semiHidden="0" w:name="Table List 1"/>
+    <w:lsdException w:unhideWhenUsed="0" w:uiPriority="0" w:semiHidden="0" w:name="Table List 2"/>
+    <w:lsdException w:unhideWhenUsed="0" w:uiPriority="0" w:semiHidden="0" w:name="Table List 3"/>
+    <w:lsdException w:unhideWhenUsed="0" w:uiPriority="0" w:semiHidden="0" w:name="Table List 4"/>
+    <w:lsdException w:unhideWhenUsed="0" w:uiPriority="0" w:semiHidden="0" w:name="Table List 5"/>
+    <w:lsdException w:unhideWhenUsed="0" w:uiPriority="0" w:semiHidden="0" w:name="Table List 6"/>
+    <w:lsdException w:unhideWhenUsed="0" w:uiPriority="0" w:semiHidden="0" w:name="Table List 7"/>
+    <w:lsdException w:unhideWhenUsed="0" w:uiPriority="0" w:semiHidden="0" w:name="Table List 8"/>
+    <w:lsdException w:unhideWhenUsed="0" w:uiPriority="0" w:semiHidden="0" w:name="Table 3D effects 1"/>
+    <w:lsdException w:unhideWhenUsed="0" w:uiPriority="0" w:semiHidden="0" w:name="Table 3D effects 2"/>
+    <w:lsdException w:unhideWhenUsed="0" w:uiPriority="0" w:semiHidden="0" w:name="Table 3D effects 3"/>
+    <w:lsdException w:unhideWhenUsed="0" w:uiPriority="0" w:semiHidden="0" w:name="Table Contemporary"/>
+    <w:lsdException w:unhideWhenUsed="0" w:uiPriority="0" w:semiHidden="0" w:name="Table Elegant"/>
+    <w:lsdException w:unhideWhenUsed="0" w:uiPriority="0" w:semiHidden="0" w:name="Table Professional"/>
+    <w:lsdException w:unhideWhenUsed="0" w:uiPriority="0" w:semiHidden="0" w:name="Table Subtle 1"/>
+    <w:lsdException w:unhideWhenUsed="0" w:uiPriority="0" w:semiHidden="0" w:name="Table Subtle 2"/>
+    <w:lsdException w:unhideWhenUsed="0" w:uiPriority="0" w:semiHidden="0" w:name="Table Web 1"/>
+    <w:lsdException w:unhideWhenUsed="0" w:uiPriority="0" w:semiHidden="0" w:name="Table Web 2"/>
+    <w:lsdException w:unhideWhenUsed="0" w:uiPriority="0" w:semiHidden="0" w:name="Table Web 3"/>
+    <w:lsdException w:unhideWhenUsed="0" w:uiPriority="0" w:semiHidden="0" w:name="Balloon Text"/>
+    <w:lsdException w:qFormat="1" w:unhideWhenUsed="0" w:uiPriority="0" w:semiHidden="0" w:name="Table Grid"/>
+    <w:lsdException w:unhideWhenUsed="0" w:uiPriority="0" w:semiHidden="0" w:name="Table Theme"/>
+    <w:lsdException w:unhideWhenUsed="0" w:uiPriority="60" w:semiHidden="0" w:name="Light Shading"/>
+    <w:lsdException w:unhideWhenUsed="0" w:uiPriority="61" w:semiHidden="0" w:name="Light List"/>
+    <w:lsdException w:unhideWhenUsed="0" w:uiPriority="62" w:semiHidden="0" w:name="Light Grid"/>
+    <w:lsdException w:unhideWhenUsed="0" w:uiPriority="63" w:semiHidden="0" w:name="Medium Shading 1"/>
+    <w:lsdException w:unhideWhenUsed="0" w:uiPriority="64" w:semiHidden="0" w:name="Medium Shading 2"/>
+    <w:lsdException w:unhideWhenUsed="0" w:uiPriority="65" w:semiHidden="0" w:name="Medium List 1"/>
+    <w:lsdException w:unhideWhenUsed="0" w:uiPriority="66" w:semiHidden="0" w:name="Medium List 2"/>
+    <w:lsdException w:unhideWhenUsed="0" w:uiPriority="67" w:semiHidden="0" w:name="Medium Grid 1"/>
+    <w:lsdException w:unhideWhenUsed="0" w:uiPriority="68" w:semiHidden="0" w:name="Medium Grid 2"/>
+    <w:lsdException w:unhideWhenUsed="0" w:uiPriority="69" w:semiHidden="0" w:name="Medium Grid 3"/>
+    <w:lsdException w:unhideWhenUsed="0" w:uiPriority="70" w:semiHidden="0" w:name="Dark List"/>
+    <w:lsdException w:unhideWhenUsed="0" w:uiPriority="71" w:semiHidden="0" w:name="Colorful Shading"/>
+    <w:lsdException w:unhideWhenUsed="0" w:uiPriority="72" w:semiHidden="0" w:name="Colorful List"/>
+    <w:lsdException w:unhideWhenUsed="0" w:uiPriority="73" w:semiHidden="0" w:name="Colorful Grid"/>
+    <w:lsdException w:unhideWhenUsed="0" w:uiPriority="60" w:semiHidden="0" w:name="Light Shading Accent 1"/>
+    <w:lsdException w:unhideWhenUsed="0" w:uiPriority="61" w:semiHidden="0" w:name="Light List Accent 1"/>
+    <w:lsdException w:unhideWhenUsed="0" w:uiPriority="62" w:semiHidden="0" w:name="Light Grid Accent 1"/>
+    <w:lsdException w:unhideWhenUsed="0" w:uiPriority="63" w:semiHidden="0" w:name="Medium Shading 1 Accent 1"/>
+    <w:lsdException w:unhideWhenUsed="0" w:uiPriority="64" w:semiHidden="0" w:name="Medium Shading 2 Accent 1"/>
+    <w:lsdException w:unhideWhenUsed="0" w:uiPriority="65" w:semiHidden="0" w:name="Medium List 1 Accent 1"/>
+    <w:lsdException w:unhideWhenUsed="0" w:uiPriority="66" w:semiHidden="0" w:name="Medium List 2 Accent 1"/>
+    <w:lsdException w:unhideWhenUsed="0" w:uiPriority="67" w:semiHidden="0" w:name="Medium Grid 1 Accent 1"/>
+    <w:lsdException w:unhideWhenUsed="0" w:uiPriority="68" w:semiHidden="0" w:name="Medium Grid 2 Accent 1"/>
+    <w:lsdException w:unhideWhenUsed="0" w:uiPriority="69" w:semiHidden="0" w:name="Medium Grid 3 Accent 1"/>
+    <w:lsdException w:unhideWhenUsed="0" w:uiPriority="70" w:semiHidden="0" w:name="Dark List Accent 1"/>
+    <w:lsdException w:unhideWhenUsed="0" w:uiPriority="71" w:semiHidden="0" w:name="Colorful Shading Accent 1"/>
+    <w:lsdException w:unhideWhenUsed="0" w:uiPriority="72" w:semiHidden="0" w:name="Colorful List Accent 1"/>
+    <w:lsdException w:unhideWhenUsed="0" w:uiPriority="73" w:semiHidden="0" w:name="Colorful Grid Accent 1"/>
+    <w:lsdException w:unhideWhenUsed="0" w:uiPriority="60" w:semiHidden="0" w:name="Light Shading Accent 2"/>
+    <w:lsdException w:unhideWhenUsed="0" w:uiPriority="61" w:semiHidden="0" w:name="Light List Accent 2"/>
+    <w:lsdException w:unhideWhenUsed="0" w:uiPriority="62" w:semiHidden="0" w:name="Light Grid Accent 2"/>
+    <w:lsdException w:unhideWhenUsed="0" w:uiPriority="63" w:semiHidden="0" w:name="Medium Shading 1 Accent 2"/>
+    <w:lsdException w:unhideWhenUsed="0" w:uiPriority="64" w:semiHidden="0" w:name="Medium Shading 2 Accent 2"/>
+    <w:lsdException w:unhideWhenUsed="0" w:uiPriority="65" w:semiHidden="0" w:name="Medium List 1 Accent 2"/>
+    <w:lsdException w:unhideWhenUsed="0" w:uiPriority="66" w:semiHidden="0" w:name="Medium List 2 Accent 2"/>
+    <w:lsdException w:unhideWhenUsed="0" w:uiPriority="67" w:semiHidden="0" w:name="Medium Grid 1 Accent 2"/>
+    <w:lsdException w:unhideWhenUsed="0" w:uiPriority="68" w:semiHidden="0" w:name="Medium Grid 2 Accent 2"/>
+    <w:lsdException w:unhideWhenUsed="0" w:uiPriority="69" w:semiHidden="0" w:name="Medium Grid 3 Accent 2"/>
+    <w:lsdException w:unhideWhenUsed="0" w:uiPriority="70" w:semiHidden="0" w:name="Dark List Accent 2"/>
+    <w:lsdException w:unhideWhenUsed="0" w:uiPriority="71" w:semiHidden="0" w:name="Colorful Shading Accent 2"/>
+    <w:lsdException w:unhideWhenUsed="0" w:uiPriority="72" w:semiHidden="0" w:name="Colorful List Accent 2"/>
+    <w:lsdException w:unhideWhenUsed="0" w:uiPriority="73" w:semiHidden="0" w:name="Colorful Grid Accent 2"/>
+    <w:lsdException w:unhideWhenUsed="0" w:uiPriority="60" w:semiHidden="0" w:name="Light Shading Accent 3"/>
+    <w:lsdException w:unhideWhenUsed="0" w:uiPriority="61" w:semiHidden="0" w:name="Light List Accent 3"/>
+    <w:lsdException w:unhideWhenUsed="0" w:uiPriority="62" w:semiHidden="0" w:name="Light Grid Accent 3"/>
+    <w:lsdException w:unhideWhenUsed="0" w:uiPriority="63" w:semiHidden="0" w:name="Medium Shading 1 Accent 3"/>
+    <w:lsdException w:unhideWhenUsed="0" w:uiPriority="64" w:semiHidden="0" w:name="Medium Shading 2 Accent 3"/>
+    <w:lsdException w:unhideWhenUsed="0" w:uiPriority="65" w:semiHidden="0" w:name="Medium List 1 Accent 3"/>
+    <w:lsdException w:unhideWhenUsed="0" w:uiPriority="66" w:semiHidden="0" w:name="Medium List 2 Accent 3"/>
+    <w:lsdException w:unhideWhenUsed="0" w:uiPriority="67" w:semiHidden="0" w:name="Medium Grid 1 Accent 3"/>
+    <w:lsdException w:unhideWhenUsed="0" w:uiPriority="68" w:semiHidden="0" w:name="Medium Grid 2 Accent 3"/>
+    <w:lsdException w:unhideWhenUsed="0" w:uiPriority="69" w:semiHidden="0" w:name="Medium Grid 3 Accent 3"/>
+    <w:lsdException w:unhideWhenUsed="0" w:uiPriority="70" w:semiHidden="0" w:name="Dark List Accent 3"/>
+    <w:lsdException w:unhideWhenUsed="0" w:uiPriority="71" w:semiHidden="0" w:name="Colorful Shading Accent 3"/>
+    <w:lsdException w:unhideWhenUsed="0" w:uiPriority="72" w:semiHidden="0" w:name="Colorful List Accent 3"/>
+    <w:lsdException w:unhideWhenUsed="0" w:uiPriority="73" w:semiHidden="0" w:name="Colorful Grid Accent 3"/>
+    <w:lsdException w:unhideWhenUsed="0" w:uiPriority="60" w:semiHidden="0" w:name="Light Shading Accent 4"/>
+    <w:lsdException w:unhideWhenUsed="0" w:uiPriority="61" w:semiHidden="0" w:name="Light List Accent 4"/>
+    <w:lsdException w:unhideWhenUsed="0" w:uiPriority="62" w:semiHidden="0" w:name="Light Grid Accent 4"/>
+    <w:lsdException w:unhideWhenUsed="0" w:uiPriority="63" w:semiHidden="0" w:name="Medium Shading 1 Accent 4"/>
+    <w:lsdException w:unhideWhenUsed="0" w:uiPriority="64" w:semiHidden="0" w:name="Medium Shading 2 Accent 4"/>
+    <w:lsdException w:unhideWhenUsed="0" w:uiPriority="65" w:semiHidden="0" w:name="Medium List 1 Accent 4"/>
+    <w:lsdException w:unhideWhenUsed="0" w:uiPriority="66" w:semiHidden="0" w:name="Medium List 2 Accent 4"/>
+    <w:lsdException w:unhideWhenUsed="0" w:uiPriority="67" w:semiHidden="0" w:name="Medium Grid 1 Accent 4"/>
+    <w:lsdException w:unhideWhenUsed="0" w:uiPriority="68" w:semiHidden="0" w:name="Medium Grid 2 Accent 4"/>
+    <w:lsdException w:unhideWhenUsed="0" w:uiPriority="69" w:semiHidden="0" w:name="Medium Grid 3 Accent 4"/>
+    <w:lsdException w:unhideWhenUsed="0" w:uiPriority="70" w:semiHidden="0" w:name="Dark List Accent 4"/>
+    <w:lsdException w:unhideWhenUsed="0" w:uiPriority="71" w:semiHidden="0" w:name="Colorful Shading Accent 4"/>
+    <w:lsdException w:unhideWhenUsed="0" w:uiPriority="72" w:semiHidden="0" w:name="Colorful List Accent 4"/>
+    <w:lsdException w:unhideWhenUsed="0" w:uiPriority="73" w:semiHidden="0" w:name="Colorful Grid Accent 4"/>
+    <w:lsdException w:unhideWhenUsed="0" w:uiPriority="60" w:semiHidden="0" w:name="Light Shading Accent 5"/>
+    <w:lsdException w:unhideWhenUsed="0" w:uiPriority="61" w:semiHidden="0" w:name="Light List Accent 5"/>
+    <w:lsdException w:unhideWhenUsed="0" w:uiPriority="62" w:semiHidden="0" w:name="Light Grid Accent 5"/>
+    <w:lsdException w:unhideWhenUsed="0" w:uiPriority="63" w:semiHidden="0" w:name="Medium Shading 1 Accent 5"/>
+    <w:lsdException w:unhideWhenUsed="0" w:uiPriority="64" w:semiHidden="0" w:name="Medium Shading 2 Accent 5"/>
+    <w:lsdException w:unhideWhenUsed="0" w:uiPriority="65" w:semiHidden="0" w:name="Medium List 1 Accent 5"/>
+    <w:lsdException w:unhideWhenUsed="0" w:uiPriority="66" w:semiHidden="0" w:name="Medium List 2 Accent 5"/>
+    <w:lsdException w:unhideWhenUsed="0" w:uiPriority="67" w:semiHidden="0" w:name="Medium Grid 1 Accent 5"/>
+    <w:lsdException w:unhideWhenUsed="0" w:uiPriority="68" w:semiHidden="0" w:name="Medium Grid 2 Accent 5"/>
+    <w:lsdException w:unhideWhenUsed="0" w:uiPriority="69" w:semiHidden="0" w:name="Medium Grid 3 Accent 5"/>
+    <w:lsdException w:unhideWhenUsed="0" w:uiPriority="70" w:semiHidden="0" w:name="Dark List Accent 5"/>
+    <w:lsdException w:unhideWhenUsed="0" w:uiPriority="71" w:semiHidden="0" w:name="Colorful Shading Accent 5"/>
+    <w:lsdException w:unhideWhenUsed="0" w:uiPriority="72" w:semiHidden="0" w:name="Colorful List Accent 5"/>
+    <w:lsdException w:unhideWhenUsed="0" w:uiPriority="73" w:semiHidden="0" w:name="Colorful Grid Accent 5"/>
+    <w:lsdException w:unhideWhenUsed="0" w:uiPriority="60" w:semiHidden="0" w:name="Light Shading Accent 6"/>
+    <w:lsdException w:unhideWhenUsed="0" w:uiPriority="61" w:semiHidden="0" w:name="Light List Accent 6"/>
+    <w:lsdException w:unhideWhenUsed="0" w:uiPriority="62" w:semiHidden="0" w:name="Light Grid Accent 6"/>
+    <w:lsdException w:unhideWhenUsed="0" w:uiPriority="63" w:semiHidden="0" w:name="Medium Shading 1 Accent 6"/>
+    <w:lsdException w:unhideWhenUsed="0" w:uiPriority="64" w:semiHidden="0" w:name="Medium Shading 2 Accent 6"/>
+    <w:lsdException w:unhideWhenUsed="0" w:uiPriority="65" w:semiHidden="0" w:name="Medium List 1 Accent 6"/>
+    <w:lsdException w:unhideWhenUsed="0" w:uiPriority="66" w:semiHidden="0" w:name="Medium List 2 Accent 6"/>
+    <w:lsdException w:unhideWhenUsed="0" w:uiPriority="67" w:semiHidden="0" w:name="Medium Grid 1 Accent 6"/>
+    <w:lsdException w:unhideWhenUsed="0" w:uiPriority="68" w:semiHidden="0" w:name="Medium Grid 2 Accent 6"/>
+    <w:lsdException w:unhideWhenUsed="0" w:uiPriority="69" w:semiHidden="0" w:name="Medium Grid 3 Accent 6"/>
+    <w:lsdException w:unhideWhenUsed="0" w:uiPriority="70" w:semiHidden="0" w:name="Dark List Accent 6"/>
+    <w:lsdException w:unhideWhenUsed="0" w:uiPriority="71" w:semiHidden="0" w:name="Colorful Shading Accent 6"/>
+    <w:lsdException w:unhideWhenUsed="0" w:uiPriority="72" w:semiHidden="0" w:name="Colorful List Accent 6"/>
+    <w:lsdException w:unhideWhenUsed="0" w:uiPriority="73" w:semiHidden="0" w:name="Colorful Grid Accent 6"/>
   </w:latentStyles>
-  <w:style w:type="paragraph" w:default="1" w:styleId="Normal">
+  <w:style w:type="paragraph" w:default="1" w:styleId="1">
     <w:name w:val="Normal"/>
     <w:qFormat/>
+    <w:uiPriority w:val="0"/>
     <w:pPr>
       <w:kinsoku w:val="0"/>
       <w:autoSpaceDE w:val="0"/>
@@ -9199,7 +9018,7 @@
       <w:textAlignment w:val="baseline"/>
     </w:pPr>
     <w:rPr>
-      <w:rFonts w:ascii="Arial" w:eastAsia="宋体" w:hAnsi="Arial" w:cs="Arial"/>
+      <w:rFonts w:ascii="Arial" w:hAnsi="Arial" w:eastAsia="宋体" w:cs="Arial"/>
       <w:snapToGrid w:val="0"/>
       <w:color w:val="000000"/>
       <w:kern w:val="0"/>
@@ -9208,11 +9027,12 @@
       <w:lang w:val="en-US" w:eastAsia="en-US" w:bidi="ar-SA"/>
     </w:rPr>
   </w:style>
-  <w:style w:type="paragraph" w:styleId="Heading1">
+  <w:style w:type="paragraph" w:styleId="2">
     <w:name w:val="heading 1"/>
-    <w:basedOn w:val="Normal"/>
-    <w:next w:val="Normal"/>
+    <w:basedOn w:val="1"/>
+    <w:next w:val="1"/>
     <w:qFormat/>
+    <w:uiPriority w:val="0"/>
     <w:pPr>
       <w:keepNext/>
       <w:keepLines/>
@@ -9230,12 +9050,13 @@
       <w:sz w:val="44"/>
     </w:rPr>
   </w:style>
-  <w:style w:type="paragraph" w:styleId="Heading2">
+  <w:style w:type="paragraph" w:styleId="3">
     <w:name w:val="heading 2"/>
-    <w:basedOn w:val="Normal"/>
-    <w:next w:val="Normal"/>
+    <w:basedOn w:val="1"/>
+    <w:next w:val="1"/>
     <w:unhideWhenUsed/>
     <w:qFormat/>
+    <w:uiPriority w:val="0"/>
     <w:pPr>
       <w:keepNext/>
       <w:keepLines/>
@@ -9248,18 +9069,19 @@
       <w:outlineLvl w:val="1"/>
     </w:pPr>
     <w:rPr>
-      <w:rFonts w:ascii="Arial" w:eastAsia="黑体" w:hAnsi="Arial"/>
+      <w:rFonts w:ascii="Arial" w:hAnsi="Arial" w:eastAsia="黑体"/>
       <w:b/>
       <w:sz w:val="32"/>
     </w:rPr>
   </w:style>
-  <w:style w:type="paragraph" w:styleId="Heading3">
+  <w:style w:type="paragraph" w:styleId="4">
     <w:name w:val="heading 3"/>
-    <w:basedOn w:val="Normal"/>
-    <w:next w:val="Normal"/>
+    <w:basedOn w:val="1"/>
+    <w:next w:val="1"/>
     <w:semiHidden/>
     <w:unhideWhenUsed/>
     <w:qFormat/>
+    <w:uiPriority w:val="0"/>
     <w:pPr>
       <w:keepNext/>
       <w:keepLines/>
@@ -9276,12 +9098,13 @@
       <w:sz w:val="32"/>
     </w:rPr>
   </w:style>
-  <w:style w:type="paragraph" w:styleId="Heading4">
+  <w:style w:type="paragraph" w:styleId="5">
     <w:name w:val="heading 4"/>
-    <w:basedOn w:val="Normal"/>
-    <w:next w:val="Normal"/>
+    <w:basedOn w:val="1"/>
+    <w:next w:val="1"/>
     <w:unhideWhenUsed/>
     <w:qFormat/>
+    <w:uiPriority w:val="0"/>
     <w:pPr>
       <w:keepNext/>
       <w:keepLines/>
@@ -9294,18 +9117,19 @@
       <w:outlineLvl w:val="3"/>
     </w:pPr>
     <w:rPr>
-      <w:rFonts w:ascii="Arial" w:eastAsia="黑体" w:hAnsi="Arial"/>
+      <w:rFonts w:ascii="Arial" w:hAnsi="Arial" w:eastAsia="黑体"/>
       <w:b/>
       <w:sz w:val="28"/>
     </w:rPr>
   </w:style>
-  <w:style w:type="paragraph" w:styleId="Heading5">
+  <w:style w:type="paragraph" w:styleId="6">
     <w:name w:val="heading 5"/>
-    <w:basedOn w:val="Normal"/>
-    <w:next w:val="Normal"/>
+    <w:basedOn w:val="1"/>
+    <w:next w:val="1"/>
     <w:semiHidden/>
     <w:unhideWhenUsed/>
     <w:qFormat/>
+    <w:uiPriority w:val="0"/>
     <w:pPr>
       <w:keepNext/>
       <w:keepLines/>
@@ -9322,13 +9146,14 @@
       <w:sz w:val="28"/>
     </w:rPr>
   </w:style>
-  <w:style w:type="paragraph" w:styleId="Heading6">
+  <w:style w:type="paragraph" w:styleId="7">
     <w:name w:val="heading 6"/>
-    <w:basedOn w:val="Normal"/>
-    <w:next w:val="Normal"/>
+    <w:basedOn w:val="1"/>
+    <w:next w:val="1"/>
     <w:semiHidden/>
     <w:unhideWhenUsed/>
     <w:qFormat/>
+    <w:uiPriority w:val="0"/>
     <w:pPr>
       <w:keepNext/>
       <w:keepLines/>
@@ -9341,18 +9166,19 @@
       <w:outlineLvl w:val="5"/>
     </w:pPr>
     <w:rPr>
-      <w:rFonts w:ascii="Arial" w:eastAsia="黑体" w:hAnsi="Arial"/>
+      <w:rFonts w:ascii="Arial" w:hAnsi="Arial" w:eastAsia="黑体"/>
       <w:b/>
       <w:sz w:val="24"/>
     </w:rPr>
   </w:style>
-  <w:style w:type="paragraph" w:styleId="Heading7">
+  <w:style w:type="paragraph" w:styleId="8">
     <w:name w:val="heading 7"/>
-    <w:basedOn w:val="Normal"/>
-    <w:next w:val="Normal"/>
+    <w:basedOn w:val="1"/>
+    <w:next w:val="1"/>
     <w:semiHidden/>
     <w:unhideWhenUsed/>
     <w:qFormat/>
+    <w:uiPriority w:val="0"/>
     <w:pPr>
       <w:keepNext/>
       <w:keepLines/>
@@ -9369,13 +9195,14 @@
       <w:sz w:val="24"/>
     </w:rPr>
   </w:style>
-  <w:style w:type="paragraph" w:styleId="Heading8">
+  <w:style w:type="paragraph" w:styleId="9">
     <w:name w:val="heading 8"/>
-    <w:basedOn w:val="Normal"/>
-    <w:next w:val="Normal"/>
+    <w:basedOn w:val="1"/>
+    <w:next w:val="1"/>
     <w:semiHidden/>
     <w:unhideWhenUsed/>
     <w:qFormat/>
+    <w:uiPriority w:val="0"/>
     <w:pPr>
       <w:keepNext/>
       <w:keepLines/>
@@ -9388,17 +9215,18 @@
       <w:outlineLvl w:val="7"/>
     </w:pPr>
     <w:rPr>
-      <w:rFonts w:ascii="Arial" w:eastAsia="黑体" w:hAnsi="Arial"/>
+      <w:rFonts w:ascii="Arial" w:hAnsi="Arial" w:eastAsia="黑体"/>
       <w:sz w:val="24"/>
     </w:rPr>
   </w:style>
-  <w:style w:type="paragraph" w:styleId="Heading9">
+  <w:style w:type="paragraph" w:styleId="10">
     <w:name w:val="heading 9"/>
-    <w:basedOn w:val="Normal"/>
-    <w:next w:val="Normal"/>
+    <w:basedOn w:val="1"/>
+    <w:next w:val="1"/>
     <w:semiHidden/>
     <w:unhideWhenUsed/>
     <w:qFormat/>
+    <w:uiPriority w:val="0"/>
     <w:pPr>
       <w:keepNext/>
       <w:keepLines/>
@@ -9411,19 +9239,21 @@
       <w:outlineLvl w:val="8"/>
     </w:pPr>
     <w:rPr>
-      <w:rFonts w:ascii="Arial" w:eastAsia="黑体" w:hAnsi="Arial"/>
+      <w:rFonts w:ascii="Arial" w:hAnsi="Arial" w:eastAsia="黑体"/>
       <w:sz w:val="21"/>
     </w:rPr>
   </w:style>
-  <w:style w:type="character" w:default="1" w:styleId="DefaultParagraphFont">
+  <w:style w:type="character" w:default="1" w:styleId="22">
     <w:name w:val="Default Paragraph Font"/>
     <w:semiHidden/>
     <w:qFormat/>
+    <w:uiPriority w:val="0"/>
   </w:style>
-  <w:style w:type="table" w:default="1" w:styleId="TableNormal">
+  <w:style w:type="table" w:default="1" w:styleId="20">
     <w:name w:val="Normal Table"/>
     <w:semiHidden/>
     <w:qFormat/>
+    <w:uiPriority w:val="0"/>
     <w:tblPr>
       <w:tblCellMar>
         <w:top w:w="0" w:type="dxa"/>
@@ -9433,39 +9263,43 @@
       </w:tblCellMar>
     </w:tblPr>
   </w:style>
-  <w:style w:type="paragraph" w:styleId="CommentText">
+  <w:style w:type="paragraph" w:styleId="11">
     <w:name w:val="annotation text"/>
-    <w:basedOn w:val="Normal"/>
+    <w:basedOn w:val="1"/>
     <w:qFormat/>
+    <w:uiPriority w:val="0"/>
     <w:pPr>
       <w:jc w:val="left"/>
     </w:pPr>
   </w:style>
-  <w:style w:type="paragraph" w:styleId="BodyText">
+  <w:style w:type="paragraph" w:styleId="12">
     <w:name w:val="Body Text"/>
-    <w:basedOn w:val="Normal"/>
+    <w:basedOn w:val="1"/>
     <w:semiHidden/>
     <w:qFormat/>
+    <w:uiPriority w:val="0"/>
     <w:rPr>
-      <w:rFonts w:ascii="Arial" w:eastAsia="Arial" w:hAnsi="Arial" w:cs="Arial"/>
+      <w:rFonts w:ascii="Arial" w:hAnsi="Arial" w:eastAsia="Arial" w:cs="Arial"/>
       <w:sz w:val="21"/>
       <w:szCs w:val="21"/>
       <w:lang w:val="en-US" w:eastAsia="en-US" w:bidi="ar-SA"/>
     </w:rPr>
   </w:style>
-  <w:style w:type="paragraph" w:styleId="TOC3">
+  <w:style w:type="paragraph" w:styleId="13">
     <w:name w:val="toc 3"/>
-    <w:basedOn w:val="Normal"/>
-    <w:next w:val="Normal"/>
+    <w:basedOn w:val="1"/>
+    <w:next w:val="1"/>
     <w:qFormat/>
+    <w:uiPriority w:val="0"/>
     <w:pPr>
       <w:ind w:left="840" w:leftChars="400"/>
     </w:pPr>
   </w:style>
-  <w:style w:type="paragraph" w:styleId="Footer">
+  <w:style w:type="paragraph" w:styleId="14">
     <w:name w:val="footer"/>
-    <w:basedOn w:val="Normal"/>
+    <w:basedOn w:val="1"/>
     <w:qFormat/>
+    <w:uiPriority w:val="0"/>
     <w:pPr>
       <w:tabs>
         <w:tab w:val="center" w:pos="4153"/>
@@ -9478,16 +9312,17 @@
       <w:sz w:val="18"/>
     </w:rPr>
   </w:style>
-  <w:style w:type="paragraph" w:styleId="Header">
+  <w:style w:type="paragraph" w:styleId="15">
     <w:name w:val="header"/>
-    <w:basedOn w:val="Normal"/>
+    <w:basedOn w:val="1"/>
     <w:qFormat/>
+    <w:uiPriority w:val="0"/>
     <w:pPr>
       <w:pBdr>
-        <w:top w:val="nil"/>
-        <w:left w:val="nil"/>
-        <w:bottom w:val="nil"/>
-        <w:right w:val="nil"/>
+        <w:top w:val="none" w:color="auto" w:sz="0" w:space="0"/>
+        <w:left w:val="none" w:color="auto" w:sz="0" w:space="0"/>
+        <w:bottom w:val="none" w:color="auto" w:sz="0" w:space="0"/>
+        <w:right w:val="none" w:color="auto" w:sz="0" w:space="0"/>
       </w:pBdr>
       <w:tabs>
         <w:tab w:val="center" w:pos="4153"/>
@@ -9502,37 +9337,41 @@
       <w:sz w:val="18"/>
     </w:rPr>
   </w:style>
-  <w:style w:type="paragraph" w:styleId="TOC1">
+  <w:style w:type="paragraph" w:styleId="16">
     <w:name w:val="toc 1"/>
-    <w:basedOn w:val="Normal"/>
-    <w:next w:val="Normal"/>
+    <w:basedOn w:val="1"/>
+    <w:next w:val="1"/>
     <w:qFormat/>
+    <w:uiPriority w:val="0"/>
     <w:rPr>
-      <w:rFonts w:ascii="Arial" w:eastAsia="Microsoft JhengHei" w:hAnsi="Arial"/>
+      <w:rFonts w:ascii="Arial" w:hAnsi="Arial" w:eastAsia="Microsoft JhengHei"/>
       <w:sz w:val="24"/>
     </w:rPr>
   </w:style>
-  <w:style w:type="paragraph" w:styleId="TOC2">
+  <w:style w:type="paragraph" w:styleId="17">
     <w:name w:val="toc 2"/>
-    <w:basedOn w:val="Normal"/>
-    <w:next w:val="Normal"/>
+    <w:basedOn w:val="1"/>
+    <w:next w:val="1"/>
     <w:qFormat/>
+    <w:uiPriority w:val="0"/>
     <w:pPr>
       <w:ind w:left="420" w:leftChars="200"/>
     </w:pPr>
   </w:style>
-  <w:style w:type="paragraph" w:styleId="NormalWeb">
+  <w:style w:type="paragraph" w:styleId="18">
     <w:name w:val="Normal (Web)"/>
-    <w:basedOn w:val="Normal"/>
+    <w:basedOn w:val="1"/>
     <w:qFormat/>
+    <w:uiPriority w:val="0"/>
     <w:rPr>
       <w:sz w:val="24"/>
     </w:rPr>
   </w:style>
-  <w:style w:type="paragraph" w:styleId="Title">
+  <w:style w:type="paragraph" w:styleId="19">
     <w:name w:val="Title"/>
-    <w:basedOn w:val="Normal"/>
+    <w:basedOn w:val="1"/>
     <w:qFormat/>
+    <w:uiPriority w:val="0"/>
     <w:pPr>
       <w:spacing w:before="240" w:beforeLines="0" w:beforeAutospacing="0" w:after="60" w:afterLines="0" w:afterAutospacing="0"/>
       <w:jc w:val="center"/>
@@ -9544,68 +9383,73 @@
       <w:sz w:val="32"/>
     </w:rPr>
   </w:style>
-  <w:style w:type="table" w:styleId="TableGrid">
+  <w:style w:type="table" w:styleId="21">
     <w:name w:val="Table Grid"/>
-    <w:basedOn w:val="TableNormal"/>
+    <w:basedOn w:val="20"/>
     <w:qFormat/>
+    <w:uiPriority w:val="0"/>
     <w:pPr>
       <w:widowControl w:val="0"/>
       <w:jc w:val="both"/>
     </w:pPr>
     <w:tblPr>
       <w:tblBorders>
-        <w:top w:val="single" w:sz="4" w:space="0" w:color="auto"/>
-        <w:left w:val="single" w:sz="4" w:space="0" w:color="auto"/>
-        <w:bottom w:val="single" w:sz="4" w:space="0" w:color="auto"/>
-        <w:right w:val="single" w:sz="4" w:space="0" w:color="auto"/>
-        <w:insideH w:val="single" w:sz="4" w:space="0" w:color="auto"/>
-        <w:insideV w:val="single" w:sz="4" w:space="0" w:color="auto"/>
+        <w:top w:val="single" w:color="auto" w:sz="4" w:space="0"/>
+        <w:left w:val="single" w:color="auto" w:sz="4" w:space="0"/>
+        <w:bottom w:val="single" w:color="auto" w:sz="4" w:space="0"/>
+        <w:right w:val="single" w:color="auto" w:sz="4" w:space="0"/>
+        <w:insideH w:val="single" w:color="auto" w:sz="4" w:space="0"/>
+        <w:insideV w:val="single" w:color="auto" w:sz="4" w:space="0"/>
       </w:tblBorders>
     </w:tblPr>
   </w:style>
-  <w:style w:type="character" w:styleId="Strong">
+  <w:style w:type="character" w:styleId="23">
     <w:name w:val="Strong"/>
-    <w:basedOn w:val="DefaultParagraphFont"/>
+    <w:basedOn w:val="22"/>
     <w:qFormat/>
+    <w:uiPriority w:val="0"/>
     <w:rPr>
       <w:b/>
     </w:rPr>
   </w:style>
-  <w:style w:type="paragraph" w:customStyle="1" w:styleId="a">
+  <w:style w:type="paragraph" w:customStyle="1" w:styleId="24">
     <w:name w:val="柴_公司名"/>
-    <w:basedOn w:val="Title"/>
+    <w:basedOn w:val="19"/>
     <w:qFormat/>
+    <w:uiPriority w:val="0"/>
     <w:pPr>
       <w:spacing w:after="600" w:afterLines="600"/>
     </w:pPr>
     <w:rPr>
-      <w:rFonts w:ascii="宋体" w:eastAsia="宋体" w:hAnsi="宋体" w:cs="宋体" w:hint="eastAsia"/>
+      <w:rFonts w:hint="eastAsia" w:ascii="宋体" w:hAnsi="宋体" w:eastAsia="宋体" w:cs="宋体"/>
       <w:bCs/>
       <w:spacing w:val="-6"/>
       <w:sz w:val="52"/>
       <w:szCs w:val="52"/>
     </w:rPr>
   </w:style>
-  <w:style w:type="paragraph" w:customStyle="1" w:styleId="a0">
+  <w:style w:type="paragraph" w:customStyle="1" w:styleId="25">
     <w:name w:val="柴_文档名"/>
-    <w:basedOn w:val="Title"/>
+    <w:basedOn w:val="19"/>
     <w:qFormat/>
+    <w:uiPriority w:val="0"/>
     <w:pPr>
       <w:spacing w:after="900" w:afterLines="900"/>
     </w:pPr>
     <w:rPr>
-      <w:rFonts w:ascii="黑体" w:eastAsia="黑体" w:hAnsi="黑体" w:cs="黑体"/>
+      <w:rFonts w:ascii="黑体" w:hAnsi="黑体" w:eastAsia="黑体" w:cs="黑体"/>
       <w:bCs/>
       <w:spacing w:val="-7"/>
       <w:sz w:val="52"/>
       <w:szCs w:val="52"/>
     </w:rPr>
   </w:style>
-  <w:style w:type="table" w:customStyle="1" w:styleId="TableNormal0">
+  <w:style w:type="table" w:customStyle="1" w:styleId="26">
     <w:name w:val="Table Normal_0"/>
     <w:semiHidden/>
     <w:unhideWhenUsed/>
     <w:qFormat/>
+    <w:uiPriority w:val="0"/>
     <w:tblPr>
       <w:tblCellMar>
         <w:top w:w="0" w:type="dxa"/>
@@ -9615,81 +9459,87 @@
       </w:tblCellMar>
     </w:tblPr>
   </w:style>
-  <w:style w:type="paragraph" w:customStyle="1" w:styleId="TableText">
+  <w:style w:type="paragraph" w:customStyle="1" w:styleId="27">
     <w:name w:val="Table Text"/>
-    <w:basedOn w:val="Normal"/>
+    <w:basedOn w:val="1"/>
     <w:semiHidden/>
     <w:qFormat/>
+    <w:uiPriority w:val="0"/>
     <w:rPr>
-      <w:rFonts w:ascii="宋体" w:eastAsia="宋体" w:hAnsi="宋体" w:cs="宋体"/>
+      <w:rFonts w:ascii="宋体" w:hAnsi="宋体" w:eastAsia="宋体" w:cs="宋体"/>
       <w:sz w:val="21"/>
       <w:szCs w:val="21"/>
       <w:lang w:val="en-US" w:eastAsia="en-US" w:bidi="ar-SA"/>
     </w:rPr>
   </w:style>
-  <w:style w:type="paragraph" w:customStyle="1" w:styleId="1">
+  <w:style w:type="paragraph" w:customStyle="1" w:styleId="28">
     <w:name w:val="柴_标题1"/>
-    <w:basedOn w:val="Heading1"/>
-    <w:next w:val="a1"/>
-    <w:link w:val="1Char"/>
+    <w:basedOn w:val="2"/>
+    <w:next w:val="29"/>
+    <w:link w:val="38"/>
     <w:qFormat/>
+    <w:uiPriority w:val="0"/>
     <w:pPr>
       <w:spacing w:before="100" w:after="90" w:line="360" w:lineRule="auto"/>
     </w:pPr>
     <w:rPr>
-      <w:rFonts w:ascii="Arial" w:eastAsia="宋体" w:hAnsi="Arial"/>
+      <w:rFonts w:ascii="Arial" w:hAnsi="Arial" w:eastAsia="宋体"/>
       <w:sz w:val="32"/>
     </w:rPr>
   </w:style>
-  <w:style w:type="paragraph" w:customStyle="1" w:styleId="a1">
+  <w:style w:type="paragraph" w:customStyle="1" w:styleId="29">
     <w:name w:val="柴_正文"/>
-    <w:basedOn w:val="BodyText"/>
-    <w:link w:val="Char"/>
+    <w:basedOn w:val="12"/>
+    <w:link w:val="42"/>
     <w:qFormat/>
+    <w:uiPriority w:val="0"/>
     <w:pPr>
       <w:spacing w:line="360" w:lineRule="auto"/>
       <w:ind w:firstLine="470" w:firstLineChars="200"/>
     </w:pPr>
     <w:rPr>
-      <w:rFonts w:ascii="Arial" w:eastAsia="宋体" w:hAnsi="Arial"/>
+      <w:rFonts w:ascii="Arial" w:hAnsi="Arial" w:eastAsia="宋体"/>
       <w:sz w:val="24"/>
       <w:lang w:eastAsia="zh-CN"/>
     </w:rPr>
   </w:style>
-  <w:style w:type="paragraph" w:customStyle="1" w:styleId="2">
+  <w:style w:type="paragraph" w:customStyle="1" w:styleId="30">
     <w:name w:val="柴_标题2"/>
-    <w:basedOn w:val="Heading2"/>
-    <w:next w:val="a1"/>
+    <w:basedOn w:val="3"/>
+    <w:next w:val="29"/>
     <w:qFormat/>
+    <w:uiPriority w:val="0"/>
     <w:pPr>
       <w:spacing w:line="360" w:lineRule="auto"/>
     </w:pPr>
     <w:rPr>
-      <w:rFonts w:ascii="Arial" w:eastAsia="宋体" w:hAnsi="Arial"/>
+      <w:rFonts w:ascii="Arial" w:hAnsi="Arial" w:eastAsia="宋体"/>
       <w:sz w:val="28"/>
     </w:rPr>
   </w:style>
-  <w:style w:type="paragraph" w:customStyle="1" w:styleId="3">
+  <w:style w:type="paragraph" w:customStyle="1" w:styleId="31">
     <w:name w:val="柴_标题3"/>
-    <w:basedOn w:val="Heading3"/>
-    <w:next w:val="a1"/>
+    <w:basedOn w:val="4"/>
+    <w:next w:val="29"/>
     <w:qFormat/>
+    <w:uiPriority w:val="0"/>
     <w:pPr>
       <w:spacing w:line="360" w:lineRule="auto"/>
       <w:ind w:left="0" w:firstLine="472" w:firstLineChars="200"/>
     </w:pPr>
     <w:rPr>
-      <w:rFonts w:ascii="宋体" w:eastAsia="宋体" w:hAnsi="宋体" w:cs="宋体"/>
+      <w:rFonts w:ascii="宋体" w:hAnsi="宋体" w:eastAsia="宋体" w:cs="宋体"/>
       <w:spacing w:val="-2"/>
       <w:sz w:val="24"/>
       <w:szCs w:val="24"/>
     </w:rPr>
   </w:style>
-  <w:style w:type="paragraph" w:customStyle="1" w:styleId="a2">
+  <w:style w:type="paragraph" w:customStyle="1" w:styleId="32">
     <w:name w:val="柴_目录"/>
-    <w:basedOn w:val="Normal"/>
-    <w:next w:val="BodyText"/>
+    <w:basedOn w:val="1"/>
+    <w:next w:val="12"/>
     <w:qFormat/>
+    <w:uiPriority w:val="0"/>
     <w:pPr>
       <w:tabs>
         <w:tab w:val="right" w:leader="dot" w:pos="8442"/>
@@ -9697,59 +9547,64 @@
       <w:ind w:left="0" w:leftChars="0"/>
     </w:pPr>
     <w:rPr>
-      <w:rFonts w:ascii="Arial" w:eastAsia="Microsoft JhengHei" w:hAnsi="Arial"/>
+      <w:rFonts w:ascii="Arial" w:hAnsi="Arial" w:eastAsia="Microsoft JhengHei"/>
       <w:sz w:val="24"/>
     </w:rPr>
   </w:style>
-  <w:style w:type="paragraph" w:customStyle="1" w:styleId="WPSOffice1">
+  <w:style w:type="paragraph" w:customStyle="1" w:styleId="33">
     <w:name w:val="WPSOffice手动目录 1"/>
     <w:qFormat/>
+    <w:uiPriority w:val="0"/>
     <w:pPr>
       <w:ind w:leftChars="0"/>
     </w:pPr>
     <w:rPr>
-      <w:rFonts w:ascii="Times New Roman" w:eastAsia="宋体" w:hAnsi="Times New Roman" w:cs="Times New Roman"/>
+      <w:rFonts w:ascii="Times New Roman" w:hAnsi="Times New Roman" w:eastAsia="宋体" w:cs="Times New Roman"/>
       <w:sz w:val="20"/>
       <w:szCs w:val="20"/>
     </w:rPr>
   </w:style>
-  <w:style w:type="paragraph" w:customStyle="1" w:styleId="WPSOffice2">
+  <w:style w:type="paragraph" w:customStyle="1" w:styleId="34">
     <w:name w:val="WPSOffice手动目录 2"/>
     <w:qFormat/>
+    <w:uiPriority w:val="0"/>
     <w:pPr>
       <w:ind w:leftChars="200"/>
     </w:pPr>
     <w:rPr>
-      <w:rFonts w:ascii="Times New Roman" w:eastAsia="宋体" w:hAnsi="Times New Roman" w:cs="Times New Roman"/>
+      <w:rFonts w:ascii="Times New Roman" w:hAnsi="Times New Roman" w:eastAsia="宋体" w:cs="Times New Roman"/>
       <w:sz w:val="20"/>
       <w:szCs w:val="20"/>
     </w:rPr>
   </w:style>
-  <w:style w:type="paragraph" w:customStyle="1" w:styleId="WPSOffice3">
+  <w:style w:type="paragraph" w:customStyle="1" w:styleId="35">
     <w:name w:val="WPSOffice手动目录 3"/>
     <w:qFormat/>
+    <w:uiPriority w:val="0"/>
     <w:pPr>
       <w:ind w:leftChars="400"/>
     </w:pPr>
     <w:rPr>
-      <w:rFonts w:ascii="Times New Roman" w:eastAsia="宋体" w:hAnsi="Times New Roman" w:cs="Times New Roman"/>
+      <w:rFonts w:ascii="Times New Roman" w:hAnsi="Times New Roman" w:eastAsia="宋体" w:cs="Times New Roman"/>
       <w:sz w:val="20"/>
       <w:szCs w:val="20"/>
     </w:rPr>
   </w:style>
-  <w:style w:type="paragraph" w:customStyle="1" w:styleId="Compact">
+  <w:style w:type="paragraph" w:customStyle="1" w:styleId="36">
     <w:name w:val="Compact"/>
-    <w:basedOn w:val="BodyText"/>
+    <w:basedOn w:val="12"/>
     <w:qFormat/>
+    <w:uiPriority w:val="0"/>
     <w:pPr>
       <w:spacing w:before="36" w:after="36"/>
     </w:pPr>
   </w:style>
-  <w:style w:type="table" w:customStyle="1" w:styleId="Table">
+  <w:style w:type="table" w:customStyle="1" w:styleId="37">
     <w:name w:val="Table"/>
     <w:semiHidden/>
     <w:unhideWhenUsed/>
     <w:qFormat/>
+    <w:uiPriority w:val="0"/>
     <w:tblPr>
       <w:tblCellMar>
         <w:top w:w="0" w:type="dxa"/>
@@ -9761,26 +9616,28 @@
     <w:tblStylePr w:type="firstRow">
       <w:tcPr>
         <w:tcBorders>
-          <w:bottom w:val="single" w:sz="0" w:space="0" w:color="auto"/>
+          <w:bottom w:val="single" w:color="auto" w:sz="0" w:space="0"/>
         </w:tcBorders>
         <w:vAlign w:val="bottom"/>
       </w:tcPr>
     </w:tblStylePr>
   </w:style>
-  <w:style w:type="character" w:customStyle="1" w:styleId="1Char">
+  <w:style w:type="character" w:customStyle="1" w:styleId="38">
     <w:name w:val="柴_标题1 Char"/>
-    <w:link w:val="1"/>
+    <w:link w:val="28"/>
     <w:qFormat/>
+    <w:uiPriority w:val="0"/>
     <w:rPr>
-      <w:rFonts w:ascii="Arial" w:eastAsia="宋体" w:hAnsi="Arial"/>
+      <w:rFonts w:ascii="Arial" w:hAnsi="Arial" w:eastAsia="宋体"/>
       <w:sz w:val="32"/>
     </w:rPr>
   </w:style>
-  <w:style w:type="table" w:customStyle="1" w:styleId="TableNormal1">
+  <w:style w:type="table" w:customStyle="1" w:styleId="39">
     <w:name w:val="Table Normal_1"/>
     <w:semiHidden/>
     <w:unhideWhenUsed/>
     <w:qFormat/>
+    <w:uiPriority w:val="0"/>
     <w:tblPr>
       <w:tblCellMar>
         <w:top w:w="0" w:type="dxa"/>
@@ -9790,10 +9647,11 @@
       </w:tblCellMar>
     </w:tblPr>
   </w:style>
-  <w:style w:type="paragraph" w:customStyle="1" w:styleId="a3">
+  <w:style w:type="paragraph" w:customStyle="1" w:styleId="40">
     <w:name w:val="柴_正文_无缩进"/>
-    <w:basedOn w:val="Normal"/>
+    <w:basedOn w:val="1"/>
     <w:qFormat/>
+    <w:uiPriority w:val="0"/>
     <w:pPr>
       <w:ind w:firstLine="0" w:firstLineChars="0"/>
     </w:pPr>
@@ -9803,29 +9661,31 @@
       <w:lang w:eastAsia="zh-CN"/>
     </w:rPr>
   </w:style>
-  <w:style w:type="paragraph" w:customStyle="1" w:styleId="4">
+  <w:style w:type="paragraph" w:customStyle="1" w:styleId="41">
     <w:name w:val="柴_标题4"/>
-    <w:basedOn w:val="Heading4"/>
-    <w:next w:val="Normal"/>
+    <w:basedOn w:val="5"/>
+    <w:next w:val="1"/>
     <w:qFormat/>
+    <w:uiPriority w:val="0"/>
     <w:pPr>
       <w:widowControl w:val="0"/>
       <w:spacing w:before="160" w:line="360" w:lineRule="auto"/>
-      <w:ind w:left="981" w:hanging="862" w:leftChars="300"/>
+      <w:ind w:left="981" w:leftChars="300" w:hanging="862"/>
     </w:pPr>
     <w:rPr>
-      <w:rFonts w:ascii="Calibri" w:eastAsia="宋体" w:hAnsi="Calibri" w:cs="宋体" w:hint="eastAsia"/>
+      <w:rFonts w:hint="eastAsia" w:ascii="Calibri" w:hAnsi="Calibri" w:eastAsia="宋体" w:cs="宋体"/>
       <w:sz w:val="24"/>
       <w:szCs w:val="24"/>
       <w:lang w:eastAsia="zh-CN" w:bidi="zh-CN"/>
     </w:rPr>
   </w:style>
-  <w:style w:type="character" w:customStyle="1" w:styleId="Char">
+  <w:style w:type="character" w:customStyle="1" w:styleId="42">
     <w:name w:val="柴_正文 Char"/>
-    <w:link w:val="a1"/>
+    <w:link w:val="29"/>
     <w:qFormat/>
+    <w:uiPriority w:val="0"/>
     <w:rPr>
-      <w:rFonts w:ascii="Arial" w:eastAsia="宋体" w:hAnsi="Arial"/>
+      <w:rFonts w:ascii="Arial" w:hAnsi="Arial" w:eastAsia="宋体"/>
       <w:sz w:val="24"/>
       <w:lang w:eastAsia="zh-CN"/>
     </w:rPr>
